--- a/srDesign_Requirements.docx
+++ b/srDesign_Requirements.docx
@@ -4,6 +4,188 @@
   <w:body>
     <w:p>
       <w:pPr>
+        <w:pStyle w:val="Title"/>
+        <w:pBdr>
+          <w:bottom w:val="single" w:sz="8" w:space="3" w:color="4F81BD" w:themeColor="accent1"/>
+        </w:pBdr>
+        <w:jc w:val="right"/>
+      </w:pPr>
+      <w:r>
+        <w:rPr>
+          <w:noProof/>
+        </w:rPr>
+        <w:drawing>
+          <wp:inline distT="0" distB="0" distL="0" distR="0" wp14:anchorId="206B417F" wp14:editId="4DBC760F">
+            <wp:extent cx="2539683" cy="850794"/>
+            <wp:effectExtent l="0" t="0" r="0" b="6985"/>
+            <wp:docPr id="3" name="Picture 3"/>
+            <wp:cNvGraphicFramePr>
+              <a:graphicFrameLocks xmlns:a="http://schemas.openxmlformats.org/drawingml/2006/main" noChangeAspect="1"/>
+            </wp:cNvGraphicFramePr>
+            <a:graphic xmlns:a="http://schemas.openxmlformats.org/drawingml/2006/main">
+              <a:graphicData uri="http://schemas.openxmlformats.org/drawingml/2006/picture">
+                <pic:pic xmlns:pic="http://schemas.openxmlformats.org/drawingml/2006/picture">
+                  <pic:nvPicPr>
+                    <pic:cNvPr id="0" name="innovative-systems.png"/>
+                    <pic:cNvPicPr/>
+                  </pic:nvPicPr>
+                  <pic:blipFill>
+                    <a:blip r:embed="rId7">
+                      <a:extLst>
+                        <a:ext uri="{28A0092B-C50C-407E-A947-70E740481C1C}">
+                          <a14:useLocalDpi xmlns:a14="http://schemas.microsoft.com/office/drawing/2010/main" val="0"/>
+                        </a:ext>
+                      </a:extLst>
+                    </a:blip>
+                    <a:stretch>
+                      <a:fillRect/>
+                    </a:stretch>
+                  </pic:blipFill>
+                  <pic:spPr>
+                    <a:xfrm>
+                      <a:off x="0" y="0"/>
+                      <a:ext cx="2539683" cy="850794"/>
+                    </a:xfrm>
+                    <a:prstGeom prst="rect">
+                      <a:avLst/>
+                    </a:prstGeom>
+                  </pic:spPr>
+                </pic:pic>
+              </a:graphicData>
+            </a:graphic>
+          </wp:inline>
+        </w:drawing>
+      </w:r>
+    </w:p>
+    <w:p>
+      <w:pPr>
+        <w:pStyle w:val="Title"/>
+        <w:pBdr>
+          <w:bottom w:val="single" w:sz="8" w:space="3" w:color="4F81BD" w:themeColor="accent1"/>
+        </w:pBdr>
+        <w:jc w:val="right"/>
+      </w:pPr>
+    </w:p>
+    <w:p>
+      <w:pPr>
+        <w:pStyle w:val="Title"/>
+        <w:pBdr>
+          <w:bottom w:val="single" w:sz="8" w:space="3" w:color="4F81BD" w:themeColor="accent1"/>
+        </w:pBdr>
+        <w:jc w:val="right"/>
+      </w:pPr>
+      <w:r>
+        <w:t>Requirements Document</w:t>
+      </w:r>
+      <w:r>
+        <w:t xml:space="preserve"> </w:t>
+      </w:r>
+    </w:p>
+    <w:p>
+      <w:pPr>
+        <w:pStyle w:val="Subtitle"/>
+        <w:jc w:val="right"/>
+        <w:rPr>
+          <w:rStyle w:val="IntenseEmphasis"/>
+          <w:b w:val="0"/>
+          <w:bCs w:val="0"/>
+          <w:i w:val="0"/>
+        </w:rPr>
+      </w:pPr>
+      <w:r>
+        <w:rPr>
+          <w:rStyle w:val="IntenseEmphasis"/>
+          <w:b w:val="0"/>
+          <w:bCs w:val="0"/>
+          <w:i w:val="0"/>
+        </w:rPr>
+        <w:t>STBMF</w:t>
+      </w:r>
+    </w:p>
+    <w:p>
+      <w:pPr>
+        <w:pStyle w:val="Subtitle"/>
+        <w:jc w:val="right"/>
+        <w:rPr>
+          <w:rStyle w:val="IntenseEmphasis"/>
+          <w:b w:val="0"/>
+          <w:bCs w:val="0"/>
+          <w:i w:val="0"/>
+        </w:rPr>
+      </w:pPr>
+      <w:r>
+        <w:rPr>
+          <w:rStyle w:val="IntenseEmphasis"/>
+          <w:b w:val="0"/>
+          <w:bCs w:val="0"/>
+          <w:i w:val="0"/>
+        </w:rPr>
+        <w:t xml:space="preserve">David </w:t>
+      </w:r>
+      <w:proofErr w:type="spellStart"/>
+      <w:r>
+        <w:rPr>
+          <w:rStyle w:val="IntenseEmphasis"/>
+          <w:b w:val="0"/>
+          <w:bCs w:val="0"/>
+          <w:i w:val="0"/>
+        </w:rPr>
+        <w:t>Jarman</w:t>
+      </w:r>
+      <w:proofErr w:type="spellEnd"/>
+    </w:p>
+    <w:p>
+      <w:pPr>
+        <w:pStyle w:val="Subtitle"/>
+        <w:jc w:val="right"/>
+        <w:rPr>
+          <w:rStyle w:val="IntenseEmphasis"/>
+          <w:b w:val="0"/>
+          <w:bCs w:val="0"/>
+          <w:i w:val="0"/>
+        </w:rPr>
+      </w:pPr>
+      <w:r>
+        <w:rPr>
+          <w:rStyle w:val="IntenseEmphasis"/>
+          <w:b w:val="0"/>
+          <w:bCs w:val="0"/>
+          <w:i w:val="0"/>
+        </w:rPr>
+        <w:t xml:space="preserve">Kevin </w:t>
+      </w:r>
+      <w:proofErr w:type="spellStart"/>
+      <w:r>
+        <w:rPr>
+          <w:rStyle w:val="IntenseEmphasis"/>
+          <w:b w:val="0"/>
+          <w:bCs w:val="0"/>
+          <w:i w:val="0"/>
+        </w:rPr>
+        <w:t>Worner</w:t>
+      </w:r>
+      <w:proofErr w:type="spellEnd"/>
+    </w:p>
+    <w:p>
+      <w:pPr>
+        <w:pStyle w:val="Subtitle"/>
+        <w:jc w:val="right"/>
+        <w:rPr>
+          <w:i w:val="0"/>
+        </w:rPr>
+      </w:pPr>
+      <w:r>
+        <w:rPr>
+          <w:rStyle w:val="IntenseEmphasis"/>
+          <w:b w:val="0"/>
+          <w:bCs w:val="0"/>
+          <w:i w:val="0"/>
+        </w:rPr>
+        <w:t>Marshall Gaucher</w:t>
+      </w:r>
+    </w:p>
+    <w:p>
+      <w:pPr>
         <w:autoSpaceDE w:val="0"/>
         <w:autoSpaceDN w:val="0"/>
         <w:adjustRightInd w:val="0"/>
@@ -15,15 +197,20 @@
           <w:szCs w:val="29"/>
         </w:rPr>
       </w:pPr>
-      <w:r>
+    </w:p>
+    <w:p>
+      <w:pPr>
+        <w:autoSpaceDE w:val="0"/>
+        <w:autoSpaceDN w:val="0"/>
+        <w:adjustRightInd w:val="0"/>
+        <w:spacing w:after="0" w:line="240" w:lineRule="auto"/>
         <w:rPr>
           <w:rFonts w:ascii="CMSS12" w:hAnsi="CMSS12" w:cs="CMSS12"/>
           <w:color w:val="F7CE03"/>
           <w:sz w:val="29"/>
           <w:szCs w:val="29"/>
         </w:rPr>
-        <w:t>Requirements Document</w:t>
-      </w:r>
+      </w:pPr>
     </w:p>
     <w:p>
       <w:pPr>
@@ -32,17 +219,12 @@
         <w:adjustRightInd w:val="0"/>
         <w:spacing w:after="0" w:line="240" w:lineRule="auto"/>
         <w:rPr>
-          <w:rFonts w:ascii="CMSS10" w:hAnsi="CMSS10" w:cs="CMSS10"/>
-          <w:color w:val="000000"/>
-        </w:rPr>
-      </w:pPr>
-      <w:r>
-        <w:rPr>
-          <w:rFonts w:ascii="CMSS10" w:hAnsi="CMSS10" w:cs="CMSS10"/>
-          <w:color w:val="000000"/>
-        </w:rPr>
-        <w:t>This is a living document on the server that acts for the following:</w:t>
-      </w:r>
+          <w:rFonts w:ascii="CMSS12" w:hAnsi="CMSS12" w:cs="CMSS12"/>
+          <w:color w:val="F7CE03"/>
+          <w:sz w:val="29"/>
+          <w:szCs w:val="29"/>
+        </w:rPr>
+      </w:pPr>
     </w:p>
     <w:p>
       <w:pPr>
@@ -51,35 +233,12 @@
         <w:adjustRightInd w:val="0"/>
         <w:spacing w:after="0" w:line="240" w:lineRule="auto"/>
         <w:rPr>
-          <w:rFonts w:ascii="CMSS10" w:hAnsi="CMSS10" w:cs="CMSS10"/>
-          <w:color w:val="000000"/>
-        </w:rPr>
-      </w:pPr>
-      <w:r>
-        <w:rPr>
-          <w:rFonts w:ascii="MSAM10" w:hAnsi="MSAM10" w:cs="MSAM10"/>
-          <w:color w:val="333367"/>
-          <w:sz w:val="16"/>
-          <w:szCs w:val="16"/>
-        </w:rPr>
-        <w:t xml:space="preserve">I </w:t>
-      </w:r>
-      <w:proofErr w:type="gramStart"/>
-      <w:r>
-        <w:rPr>
-          <w:rFonts w:ascii="CMSS10" w:hAnsi="CMSS10" w:cs="CMSS10"/>
-          <w:color w:val="000000"/>
-        </w:rPr>
-        <w:t>The</w:t>
-      </w:r>
-      <w:proofErr w:type="gramEnd"/>
-      <w:r>
-        <w:rPr>
-          <w:rFonts w:ascii="CMSS10" w:hAnsi="CMSS10" w:cs="CMSS10"/>
-          <w:color w:val="000000"/>
-        </w:rPr>
-        <w:t xml:space="preserve"> repository of the project vision.</w:t>
-      </w:r>
+          <w:rFonts w:ascii="CMSS12" w:hAnsi="CMSS12" w:cs="CMSS12"/>
+          <w:color w:val="F7CE03"/>
+          <w:sz w:val="29"/>
+          <w:szCs w:val="29"/>
+        </w:rPr>
+      </w:pPr>
     </w:p>
     <w:p>
       <w:pPr>
@@ -88,35 +247,12 @@
         <w:adjustRightInd w:val="0"/>
         <w:spacing w:after="0" w:line="240" w:lineRule="auto"/>
         <w:rPr>
-          <w:rFonts w:ascii="CMSS10" w:hAnsi="CMSS10" w:cs="CMSS10"/>
-          <w:color w:val="000000"/>
-        </w:rPr>
-      </w:pPr>
-      <w:r>
-        <w:rPr>
-          <w:rFonts w:ascii="MSAM10" w:hAnsi="MSAM10" w:cs="MSAM10"/>
-          <w:color w:val="333367"/>
-          <w:sz w:val="16"/>
-          <w:szCs w:val="16"/>
-        </w:rPr>
-        <w:t xml:space="preserve">I </w:t>
-      </w:r>
-      <w:proofErr w:type="gramStart"/>
-      <w:r>
-        <w:rPr>
-          <w:rFonts w:ascii="CMSS10" w:hAnsi="CMSS10" w:cs="CMSS10"/>
-          <w:color w:val="000000"/>
-        </w:rPr>
-        <w:t>The</w:t>
-      </w:r>
-      <w:proofErr w:type="gramEnd"/>
-      <w:r>
-        <w:rPr>
-          <w:rFonts w:ascii="CMSS10" w:hAnsi="CMSS10" w:cs="CMSS10"/>
-          <w:color w:val="000000"/>
-        </w:rPr>
-        <w:t xml:space="preserve"> description of the client, concept of operations, and usage.</w:t>
-      </w:r>
+          <w:rFonts w:ascii="CMSS12" w:hAnsi="CMSS12" w:cs="CMSS12"/>
+          <w:color w:val="F7CE03"/>
+          <w:sz w:val="29"/>
+          <w:szCs w:val="29"/>
+        </w:rPr>
+      </w:pPr>
     </w:p>
     <w:p>
       <w:pPr>
@@ -125,28 +261,12 @@
         <w:adjustRightInd w:val="0"/>
         <w:spacing w:after="0" w:line="240" w:lineRule="auto"/>
         <w:rPr>
-          <w:rFonts w:ascii="CMSS10" w:hAnsi="CMSS10" w:cs="CMSS10"/>
-          <w:color w:val="000000"/>
-        </w:rPr>
-      </w:pPr>
-      <w:proofErr w:type="gramStart"/>
-      <w:r>
-        <w:rPr>
-          <w:rFonts w:ascii="MSAM10" w:hAnsi="MSAM10" w:cs="MSAM10"/>
-          <w:color w:val="333367"/>
-          <w:sz w:val="16"/>
-          <w:szCs w:val="16"/>
-        </w:rPr>
-        <w:t xml:space="preserve">I </w:t>
-      </w:r>
-      <w:r>
-        <w:rPr>
-          <w:rFonts w:ascii="CMSS10" w:hAnsi="CMSS10" w:cs="CMSS10"/>
-          <w:color w:val="000000"/>
-        </w:rPr>
-        <w:t>Common and public repository of user stories.</w:t>
-      </w:r>
-      <w:proofErr w:type="gramEnd"/>
+          <w:rFonts w:ascii="CMSS12" w:hAnsi="CMSS12" w:cs="CMSS12"/>
+          <w:color w:val="F7CE03"/>
+          <w:sz w:val="29"/>
+          <w:szCs w:val="29"/>
+        </w:rPr>
+      </w:pPr>
     </w:p>
     <w:p>
       <w:pPr>
@@ -155,35 +275,12 @@
         <w:adjustRightInd w:val="0"/>
         <w:spacing w:after="0" w:line="240" w:lineRule="auto"/>
         <w:rPr>
-          <w:rFonts w:ascii="CMSS10" w:hAnsi="CMSS10" w:cs="CMSS10"/>
-          <w:color w:val="000000"/>
-        </w:rPr>
-      </w:pPr>
-      <w:r>
-        <w:rPr>
-          <w:rFonts w:ascii="MSAM10" w:hAnsi="MSAM10" w:cs="MSAM10"/>
-          <w:color w:val="333367"/>
-          <w:sz w:val="16"/>
-          <w:szCs w:val="16"/>
-        </w:rPr>
-        <w:t xml:space="preserve">I </w:t>
-      </w:r>
-      <w:proofErr w:type="gramStart"/>
-      <w:r>
-        <w:rPr>
-          <w:rFonts w:ascii="CMSS10" w:hAnsi="CMSS10" w:cs="CMSS10"/>
-          <w:color w:val="000000"/>
-        </w:rPr>
-        <w:t>The</w:t>
-      </w:r>
-      <w:proofErr w:type="gramEnd"/>
-      <w:r>
-        <w:rPr>
-          <w:rFonts w:ascii="CMSS10" w:hAnsi="CMSS10" w:cs="CMSS10"/>
-          <w:color w:val="000000"/>
-        </w:rPr>
-        <w:t xml:space="preserve"> tests for the user stories.</w:t>
-      </w:r>
+          <w:rFonts w:ascii="CMSS12" w:hAnsi="CMSS12" w:cs="CMSS12"/>
+          <w:color w:val="F7CE03"/>
+          <w:sz w:val="29"/>
+          <w:szCs w:val="29"/>
+        </w:rPr>
+      </w:pPr>
     </w:p>
     <w:p>
       <w:pPr>
@@ -192,35 +289,12 @@
         <w:adjustRightInd w:val="0"/>
         <w:spacing w:after="0" w:line="240" w:lineRule="auto"/>
         <w:rPr>
-          <w:rFonts w:ascii="CMSS10" w:hAnsi="CMSS10" w:cs="CMSS10"/>
-          <w:color w:val="000000"/>
-        </w:rPr>
-      </w:pPr>
-      <w:r>
-        <w:rPr>
-          <w:rFonts w:ascii="MSAM10" w:hAnsi="MSAM10" w:cs="MSAM10"/>
-          <w:color w:val="333367"/>
-          <w:sz w:val="16"/>
-          <w:szCs w:val="16"/>
-        </w:rPr>
-        <w:t xml:space="preserve">I </w:t>
-      </w:r>
-      <w:proofErr w:type="gramStart"/>
-      <w:r>
-        <w:rPr>
-          <w:rFonts w:ascii="CMSS10" w:hAnsi="CMSS10" w:cs="CMSS10"/>
-          <w:color w:val="000000"/>
-        </w:rPr>
-        <w:t>The</w:t>
-      </w:r>
-      <w:proofErr w:type="gramEnd"/>
-      <w:r>
-        <w:rPr>
-          <w:rFonts w:ascii="CMSS10" w:hAnsi="CMSS10" w:cs="CMSS10"/>
-          <w:color w:val="000000"/>
-        </w:rPr>
-        <w:t xml:space="preserve"> reference document for the user contract which states you will</w:t>
-      </w:r>
+          <w:rFonts w:ascii="CMSS12" w:hAnsi="CMSS12" w:cs="CMSS12"/>
+          <w:color w:val="F7CE03"/>
+          <w:sz w:val="29"/>
+          <w:szCs w:val="29"/>
+        </w:rPr>
+      </w:pPr>
     </w:p>
     <w:p>
       <w:pPr>
@@ -229,26 +303,12 @@
         <w:adjustRightInd w:val="0"/>
         <w:spacing w:after="0" w:line="240" w:lineRule="auto"/>
         <w:rPr>
-          <w:rFonts w:ascii="CMSS10" w:hAnsi="CMSS10" w:cs="CMSS10"/>
-          <w:color w:val="000000"/>
-        </w:rPr>
-      </w:pPr>
-      <w:proofErr w:type="gramStart"/>
-      <w:r>
-        <w:rPr>
-          <w:rFonts w:ascii="CMSS10" w:hAnsi="CMSS10" w:cs="CMSS10"/>
-          <w:color w:val="000000"/>
-        </w:rPr>
-        <w:t>implement</w:t>
-      </w:r>
-      <w:proofErr w:type="gramEnd"/>
-      <w:r>
-        <w:rPr>
-          <w:rFonts w:ascii="CMSS10" w:hAnsi="CMSS10" w:cs="CMSS10"/>
-          <w:color w:val="000000"/>
-        </w:rPr>
-        <w:t xml:space="preserve"> the user stories.</w:t>
-      </w:r>
+          <w:rFonts w:ascii="CMSS12" w:hAnsi="CMSS12" w:cs="CMSS12"/>
+          <w:color w:val="F7CE03"/>
+          <w:sz w:val="29"/>
+          <w:szCs w:val="29"/>
+        </w:rPr>
+      </w:pPr>
     </w:p>
     <w:p>
       <w:pPr>
@@ -257,35 +317,12 @@
         <w:adjustRightInd w:val="0"/>
         <w:spacing w:after="0" w:line="240" w:lineRule="auto"/>
         <w:rPr>
-          <w:rFonts w:ascii="CMSS10" w:hAnsi="CMSS10" w:cs="CMSS10"/>
-          <w:color w:val="000000"/>
-        </w:rPr>
-      </w:pPr>
-      <w:r>
-        <w:rPr>
-          <w:rFonts w:ascii="MSAM10" w:hAnsi="MSAM10" w:cs="MSAM10"/>
-          <w:color w:val="333367"/>
-          <w:sz w:val="16"/>
-          <w:szCs w:val="16"/>
-        </w:rPr>
-        <w:t xml:space="preserve">I </w:t>
-      </w:r>
-      <w:proofErr w:type="gramStart"/>
-      <w:r>
-        <w:rPr>
-          <w:rFonts w:ascii="CMSS10" w:hAnsi="CMSS10" w:cs="CMSS10"/>
-          <w:color w:val="000000"/>
-        </w:rPr>
-        <w:t>The</w:t>
-      </w:r>
-      <w:proofErr w:type="gramEnd"/>
-      <w:r>
-        <w:rPr>
-          <w:rFonts w:ascii="CMSS10" w:hAnsi="CMSS10" w:cs="CMSS10"/>
-          <w:color w:val="000000"/>
-        </w:rPr>
-        <w:t xml:space="preserve"> place for analysis of methods, algorithms, decisions, etc. The</w:t>
-      </w:r>
+          <w:rFonts w:ascii="CMSS12" w:hAnsi="CMSS12" w:cs="CMSS12"/>
+          <w:color w:val="F7CE03"/>
+          <w:sz w:val="29"/>
+          <w:szCs w:val="29"/>
+        </w:rPr>
+      </w:pPr>
     </w:p>
     <w:p>
       <w:pPr>
@@ -294,50 +331,1985 @@
         <w:adjustRightInd w:val="0"/>
         <w:spacing w:after="0" w:line="240" w:lineRule="auto"/>
         <w:rPr>
+          <w:rFonts w:ascii="CMSS12" w:hAnsi="CMSS12" w:cs="CMSS12"/>
+          <w:color w:val="F7CE03"/>
+          <w:sz w:val="29"/>
+          <w:szCs w:val="29"/>
+        </w:rPr>
+      </w:pPr>
+    </w:p>
+    <w:p>
+      <w:pPr>
+        <w:autoSpaceDE w:val="0"/>
+        <w:autoSpaceDN w:val="0"/>
+        <w:adjustRightInd w:val="0"/>
+        <w:spacing w:after="0" w:line="240" w:lineRule="auto"/>
+        <w:rPr>
+          <w:rFonts w:ascii="CMSS12" w:hAnsi="CMSS12" w:cs="CMSS12"/>
+          <w:color w:val="F7CE03"/>
+          <w:sz w:val="29"/>
+          <w:szCs w:val="29"/>
+        </w:rPr>
+      </w:pPr>
+    </w:p>
+    <w:p>
+      <w:pPr>
+        <w:autoSpaceDE w:val="0"/>
+        <w:autoSpaceDN w:val="0"/>
+        <w:adjustRightInd w:val="0"/>
+        <w:spacing w:after="0" w:line="240" w:lineRule="auto"/>
+        <w:rPr>
+          <w:rFonts w:ascii="CMSS12" w:hAnsi="CMSS12" w:cs="CMSS12"/>
+          <w:color w:val="F7CE03"/>
+          <w:sz w:val="29"/>
+          <w:szCs w:val="29"/>
+        </w:rPr>
+      </w:pPr>
+    </w:p>
+    <w:p>
+      <w:pPr>
+        <w:autoSpaceDE w:val="0"/>
+        <w:autoSpaceDN w:val="0"/>
+        <w:adjustRightInd w:val="0"/>
+        <w:spacing w:after="0" w:line="240" w:lineRule="auto"/>
+        <w:rPr>
+          <w:rFonts w:ascii="CMSS12" w:hAnsi="CMSS12" w:cs="CMSS12"/>
+          <w:color w:val="F7CE03"/>
+          <w:sz w:val="29"/>
+          <w:szCs w:val="29"/>
+        </w:rPr>
+      </w:pPr>
+    </w:p>
+    <w:p>
+      <w:pPr>
+        <w:autoSpaceDE w:val="0"/>
+        <w:autoSpaceDN w:val="0"/>
+        <w:adjustRightInd w:val="0"/>
+        <w:spacing w:after="0" w:line="240" w:lineRule="auto"/>
+        <w:rPr>
+          <w:rFonts w:ascii="CMSS12" w:hAnsi="CMSS12" w:cs="CMSS12"/>
+          <w:color w:val="F7CE03"/>
+          <w:sz w:val="29"/>
+          <w:szCs w:val="29"/>
+        </w:rPr>
+      </w:pPr>
+    </w:p>
+    <w:p>
+      <w:pPr>
+        <w:autoSpaceDE w:val="0"/>
+        <w:autoSpaceDN w:val="0"/>
+        <w:adjustRightInd w:val="0"/>
+        <w:spacing w:after="0" w:line="240" w:lineRule="auto"/>
+        <w:rPr>
+          <w:rFonts w:ascii="CMSS12" w:hAnsi="CMSS12" w:cs="CMSS12"/>
+          <w:color w:val="F7CE03"/>
+          <w:sz w:val="29"/>
+          <w:szCs w:val="29"/>
+        </w:rPr>
+      </w:pPr>
+    </w:p>
+    <w:p>
+      <w:pPr>
+        <w:autoSpaceDE w:val="0"/>
+        <w:autoSpaceDN w:val="0"/>
+        <w:adjustRightInd w:val="0"/>
+        <w:spacing w:after="0" w:line="240" w:lineRule="auto"/>
+        <w:rPr>
+          <w:rFonts w:ascii="CMSS12" w:hAnsi="CMSS12" w:cs="CMSS12"/>
+          <w:color w:val="F7CE03"/>
+          <w:sz w:val="29"/>
+          <w:szCs w:val="29"/>
+        </w:rPr>
+      </w:pPr>
+    </w:p>
+    <w:p>
+      <w:pPr>
+        <w:pStyle w:val="ListParagraph"/>
+        <w:numPr>
+          <w:ilvl w:val="0"/>
+          <w:numId w:val="3"/>
+        </w:numPr>
+        <w:autoSpaceDE w:val="0"/>
+        <w:autoSpaceDN w:val="0"/>
+        <w:adjustRightInd w:val="0"/>
+        <w:spacing w:after="0" w:line="240" w:lineRule="auto"/>
+        <w:rPr>
           <w:rFonts w:ascii="CMSS10" w:hAnsi="CMSS10" w:cs="CMSS10"/>
           <w:color w:val="000000"/>
-        </w:rPr>
-      </w:pPr>
+          <w:sz w:val="16"/>
+          <w:szCs w:val="16"/>
+        </w:rPr>
+      </w:pPr>
+      <w:bookmarkStart w:id="0" w:name="_GoBack"/>
       <w:r>
         <w:rPr>
           <w:rFonts w:ascii="CMSS10" w:hAnsi="CMSS10" w:cs="CMSS10"/>
           <w:color w:val="000000"/>
-        </w:rPr>
-        <w:t>\why" goes here.</w:t>
+          <w:sz w:val="16"/>
+          <w:szCs w:val="16"/>
+        </w:rPr>
+        <w:t>This is a living document on the server that acts for the following:</w:t>
       </w:r>
     </w:p>
     <w:p>
       <w:pPr>
-        <w:rPr>
-          <w:rFonts w:ascii="CMSS8" w:hAnsi="CMSS8" w:cs="CMSS8"/>
-          <w:color w:val="FFFFFF"/>
-          <w:sz w:val="12"/>
-          <w:szCs w:val="12"/>
+        <w:pStyle w:val="ListParagraph"/>
+        <w:numPr>
+          <w:ilvl w:val="0"/>
+          <w:numId w:val="3"/>
+        </w:numPr>
+        <w:autoSpaceDE w:val="0"/>
+        <w:autoSpaceDN w:val="0"/>
+        <w:adjustRightInd w:val="0"/>
+        <w:spacing w:after="0" w:line="240" w:lineRule="auto"/>
+        <w:rPr>
+          <w:rFonts w:ascii="CMSS10" w:hAnsi="CMSS10" w:cs="CMSS10"/>
+          <w:color w:val="000000"/>
+          <w:sz w:val="16"/>
+          <w:szCs w:val="16"/>
         </w:rPr>
       </w:pPr>
       <w:r>
         <w:rPr>
-          <w:rFonts w:ascii="CMSS8" w:hAnsi="CMSS8" w:cs="CMSS8"/>
-          <w:color w:val="FFFFFF"/>
-          <w:sz w:val="12"/>
-          <w:szCs w:val="12"/>
-        </w:rPr>
-        <w:t>Senior Design Boot Camp 18</w:t>
+          <w:rFonts w:ascii="CMSS10" w:hAnsi="CMSS10" w:cs="CMSS10"/>
+          <w:color w:val="000000"/>
+          <w:sz w:val="16"/>
+          <w:szCs w:val="16"/>
+        </w:rPr>
+        <w:t>The repository of the project vision.</w:t>
       </w:r>
     </w:p>
     <w:p>
       <w:pPr>
-        <w:rPr>
-          <w:rFonts w:ascii="CMSS8" w:hAnsi="CMSS8" w:cs="CMSS8"/>
-          <w:color w:val="FFFFFF"/>
-          <w:sz w:val="12"/>
-          <w:szCs w:val="12"/>
-        </w:rPr>
-      </w:pPr>
-    </w:p>
-    <w:p>
-      <w:bookmarkStart w:id="0" w:name="_GoBack"/>
-      <w:bookmarkEnd w:id="0"/>
+        <w:pStyle w:val="ListParagraph"/>
+        <w:numPr>
+          <w:ilvl w:val="0"/>
+          <w:numId w:val="3"/>
+        </w:numPr>
+        <w:autoSpaceDE w:val="0"/>
+        <w:autoSpaceDN w:val="0"/>
+        <w:adjustRightInd w:val="0"/>
+        <w:spacing w:after="0" w:line="240" w:lineRule="auto"/>
+        <w:rPr>
+          <w:rFonts w:ascii="CMSS10" w:hAnsi="CMSS10" w:cs="CMSS10"/>
+          <w:color w:val="000000"/>
+          <w:sz w:val="16"/>
+          <w:szCs w:val="16"/>
+        </w:rPr>
+      </w:pPr>
+      <w:r>
+        <w:rPr>
+          <w:rFonts w:ascii="CMSS10" w:hAnsi="CMSS10" w:cs="CMSS10"/>
+          <w:color w:val="000000"/>
+          <w:sz w:val="16"/>
+          <w:szCs w:val="16"/>
+        </w:rPr>
+        <w:t>The description of the client, concept of operations, and usage.</w:t>
+      </w:r>
+    </w:p>
+    <w:p>
+      <w:pPr>
+        <w:pStyle w:val="ListParagraph"/>
+        <w:numPr>
+          <w:ilvl w:val="0"/>
+          <w:numId w:val="3"/>
+        </w:numPr>
+        <w:autoSpaceDE w:val="0"/>
+        <w:autoSpaceDN w:val="0"/>
+        <w:adjustRightInd w:val="0"/>
+        <w:spacing w:after="0" w:line="240" w:lineRule="auto"/>
+        <w:rPr>
+          <w:rFonts w:ascii="CMSS10" w:hAnsi="CMSS10" w:cs="CMSS10"/>
+          <w:color w:val="000000"/>
+          <w:sz w:val="16"/>
+          <w:szCs w:val="16"/>
+        </w:rPr>
+      </w:pPr>
+      <w:r>
+        <w:rPr>
+          <w:rFonts w:ascii="CMSS10" w:hAnsi="CMSS10" w:cs="CMSS10"/>
+          <w:color w:val="000000"/>
+          <w:sz w:val="16"/>
+          <w:szCs w:val="16"/>
+        </w:rPr>
+        <w:t>Common and public repository of user stories.</w:t>
+      </w:r>
+    </w:p>
+    <w:p>
+      <w:pPr>
+        <w:pStyle w:val="ListParagraph"/>
+        <w:numPr>
+          <w:ilvl w:val="0"/>
+          <w:numId w:val="3"/>
+        </w:numPr>
+        <w:autoSpaceDE w:val="0"/>
+        <w:autoSpaceDN w:val="0"/>
+        <w:adjustRightInd w:val="0"/>
+        <w:spacing w:after="0" w:line="240" w:lineRule="auto"/>
+        <w:rPr>
+          <w:rFonts w:ascii="CMSS10" w:hAnsi="CMSS10" w:cs="CMSS10"/>
+          <w:color w:val="000000"/>
+          <w:sz w:val="16"/>
+          <w:szCs w:val="16"/>
+        </w:rPr>
+      </w:pPr>
+      <w:r>
+        <w:rPr>
+          <w:rFonts w:ascii="CMSS10" w:hAnsi="CMSS10" w:cs="CMSS10"/>
+          <w:color w:val="000000"/>
+          <w:sz w:val="16"/>
+          <w:szCs w:val="16"/>
+        </w:rPr>
+        <w:t>The tests for the user stories.</w:t>
+      </w:r>
+    </w:p>
+    <w:p>
+      <w:pPr>
+        <w:pStyle w:val="ListParagraph"/>
+        <w:numPr>
+          <w:ilvl w:val="0"/>
+          <w:numId w:val="3"/>
+        </w:numPr>
+        <w:autoSpaceDE w:val="0"/>
+        <w:autoSpaceDN w:val="0"/>
+        <w:adjustRightInd w:val="0"/>
+        <w:spacing w:after="0" w:line="240" w:lineRule="auto"/>
+        <w:rPr>
+          <w:rFonts w:ascii="CMSS10" w:hAnsi="CMSS10" w:cs="CMSS10"/>
+          <w:color w:val="000000"/>
+          <w:sz w:val="16"/>
+          <w:szCs w:val="16"/>
+        </w:rPr>
+      </w:pPr>
+      <w:r>
+        <w:rPr>
+          <w:rFonts w:ascii="CMSS10" w:hAnsi="CMSS10" w:cs="CMSS10"/>
+          <w:color w:val="000000"/>
+          <w:sz w:val="16"/>
+          <w:szCs w:val="16"/>
+        </w:rPr>
+        <w:t>The reference document for the user contract which states you will</w:t>
+      </w:r>
+      <w:r>
+        <w:rPr>
+          <w:rFonts w:ascii="CMSS10" w:hAnsi="CMSS10" w:cs="CMSS10"/>
+          <w:color w:val="000000"/>
+          <w:sz w:val="16"/>
+          <w:szCs w:val="16"/>
+        </w:rPr>
+        <w:t xml:space="preserve"> </w:t>
+      </w:r>
+      <w:r>
+        <w:rPr>
+          <w:rFonts w:ascii="CMSS10" w:hAnsi="CMSS10" w:cs="CMSS10"/>
+          <w:color w:val="000000"/>
+          <w:sz w:val="16"/>
+          <w:szCs w:val="16"/>
+        </w:rPr>
+        <w:t>implement the user stories.</w:t>
+      </w:r>
+    </w:p>
+    <w:p>
+      <w:pPr>
+        <w:pStyle w:val="ListParagraph"/>
+        <w:numPr>
+          <w:ilvl w:val="0"/>
+          <w:numId w:val="3"/>
+        </w:numPr>
+        <w:autoSpaceDE w:val="0"/>
+        <w:autoSpaceDN w:val="0"/>
+        <w:adjustRightInd w:val="0"/>
+        <w:spacing w:after="0" w:line="240" w:lineRule="auto"/>
+        <w:rPr>
+          <w:rFonts w:ascii="CMSS10" w:hAnsi="CMSS10" w:cs="CMSS10"/>
+          <w:color w:val="000000"/>
+          <w:sz w:val="16"/>
+          <w:szCs w:val="16"/>
+        </w:rPr>
+      </w:pPr>
+      <w:r>
+        <w:rPr>
+          <w:rFonts w:ascii="CMSS10" w:hAnsi="CMSS10" w:cs="CMSS10"/>
+          <w:color w:val="000000"/>
+          <w:sz w:val="16"/>
+          <w:szCs w:val="16"/>
+        </w:rPr>
+        <w:t>The place for analysis of methods, algorithms, decisions, etc. The</w:t>
+      </w:r>
+      <w:r>
+        <w:rPr>
+          <w:rFonts w:ascii="CMSS10" w:hAnsi="CMSS10" w:cs="CMSS10"/>
+          <w:color w:val="000000"/>
+          <w:sz w:val="16"/>
+          <w:szCs w:val="16"/>
+        </w:rPr>
+        <w:t xml:space="preserve"> “</w:t>
+      </w:r>
+      <w:r>
+        <w:rPr>
+          <w:rFonts w:ascii="CMSS10" w:hAnsi="CMSS10" w:cs="CMSS10"/>
+          <w:color w:val="000000"/>
+          <w:sz w:val="16"/>
+          <w:szCs w:val="16"/>
+        </w:rPr>
+        <w:t>why" goes here.</w:t>
+      </w:r>
+    </w:p>
+    <w:bookmarkEnd w:id="0"/>
+    <w:p>
+      <w:pPr>
+        <w:autoSpaceDE w:val="0"/>
+        <w:autoSpaceDN w:val="0"/>
+        <w:adjustRightInd w:val="0"/>
+        <w:spacing w:after="0" w:line="240" w:lineRule="auto"/>
+        <w:ind w:left="360"/>
+        <w:rPr>
+          <w:rFonts w:ascii="CMSS10" w:hAnsi="CMSS10" w:cs="CMSS10"/>
+          <w:color w:val="000000"/>
+          <w:sz w:val="20"/>
+          <w:szCs w:val="20"/>
+        </w:rPr>
+      </w:pPr>
+    </w:p>
+    <w:p>
+      <w:pPr>
+        <w:autoSpaceDE w:val="0"/>
+        <w:autoSpaceDN w:val="0"/>
+        <w:adjustRightInd w:val="0"/>
+        <w:spacing w:after="0" w:line="240" w:lineRule="auto"/>
+        <w:ind w:left="360"/>
+        <w:rPr>
+          <w:rFonts w:ascii="CMSS10" w:hAnsi="CMSS10" w:cs="CMSS10"/>
+          <w:color w:val="000000"/>
+          <w:sz w:val="20"/>
+          <w:szCs w:val="20"/>
+        </w:rPr>
+      </w:pPr>
+    </w:p>
+    <w:p>
+      <w:pPr>
+        <w:autoSpaceDE w:val="0"/>
+        <w:autoSpaceDN w:val="0"/>
+        <w:adjustRightInd w:val="0"/>
+        <w:spacing w:after="0" w:line="240" w:lineRule="auto"/>
+        <w:rPr>
+          <w:rFonts w:ascii="CMSS10" w:hAnsi="CMSS10" w:cs="CMSS10"/>
+          <w:color w:val="000000"/>
+          <w:sz w:val="20"/>
+          <w:szCs w:val="20"/>
+        </w:rPr>
+      </w:pPr>
+    </w:p>
+    <w:sdt>
+      <w:sdtPr>
+        <w:id w:val="-402526919"/>
+        <w:docPartObj>
+          <w:docPartGallery w:val="Table of Contents"/>
+          <w:docPartUnique/>
+        </w:docPartObj>
+      </w:sdtPr>
+      <w:sdtEndPr>
+        <w:rPr>
+          <w:rFonts w:asciiTheme="minorHAnsi" w:eastAsiaTheme="minorHAnsi" w:hAnsiTheme="minorHAnsi" w:cstheme="minorBidi"/>
+          <w:noProof/>
+          <w:color w:val="auto"/>
+          <w:sz w:val="22"/>
+          <w:szCs w:val="22"/>
+          <w:lang w:eastAsia="en-US"/>
+        </w:rPr>
+      </w:sdtEndPr>
+      <w:sdtContent>
+        <w:p>
+          <w:pPr>
+            <w:pStyle w:val="TOCHeading"/>
+          </w:pPr>
+          <w:r>
+            <w:t>Table of Contents</w:t>
+          </w:r>
+        </w:p>
+        <w:p>
+          <w:pPr>
+            <w:pStyle w:val="TOC1"/>
+            <w:rPr>
+              <w:rFonts w:eastAsiaTheme="minorEastAsia"/>
+              <w:noProof/>
+            </w:rPr>
+          </w:pPr>
+          <w:r>
+            <w:fldChar w:fldCharType="begin"/>
+          </w:r>
+          <w:r>
+            <w:instrText xml:space="preserve"> TOC \o "1-3" \h \z \u </w:instrText>
+          </w:r>
+          <w:r>
+            <w:fldChar w:fldCharType="separate"/>
+          </w:r>
+          <w:hyperlink w:anchor="_Toc335901342" w:history="1">
+            <w:r>
+              <w:rPr>
+                <w:rStyle w:val="Hyperlink"/>
+                <w:noProof/>
+              </w:rPr>
+              <w:t>Requirements</w:t>
+            </w:r>
+            <w:r>
+              <w:rPr>
+                <w:noProof/>
+                <w:webHidden/>
+              </w:rPr>
+              <w:tab/>
+            </w:r>
+            <w:r>
+              <w:rPr>
+                <w:noProof/>
+                <w:webHidden/>
+              </w:rPr>
+              <w:fldChar w:fldCharType="begin"/>
+            </w:r>
+            <w:r>
+              <w:rPr>
+                <w:noProof/>
+                <w:webHidden/>
+              </w:rPr>
+              <w:instrText xml:space="preserve"> PAGEREF _Toc335901342 \h </w:instrText>
+            </w:r>
+            <w:r>
+              <w:rPr>
+                <w:noProof/>
+                <w:webHidden/>
+              </w:rPr>
+            </w:r>
+            <w:r>
+              <w:rPr>
+                <w:noProof/>
+                <w:webHidden/>
+              </w:rPr>
+              <w:fldChar w:fldCharType="separate"/>
+            </w:r>
+            <w:r>
+              <w:rPr>
+                <w:noProof/>
+                <w:webHidden/>
+              </w:rPr>
+              <w:t>1</w:t>
+            </w:r>
+            <w:r>
+              <w:rPr>
+                <w:noProof/>
+                <w:webHidden/>
+              </w:rPr>
+              <w:fldChar w:fldCharType="end"/>
+            </w:r>
+          </w:hyperlink>
+        </w:p>
+        <w:p>
+          <w:pPr>
+            <w:pStyle w:val="TOC2"/>
+            <w:tabs>
+              <w:tab w:val="right" w:leader="dot" w:pos="9350"/>
+            </w:tabs>
+            <w:rPr>
+              <w:rFonts w:eastAsiaTheme="minorEastAsia"/>
+              <w:noProof/>
+            </w:rPr>
+          </w:pPr>
+          <w:hyperlink w:anchor="_Toc335901343" w:history="1">
+            <w:r>
+              <w:rPr>
+                <w:rStyle w:val="Hyperlink"/>
+                <w:noProof/>
+              </w:rPr>
+              <w:t>Scope</w:t>
+            </w:r>
+            <w:r>
+              <w:rPr>
+                <w:noProof/>
+                <w:webHidden/>
+              </w:rPr>
+              <w:tab/>
+            </w:r>
+            <w:r>
+              <w:rPr>
+                <w:noProof/>
+                <w:webHidden/>
+              </w:rPr>
+              <w:fldChar w:fldCharType="begin"/>
+            </w:r>
+            <w:r>
+              <w:rPr>
+                <w:noProof/>
+                <w:webHidden/>
+              </w:rPr>
+              <w:instrText xml:space="preserve"> PAGEREF _Toc335901343 \h </w:instrText>
+            </w:r>
+            <w:r>
+              <w:rPr>
+                <w:noProof/>
+                <w:webHidden/>
+              </w:rPr>
+            </w:r>
+            <w:r>
+              <w:rPr>
+                <w:noProof/>
+                <w:webHidden/>
+              </w:rPr>
+              <w:fldChar w:fldCharType="separate"/>
+            </w:r>
+            <w:r>
+              <w:rPr>
+                <w:noProof/>
+                <w:webHidden/>
+              </w:rPr>
+              <w:t>1</w:t>
+            </w:r>
+            <w:r>
+              <w:rPr>
+                <w:noProof/>
+                <w:webHidden/>
+              </w:rPr>
+              <w:fldChar w:fldCharType="end"/>
+            </w:r>
+          </w:hyperlink>
+        </w:p>
+        <w:p>
+          <w:pPr>
+            <w:pStyle w:val="TOC2"/>
+            <w:tabs>
+              <w:tab w:val="right" w:leader="dot" w:pos="9350"/>
+            </w:tabs>
+            <w:rPr>
+              <w:rFonts w:eastAsiaTheme="minorEastAsia"/>
+              <w:noProof/>
+            </w:rPr>
+          </w:pPr>
+          <w:hyperlink w:anchor="_Toc335901344" w:history="1">
+            <w:r>
+              <w:rPr>
+                <w:rStyle w:val="Hyperlink"/>
+                <w:noProof/>
+              </w:rPr>
+              <w:t>Purpose of the System</w:t>
+            </w:r>
+            <w:r>
+              <w:rPr>
+                <w:noProof/>
+                <w:webHidden/>
+              </w:rPr>
+              <w:tab/>
+            </w:r>
+            <w:r>
+              <w:rPr>
+                <w:noProof/>
+                <w:webHidden/>
+              </w:rPr>
+              <w:fldChar w:fldCharType="begin"/>
+            </w:r>
+            <w:r>
+              <w:rPr>
+                <w:noProof/>
+                <w:webHidden/>
+              </w:rPr>
+              <w:instrText xml:space="preserve"> PAGEREF _Toc335901344 \h </w:instrText>
+            </w:r>
+            <w:r>
+              <w:rPr>
+                <w:noProof/>
+                <w:webHidden/>
+              </w:rPr>
+            </w:r>
+            <w:r>
+              <w:rPr>
+                <w:noProof/>
+                <w:webHidden/>
+              </w:rPr>
+              <w:fldChar w:fldCharType="separate"/>
+            </w:r>
+            <w:r>
+              <w:rPr>
+                <w:noProof/>
+                <w:webHidden/>
+              </w:rPr>
+              <w:t>1</w:t>
+            </w:r>
+            <w:r>
+              <w:rPr>
+                <w:noProof/>
+                <w:webHidden/>
+              </w:rPr>
+              <w:fldChar w:fldCharType="end"/>
+            </w:r>
+          </w:hyperlink>
+        </w:p>
+        <w:p>
+          <w:pPr>
+            <w:pStyle w:val="TOC1"/>
+            <w:rPr>
+              <w:rFonts w:eastAsiaTheme="minorEastAsia"/>
+              <w:noProof/>
+            </w:rPr>
+          </w:pPr>
+          <w:hyperlink w:anchor="_Toc335901345" w:history="1">
+            <w:r>
+              <w:rPr>
+                <w:rStyle w:val="Hyperlink"/>
+                <w:noProof/>
+              </w:rPr>
+              <w:t>Stakeholder Information</w:t>
+            </w:r>
+            <w:r>
+              <w:rPr>
+                <w:noProof/>
+                <w:webHidden/>
+              </w:rPr>
+              <w:tab/>
+            </w:r>
+            <w:r>
+              <w:rPr>
+                <w:noProof/>
+                <w:webHidden/>
+              </w:rPr>
+              <w:fldChar w:fldCharType="begin"/>
+            </w:r>
+            <w:r>
+              <w:rPr>
+                <w:noProof/>
+                <w:webHidden/>
+              </w:rPr>
+              <w:instrText xml:space="preserve"> PAGEREF _Toc335901345 \h </w:instrText>
+            </w:r>
+            <w:r>
+              <w:rPr>
+                <w:noProof/>
+                <w:webHidden/>
+              </w:rPr>
+            </w:r>
+            <w:r>
+              <w:rPr>
+                <w:noProof/>
+                <w:webHidden/>
+              </w:rPr>
+              <w:fldChar w:fldCharType="separate"/>
+            </w:r>
+            <w:r>
+              <w:rPr>
+                <w:noProof/>
+                <w:webHidden/>
+              </w:rPr>
+              <w:t>1</w:t>
+            </w:r>
+            <w:r>
+              <w:rPr>
+                <w:noProof/>
+                <w:webHidden/>
+              </w:rPr>
+              <w:fldChar w:fldCharType="end"/>
+            </w:r>
+          </w:hyperlink>
+        </w:p>
+        <w:p>
+          <w:pPr>
+            <w:pStyle w:val="TOC2"/>
+            <w:tabs>
+              <w:tab w:val="right" w:leader="dot" w:pos="9350"/>
+            </w:tabs>
+            <w:rPr>
+              <w:rFonts w:eastAsiaTheme="minorEastAsia"/>
+              <w:noProof/>
+            </w:rPr>
+          </w:pPr>
+          <w:hyperlink w:anchor="_Toc335901346" w:history="1">
+            <w:r>
+              <w:rPr>
+                <w:rStyle w:val="Hyperlink"/>
+                <w:noProof/>
+              </w:rPr>
+              <w:t>Customer or End User (Product Owner)</w:t>
+            </w:r>
+            <w:r>
+              <w:rPr>
+                <w:noProof/>
+                <w:webHidden/>
+              </w:rPr>
+              <w:tab/>
+            </w:r>
+            <w:r>
+              <w:rPr>
+                <w:noProof/>
+                <w:webHidden/>
+              </w:rPr>
+              <w:fldChar w:fldCharType="begin"/>
+            </w:r>
+            <w:r>
+              <w:rPr>
+                <w:noProof/>
+                <w:webHidden/>
+              </w:rPr>
+              <w:instrText xml:space="preserve"> PAGEREF _Toc335901346 \h </w:instrText>
+            </w:r>
+            <w:r>
+              <w:rPr>
+                <w:noProof/>
+                <w:webHidden/>
+              </w:rPr>
+            </w:r>
+            <w:r>
+              <w:rPr>
+                <w:noProof/>
+                <w:webHidden/>
+              </w:rPr>
+              <w:fldChar w:fldCharType="separate"/>
+            </w:r>
+            <w:r>
+              <w:rPr>
+                <w:noProof/>
+                <w:webHidden/>
+              </w:rPr>
+              <w:t>1</w:t>
+            </w:r>
+            <w:r>
+              <w:rPr>
+                <w:noProof/>
+                <w:webHidden/>
+              </w:rPr>
+              <w:fldChar w:fldCharType="end"/>
+            </w:r>
+          </w:hyperlink>
+        </w:p>
+        <w:p>
+          <w:pPr>
+            <w:pStyle w:val="TOC2"/>
+            <w:tabs>
+              <w:tab w:val="right" w:leader="dot" w:pos="9350"/>
+            </w:tabs>
+            <w:rPr>
+              <w:rFonts w:eastAsiaTheme="minorEastAsia"/>
+              <w:noProof/>
+            </w:rPr>
+          </w:pPr>
+          <w:hyperlink w:anchor="_Toc335901347" w:history="1">
+            <w:r>
+              <w:rPr>
+                <w:rStyle w:val="Hyperlink"/>
+                <w:noProof/>
+              </w:rPr>
+              <w:t>Management or Instructor (Scrum Master)</w:t>
+            </w:r>
+            <w:r>
+              <w:rPr>
+                <w:noProof/>
+                <w:webHidden/>
+              </w:rPr>
+              <w:tab/>
+            </w:r>
+            <w:r>
+              <w:rPr>
+                <w:noProof/>
+                <w:webHidden/>
+              </w:rPr>
+              <w:fldChar w:fldCharType="begin"/>
+            </w:r>
+            <w:r>
+              <w:rPr>
+                <w:noProof/>
+                <w:webHidden/>
+              </w:rPr>
+              <w:instrText xml:space="preserve"> PAGEREF _Toc335901347 \h </w:instrText>
+            </w:r>
+            <w:r>
+              <w:rPr>
+                <w:noProof/>
+                <w:webHidden/>
+              </w:rPr>
+            </w:r>
+            <w:r>
+              <w:rPr>
+                <w:noProof/>
+                <w:webHidden/>
+              </w:rPr>
+              <w:fldChar w:fldCharType="separate"/>
+            </w:r>
+            <w:r>
+              <w:rPr>
+                <w:noProof/>
+                <w:webHidden/>
+              </w:rPr>
+              <w:t>1</w:t>
+            </w:r>
+            <w:r>
+              <w:rPr>
+                <w:noProof/>
+                <w:webHidden/>
+              </w:rPr>
+              <w:fldChar w:fldCharType="end"/>
+            </w:r>
+          </w:hyperlink>
+        </w:p>
+        <w:p>
+          <w:pPr>
+            <w:pStyle w:val="TOC2"/>
+            <w:tabs>
+              <w:tab w:val="right" w:leader="dot" w:pos="9350"/>
+            </w:tabs>
+            <w:rPr>
+              <w:rFonts w:eastAsiaTheme="minorEastAsia"/>
+              <w:noProof/>
+            </w:rPr>
+          </w:pPr>
+          <w:hyperlink w:anchor="_Toc335901348" w:history="1">
+            <w:r>
+              <w:rPr>
+                <w:rStyle w:val="Hyperlink"/>
+                <w:noProof/>
+              </w:rPr>
+              <w:t>Investors</w:t>
+            </w:r>
+            <w:r>
+              <w:rPr>
+                <w:noProof/>
+                <w:webHidden/>
+              </w:rPr>
+              <w:tab/>
+            </w:r>
+            <w:r>
+              <w:rPr>
+                <w:noProof/>
+                <w:webHidden/>
+              </w:rPr>
+              <w:fldChar w:fldCharType="begin"/>
+            </w:r>
+            <w:r>
+              <w:rPr>
+                <w:noProof/>
+                <w:webHidden/>
+              </w:rPr>
+              <w:instrText xml:space="preserve"> PAGEREF _Toc335901348 \h </w:instrText>
+            </w:r>
+            <w:r>
+              <w:rPr>
+                <w:noProof/>
+                <w:webHidden/>
+              </w:rPr>
+            </w:r>
+            <w:r>
+              <w:rPr>
+                <w:noProof/>
+                <w:webHidden/>
+              </w:rPr>
+              <w:fldChar w:fldCharType="separate"/>
+            </w:r>
+            <w:r>
+              <w:rPr>
+                <w:noProof/>
+                <w:webHidden/>
+              </w:rPr>
+              <w:t>1</w:t>
+            </w:r>
+            <w:r>
+              <w:rPr>
+                <w:noProof/>
+                <w:webHidden/>
+              </w:rPr>
+              <w:fldChar w:fldCharType="end"/>
+            </w:r>
+          </w:hyperlink>
+        </w:p>
+        <w:p>
+          <w:pPr>
+            <w:pStyle w:val="TOC2"/>
+            <w:tabs>
+              <w:tab w:val="right" w:leader="dot" w:pos="9350"/>
+            </w:tabs>
+            <w:rPr>
+              <w:rFonts w:eastAsiaTheme="minorEastAsia"/>
+              <w:noProof/>
+            </w:rPr>
+          </w:pPr>
+          <w:hyperlink w:anchor="_Toc335901349" w:history="1">
+            <w:r>
+              <w:rPr>
+                <w:rStyle w:val="Hyperlink"/>
+                <w:noProof/>
+              </w:rPr>
+              <w:t>Developers, Testers</w:t>
+            </w:r>
+            <w:r>
+              <w:rPr>
+                <w:noProof/>
+                <w:webHidden/>
+              </w:rPr>
+              <w:tab/>
+            </w:r>
+            <w:r>
+              <w:rPr>
+                <w:noProof/>
+                <w:webHidden/>
+              </w:rPr>
+              <w:fldChar w:fldCharType="begin"/>
+            </w:r>
+            <w:r>
+              <w:rPr>
+                <w:noProof/>
+                <w:webHidden/>
+              </w:rPr>
+              <w:instrText xml:space="preserve"> PAGEREF _Toc335901349 \h </w:instrText>
+            </w:r>
+            <w:r>
+              <w:rPr>
+                <w:noProof/>
+                <w:webHidden/>
+              </w:rPr>
+            </w:r>
+            <w:r>
+              <w:rPr>
+                <w:noProof/>
+                <w:webHidden/>
+              </w:rPr>
+              <w:fldChar w:fldCharType="separate"/>
+            </w:r>
+            <w:r>
+              <w:rPr>
+                <w:noProof/>
+                <w:webHidden/>
+              </w:rPr>
+              <w:t>1</w:t>
+            </w:r>
+            <w:r>
+              <w:rPr>
+                <w:noProof/>
+                <w:webHidden/>
+              </w:rPr>
+              <w:fldChar w:fldCharType="end"/>
+            </w:r>
+          </w:hyperlink>
+        </w:p>
+        <w:p>
+          <w:pPr>
+            <w:pStyle w:val="TOC1"/>
+            <w:rPr>
+              <w:rFonts w:eastAsiaTheme="minorEastAsia"/>
+              <w:noProof/>
+            </w:rPr>
+          </w:pPr>
+          <w:hyperlink w:anchor="_Toc335901350" w:history="1">
+            <w:r>
+              <w:rPr>
+                <w:rStyle w:val="Hyperlink"/>
+                <w:noProof/>
+              </w:rPr>
+              <w:t>Business Need</w:t>
+            </w:r>
+            <w:r>
+              <w:rPr>
+                <w:noProof/>
+                <w:webHidden/>
+              </w:rPr>
+              <w:tab/>
+            </w:r>
+            <w:r>
+              <w:rPr>
+                <w:noProof/>
+                <w:webHidden/>
+              </w:rPr>
+              <w:fldChar w:fldCharType="begin"/>
+            </w:r>
+            <w:r>
+              <w:rPr>
+                <w:noProof/>
+                <w:webHidden/>
+              </w:rPr>
+              <w:instrText xml:space="preserve"> PAGEREF _Toc335901350 \h </w:instrText>
+            </w:r>
+            <w:r>
+              <w:rPr>
+                <w:noProof/>
+                <w:webHidden/>
+              </w:rPr>
+            </w:r>
+            <w:r>
+              <w:rPr>
+                <w:noProof/>
+                <w:webHidden/>
+              </w:rPr>
+              <w:fldChar w:fldCharType="separate"/>
+            </w:r>
+            <w:r>
+              <w:rPr>
+                <w:noProof/>
+                <w:webHidden/>
+              </w:rPr>
+              <w:t>1</w:t>
+            </w:r>
+            <w:r>
+              <w:rPr>
+                <w:noProof/>
+                <w:webHidden/>
+              </w:rPr>
+              <w:fldChar w:fldCharType="end"/>
+            </w:r>
+          </w:hyperlink>
+        </w:p>
+        <w:p>
+          <w:pPr>
+            <w:pStyle w:val="TOC1"/>
+            <w:rPr>
+              <w:rFonts w:eastAsiaTheme="minorEastAsia"/>
+              <w:noProof/>
+            </w:rPr>
+          </w:pPr>
+          <w:hyperlink w:anchor="_Toc335901351" w:history="1">
+            <w:r>
+              <w:rPr>
+                <w:rStyle w:val="Hyperlink"/>
+                <w:noProof/>
+              </w:rPr>
+              <w:t>Requirements and Design Constraints</w:t>
+            </w:r>
+            <w:r>
+              <w:rPr>
+                <w:noProof/>
+                <w:webHidden/>
+              </w:rPr>
+              <w:tab/>
+            </w:r>
+            <w:r>
+              <w:rPr>
+                <w:noProof/>
+                <w:webHidden/>
+              </w:rPr>
+              <w:fldChar w:fldCharType="begin"/>
+            </w:r>
+            <w:r>
+              <w:rPr>
+                <w:noProof/>
+                <w:webHidden/>
+              </w:rPr>
+              <w:instrText xml:space="preserve"> PAGEREF _Toc335901351 \h </w:instrText>
+            </w:r>
+            <w:r>
+              <w:rPr>
+                <w:noProof/>
+                <w:webHidden/>
+              </w:rPr>
+            </w:r>
+            <w:r>
+              <w:rPr>
+                <w:noProof/>
+                <w:webHidden/>
+              </w:rPr>
+              <w:fldChar w:fldCharType="separate"/>
+            </w:r>
+            <w:r>
+              <w:rPr>
+                <w:noProof/>
+                <w:webHidden/>
+              </w:rPr>
+              <w:t>1</w:t>
+            </w:r>
+            <w:r>
+              <w:rPr>
+                <w:noProof/>
+                <w:webHidden/>
+              </w:rPr>
+              <w:fldChar w:fldCharType="end"/>
+            </w:r>
+          </w:hyperlink>
+        </w:p>
+        <w:p>
+          <w:pPr>
+            <w:pStyle w:val="TOC2"/>
+            <w:tabs>
+              <w:tab w:val="right" w:leader="dot" w:pos="9350"/>
+            </w:tabs>
+            <w:rPr>
+              <w:rFonts w:eastAsiaTheme="minorEastAsia"/>
+              <w:noProof/>
+            </w:rPr>
+          </w:pPr>
+          <w:hyperlink w:anchor="_Toc335901352" w:history="1">
+            <w:r>
+              <w:rPr>
+                <w:rStyle w:val="Hyperlink"/>
+                <w:noProof/>
+              </w:rPr>
+              <w:t>System Requirements</w:t>
+            </w:r>
+            <w:r>
+              <w:rPr>
+                <w:noProof/>
+                <w:webHidden/>
+              </w:rPr>
+              <w:tab/>
+            </w:r>
+            <w:r>
+              <w:rPr>
+                <w:noProof/>
+                <w:webHidden/>
+              </w:rPr>
+              <w:fldChar w:fldCharType="begin"/>
+            </w:r>
+            <w:r>
+              <w:rPr>
+                <w:noProof/>
+                <w:webHidden/>
+              </w:rPr>
+              <w:instrText xml:space="preserve"> PAGEREF _Toc335901352 \h </w:instrText>
+            </w:r>
+            <w:r>
+              <w:rPr>
+                <w:noProof/>
+                <w:webHidden/>
+              </w:rPr>
+            </w:r>
+            <w:r>
+              <w:rPr>
+                <w:noProof/>
+                <w:webHidden/>
+              </w:rPr>
+              <w:fldChar w:fldCharType="separate"/>
+            </w:r>
+            <w:r>
+              <w:rPr>
+                <w:noProof/>
+                <w:webHidden/>
+              </w:rPr>
+              <w:t>1</w:t>
+            </w:r>
+            <w:r>
+              <w:rPr>
+                <w:noProof/>
+                <w:webHidden/>
+              </w:rPr>
+              <w:fldChar w:fldCharType="end"/>
+            </w:r>
+          </w:hyperlink>
+        </w:p>
+        <w:p>
+          <w:pPr>
+            <w:pStyle w:val="TOC2"/>
+            <w:tabs>
+              <w:tab w:val="right" w:leader="dot" w:pos="9350"/>
+            </w:tabs>
+            <w:rPr>
+              <w:rFonts w:eastAsiaTheme="minorEastAsia"/>
+              <w:noProof/>
+            </w:rPr>
+          </w:pPr>
+          <w:hyperlink w:anchor="_Toc335901353" w:history="1">
+            <w:r>
+              <w:rPr>
+                <w:rStyle w:val="Hyperlink"/>
+                <w:noProof/>
+              </w:rPr>
+              <w:t>Network Requirements</w:t>
+            </w:r>
+            <w:r>
+              <w:rPr>
+                <w:noProof/>
+                <w:webHidden/>
+              </w:rPr>
+              <w:tab/>
+            </w:r>
+            <w:r>
+              <w:rPr>
+                <w:noProof/>
+                <w:webHidden/>
+              </w:rPr>
+              <w:fldChar w:fldCharType="begin"/>
+            </w:r>
+            <w:r>
+              <w:rPr>
+                <w:noProof/>
+                <w:webHidden/>
+              </w:rPr>
+              <w:instrText xml:space="preserve"> PAGEREF _Toc335901353 \h </w:instrText>
+            </w:r>
+            <w:r>
+              <w:rPr>
+                <w:noProof/>
+                <w:webHidden/>
+              </w:rPr>
+            </w:r>
+            <w:r>
+              <w:rPr>
+                <w:noProof/>
+                <w:webHidden/>
+              </w:rPr>
+              <w:fldChar w:fldCharType="separate"/>
+            </w:r>
+            <w:r>
+              <w:rPr>
+                <w:noProof/>
+                <w:webHidden/>
+              </w:rPr>
+              <w:t>1</w:t>
+            </w:r>
+            <w:r>
+              <w:rPr>
+                <w:noProof/>
+                <w:webHidden/>
+              </w:rPr>
+              <w:fldChar w:fldCharType="end"/>
+            </w:r>
+          </w:hyperlink>
+        </w:p>
+        <w:p>
+          <w:pPr>
+            <w:pStyle w:val="TOC2"/>
+            <w:tabs>
+              <w:tab w:val="right" w:leader="dot" w:pos="9350"/>
+            </w:tabs>
+            <w:rPr>
+              <w:rFonts w:eastAsiaTheme="minorEastAsia"/>
+              <w:noProof/>
+            </w:rPr>
+          </w:pPr>
+          <w:hyperlink w:anchor="_Toc335901354" w:history="1">
+            <w:r>
+              <w:rPr>
+                <w:rStyle w:val="Hyperlink"/>
+                <w:noProof/>
+              </w:rPr>
+              <w:t>Development Environment Requirements</w:t>
+            </w:r>
+            <w:r>
+              <w:rPr>
+                <w:noProof/>
+                <w:webHidden/>
+              </w:rPr>
+              <w:tab/>
+            </w:r>
+            <w:r>
+              <w:rPr>
+                <w:noProof/>
+                <w:webHidden/>
+              </w:rPr>
+              <w:fldChar w:fldCharType="begin"/>
+            </w:r>
+            <w:r>
+              <w:rPr>
+                <w:noProof/>
+                <w:webHidden/>
+              </w:rPr>
+              <w:instrText xml:space="preserve"> PAGEREF _Toc335901354 \h </w:instrText>
+            </w:r>
+            <w:r>
+              <w:rPr>
+                <w:noProof/>
+                <w:webHidden/>
+              </w:rPr>
+            </w:r>
+            <w:r>
+              <w:rPr>
+                <w:noProof/>
+                <w:webHidden/>
+              </w:rPr>
+              <w:fldChar w:fldCharType="separate"/>
+            </w:r>
+            <w:r>
+              <w:rPr>
+                <w:noProof/>
+                <w:webHidden/>
+              </w:rPr>
+              <w:t>1</w:t>
+            </w:r>
+            <w:r>
+              <w:rPr>
+                <w:noProof/>
+                <w:webHidden/>
+              </w:rPr>
+              <w:fldChar w:fldCharType="end"/>
+            </w:r>
+          </w:hyperlink>
+        </w:p>
+        <w:p>
+          <w:pPr>
+            <w:pStyle w:val="TOC2"/>
+            <w:tabs>
+              <w:tab w:val="right" w:leader="dot" w:pos="9350"/>
+            </w:tabs>
+            <w:rPr>
+              <w:rFonts w:eastAsiaTheme="minorEastAsia"/>
+              <w:noProof/>
+            </w:rPr>
+          </w:pPr>
+          <w:hyperlink w:anchor="_Toc335901355" w:history="1">
+            <w:r>
+              <w:rPr>
+                <w:rStyle w:val="Hyperlink"/>
+                <w:noProof/>
+              </w:rPr>
+              <w:t>Project Management Methodology</w:t>
+            </w:r>
+            <w:r>
+              <w:rPr>
+                <w:noProof/>
+                <w:webHidden/>
+              </w:rPr>
+              <w:tab/>
+            </w:r>
+            <w:r>
+              <w:rPr>
+                <w:noProof/>
+                <w:webHidden/>
+              </w:rPr>
+              <w:fldChar w:fldCharType="begin"/>
+            </w:r>
+            <w:r>
+              <w:rPr>
+                <w:noProof/>
+                <w:webHidden/>
+              </w:rPr>
+              <w:instrText xml:space="preserve"> PAGEREF _Toc335901355 \h </w:instrText>
+            </w:r>
+            <w:r>
+              <w:rPr>
+                <w:noProof/>
+                <w:webHidden/>
+              </w:rPr>
+            </w:r>
+            <w:r>
+              <w:rPr>
+                <w:noProof/>
+                <w:webHidden/>
+              </w:rPr>
+              <w:fldChar w:fldCharType="separate"/>
+            </w:r>
+            <w:r>
+              <w:rPr>
+                <w:noProof/>
+                <w:webHidden/>
+              </w:rPr>
+              <w:t>1</w:t>
+            </w:r>
+            <w:r>
+              <w:rPr>
+                <w:noProof/>
+                <w:webHidden/>
+              </w:rPr>
+              <w:fldChar w:fldCharType="end"/>
+            </w:r>
+          </w:hyperlink>
+        </w:p>
+        <w:p>
+          <w:pPr>
+            <w:pStyle w:val="TOC1"/>
+            <w:rPr>
+              <w:rFonts w:eastAsiaTheme="minorEastAsia"/>
+              <w:noProof/>
+            </w:rPr>
+          </w:pPr>
+          <w:hyperlink w:anchor="_Toc335901356" w:history="1">
+            <w:r>
+              <w:rPr>
+                <w:rStyle w:val="Hyperlink"/>
+                <w:noProof/>
+              </w:rPr>
+              <w:t>User Stories</w:t>
+            </w:r>
+            <w:r>
+              <w:rPr>
+                <w:noProof/>
+                <w:webHidden/>
+              </w:rPr>
+              <w:tab/>
+            </w:r>
+            <w:r>
+              <w:rPr>
+                <w:noProof/>
+                <w:webHidden/>
+              </w:rPr>
+              <w:fldChar w:fldCharType="begin"/>
+            </w:r>
+            <w:r>
+              <w:rPr>
+                <w:noProof/>
+                <w:webHidden/>
+              </w:rPr>
+              <w:instrText xml:space="preserve"> PAGEREF _Toc335901356 \h </w:instrText>
+            </w:r>
+            <w:r>
+              <w:rPr>
+                <w:noProof/>
+                <w:webHidden/>
+              </w:rPr>
+            </w:r>
+            <w:r>
+              <w:rPr>
+                <w:noProof/>
+                <w:webHidden/>
+              </w:rPr>
+              <w:fldChar w:fldCharType="separate"/>
+            </w:r>
+            <w:r>
+              <w:rPr>
+                <w:noProof/>
+                <w:webHidden/>
+              </w:rPr>
+              <w:t>1</w:t>
+            </w:r>
+            <w:r>
+              <w:rPr>
+                <w:noProof/>
+                <w:webHidden/>
+              </w:rPr>
+              <w:fldChar w:fldCharType="end"/>
+            </w:r>
+          </w:hyperlink>
+        </w:p>
+        <w:p>
+          <w:pPr>
+            <w:pStyle w:val="TOC2"/>
+            <w:tabs>
+              <w:tab w:val="right" w:leader="dot" w:pos="9350"/>
+            </w:tabs>
+            <w:rPr>
+              <w:rFonts w:eastAsiaTheme="minorEastAsia"/>
+              <w:noProof/>
+            </w:rPr>
+          </w:pPr>
+          <w:hyperlink w:anchor="_Toc335901357" w:history="1">
+            <w:r>
+              <w:rPr>
+                <w:rStyle w:val="Hyperlink"/>
+                <w:noProof/>
+              </w:rPr>
+              <w:t>User Story #1</w:t>
+            </w:r>
+            <w:r>
+              <w:rPr>
+                <w:noProof/>
+                <w:webHidden/>
+              </w:rPr>
+              <w:tab/>
+            </w:r>
+            <w:r>
+              <w:rPr>
+                <w:noProof/>
+                <w:webHidden/>
+              </w:rPr>
+              <w:fldChar w:fldCharType="begin"/>
+            </w:r>
+            <w:r>
+              <w:rPr>
+                <w:noProof/>
+                <w:webHidden/>
+              </w:rPr>
+              <w:instrText xml:space="preserve"> PAGEREF _Toc335901357 \h </w:instrText>
+            </w:r>
+            <w:r>
+              <w:rPr>
+                <w:noProof/>
+                <w:webHidden/>
+              </w:rPr>
+            </w:r>
+            <w:r>
+              <w:rPr>
+                <w:noProof/>
+                <w:webHidden/>
+              </w:rPr>
+              <w:fldChar w:fldCharType="separate"/>
+            </w:r>
+            <w:r>
+              <w:rPr>
+                <w:noProof/>
+                <w:webHidden/>
+              </w:rPr>
+              <w:t>1</w:t>
+            </w:r>
+            <w:r>
+              <w:rPr>
+                <w:noProof/>
+                <w:webHidden/>
+              </w:rPr>
+              <w:fldChar w:fldCharType="end"/>
+            </w:r>
+          </w:hyperlink>
+        </w:p>
+        <w:p>
+          <w:pPr>
+            <w:pStyle w:val="TOC3"/>
+            <w:tabs>
+              <w:tab w:val="right" w:leader="dot" w:pos="9350"/>
+            </w:tabs>
+            <w:rPr>
+              <w:rFonts w:eastAsiaTheme="minorEastAsia"/>
+              <w:noProof/>
+            </w:rPr>
+          </w:pPr>
+          <w:hyperlink w:anchor="_Toc335901358" w:history="1">
+            <w:r>
+              <w:rPr>
+                <w:rStyle w:val="Hyperlink"/>
+                <w:noProof/>
+              </w:rPr>
+              <w:t>User Story #1 Breakdown</w:t>
+            </w:r>
+            <w:r>
+              <w:rPr>
+                <w:noProof/>
+                <w:webHidden/>
+              </w:rPr>
+              <w:tab/>
+            </w:r>
+            <w:r>
+              <w:rPr>
+                <w:noProof/>
+                <w:webHidden/>
+              </w:rPr>
+              <w:fldChar w:fldCharType="begin"/>
+            </w:r>
+            <w:r>
+              <w:rPr>
+                <w:noProof/>
+                <w:webHidden/>
+              </w:rPr>
+              <w:instrText xml:space="preserve"> PAGEREF _Toc335901358 \h </w:instrText>
+            </w:r>
+            <w:r>
+              <w:rPr>
+                <w:noProof/>
+                <w:webHidden/>
+              </w:rPr>
+            </w:r>
+            <w:r>
+              <w:rPr>
+                <w:noProof/>
+                <w:webHidden/>
+              </w:rPr>
+              <w:fldChar w:fldCharType="separate"/>
+            </w:r>
+            <w:r>
+              <w:rPr>
+                <w:noProof/>
+                <w:webHidden/>
+              </w:rPr>
+              <w:t>1</w:t>
+            </w:r>
+            <w:r>
+              <w:rPr>
+                <w:noProof/>
+                <w:webHidden/>
+              </w:rPr>
+              <w:fldChar w:fldCharType="end"/>
+            </w:r>
+          </w:hyperlink>
+        </w:p>
+        <w:p>
+          <w:pPr>
+            <w:pStyle w:val="TOC2"/>
+            <w:tabs>
+              <w:tab w:val="right" w:leader="dot" w:pos="9350"/>
+            </w:tabs>
+            <w:rPr>
+              <w:rFonts w:eastAsiaTheme="minorEastAsia"/>
+              <w:noProof/>
+            </w:rPr>
+          </w:pPr>
+          <w:hyperlink w:anchor="_Toc335901359" w:history="1">
+            <w:r>
+              <w:rPr>
+                <w:rStyle w:val="Hyperlink"/>
+                <w:noProof/>
+              </w:rPr>
+              <w:t>User Story #2</w:t>
+            </w:r>
+            <w:r>
+              <w:rPr>
+                <w:noProof/>
+                <w:webHidden/>
+              </w:rPr>
+              <w:tab/>
+            </w:r>
+            <w:r>
+              <w:rPr>
+                <w:noProof/>
+                <w:webHidden/>
+              </w:rPr>
+              <w:fldChar w:fldCharType="begin"/>
+            </w:r>
+            <w:r>
+              <w:rPr>
+                <w:noProof/>
+                <w:webHidden/>
+              </w:rPr>
+              <w:instrText xml:space="preserve"> PAGEREF _Toc335901359 \h </w:instrText>
+            </w:r>
+            <w:r>
+              <w:rPr>
+                <w:noProof/>
+                <w:webHidden/>
+              </w:rPr>
+            </w:r>
+            <w:r>
+              <w:rPr>
+                <w:noProof/>
+                <w:webHidden/>
+              </w:rPr>
+              <w:fldChar w:fldCharType="separate"/>
+            </w:r>
+            <w:r>
+              <w:rPr>
+                <w:noProof/>
+                <w:webHidden/>
+              </w:rPr>
+              <w:t>1</w:t>
+            </w:r>
+            <w:r>
+              <w:rPr>
+                <w:noProof/>
+                <w:webHidden/>
+              </w:rPr>
+              <w:fldChar w:fldCharType="end"/>
+            </w:r>
+          </w:hyperlink>
+        </w:p>
+        <w:p>
+          <w:pPr>
+            <w:pStyle w:val="TOC2"/>
+            <w:tabs>
+              <w:tab w:val="right" w:leader="dot" w:pos="9350"/>
+            </w:tabs>
+            <w:rPr>
+              <w:rFonts w:eastAsiaTheme="minorEastAsia"/>
+              <w:noProof/>
+            </w:rPr>
+          </w:pPr>
+          <w:hyperlink w:anchor="_Toc335901360" w:history="1">
+            <w:r>
+              <w:rPr>
+                <w:rStyle w:val="Hyperlink"/>
+                <w:noProof/>
+              </w:rPr>
+              <w:t>User Story #3</w:t>
+            </w:r>
+            <w:r>
+              <w:rPr>
+                <w:noProof/>
+                <w:webHidden/>
+              </w:rPr>
+              <w:tab/>
+            </w:r>
+            <w:r>
+              <w:rPr>
+                <w:noProof/>
+                <w:webHidden/>
+              </w:rPr>
+              <w:fldChar w:fldCharType="begin"/>
+            </w:r>
+            <w:r>
+              <w:rPr>
+                <w:noProof/>
+                <w:webHidden/>
+              </w:rPr>
+              <w:instrText xml:space="preserve"> PAGEREF _Toc335901360 \h </w:instrText>
+            </w:r>
+            <w:r>
+              <w:rPr>
+                <w:noProof/>
+                <w:webHidden/>
+              </w:rPr>
+            </w:r>
+            <w:r>
+              <w:rPr>
+                <w:noProof/>
+                <w:webHidden/>
+              </w:rPr>
+              <w:fldChar w:fldCharType="separate"/>
+            </w:r>
+            <w:r>
+              <w:rPr>
+                <w:noProof/>
+                <w:webHidden/>
+              </w:rPr>
+              <w:t>1</w:t>
+            </w:r>
+            <w:r>
+              <w:rPr>
+                <w:noProof/>
+                <w:webHidden/>
+              </w:rPr>
+              <w:fldChar w:fldCharType="end"/>
+            </w:r>
+          </w:hyperlink>
+        </w:p>
+        <w:p>
+          <w:pPr>
+            <w:pStyle w:val="TOC1"/>
+            <w:rPr>
+              <w:rFonts w:eastAsiaTheme="minorEastAsia"/>
+              <w:noProof/>
+            </w:rPr>
+          </w:pPr>
+          <w:hyperlink w:anchor="_Toc335901361" w:history="1">
+            <w:r>
+              <w:rPr>
+                <w:rStyle w:val="Hyperlink"/>
+                <w:noProof/>
+              </w:rPr>
+              <w:t>Research or Proof of Concept Results</w:t>
+            </w:r>
+            <w:r>
+              <w:rPr>
+                <w:noProof/>
+                <w:webHidden/>
+              </w:rPr>
+              <w:tab/>
+            </w:r>
+            <w:r>
+              <w:rPr>
+                <w:noProof/>
+                <w:webHidden/>
+              </w:rPr>
+              <w:fldChar w:fldCharType="begin"/>
+            </w:r>
+            <w:r>
+              <w:rPr>
+                <w:noProof/>
+                <w:webHidden/>
+              </w:rPr>
+              <w:instrText xml:space="preserve"> PAGEREF _Toc335901361 \h </w:instrText>
+            </w:r>
+            <w:r>
+              <w:rPr>
+                <w:noProof/>
+                <w:webHidden/>
+              </w:rPr>
+            </w:r>
+            <w:r>
+              <w:rPr>
+                <w:noProof/>
+                <w:webHidden/>
+              </w:rPr>
+              <w:fldChar w:fldCharType="separate"/>
+            </w:r>
+            <w:r>
+              <w:rPr>
+                <w:noProof/>
+                <w:webHidden/>
+              </w:rPr>
+              <w:t>1</w:t>
+            </w:r>
+            <w:r>
+              <w:rPr>
+                <w:noProof/>
+                <w:webHidden/>
+              </w:rPr>
+              <w:fldChar w:fldCharType="end"/>
+            </w:r>
+          </w:hyperlink>
+        </w:p>
+        <w:p>
+          <w:r>
+            <w:rPr>
+              <w:b/>
+              <w:bCs/>
+              <w:noProof/>
+            </w:rPr>
+            <w:fldChar w:fldCharType="end"/>
+          </w:r>
+        </w:p>
+      </w:sdtContent>
+    </w:sdt>
+    <w:p>
+      <w:pPr>
+        <w:pStyle w:val="Heading1"/>
+      </w:pPr>
+      <w:bookmarkStart w:id="1" w:name="_Toc335901342"/>
+      <w:r>
+        <w:lastRenderedPageBreak/>
+        <w:t>Requirements</w:t>
+      </w:r>
+      <w:bookmarkEnd w:id="1"/>
+    </w:p>
+    <w:p>
+      <w:pPr>
+        <w:pStyle w:val="Heading2"/>
+      </w:pPr>
+      <w:bookmarkStart w:id="2" w:name="_Toc335901343"/>
+      <w:r>
+        <w:t>Scope</w:t>
+      </w:r>
+      <w:bookmarkEnd w:id="2"/>
+    </w:p>
+    <w:p>
+      <w:pPr>
+        <w:pStyle w:val="Heading2"/>
+      </w:pPr>
+      <w:bookmarkStart w:id="3" w:name="_Toc335901344"/>
+      <w:r>
+        <w:t>Purpose of the System</w:t>
+      </w:r>
+      <w:bookmarkEnd w:id="3"/>
+    </w:p>
+    <w:p>
+      <w:pPr>
+        <w:pStyle w:val="Heading1"/>
+      </w:pPr>
+      <w:bookmarkStart w:id="4" w:name="_Toc335901345"/>
+      <w:r>
+        <w:t>Stakeholder Information</w:t>
+      </w:r>
+      <w:bookmarkEnd w:id="4"/>
+    </w:p>
+    <w:p>
+      <w:pPr>
+        <w:pStyle w:val="Heading2"/>
+      </w:pPr>
+      <w:bookmarkStart w:id="5" w:name="_Toc335901346"/>
+      <w:r>
+        <w:t>Customer or End User (Product Owner)</w:t>
+      </w:r>
+      <w:bookmarkEnd w:id="5"/>
+    </w:p>
+    <w:p>
+      <w:pPr>
+        <w:pStyle w:val="Heading2"/>
+      </w:pPr>
+      <w:bookmarkStart w:id="6" w:name="_Toc335901347"/>
+      <w:r>
+        <w:t>Management or Instructor (Scrum Master)</w:t>
+      </w:r>
+      <w:bookmarkEnd w:id="6"/>
+    </w:p>
+    <w:p>
+      <w:pPr>
+        <w:pStyle w:val="Heading2"/>
+      </w:pPr>
+      <w:bookmarkStart w:id="7" w:name="_Toc335901348"/>
+      <w:r>
+        <w:t>Investors</w:t>
+      </w:r>
+      <w:bookmarkEnd w:id="7"/>
+    </w:p>
+    <w:p>
+      <w:pPr>
+        <w:pStyle w:val="Heading2"/>
+      </w:pPr>
+      <w:bookmarkStart w:id="8" w:name="_Toc335901349"/>
+      <w:r>
+        <w:t>Developers, Testers</w:t>
+      </w:r>
+      <w:bookmarkEnd w:id="8"/>
+    </w:p>
+    <w:p>
+      <w:pPr>
+        <w:pStyle w:val="Heading1"/>
+      </w:pPr>
+      <w:bookmarkStart w:id="9" w:name="_Toc335901350"/>
+      <w:r>
+        <w:t>Business Need</w:t>
+      </w:r>
+      <w:bookmarkEnd w:id="9"/>
+    </w:p>
+    <w:p>
+      <w:pPr>
+        <w:pStyle w:val="Heading1"/>
+      </w:pPr>
+      <w:bookmarkStart w:id="10" w:name="_Toc335901351"/>
+      <w:r>
+        <w:t>Requirements and Design Constraints</w:t>
+      </w:r>
+      <w:bookmarkEnd w:id="10"/>
+    </w:p>
+    <w:p>
+      <w:pPr>
+        <w:pStyle w:val="Heading2"/>
+      </w:pPr>
+      <w:bookmarkStart w:id="11" w:name="_Toc335901352"/>
+      <w:r>
+        <w:t>System Requirements</w:t>
+      </w:r>
+      <w:bookmarkEnd w:id="11"/>
+    </w:p>
+    <w:p>
+      <w:pPr>
+        <w:pStyle w:val="Heading2"/>
+      </w:pPr>
+      <w:bookmarkStart w:id="12" w:name="_Toc335901353"/>
+      <w:r>
+        <w:t>Network Requirements</w:t>
+      </w:r>
+      <w:bookmarkEnd w:id="12"/>
+    </w:p>
+    <w:p>
+      <w:pPr>
+        <w:pStyle w:val="Heading2"/>
+      </w:pPr>
+      <w:bookmarkStart w:id="13" w:name="_Toc335901354"/>
+      <w:r>
+        <w:t>Development Environment Requirements</w:t>
+      </w:r>
+      <w:bookmarkEnd w:id="13"/>
+    </w:p>
+    <w:p>
+      <w:pPr>
+        <w:pStyle w:val="Heading2"/>
+      </w:pPr>
+      <w:bookmarkStart w:id="14" w:name="_Toc335901355"/>
+      <w:r>
+        <w:t>Project Management Methodology</w:t>
+      </w:r>
+      <w:bookmarkEnd w:id="14"/>
+    </w:p>
+    <w:p>
+      <w:pPr>
+        <w:pStyle w:val="Heading1"/>
+      </w:pPr>
+      <w:bookmarkStart w:id="15" w:name="_Toc335901356"/>
+      <w:r>
+        <w:t>User Stories</w:t>
+      </w:r>
+      <w:bookmarkEnd w:id="15"/>
+    </w:p>
+    <w:p>
+      <w:pPr>
+        <w:pStyle w:val="Heading2"/>
+      </w:pPr>
+      <w:bookmarkStart w:id="16" w:name="_Toc335901357"/>
+      <w:r>
+        <w:t>User Story #1</w:t>
+      </w:r>
+      <w:bookmarkEnd w:id="16"/>
+    </w:p>
+    <w:p>
+      <w:pPr>
+        <w:pStyle w:val="Heading3"/>
+      </w:pPr>
+      <w:bookmarkStart w:id="17" w:name="_Toc335901358"/>
+      <w:r>
+        <w:t>User Story #1 Breakdown</w:t>
+      </w:r>
+      <w:bookmarkEnd w:id="17"/>
+    </w:p>
+    <w:p>
+      <w:pPr>
+        <w:pStyle w:val="Heading2"/>
+      </w:pPr>
+      <w:bookmarkStart w:id="18" w:name="_Toc335901359"/>
+      <w:r>
+        <w:t>User Story #2</w:t>
+      </w:r>
+      <w:bookmarkEnd w:id="18"/>
+    </w:p>
+    <w:p>
+      <w:pPr>
+        <w:pStyle w:val="Heading2"/>
+      </w:pPr>
+      <w:bookmarkStart w:id="19" w:name="_Toc335901360"/>
+      <w:r>
+        <w:t>User Story #3</w:t>
+      </w:r>
+      <w:bookmarkEnd w:id="19"/>
+    </w:p>
+    <w:p>
+      <w:pPr>
+        <w:pStyle w:val="Heading1"/>
+      </w:pPr>
+      <w:bookmarkStart w:id="20" w:name="_Toc335901361"/>
+      <w:r>
+        <w:t>Research or Proof of Concept Results</w:t>
+      </w:r>
+      <w:bookmarkEnd w:id="20"/>
     </w:p>
     <w:sectPr>
       <w:pgSz w:w="12240" w:h="15840"/>
@@ -347,6 +2319,893 @@
     </w:sectPr>
   </w:body>
 </w:document>
+</file>
+
+<file path=word/numbering.xml><?xml version="1.0" encoding="utf-8"?>
+<w:numbering xmlns:wpc="http://schemas.microsoft.com/office/word/2010/wordprocessingCanvas" xmlns:mc="http://schemas.openxmlformats.org/markup-compatibility/2006" xmlns:o="urn:schemas-microsoft-com:office:office" xmlns:r="http://schemas.openxmlformats.org/officeDocument/2006/relationships" xmlns:m="http://schemas.openxmlformats.org/officeDocument/2006/math" xmlns:v="urn:schemas-microsoft-com:vml" xmlns:wp14="http://schemas.microsoft.com/office/word/2010/wordprocessingDrawing" xmlns:wp="http://schemas.openxmlformats.org/drawingml/2006/wordprocessingDrawing" xmlns:w10="urn:schemas-microsoft-com:office:word" xmlns:w="http://schemas.openxmlformats.org/wordprocessingml/2006/main" xmlns:w14="http://schemas.microsoft.com/office/word/2010/wordml" xmlns:wpg="http://schemas.microsoft.com/office/word/2010/wordprocessingGroup" xmlns:wpi="http://schemas.microsoft.com/office/word/2010/wordprocessingInk" xmlns:wne="http://schemas.microsoft.com/office/word/2006/wordml" xmlns:wps="http://schemas.microsoft.com/office/word/2010/wordprocessingShape" mc:Ignorable="w14 wp14">
+  <w:abstractNum w:abstractNumId="0">
+    <w:nsid w:val="05106E3E"/>
+    <w:multiLevelType w:val="multilevel"/>
+    <w:tmpl w:val="0409001F"/>
+    <w:lvl w:ilvl="0">
+      <w:start w:val="1"/>
+      <w:numFmt w:val="decimal"/>
+      <w:lvlText w:val="%1."/>
+      <w:lvlJc w:val="left"/>
+      <w:pPr>
+        <w:ind w:left="360" w:hanging="360"/>
+      </w:pPr>
+    </w:lvl>
+    <w:lvl w:ilvl="1">
+      <w:start w:val="1"/>
+      <w:numFmt w:val="decimal"/>
+      <w:lvlText w:val="%1.%2."/>
+      <w:lvlJc w:val="left"/>
+      <w:pPr>
+        <w:ind w:left="792" w:hanging="432"/>
+      </w:pPr>
+    </w:lvl>
+    <w:lvl w:ilvl="2">
+      <w:start w:val="1"/>
+      <w:numFmt w:val="decimal"/>
+      <w:lvlText w:val="%1.%2.%3."/>
+      <w:lvlJc w:val="left"/>
+      <w:pPr>
+        <w:ind w:left="1224" w:hanging="504"/>
+      </w:pPr>
+    </w:lvl>
+    <w:lvl w:ilvl="3">
+      <w:start w:val="1"/>
+      <w:numFmt w:val="decimal"/>
+      <w:lvlText w:val="%1.%2.%3.%4."/>
+      <w:lvlJc w:val="left"/>
+      <w:pPr>
+        <w:ind w:left="1728" w:hanging="648"/>
+      </w:pPr>
+    </w:lvl>
+    <w:lvl w:ilvl="4">
+      <w:start w:val="1"/>
+      <w:numFmt w:val="decimal"/>
+      <w:lvlText w:val="%1.%2.%3.%4.%5."/>
+      <w:lvlJc w:val="left"/>
+      <w:pPr>
+        <w:ind w:left="2232" w:hanging="792"/>
+      </w:pPr>
+    </w:lvl>
+    <w:lvl w:ilvl="5">
+      <w:start w:val="1"/>
+      <w:numFmt w:val="decimal"/>
+      <w:lvlText w:val="%1.%2.%3.%4.%5.%6."/>
+      <w:lvlJc w:val="left"/>
+      <w:pPr>
+        <w:ind w:left="2736" w:hanging="936"/>
+      </w:pPr>
+    </w:lvl>
+    <w:lvl w:ilvl="6">
+      <w:start w:val="1"/>
+      <w:numFmt w:val="decimal"/>
+      <w:lvlText w:val="%1.%2.%3.%4.%5.%6.%7."/>
+      <w:lvlJc w:val="left"/>
+      <w:pPr>
+        <w:ind w:left="3240" w:hanging="1080"/>
+      </w:pPr>
+    </w:lvl>
+    <w:lvl w:ilvl="7">
+      <w:start w:val="1"/>
+      <w:numFmt w:val="decimal"/>
+      <w:lvlText w:val="%1.%2.%3.%4.%5.%6.%7.%8."/>
+      <w:lvlJc w:val="left"/>
+      <w:pPr>
+        <w:ind w:left="3744" w:hanging="1224"/>
+      </w:pPr>
+    </w:lvl>
+    <w:lvl w:ilvl="8">
+      <w:start w:val="1"/>
+      <w:numFmt w:val="decimal"/>
+      <w:lvlText w:val="%1.%2.%3.%4.%5.%6.%7.%8.%9."/>
+      <w:lvlJc w:val="left"/>
+      <w:pPr>
+        <w:ind w:left="4320" w:hanging="1440"/>
+      </w:pPr>
+    </w:lvl>
+  </w:abstractNum>
+  <w:abstractNum w:abstractNumId="1">
+    <w:nsid w:val="080C6FCD"/>
+    <w:multiLevelType w:val="multilevel"/>
+    <w:tmpl w:val="0409001F"/>
+    <w:lvl w:ilvl="0">
+      <w:start w:val="1"/>
+      <w:numFmt w:val="decimal"/>
+      <w:lvlText w:val="%1."/>
+      <w:lvlJc w:val="left"/>
+      <w:pPr>
+        <w:ind w:left="360" w:hanging="360"/>
+      </w:pPr>
+    </w:lvl>
+    <w:lvl w:ilvl="1">
+      <w:start w:val="1"/>
+      <w:numFmt w:val="decimal"/>
+      <w:lvlText w:val="%1.%2."/>
+      <w:lvlJc w:val="left"/>
+      <w:pPr>
+        <w:ind w:left="792" w:hanging="432"/>
+      </w:pPr>
+    </w:lvl>
+    <w:lvl w:ilvl="2">
+      <w:start w:val="1"/>
+      <w:numFmt w:val="decimal"/>
+      <w:lvlText w:val="%1.%2.%3."/>
+      <w:lvlJc w:val="left"/>
+      <w:pPr>
+        <w:ind w:left="1224" w:hanging="504"/>
+      </w:pPr>
+    </w:lvl>
+    <w:lvl w:ilvl="3">
+      <w:start w:val="1"/>
+      <w:numFmt w:val="decimal"/>
+      <w:lvlText w:val="%1.%2.%3.%4."/>
+      <w:lvlJc w:val="left"/>
+      <w:pPr>
+        <w:ind w:left="1728" w:hanging="648"/>
+      </w:pPr>
+    </w:lvl>
+    <w:lvl w:ilvl="4">
+      <w:start w:val="1"/>
+      <w:numFmt w:val="decimal"/>
+      <w:lvlText w:val="%1.%2.%3.%4.%5."/>
+      <w:lvlJc w:val="left"/>
+      <w:pPr>
+        <w:ind w:left="2232" w:hanging="792"/>
+      </w:pPr>
+    </w:lvl>
+    <w:lvl w:ilvl="5">
+      <w:start w:val="1"/>
+      <w:numFmt w:val="decimal"/>
+      <w:lvlText w:val="%1.%2.%3.%4.%5.%6."/>
+      <w:lvlJc w:val="left"/>
+      <w:pPr>
+        <w:ind w:left="2736" w:hanging="936"/>
+      </w:pPr>
+    </w:lvl>
+    <w:lvl w:ilvl="6">
+      <w:start w:val="1"/>
+      <w:numFmt w:val="decimal"/>
+      <w:lvlText w:val="%1.%2.%3.%4.%5.%6.%7."/>
+      <w:lvlJc w:val="left"/>
+      <w:pPr>
+        <w:ind w:left="3240" w:hanging="1080"/>
+      </w:pPr>
+    </w:lvl>
+    <w:lvl w:ilvl="7">
+      <w:start w:val="1"/>
+      <w:numFmt w:val="decimal"/>
+      <w:lvlText w:val="%1.%2.%3.%4.%5.%6.%7.%8."/>
+      <w:lvlJc w:val="left"/>
+      <w:pPr>
+        <w:ind w:left="3744" w:hanging="1224"/>
+      </w:pPr>
+    </w:lvl>
+    <w:lvl w:ilvl="8">
+      <w:start w:val="1"/>
+      <w:numFmt w:val="decimal"/>
+      <w:lvlText w:val="%1.%2.%3.%4.%5.%6.%7.%8.%9."/>
+      <w:lvlJc w:val="left"/>
+      <w:pPr>
+        <w:ind w:left="4320" w:hanging="1440"/>
+      </w:pPr>
+    </w:lvl>
+  </w:abstractNum>
+  <w:abstractNum w:abstractNumId="2">
+    <w:nsid w:val="12CB222B"/>
+    <w:multiLevelType w:val="multilevel"/>
+    <w:tmpl w:val="0ED8DB86"/>
+    <w:lvl w:ilvl="0">
+      <w:start w:val="1"/>
+      <w:numFmt w:val="decimal"/>
+      <w:lvlText w:val="%1.0"/>
+      <w:lvlJc w:val="left"/>
+      <w:pPr>
+        <w:ind w:left="360" w:hanging="360"/>
+      </w:pPr>
+      <w:rPr>
+        <w:rFonts w:hint="default"/>
+      </w:rPr>
+    </w:lvl>
+    <w:lvl w:ilvl="1">
+      <w:start w:val="1"/>
+      <w:numFmt w:val="decimal"/>
+      <w:lvlText w:val="%1.%2"/>
+      <w:lvlJc w:val="left"/>
+      <w:pPr>
+        <w:ind w:left="1080" w:hanging="360"/>
+      </w:pPr>
+      <w:rPr>
+        <w:rFonts w:hint="default"/>
+      </w:rPr>
+    </w:lvl>
+    <w:lvl w:ilvl="2">
+      <w:start w:val="1"/>
+      <w:numFmt w:val="decimal"/>
+      <w:lvlText w:val="%1.%2.%3"/>
+      <w:lvlJc w:val="left"/>
+      <w:pPr>
+        <w:ind w:left="2160" w:hanging="720"/>
+      </w:pPr>
+      <w:rPr>
+        <w:rFonts w:hint="default"/>
+      </w:rPr>
+    </w:lvl>
+    <w:lvl w:ilvl="3">
+      <w:start w:val="1"/>
+      <w:numFmt w:val="decimal"/>
+      <w:lvlText w:val="%1.%2.%3.%4"/>
+      <w:lvlJc w:val="left"/>
+      <w:pPr>
+        <w:ind w:left="2880" w:hanging="720"/>
+      </w:pPr>
+      <w:rPr>
+        <w:rFonts w:hint="default"/>
+      </w:rPr>
+    </w:lvl>
+    <w:lvl w:ilvl="4">
+      <w:start w:val="1"/>
+      <w:numFmt w:val="decimal"/>
+      <w:lvlText w:val="%1.%2.%3.%4.%5"/>
+      <w:lvlJc w:val="left"/>
+      <w:pPr>
+        <w:ind w:left="3960" w:hanging="1080"/>
+      </w:pPr>
+      <w:rPr>
+        <w:rFonts w:hint="default"/>
+      </w:rPr>
+    </w:lvl>
+    <w:lvl w:ilvl="5">
+      <w:start w:val="1"/>
+      <w:numFmt w:val="decimal"/>
+      <w:lvlText w:val="%1.%2.%3.%4.%5.%6"/>
+      <w:lvlJc w:val="left"/>
+      <w:pPr>
+        <w:ind w:left="4680" w:hanging="1080"/>
+      </w:pPr>
+      <w:rPr>
+        <w:rFonts w:hint="default"/>
+      </w:rPr>
+    </w:lvl>
+    <w:lvl w:ilvl="6">
+      <w:start w:val="1"/>
+      <w:numFmt w:val="decimal"/>
+      <w:lvlText w:val="%1.%2.%3.%4.%5.%6.%7"/>
+      <w:lvlJc w:val="left"/>
+      <w:pPr>
+        <w:ind w:left="5760" w:hanging="1440"/>
+      </w:pPr>
+      <w:rPr>
+        <w:rFonts w:hint="default"/>
+      </w:rPr>
+    </w:lvl>
+    <w:lvl w:ilvl="7">
+      <w:start w:val="1"/>
+      <w:numFmt w:val="decimal"/>
+      <w:lvlText w:val="%1.%2.%3.%4.%5.%6.%7.%8"/>
+      <w:lvlJc w:val="left"/>
+      <w:pPr>
+        <w:ind w:left="6480" w:hanging="1440"/>
+      </w:pPr>
+      <w:rPr>
+        <w:rFonts w:hint="default"/>
+      </w:rPr>
+    </w:lvl>
+    <w:lvl w:ilvl="8">
+      <w:start w:val="1"/>
+      <w:numFmt w:val="decimal"/>
+      <w:lvlText w:val="%1.%2.%3.%4.%5.%6.%7.%8.%9"/>
+      <w:lvlJc w:val="left"/>
+      <w:pPr>
+        <w:ind w:left="7560" w:hanging="1800"/>
+      </w:pPr>
+      <w:rPr>
+        <w:rFonts w:hint="default"/>
+      </w:rPr>
+    </w:lvl>
+  </w:abstractNum>
+  <w:abstractNum w:abstractNumId="3">
+    <w:nsid w:val="308C32EE"/>
+    <w:multiLevelType w:val="multilevel"/>
+    <w:tmpl w:val="0409001F"/>
+    <w:lvl w:ilvl="0">
+      <w:start w:val="1"/>
+      <w:numFmt w:val="decimal"/>
+      <w:lvlText w:val="%1."/>
+      <w:lvlJc w:val="left"/>
+      <w:pPr>
+        <w:ind w:left="360" w:hanging="360"/>
+      </w:pPr>
+    </w:lvl>
+    <w:lvl w:ilvl="1">
+      <w:start w:val="1"/>
+      <w:numFmt w:val="decimal"/>
+      <w:lvlText w:val="%1.%2."/>
+      <w:lvlJc w:val="left"/>
+      <w:pPr>
+        <w:ind w:left="792" w:hanging="432"/>
+      </w:pPr>
+    </w:lvl>
+    <w:lvl w:ilvl="2">
+      <w:start w:val="1"/>
+      <w:numFmt w:val="decimal"/>
+      <w:lvlText w:val="%1.%2.%3."/>
+      <w:lvlJc w:val="left"/>
+      <w:pPr>
+        <w:ind w:left="1224" w:hanging="504"/>
+      </w:pPr>
+    </w:lvl>
+    <w:lvl w:ilvl="3">
+      <w:start w:val="1"/>
+      <w:numFmt w:val="decimal"/>
+      <w:lvlText w:val="%1.%2.%3.%4."/>
+      <w:lvlJc w:val="left"/>
+      <w:pPr>
+        <w:ind w:left="1728" w:hanging="648"/>
+      </w:pPr>
+    </w:lvl>
+    <w:lvl w:ilvl="4">
+      <w:start w:val="1"/>
+      <w:numFmt w:val="decimal"/>
+      <w:lvlText w:val="%1.%2.%3.%4.%5."/>
+      <w:lvlJc w:val="left"/>
+      <w:pPr>
+        <w:ind w:left="2232" w:hanging="792"/>
+      </w:pPr>
+    </w:lvl>
+    <w:lvl w:ilvl="5">
+      <w:start w:val="1"/>
+      <w:numFmt w:val="decimal"/>
+      <w:lvlText w:val="%1.%2.%3.%4.%5.%6."/>
+      <w:lvlJc w:val="left"/>
+      <w:pPr>
+        <w:ind w:left="2736" w:hanging="936"/>
+      </w:pPr>
+    </w:lvl>
+    <w:lvl w:ilvl="6">
+      <w:start w:val="1"/>
+      <w:numFmt w:val="decimal"/>
+      <w:lvlText w:val="%1.%2.%3.%4.%5.%6.%7."/>
+      <w:lvlJc w:val="left"/>
+      <w:pPr>
+        <w:ind w:left="3240" w:hanging="1080"/>
+      </w:pPr>
+    </w:lvl>
+    <w:lvl w:ilvl="7">
+      <w:start w:val="1"/>
+      <w:numFmt w:val="decimal"/>
+      <w:lvlText w:val="%1.%2.%3.%4.%5.%6.%7.%8."/>
+      <w:lvlJc w:val="left"/>
+      <w:pPr>
+        <w:ind w:left="3744" w:hanging="1224"/>
+      </w:pPr>
+    </w:lvl>
+    <w:lvl w:ilvl="8">
+      <w:start w:val="1"/>
+      <w:numFmt w:val="decimal"/>
+      <w:lvlText w:val="%1.%2.%3.%4.%5.%6.%7.%8.%9."/>
+      <w:lvlJc w:val="left"/>
+      <w:pPr>
+        <w:ind w:left="4320" w:hanging="1440"/>
+      </w:pPr>
+    </w:lvl>
+  </w:abstractNum>
+  <w:abstractNum w:abstractNumId="4">
+    <w:nsid w:val="371152F4"/>
+    <w:multiLevelType w:val="multilevel"/>
+    <w:tmpl w:val="4190BC74"/>
+    <w:lvl w:ilvl="0">
+      <w:start w:val="1"/>
+      <w:numFmt w:val="decimal"/>
+      <w:lvlText w:val="%1.0"/>
+      <w:lvlJc w:val="left"/>
+      <w:pPr>
+        <w:ind w:left="360" w:hanging="360"/>
+      </w:pPr>
+      <w:rPr>
+        <w:rFonts w:hint="default"/>
+      </w:rPr>
+    </w:lvl>
+    <w:lvl w:ilvl="1">
+      <w:start w:val="1"/>
+      <w:numFmt w:val="decimal"/>
+      <w:lvlText w:val="%1.%2"/>
+      <w:lvlJc w:val="left"/>
+      <w:pPr>
+        <w:ind w:left="1080" w:hanging="360"/>
+      </w:pPr>
+      <w:rPr>
+        <w:rFonts w:hint="default"/>
+      </w:rPr>
+    </w:lvl>
+    <w:lvl w:ilvl="2">
+      <w:start w:val="1"/>
+      <w:numFmt w:val="decimal"/>
+      <w:lvlText w:val="%1.%2.%3"/>
+      <w:lvlJc w:val="left"/>
+      <w:pPr>
+        <w:ind w:left="2160" w:hanging="720"/>
+      </w:pPr>
+      <w:rPr>
+        <w:rFonts w:hint="default"/>
+      </w:rPr>
+    </w:lvl>
+    <w:lvl w:ilvl="3">
+      <w:start w:val="1"/>
+      <w:numFmt w:val="decimal"/>
+      <w:lvlText w:val="%1.%2.%3.%4"/>
+      <w:lvlJc w:val="left"/>
+      <w:pPr>
+        <w:ind w:left="2880" w:hanging="720"/>
+      </w:pPr>
+      <w:rPr>
+        <w:rFonts w:hint="default"/>
+      </w:rPr>
+    </w:lvl>
+    <w:lvl w:ilvl="4">
+      <w:start w:val="1"/>
+      <w:numFmt w:val="decimal"/>
+      <w:lvlText w:val="%1.%2.%3.%4.%5"/>
+      <w:lvlJc w:val="left"/>
+      <w:pPr>
+        <w:ind w:left="3960" w:hanging="1080"/>
+      </w:pPr>
+      <w:rPr>
+        <w:rFonts w:hint="default"/>
+      </w:rPr>
+    </w:lvl>
+    <w:lvl w:ilvl="5">
+      <w:start w:val="1"/>
+      <w:numFmt w:val="decimal"/>
+      <w:lvlText w:val="%1.%2.%3.%4.%5.%6"/>
+      <w:lvlJc w:val="left"/>
+      <w:pPr>
+        <w:ind w:left="4680" w:hanging="1080"/>
+      </w:pPr>
+      <w:rPr>
+        <w:rFonts w:hint="default"/>
+      </w:rPr>
+    </w:lvl>
+    <w:lvl w:ilvl="6">
+      <w:start w:val="1"/>
+      <w:numFmt w:val="decimal"/>
+      <w:lvlText w:val="%1.%2.%3.%4.%5.%6.%7"/>
+      <w:lvlJc w:val="left"/>
+      <w:pPr>
+        <w:ind w:left="5760" w:hanging="1440"/>
+      </w:pPr>
+      <w:rPr>
+        <w:rFonts w:hint="default"/>
+      </w:rPr>
+    </w:lvl>
+    <w:lvl w:ilvl="7">
+      <w:start w:val="1"/>
+      <w:numFmt w:val="decimal"/>
+      <w:lvlText w:val="%1.%2.%3.%4.%5.%6.%7.%8"/>
+      <w:lvlJc w:val="left"/>
+      <w:pPr>
+        <w:ind w:left="6480" w:hanging="1440"/>
+      </w:pPr>
+      <w:rPr>
+        <w:rFonts w:hint="default"/>
+      </w:rPr>
+    </w:lvl>
+    <w:lvl w:ilvl="8">
+      <w:start w:val="1"/>
+      <w:numFmt w:val="decimal"/>
+      <w:lvlText w:val="%1.%2.%3.%4.%5.%6.%7.%8.%9"/>
+      <w:lvlJc w:val="left"/>
+      <w:pPr>
+        <w:ind w:left="7200" w:hanging="1440"/>
+      </w:pPr>
+      <w:rPr>
+        <w:rFonts w:hint="default"/>
+      </w:rPr>
+    </w:lvl>
+  </w:abstractNum>
+  <w:abstractNum w:abstractNumId="5">
+    <w:nsid w:val="39040C9D"/>
+    <w:multiLevelType w:val="hybridMultilevel"/>
+    <w:tmpl w:val="470871FC"/>
+    <w:lvl w:ilvl="0" w:tplc="04090001">
+      <w:start w:val="1"/>
+      <w:numFmt w:val="bullet"/>
+      <w:lvlText w:val=""/>
+      <w:lvlJc w:val="left"/>
+      <w:pPr>
+        <w:ind w:left="720" w:hanging="360"/>
+      </w:pPr>
+      <w:rPr>
+        <w:rFonts w:ascii="Symbol" w:hAnsi="Symbol" w:hint="default"/>
+      </w:rPr>
+    </w:lvl>
+    <w:lvl w:ilvl="1" w:tplc="04090003" w:tentative="1">
+      <w:start w:val="1"/>
+      <w:numFmt w:val="bullet"/>
+      <w:lvlText w:val="o"/>
+      <w:lvlJc w:val="left"/>
+      <w:pPr>
+        <w:ind w:left="1440" w:hanging="360"/>
+      </w:pPr>
+      <w:rPr>
+        <w:rFonts w:ascii="Courier New" w:hAnsi="Courier New" w:cs="Courier New" w:hint="default"/>
+      </w:rPr>
+    </w:lvl>
+    <w:lvl w:ilvl="2" w:tplc="04090005" w:tentative="1">
+      <w:start w:val="1"/>
+      <w:numFmt w:val="bullet"/>
+      <w:lvlText w:val=""/>
+      <w:lvlJc w:val="left"/>
+      <w:pPr>
+        <w:ind w:left="2160" w:hanging="360"/>
+      </w:pPr>
+      <w:rPr>
+        <w:rFonts w:ascii="Wingdings" w:hAnsi="Wingdings" w:hint="default"/>
+      </w:rPr>
+    </w:lvl>
+    <w:lvl w:ilvl="3" w:tplc="04090001" w:tentative="1">
+      <w:start w:val="1"/>
+      <w:numFmt w:val="bullet"/>
+      <w:lvlText w:val=""/>
+      <w:lvlJc w:val="left"/>
+      <w:pPr>
+        <w:ind w:left="2880" w:hanging="360"/>
+      </w:pPr>
+      <w:rPr>
+        <w:rFonts w:ascii="Symbol" w:hAnsi="Symbol" w:hint="default"/>
+      </w:rPr>
+    </w:lvl>
+    <w:lvl w:ilvl="4" w:tplc="04090003" w:tentative="1">
+      <w:start w:val="1"/>
+      <w:numFmt w:val="bullet"/>
+      <w:lvlText w:val="o"/>
+      <w:lvlJc w:val="left"/>
+      <w:pPr>
+        <w:ind w:left="3600" w:hanging="360"/>
+      </w:pPr>
+      <w:rPr>
+        <w:rFonts w:ascii="Courier New" w:hAnsi="Courier New" w:cs="Courier New" w:hint="default"/>
+      </w:rPr>
+    </w:lvl>
+    <w:lvl w:ilvl="5" w:tplc="04090005" w:tentative="1">
+      <w:start w:val="1"/>
+      <w:numFmt w:val="bullet"/>
+      <w:lvlText w:val=""/>
+      <w:lvlJc w:val="left"/>
+      <w:pPr>
+        <w:ind w:left="4320" w:hanging="360"/>
+      </w:pPr>
+      <w:rPr>
+        <w:rFonts w:ascii="Wingdings" w:hAnsi="Wingdings" w:hint="default"/>
+      </w:rPr>
+    </w:lvl>
+    <w:lvl w:ilvl="6" w:tplc="04090001" w:tentative="1">
+      <w:start w:val="1"/>
+      <w:numFmt w:val="bullet"/>
+      <w:lvlText w:val=""/>
+      <w:lvlJc w:val="left"/>
+      <w:pPr>
+        <w:ind w:left="5040" w:hanging="360"/>
+      </w:pPr>
+      <w:rPr>
+        <w:rFonts w:ascii="Symbol" w:hAnsi="Symbol" w:hint="default"/>
+      </w:rPr>
+    </w:lvl>
+    <w:lvl w:ilvl="7" w:tplc="04090003" w:tentative="1">
+      <w:start w:val="1"/>
+      <w:numFmt w:val="bullet"/>
+      <w:lvlText w:val="o"/>
+      <w:lvlJc w:val="left"/>
+      <w:pPr>
+        <w:ind w:left="5760" w:hanging="360"/>
+      </w:pPr>
+      <w:rPr>
+        <w:rFonts w:ascii="Courier New" w:hAnsi="Courier New" w:cs="Courier New" w:hint="default"/>
+      </w:rPr>
+    </w:lvl>
+    <w:lvl w:ilvl="8" w:tplc="04090005" w:tentative="1">
+      <w:start w:val="1"/>
+      <w:numFmt w:val="bullet"/>
+      <w:lvlText w:val=""/>
+      <w:lvlJc w:val="left"/>
+      <w:pPr>
+        <w:ind w:left="6480" w:hanging="360"/>
+      </w:pPr>
+      <w:rPr>
+        <w:rFonts w:ascii="Wingdings" w:hAnsi="Wingdings" w:hint="default"/>
+      </w:rPr>
+    </w:lvl>
+  </w:abstractNum>
+  <w:abstractNum w:abstractNumId="6">
+    <w:nsid w:val="3E4D5CE2"/>
+    <w:multiLevelType w:val="multilevel"/>
+    <w:tmpl w:val="0409001F"/>
+    <w:lvl w:ilvl="0">
+      <w:start w:val="1"/>
+      <w:numFmt w:val="decimal"/>
+      <w:lvlText w:val="%1."/>
+      <w:lvlJc w:val="left"/>
+      <w:pPr>
+        <w:ind w:left="360" w:hanging="360"/>
+      </w:pPr>
+    </w:lvl>
+    <w:lvl w:ilvl="1">
+      <w:start w:val="1"/>
+      <w:numFmt w:val="decimal"/>
+      <w:lvlText w:val="%1.%2."/>
+      <w:lvlJc w:val="left"/>
+      <w:pPr>
+        <w:ind w:left="792" w:hanging="432"/>
+      </w:pPr>
+    </w:lvl>
+    <w:lvl w:ilvl="2">
+      <w:start w:val="1"/>
+      <w:numFmt w:val="decimal"/>
+      <w:lvlText w:val="%1.%2.%3."/>
+      <w:lvlJc w:val="left"/>
+      <w:pPr>
+        <w:ind w:left="1224" w:hanging="504"/>
+      </w:pPr>
+    </w:lvl>
+    <w:lvl w:ilvl="3">
+      <w:start w:val="1"/>
+      <w:numFmt w:val="decimal"/>
+      <w:lvlText w:val="%1.%2.%3.%4."/>
+      <w:lvlJc w:val="left"/>
+      <w:pPr>
+        <w:ind w:left="1728" w:hanging="648"/>
+      </w:pPr>
+    </w:lvl>
+    <w:lvl w:ilvl="4">
+      <w:start w:val="1"/>
+      <w:numFmt w:val="decimal"/>
+      <w:lvlText w:val="%1.%2.%3.%4.%5."/>
+      <w:lvlJc w:val="left"/>
+      <w:pPr>
+        <w:ind w:left="2232" w:hanging="792"/>
+      </w:pPr>
+    </w:lvl>
+    <w:lvl w:ilvl="5">
+      <w:start w:val="1"/>
+      <w:numFmt w:val="decimal"/>
+      <w:lvlText w:val="%1.%2.%3.%4.%5.%6."/>
+      <w:lvlJc w:val="left"/>
+      <w:pPr>
+        <w:ind w:left="2736" w:hanging="936"/>
+      </w:pPr>
+    </w:lvl>
+    <w:lvl w:ilvl="6">
+      <w:start w:val="1"/>
+      <w:numFmt w:val="decimal"/>
+      <w:lvlText w:val="%1.%2.%3.%4.%5.%6.%7."/>
+      <w:lvlJc w:val="left"/>
+      <w:pPr>
+        <w:ind w:left="3240" w:hanging="1080"/>
+      </w:pPr>
+    </w:lvl>
+    <w:lvl w:ilvl="7">
+      <w:start w:val="1"/>
+      <w:numFmt w:val="decimal"/>
+      <w:lvlText w:val="%1.%2.%3.%4.%5.%6.%7.%8."/>
+      <w:lvlJc w:val="left"/>
+      <w:pPr>
+        <w:ind w:left="3744" w:hanging="1224"/>
+      </w:pPr>
+    </w:lvl>
+    <w:lvl w:ilvl="8">
+      <w:start w:val="1"/>
+      <w:numFmt w:val="decimal"/>
+      <w:lvlText w:val="%1.%2.%3.%4.%5.%6.%7.%8.%9."/>
+      <w:lvlJc w:val="left"/>
+      <w:pPr>
+        <w:ind w:left="4320" w:hanging="1440"/>
+      </w:pPr>
+    </w:lvl>
+  </w:abstractNum>
+  <w:abstractNum w:abstractNumId="7">
+    <w:nsid w:val="44F6564A"/>
+    <w:multiLevelType w:val="multilevel"/>
+    <w:tmpl w:val="0409001F"/>
+    <w:lvl w:ilvl="0">
+      <w:start w:val="1"/>
+      <w:numFmt w:val="decimal"/>
+      <w:lvlText w:val="%1."/>
+      <w:lvlJc w:val="left"/>
+      <w:pPr>
+        <w:ind w:left="360" w:hanging="360"/>
+      </w:pPr>
+    </w:lvl>
+    <w:lvl w:ilvl="1">
+      <w:start w:val="1"/>
+      <w:numFmt w:val="decimal"/>
+      <w:lvlText w:val="%1.%2."/>
+      <w:lvlJc w:val="left"/>
+      <w:pPr>
+        <w:ind w:left="792" w:hanging="432"/>
+      </w:pPr>
+    </w:lvl>
+    <w:lvl w:ilvl="2">
+      <w:start w:val="1"/>
+      <w:numFmt w:val="decimal"/>
+      <w:lvlText w:val="%1.%2.%3."/>
+      <w:lvlJc w:val="left"/>
+      <w:pPr>
+        <w:ind w:left="1224" w:hanging="504"/>
+      </w:pPr>
+    </w:lvl>
+    <w:lvl w:ilvl="3">
+      <w:start w:val="1"/>
+      <w:numFmt w:val="decimal"/>
+      <w:lvlText w:val="%1.%2.%3.%4."/>
+      <w:lvlJc w:val="left"/>
+      <w:pPr>
+        <w:ind w:left="1728" w:hanging="648"/>
+      </w:pPr>
+    </w:lvl>
+    <w:lvl w:ilvl="4">
+      <w:start w:val="1"/>
+      <w:numFmt w:val="decimal"/>
+      <w:lvlText w:val="%1.%2.%3.%4.%5."/>
+      <w:lvlJc w:val="left"/>
+      <w:pPr>
+        <w:ind w:left="2232" w:hanging="792"/>
+      </w:pPr>
+    </w:lvl>
+    <w:lvl w:ilvl="5">
+      <w:start w:val="1"/>
+      <w:numFmt w:val="decimal"/>
+      <w:lvlText w:val="%1.%2.%3.%4.%5.%6."/>
+      <w:lvlJc w:val="left"/>
+      <w:pPr>
+        <w:ind w:left="2736" w:hanging="936"/>
+      </w:pPr>
+    </w:lvl>
+    <w:lvl w:ilvl="6">
+      <w:start w:val="1"/>
+      <w:numFmt w:val="decimal"/>
+      <w:lvlText w:val="%1.%2.%3.%4.%5.%6.%7."/>
+      <w:lvlJc w:val="left"/>
+      <w:pPr>
+        <w:ind w:left="3240" w:hanging="1080"/>
+      </w:pPr>
+    </w:lvl>
+    <w:lvl w:ilvl="7">
+      <w:start w:val="1"/>
+      <w:numFmt w:val="decimal"/>
+      <w:lvlText w:val="%1.%2.%3.%4.%5.%6.%7.%8."/>
+      <w:lvlJc w:val="left"/>
+      <w:pPr>
+        <w:ind w:left="3744" w:hanging="1224"/>
+      </w:pPr>
+    </w:lvl>
+    <w:lvl w:ilvl="8">
+      <w:start w:val="1"/>
+      <w:numFmt w:val="decimal"/>
+      <w:lvlText w:val="%1.%2.%3.%4.%5.%6.%7.%8.%9."/>
+      <w:lvlJc w:val="left"/>
+      <w:pPr>
+        <w:ind w:left="4320" w:hanging="1440"/>
+      </w:pPr>
+    </w:lvl>
+  </w:abstractNum>
+  <w:abstractNum w:abstractNumId="8">
+    <w:nsid w:val="69A23998"/>
+    <w:multiLevelType w:val="multilevel"/>
+    <w:tmpl w:val="0409001F"/>
+    <w:lvl w:ilvl="0">
+      <w:start w:val="1"/>
+      <w:numFmt w:val="decimal"/>
+      <w:lvlText w:val="%1."/>
+      <w:lvlJc w:val="left"/>
+      <w:pPr>
+        <w:ind w:left="360" w:hanging="360"/>
+      </w:pPr>
+    </w:lvl>
+    <w:lvl w:ilvl="1">
+      <w:start w:val="1"/>
+      <w:numFmt w:val="decimal"/>
+      <w:lvlText w:val="%1.%2."/>
+      <w:lvlJc w:val="left"/>
+      <w:pPr>
+        <w:ind w:left="792" w:hanging="432"/>
+      </w:pPr>
+    </w:lvl>
+    <w:lvl w:ilvl="2">
+      <w:start w:val="1"/>
+      <w:numFmt w:val="decimal"/>
+      <w:lvlText w:val="%1.%2.%3."/>
+      <w:lvlJc w:val="left"/>
+      <w:pPr>
+        <w:ind w:left="1224" w:hanging="504"/>
+      </w:pPr>
+    </w:lvl>
+    <w:lvl w:ilvl="3">
+      <w:start w:val="1"/>
+      <w:numFmt w:val="decimal"/>
+      <w:lvlText w:val="%1.%2.%3.%4."/>
+      <w:lvlJc w:val="left"/>
+      <w:pPr>
+        <w:ind w:left="1728" w:hanging="648"/>
+      </w:pPr>
+    </w:lvl>
+    <w:lvl w:ilvl="4">
+      <w:start w:val="1"/>
+      <w:numFmt w:val="decimal"/>
+      <w:lvlText w:val="%1.%2.%3.%4.%5."/>
+      <w:lvlJc w:val="left"/>
+      <w:pPr>
+        <w:ind w:left="2232" w:hanging="792"/>
+      </w:pPr>
+    </w:lvl>
+    <w:lvl w:ilvl="5">
+      <w:start w:val="1"/>
+      <w:numFmt w:val="decimal"/>
+      <w:lvlText w:val="%1.%2.%3.%4.%5.%6."/>
+      <w:lvlJc w:val="left"/>
+      <w:pPr>
+        <w:ind w:left="2736" w:hanging="936"/>
+      </w:pPr>
+    </w:lvl>
+    <w:lvl w:ilvl="6">
+      <w:start w:val="1"/>
+      <w:numFmt w:val="decimal"/>
+      <w:lvlText w:val="%1.%2.%3.%4.%5.%6.%7."/>
+      <w:lvlJc w:val="left"/>
+      <w:pPr>
+        <w:ind w:left="3240" w:hanging="1080"/>
+      </w:pPr>
+    </w:lvl>
+    <w:lvl w:ilvl="7">
+      <w:start w:val="1"/>
+      <w:numFmt w:val="decimal"/>
+      <w:lvlText w:val="%1.%2.%3.%4.%5.%6.%7.%8."/>
+      <w:lvlJc w:val="left"/>
+      <w:pPr>
+        <w:ind w:left="3744" w:hanging="1224"/>
+      </w:pPr>
+    </w:lvl>
+    <w:lvl w:ilvl="8">
+      <w:start w:val="1"/>
+      <w:numFmt w:val="decimal"/>
+      <w:lvlText w:val="%1.%2.%3.%4.%5.%6.%7.%8.%9."/>
+      <w:lvlJc w:val="left"/>
+      <w:pPr>
+        <w:ind w:left="4320" w:hanging="1440"/>
+      </w:pPr>
+    </w:lvl>
+  </w:abstractNum>
+  <w:num w:numId="1">
+    <w:abstractNumId w:val="3"/>
+  </w:num>
+  <w:num w:numId="2">
+    <w:abstractNumId w:val="2"/>
+  </w:num>
+  <w:num w:numId="3">
+    <w:abstractNumId w:val="5"/>
+  </w:num>
+  <w:num w:numId="4">
+    <w:abstractNumId w:val="1"/>
+  </w:num>
+  <w:num w:numId="5">
+    <w:abstractNumId w:val="7"/>
+  </w:num>
+  <w:num w:numId="6">
+    <w:abstractNumId w:val="8"/>
+  </w:num>
+  <w:num w:numId="7">
+    <w:abstractNumId w:val="4"/>
+  </w:num>
+  <w:num w:numId="8">
+    <w:abstractNumId w:val="0"/>
+  </w:num>
+  <w:num w:numId="9">
+    <w:abstractNumId w:val="6"/>
+  </w:num>
+</w:numbering>
 </file>
 
 <file path=word/styles.xml><?xml version="1.0" encoding="utf-8"?>
@@ -509,6 +3368,75 @@
     <w:name w:val="Normal"/>
     <w:qFormat/>
   </w:style>
+  <w:style w:type="paragraph" w:styleId="Heading1">
+    <w:name w:val="heading 1"/>
+    <w:basedOn w:val="Normal"/>
+    <w:next w:val="Normal"/>
+    <w:link w:val="Heading1Char"/>
+    <w:uiPriority w:val="9"/>
+    <w:qFormat/>
+    <w:rsid w:val="00F24C15"/>
+    <w:pPr>
+      <w:keepNext/>
+      <w:keepLines/>
+      <w:spacing w:before="480" w:after="0"/>
+      <w:outlineLvl w:val="0"/>
+    </w:pPr>
+    <w:rPr>
+      <w:rFonts w:asciiTheme="majorHAnsi" w:eastAsiaTheme="majorEastAsia" w:hAnsiTheme="majorHAnsi" w:cstheme="majorBidi"/>
+      <w:b/>
+      <w:bCs/>
+      <w:color w:val="365F91" w:themeColor="accent1" w:themeShade="BF"/>
+      <w:sz w:val="28"/>
+      <w:szCs w:val="28"/>
+    </w:rPr>
+  </w:style>
+  <w:style w:type="paragraph" w:styleId="Heading2">
+    <w:name w:val="heading 2"/>
+    <w:basedOn w:val="Normal"/>
+    <w:next w:val="Normal"/>
+    <w:link w:val="Heading2Char"/>
+    <w:uiPriority w:val="9"/>
+    <w:unhideWhenUsed/>
+    <w:qFormat/>
+    <w:rsid w:val="00F24C15"/>
+    <w:pPr>
+      <w:keepNext/>
+      <w:keepLines/>
+      <w:spacing w:before="200" w:after="0"/>
+      <w:outlineLvl w:val="1"/>
+    </w:pPr>
+    <w:rPr>
+      <w:rFonts w:asciiTheme="majorHAnsi" w:eastAsiaTheme="majorEastAsia" w:hAnsiTheme="majorHAnsi" w:cstheme="majorBidi"/>
+      <w:b/>
+      <w:bCs/>
+      <w:color w:val="4F81BD" w:themeColor="accent1"/>
+      <w:sz w:val="26"/>
+      <w:szCs w:val="26"/>
+    </w:rPr>
+  </w:style>
+  <w:style w:type="paragraph" w:styleId="Heading3">
+    <w:name w:val="heading 3"/>
+    <w:basedOn w:val="Normal"/>
+    <w:next w:val="Normal"/>
+    <w:link w:val="Heading3Char"/>
+    <w:uiPriority w:val="9"/>
+    <w:unhideWhenUsed/>
+    <w:qFormat/>
+    <w:rsid w:val="007B351E"/>
+    <w:pPr>
+      <w:keepNext/>
+      <w:keepLines/>
+      <w:spacing w:before="200" w:after="0"/>
+      <w:outlineLvl w:val="2"/>
+    </w:pPr>
+    <w:rPr>
+      <w:rFonts w:asciiTheme="majorHAnsi" w:eastAsiaTheme="majorEastAsia" w:hAnsiTheme="majorHAnsi" w:cstheme="majorBidi"/>
+      <w:b/>
+      <w:bCs/>
+      <w:color w:val="4F81BD" w:themeColor="accent1"/>
+    </w:rPr>
+  </w:style>
   <w:style w:type="character" w:default="1" w:styleId="DefaultParagraphFont">
     <w:name w:val="Default Paragraph Font"/>
     <w:uiPriority w:val="1"/>
@@ -535,6 +3463,250 @@
     <w:uiPriority w:val="99"/>
     <w:semiHidden/>
     <w:unhideWhenUsed/>
+  </w:style>
+  <w:style w:type="paragraph" w:styleId="ListParagraph">
+    <w:name w:val="List Paragraph"/>
+    <w:basedOn w:val="Normal"/>
+    <w:uiPriority w:val="34"/>
+    <w:qFormat/>
+    <w:rsid w:val="00F24C15"/>
+    <w:pPr>
+      <w:ind w:left="720"/>
+      <w:contextualSpacing/>
+    </w:pPr>
+  </w:style>
+  <w:style w:type="character" w:customStyle="1" w:styleId="Heading1Char">
+    <w:name w:val="Heading 1 Char"/>
+    <w:basedOn w:val="DefaultParagraphFont"/>
+    <w:link w:val="Heading1"/>
+    <w:uiPriority w:val="9"/>
+    <w:rsid w:val="00F24C15"/>
+    <w:rPr>
+      <w:rFonts w:asciiTheme="majorHAnsi" w:eastAsiaTheme="majorEastAsia" w:hAnsiTheme="majorHAnsi" w:cstheme="majorBidi"/>
+      <w:b/>
+      <w:bCs/>
+      <w:color w:val="365F91" w:themeColor="accent1" w:themeShade="BF"/>
+      <w:sz w:val="28"/>
+      <w:szCs w:val="28"/>
+    </w:rPr>
+  </w:style>
+  <w:style w:type="paragraph" w:styleId="TOCHeading">
+    <w:name w:val="TOC Heading"/>
+    <w:basedOn w:val="Heading1"/>
+    <w:next w:val="Normal"/>
+    <w:uiPriority w:val="39"/>
+    <w:semiHidden/>
+    <w:unhideWhenUsed/>
+    <w:qFormat/>
+    <w:rsid w:val="00F24C15"/>
+    <w:pPr>
+      <w:outlineLvl w:val="9"/>
+    </w:pPr>
+    <w:rPr>
+      <w:lang w:eastAsia="ja-JP"/>
+    </w:rPr>
+  </w:style>
+  <w:style w:type="paragraph" w:styleId="BalloonText">
+    <w:name w:val="Balloon Text"/>
+    <w:basedOn w:val="Normal"/>
+    <w:link w:val="BalloonTextChar"/>
+    <w:uiPriority w:val="99"/>
+    <w:semiHidden/>
+    <w:unhideWhenUsed/>
+    <w:rsid w:val="00F24C15"/>
+    <w:pPr>
+      <w:spacing w:after="0" w:line="240" w:lineRule="auto"/>
+    </w:pPr>
+    <w:rPr>
+      <w:rFonts w:ascii="Tahoma" w:hAnsi="Tahoma" w:cs="Tahoma"/>
+      <w:sz w:val="16"/>
+      <w:szCs w:val="16"/>
+    </w:rPr>
+  </w:style>
+  <w:style w:type="character" w:customStyle="1" w:styleId="BalloonTextChar">
+    <w:name w:val="Balloon Text Char"/>
+    <w:basedOn w:val="DefaultParagraphFont"/>
+    <w:link w:val="BalloonText"/>
+    <w:uiPriority w:val="99"/>
+    <w:semiHidden/>
+    <w:rsid w:val="00F24C15"/>
+    <w:rPr>
+      <w:rFonts w:ascii="Tahoma" w:hAnsi="Tahoma" w:cs="Tahoma"/>
+      <w:sz w:val="16"/>
+      <w:szCs w:val="16"/>
+    </w:rPr>
+  </w:style>
+  <w:style w:type="character" w:customStyle="1" w:styleId="Heading2Char">
+    <w:name w:val="Heading 2 Char"/>
+    <w:basedOn w:val="DefaultParagraphFont"/>
+    <w:link w:val="Heading2"/>
+    <w:uiPriority w:val="9"/>
+    <w:rsid w:val="00F24C15"/>
+    <w:rPr>
+      <w:rFonts w:asciiTheme="majorHAnsi" w:eastAsiaTheme="majorEastAsia" w:hAnsiTheme="majorHAnsi" w:cstheme="majorBidi"/>
+      <w:b/>
+      <w:bCs/>
+      <w:color w:val="4F81BD" w:themeColor="accent1"/>
+      <w:sz w:val="26"/>
+      <w:szCs w:val="26"/>
+    </w:rPr>
+  </w:style>
+  <w:style w:type="paragraph" w:styleId="TOC1">
+    <w:name w:val="toc 1"/>
+    <w:basedOn w:val="Normal"/>
+    <w:next w:val="Normal"/>
+    <w:autoRedefine/>
+    <w:uiPriority w:val="39"/>
+    <w:unhideWhenUsed/>
+    <w:rsid w:val="007B351E"/>
+    <w:pPr>
+      <w:tabs>
+        <w:tab w:val="right" w:leader="dot" w:pos="9350"/>
+      </w:tabs>
+      <w:spacing w:after="100"/>
+    </w:pPr>
+  </w:style>
+  <w:style w:type="paragraph" w:styleId="TOC2">
+    <w:name w:val="toc 2"/>
+    <w:basedOn w:val="Normal"/>
+    <w:next w:val="Normal"/>
+    <w:autoRedefine/>
+    <w:uiPriority w:val="39"/>
+    <w:unhideWhenUsed/>
+    <w:rsid w:val="00F24C15"/>
+    <w:pPr>
+      <w:spacing w:after="100"/>
+      <w:ind w:left="220"/>
+    </w:pPr>
+  </w:style>
+  <w:style w:type="character" w:styleId="Hyperlink">
+    <w:name w:val="Hyperlink"/>
+    <w:basedOn w:val="DefaultParagraphFont"/>
+    <w:uiPriority w:val="99"/>
+    <w:unhideWhenUsed/>
+    <w:rsid w:val="00F24C15"/>
+    <w:rPr>
+      <w:color w:val="0000FF" w:themeColor="hyperlink"/>
+      <w:u w:val="single"/>
+    </w:rPr>
+  </w:style>
+  <w:style w:type="character" w:customStyle="1" w:styleId="Heading3Char">
+    <w:name w:val="Heading 3 Char"/>
+    <w:basedOn w:val="DefaultParagraphFont"/>
+    <w:link w:val="Heading3"/>
+    <w:uiPriority w:val="9"/>
+    <w:rsid w:val="007B351E"/>
+    <w:rPr>
+      <w:rFonts w:asciiTheme="majorHAnsi" w:eastAsiaTheme="majorEastAsia" w:hAnsiTheme="majorHAnsi" w:cstheme="majorBidi"/>
+      <w:b/>
+      <w:bCs/>
+      <w:color w:val="4F81BD" w:themeColor="accent1"/>
+    </w:rPr>
+  </w:style>
+  <w:style w:type="paragraph" w:styleId="TOC3">
+    <w:name w:val="toc 3"/>
+    <w:basedOn w:val="Normal"/>
+    <w:next w:val="Normal"/>
+    <w:autoRedefine/>
+    <w:uiPriority w:val="39"/>
+    <w:unhideWhenUsed/>
+    <w:rsid w:val="007B351E"/>
+    <w:pPr>
+      <w:spacing w:after="100"/>
+      <w:ind w:left="440"/>
+    </w:pPr>
+  </w:style>
+  <w:style w:type="paragraph" w:styleId="Title">
+    <w:name w:val="Title"/>
+    <w:basedOn w:val="Normal"/>
+    <w:next w:val="Normal"/>
+    <w:link w:val="TitleChar"/>
+    <w:uiPriority w:val="10"/>
+    <w:qFormat/>
+    <w:rsid w:val="007B351E"/>
+    <w:pPr>
+      <w:pBdr>
+        <w:bottom w:val="single" w:sz="8" w:space="4" w:color="4F81BD" w:themeColor="accent1"/>
+      </w:pBdr>
+      <w:spacing w:after="300" w:line="240" w:lineRule="auto"/>
+      <w:contextualSpacing/>
+    </w:pPr>
+    <w:rPr>
+      <w:rFonts w:asciiTheme="majorHAnsi" w:eastAsiaTheme="majorEastAsia" w:hAnsiTheme="majorHAnsi" w:cstheme="majorBidi"/>
+      <w:color w:val="17365D" w:themeColor="text2" w:themeShade="BF"/>
+      <w:spacing w:val="5"/>
+      <w:kern w:val="28"/>
+      <w:sz w:val="52"/>
+      <w:szCs w:val="52"/>
+    </w:rPr>
+  </w:style>
+  <w:style w:type="character" w:customStyle="1" w:styleId="TitleChar">
+    <w:name w:val="Title Char"/>
+    <w:basedOn w:val="DefaultParagraphFont"/>
+    <w:link w:val="Title"/>
+    <w:uiPriority w:val="10"/>
+    <w:rsid w:val="007B351E"/>
+    <w:rPr>
+      <w:rFonts w:asciiTheme="majorHAnsi" w:eastAsiaTheme="majorEastAsia" w:hAnsiTheme="majorHAnsi" w:cstheme="majorBidi"/>
+      <w:color w:val="17365D" w:themeColor="text2" w:themeShade="BF"/>
+      <w:spacing w:val="5"/>
+      <w:kern w:val="28"/>
+      <w:sz w:val="52"/>
+      <w:szCs w:val="52"/>
+    </w:rPr>
+  </w:style>
+  <w:style w:type="character" w:styleId="IntenseEmphasis">
+    <w:name w:val="Intense Emphasis"/>
+    <w:basedOn w:val="DefaultParagraphFont"/>
+    <w:uiPriority w:val="21"/>
+    <w:qFormat/>
+    <w:rsid w:val="005C75A2"/>
+    <w:rPr>
+      <w:b/>
+      <w:bCs/>
+      <w:i/>
+      <w:iCs/>
+      <w:color w:val="4F81BD" w:themeColor="accent1"/>
+    </w:rPr>
+  </w:style>
+  <w:style w:type="paragraph" w:styleId="Subtitle">
+    <w:name w:val="Subtitle"/>
+    <w:basedOn w:val="Normal"/>
+    <w:next w:val="Normal"/>
+    <w:link w:val="SubtitleChar"/>
+    <w:uiPriority w:val="11"/>
+    <w:qFormat/>
+    <w:rsid w:val="005C75A2"/>
+    <w:pPr>
+      <w:numPr>
+        <w:ilvl w:val="1"/>
+      </w:numPr>
+    </w:pPr>
+    <w:rPr>
+      <w:rFonts w:asciiTheme="majorHAnsi" w:eastAsiaTheme="majorEastAsia" w:hAnsiTheme="majorHAnsi" w:cstheme="majorBidi"/>
+      <w:i/>
+      <w:iCs/>
+      <w:color w:val="4F81BD" w:themeColor="accent1"/>
+      <w:spacing w:val="15"/>
+      <w:sz w:val="24"/>
+      <w:szCs w:val="24"/>
+    </w:rPr>
+  </w:style>
+  <w:style w:type="character" w:customStyle="1" w:styleId="SubtitleChar">
+    <w:name w:val="Subtitle Char"/>
+    <w:basedOn w:val="DefaultParagraphFont"/>
+    <w:link w:val="Subtitle"/>
+    <w:uiPriority w:val="11"/>
+    <w:rsid w:val="005C75A2"/>
+    <w:rPr>
+      <w:rFonts w:asciiTheme="majorHAnsi" w:eastAsiaTheme="majorEastAsia" w:hAnsiTheme="majorHAnsi" w:cstheme="majorBidi"/>
+      <w:i/>
+      <w:iCs/>
+      <w:color w:val="4F81BD" w:themeColor="accent1"/>
+      <w:spacing w:val="15"/>
+      <w:sz w:val="24"/>
+      <w:szCs w:val="24"/>
+    </w:rPr>
   </w:style>
 </w:styles>
 </file>
@@ -699,6 +3871,75 @@
     <w:name w:val="Normal"/>
     <w:qFormat/>
   </w:style>
+  <w:style w:type="paragraph" w:styleId="Heading1">
+    <w:name w:val="heading 1"/>
+    <w:basedOn w:val="Normal"/>
+    <w:next w:val="Normal"/>
+    <w:link w:val="Heading1Char"/>
+    <w:uiPriority w:val="9"/>
+    <w:qFormat/>
+    <w:rsid w:val="00F24C15"/>
+    <w:pPr>
+      <w:keepNext/>
+      <w:keepLines/>
+      <w:spacing w:before="480" w:after="0"/>
+      <w:outlineLvl w:val="0"/>
+    </w:pPr>
+    <w:rPr>
+      <w:rFonts w:asciiTheme="majorHAnsi" w:eastAsiaTheme="majorEastAsia" w:hAnsiTheme="majorHAnsi" w:cstheme="majorBidi"/>
+      <w:b/>
+      <w:bCs/>
+      <w:color w:val="365F91" w:themeColor="accent1" w:themeShade="BF"/>
+      <w:sz w:val="28"/>
+      <w:szCs w:val="28"/>
+    </w:rPr>
+  </w:style>
+  <w:style w:type="paragraph" w:styleId="Heading2">
+    <w:name w:val="heading 2"/>
+    <w:basedOn w:val="Normal"/>
+    <w:next w:val="Normal"/>
+    <w:link w:val="Heading2Char"/>
+    <w:uiPriority w:val="9"/>
+    <w:unhideWhenUsed/>
+    <w:qFormat/>
+    <w:rsid w:val="00F24C15"/>
+    <w:pPr>
+      <w:keepNext/>
+      <w:keepLines/>
+      <w:spacing w:before="200" w:after="0"/>
+      <w:outlineLvl w:val="1"/>
+    </w:pPr>
+    <w:rPr>
+      <w:rFonts w:asciiTheme="majorHAnsi" w:eastAsiaTheme="majorEastAsia" w:hAnsiTheme="majorHAnsi" w:cstheme="majorBidi"/>
+      <w:b/>
+      <w:bCs/>
+      <w:color w:val="4F81BD" w:themeColor="accent1"/>
+      <w:sz w:val="26"/>
+      <w:szCs w:val="26"/>
+    </w:rPr>
+  </w:style>
+  <w:style w:type="paragraph" w:styleId="Heading3">
+    <w:name w:val="heading 3"/>
+    <w:basedOn w:val="Normal"/>
+    <w:next w:val="Normal"/>
+    <w:link w:val="Heading3Char"/>
+    <w:uiPriority w:val="9"/>
+    <w:unhideWhenUsed/>
+    <w:qFormat/>
+    <w:rsid w:val="007B351E"/>
+    <w:pPr>
+      <w:keepNext/>
+      <w:keepLines/>
+      <w:spacing w:before="200" w:after="0"/>
+      <w:outlineLvl w:val="2"/>
+    </w:pPr>
+    <w:rPr>
+      <w:rFonts w:asciiTheme="majorHAnsi" w:eastAsiaTheme="majorEastAsia" w:hAnsiTheme="majorHAnsi" w:cstheme="majorBidi"/>
+      <w:b/>
+      <w:bCs/>
+      <w:color w:val="4F81BD" w:themeColor="accent1"/>
+    </w:rPr>
+  </w:style>
   <w:style w:type="character" w:default="1" w:styleId="DefaultParagraphFont">
     <w:name w:val="Default Paragraph Font"/>
     <w:uiPriority w:val="1"/>
@@ -725,6 +3966,250 @@
     <w:uiPriority w:val="99"/>
     <w:semiHidden/>
     <w:unhideWhenUsed/>
+  </w:style>
+  <w:style w:type="paragraph" w:styleId="ListParagraph">
+    <w:name w:val="List Paragraph"/>
+    <w:basedOn w:val="Normal"/>
+    <w:uiPriority w:val="34"/>
+    <w:qFormat/>
+    <w:rsid w:val="00F24C15"/>
+    <w:pPr>
+      <w:ind w:left="720"/>
+      <w:contextualSpacing/>
+    </w:pPr>
+  </w:style>
+  <w:style w:type="character" w:customStyle="1" w:styleId="Heading1Char">
+    <w:name w:val="Heading 1 Char"/>
+    <w:basedOn w:val="DefaultParagraphFont"/>
+    <w:link w:val="Heading1"/>
+    <w:uiPriority w:val="9"/>
+    <w:rsid w:val="00F24C15"/>
+    <w:rPr>
+      <w:rFonts w:asciiTheme="majorHAnsi" w:eastAsiaTheme="majorEastAsia" w:hAnsiTheme="majorHAnsi" w:cstheme="majorBidi"/>
+      <w:b/>
+      <w:bCs/>
+      <w:color w:val="365F91" w:themeColor="accent1" w:themeShade="BF"/>
+      <w:sz w:val="28"/>
+      <w:szCs w:val="28"/>
+    </w:rPr>
+  </w:style>
+  <w:style w:type="paragraph" w:styleId="TOCHeading">
+    <w:name w:val="TOC Heading"/>
+    <w:basedOn w:val="Heading1"/>
+    <w:next w:val="Normal"/>
+    <w:uiPriority w:val="39"/>
+    <w:semiHidden/>
+    <w:unhideWhenUsed/>
+    <w:qFormat/>
+    <w:rsid w:val="00F24C15"/>
+    <w:pPr>
+      <w:outlineLvl w:val="9"/>
+    </w:pPr>
+    <w:rPr>
+      <w:lang w:eastAsia="ja-JP"/>
+    </w:rPr>
+  </w:style>
+  <w:style w:type="paragraph" w:styleId="BalloonText">
+    <w:name w:val="Balloon Text"/>
+    <w:basedOn w:val="Normal"/>
+    <w:link w:val="BalloonTextChar"/>
+    <w:uiPriority w:val="99"/>
+    <w:semiHidden/>
+    <w:unhideWhenUsed/>
+    <w:rsid w:val="00F24C15"/>
+    <w:pPr>
+      <w:spacing w:after="0" w:line="240" w:lineRule="auto"/>
+    </w:pPr>
+    <w:rPr>
+      <w:rFonts w:ascii="Tahoma" w:hAnsi="Tahoma" w:cs="Tahoma"/>
+      <w:sz w:val="16"/>
+      <w:szCs w:val="16"/>
+    </w:rPr>
+  </w:style>
+  <w:style w:type="character" w:customStyle="1" w:styleId="BalloonTextChar">
+    <w:name w:val="Balloon Text Char"/>
+    <w:basedOn w:val="DefaultParagraphFont"/>
+    <w:link w:val="BalloonText"/>
+    <w:uiPriority w:val="99"/>
+    <w:semiHidden/>
+    <w:rsid w:val="00F24C15"/>
+    <w:rPr>
+      <w:rFonts w:ascii="Tahoma" w:hAnsi="Tahoma" w:cs="Tahoma"/>
+      <w:sz w:val="16"/>
+      <w:szCs w:val="16"/>
+    </w:rPr>
+  </w:style>
+  <w:style w:type="character" w:customStyle="1" w:styleId="Heading2Char">
+    <w:name w:val="Heading 2 Char"/>
+    <w:basedOn w:val="DefaultParagraphFont"/>
+    <w:link w:val="Heading2"/>
+    <w:uiPriority w:val="9"/>
+    <w:rsid w:val="00F24C15"/>
+    <w:rPr>
+      <w:rFonts w:asciiTheme="majorHAnsi" w:eastAsiaTheme="majorEastAsia" w:hAnsiTheme="majorHAnsi" w:cstheme="majorBidi"/>
+      <w:b/>
+      <w:bCs/>
+      <w:color w:val="4F81BD" w:themeColor="accent1"/>
+      <w:sz w:val="26"/>
+      <w:szCs w:val="26"/>
+    </w:rPr>
+  </w:style>
+  <w:style w:type="paragraph" w:styleId="TOC1">
+    <w:name w:val="toc 1"/>
+    <w:basedOn w:val="Normal"/>
+    <w:next w:val="Normal"/>
+    <w:autoRedefine/>
+    <w:uiPriority w:val="39"/>
+    <w:unhideWhenUsed/>
+    <w:rsid w:val="007B351E"/>
+    <w:pPr>
+      <w:tabs>
+        <w:tab w:val="right" w:leader="dot" w:pos="9350"/>
+      </w:tabs>
+      <w:spacing w:after="100"/>
+    </w:pPr>
+  </w:style>
+  <w:style w:type="paragraph" w:styleId="TOC2">
+    <w:name w:val="toc 2"/>
+    <w:basedOn w:val="Normal"/>
+    <w:next w:val="Normal"/>
+    <w:autoRedefine/>
+    <w:uiPriority w:val="39"/>
+    <w:unhideWhenUsed/>
+    <w:rsid w:val="00F24C15"/>
+    <w:pPr>
+      <w:spacing w:after="100"/>
+      <w:ind w:left="220"/>
+    </w:pPr>
+  </w:style>
+  <w:style w:type="character" w:styleId="Hyperlink">
+    <w:name w:val="Hyperlink"/>
+    <w:basedOn w:val="DefaultParagraphFont"/>
+    <w:uiPriority w:val="99"/>
+    <w:unhideWhenUsed/>
+    <w:rsid w:val="00F24C15"/>
+    <w:rPr>
+      <w:color w:val="0000FF" w:themeColor="hyperlink"/>
+      <w:u w:val="single"/>
+    </w:rPr>
+  </w:style>
+  <w:style w:type="character" w:customStyle="1" w:styleId="Heading3Char">
+    <w:name w:val="Heading 3 Char"/>
+    <w:basedOn w:val="DefaultParagraphFont"/>
+    <w:link w:val="Heading3"/>
+    <w:uiPriority w:val="9"/>
+    <w:rsid w:val="007B351E"/>
+    <w:rPr>
+      <w:rFonts w:asciiTheme="majorHAnsi" w:eastAsiaTheme="majorEastAsia" w:hAnsiTheme="majorHAnsi" w:cstheme="majorBidi"/>
+      <w:b/>
+      <w:bCs/>
+      <w:color w:val="4F81BD" w:themeColor="accent1"/>
+    </w:rPr>
+  </w:style>
+  <w:style w:type="paragraph" w:styleId="TOC3">
+    <w:name w:val="toc 3"/>
+    <w:basedOn w:val="Normal"/>
+    <w:next w:val="Normal"/>
+    <w:autoRedefine/>
+    <w:uiPriority w:val="39"/>
+    <w:unhideWhenUsed/>
+    <w:rsid w:val="007B351E"/>
+    <w:pPr>
+      <w:spacing w:after="100"/>
+      <w:ind w:left="440"/>
+    </w:pPr>
+  </w:style>
+  <w:style w:type="paragraph" w:styleId="Title">
+    <w:name w:val="Title"/>
+    <w:basedOn w:val="Normal"/>
+    <w:next w:val="Normal"/>
+    <w:link w:val="TitleChar"/>
+    <w:uiPriority w:val="10"/>
+    <w:qFormat/>
+    <w:rsid w:val="007B351E"/>
+    <w:pPr>
+      <w:pBdr>
+        <w:bottom w:val="single" w:sz="8" w:space="4" w:color="4F81BD" w:themeColor="accent1"/>
+      </w:pBdr>
+      <w:spacing w:after="300" w:line="240" w:lineRule="auto"/>
+      <w:contextualSpacing/>
+    </w:pPr>
+    <w:rPr>
+      <w:rFonts w:asciiTheme="majorHAnsi" w:eastAsiaTheme="majorEastAsia" w:hAnsiTheme="majorHAnsi" w:cstheme="majorBidi"/>
+      <w:color w:val="17365D" w:themeColor="text2" w:themeShade="BF"/>
+      <w:spacing w:val="5"/>
+      <w:kern w:val="28"/>
+      <w:sz w:val="52"/>
+      <w:szCs w:val="52"/>
+    </w:rPr>
+  </w:style>
+  <w:style w:type="character" w:customStyle="1" w:styleId="TitleChar">
+    <w:name w:val="Title Char"/>
+    <w:basedOn w:val="DefaultParagraphFont"/>
+    <w:link w:val="Title"/>
+    <w:uiPriority w:val="10"/>
+    <w:rsid w:val="007B351E"/>
+    <w:rPr>
+      <w:rFonts w:asciiTheme="majorHAnsi" w:eastAsiaTheme="majorEastAsia" w:hAnsiTheme="majorHAnsi" w:cstheme="majorBidi"/>
+      <w:color w:val="17365D" w:themeColor="text2" w:themeShade="BF"/>
+      <w:spacing w:val="5"/>
+      <w:kern w:val="28"/>
+      <w:sz w:val="52"/>
+      <w:szCs w:val="52"/>
+    </w:rPr>
+  </w:style>
+  <w:style w:type="character" w:styleId="IntenseEmphasis">
+    <w:name w:val="Intense Emphasis"/>
+    <w:basedOn w:val="DefaultParagraphFont"/>
+    <w:uiPriority w:val="21"/>
+    <w:qFormat/>
+    <w:rsid w:val="005C75A2"/>
+    <w:rPr>
+      <w:b/>
+      <w:bCs/>
+      <w:i/>
+      <w:iCs/>
+      <w:color w:val="4F81BD" w:themeColor="accent1"/>
+    </w:rPr>
+  </w:style>
+  <w:style w:type="paragraph" w:styleId="Subtitle">
+    <w:name w:val="Subtitle"/>
+    <w:basedOn w:val="Normal"/>
+    <w:next w:val="Normal"/>
+    <w:link w:val="SubtitleChar"/>
+    <w:uiPriority w:val="11"/>
+    <w:qFormat/>
+    <w:rsid w:val="005C75A2"/>
+    <w:pPr>
+      <w:numPr>
+        <w:ilvl w:val="1"/>
+      </w:numPr>
+    </w:pPr>
+    <w:rPr>
+      <w:rFonts w:asciiTheme="majorHAnsi" w:eastAsiaTheme="majorEastAsia" w:hAnsiTheme="majorHAnsi" w:cstheme="majorBidi"/>
+      <w:i/>
+      <w:iCs/>
+      <w:color w:val="4F81BD" w:themeColor="accent1"/>
+      <w:spacing w:val="15"/>
+      <w:sz w:val="24"/>
+      <w:szCs w:val="24"/>
+    </w:rPr>
+  </w:style>
+  <w:style w:type="character" w:customStyle="1" w:styleId="SubtitleChar">
+    <w:name w:val="Subtitle Char"/>
+    <w:basedOn w:val="DefaultParagraphFont"/>
+    <w:link w:val="Subtitle"/>
+    <w:uiPriority w:val="11"/>
+    <w:rsid w:val="005C75A2"/>
+    <w:rPr>
+      <w:rFonts w:asciiTheme="majorHAnsi" w:eastAsiaTheme="majorEastAsia" w:hAnsiTheme="majorHAnsi" w:cstheme="majorBidi"/>
+      <w:i/>
+      <w:iCs/>
+      <w:color w:val="4F81BD" w:themeColor="accent1"/>
+      <w:spacing w:val="15"/>
+      <w:sz w:val="24"/>
+      <w:szCs w:val="24"/>
+    </w:rPr>
   </w:style>
 </w:styles>
 </file>
@@ -1012,4 +4497,16 @@
   <a:objectDefaults/>
   <a:extraClrSchemeLst/>
 </a:theme>
+</file>
+
+<file path=customXml/item1.xml><?xml version="1.0" encoding="utf-8"?>
+<b:Sources xmlns:b="http://schemas.openxmlformats.org/officeDocument/2006/bibliography" xmlns="http://schemas.openxmlformats.org/officeDocument/2006/bibliography" SelectedStyle="\APA.XSL" StyleName="APA"/>
+</file>
+
+<file path=customXml/itemProps1.xml><?xml version="1.0" encoding="utf-8"?>
+<ds:datastoreItem xmlns:ds="http://schemas.openxmlformats.org/officeDocument/2006/customXml" ds:itemID="{0B8DD0DB-4286-4486-9B51-9186664735DB}">
+  <ds:schemaRefs>
+    <ds:schemaRef ds:uri="http://schemas.openxmlformats.org/officeDocument/2006/bibliography"/>
+  </ds:schemaRefs>
+</ds:datastoreItem>
 </file>
--- a/srDesign_Requirements.docx
+++ b/srDesign_Requirements.docx
@@ -89,7 +89,6 @@
           <w:rStyle w:val="IntenseEmphasis"/>
           <w:b w:val="0"/>
           <w:bCs w:val="0"/>
-          <w:i w:val="0"/>
         </w:rPr>
       </w:pPr>
       <w:r>
@@ -97,7 +96,6 @@
           <w:rStyle w:val="IntenseEmphasis"/>
           <w:b w:val="0"/>
           <w:bCs w:val="0"/>
-          <w:i w:val="0"/>
         </w:rPr>
         <w:t>STBMF</w:t>
       </w:r>
@@ -110,7 +108,6 @@
           <w:rStyle w:val="IntenseEmphasis"/>
           <w:b w:val="0"/>
           <w:bCs w:val="0"/>
-          <w:i w:val="0"/>
         </w:rPr>
       </w:pPr>
       <w:r>
@@ -118,7 +115,6 @@
           <w:rStyle w:val="IntenseEmphasis"/>
           <w:b w:val="0"/>
           <w:bCs w:val="0"/>
-          <w:i w:val="0"/>
         </w:rPr>
         <w:t xml:space="preserve">David </w:t>
       </w:r>
@@ -128,7 +124,6 @@
           <w:rStyle w:val="IntenseEmphasis"/>
           <w:b w:val="0"/>
           <w:bCs w:val="0"/>
-          <w:i w:val="0"/>
         </w:rPr>
         <w:t>Jarman</w:t>
       </w:r>
@@ -142,7 +137,6 @@
           <w:rStyle w:val="IntenseEmphasis"/>
           <w:b w:val="0"/>
           <w:bCs w:val="0"/>
-          <w:i w:val="0"/>
         </w:rPr>
       </w:pPr>
       <w:r>
@@ -150,7 +144,6 @@
           <w:rStyle w:val="IntenseEmphasis"/>
           <w:b w:val="0"/>
           <w:bCs w:val="0"/>
-          <w:i w:val="0"/>
         </w:rPr>
         <w:t xml:space="preserve">Kevin </w:t>
       </w:r>
@@ -160,7 +153,6 @@
           <w:rStyle w:val="IntenseEmphasis"/>
           <w:b w:val="0"/>
           <w:bCs w:val="0"/>
-          <w:i w:val="0"/>
         </w:rPr>
         <w:t>Worner</w:t>
       </w:r>
@@ -179,7 +171,6 @@
           <w:rStyle w:val="IntenseEmphasis"/>
           <w:b w:val="0"/>
           <w:bCs w:val="0"/>
-          <w:i w:val="0"/>
         </w:rPr>
         <w:t>Marshall Gaucher</w:t>
       </w:r>
@@ -440,7 +431,6 @@
           <w:szCs w:val="16"/>
         </w:rPr>
       </w:pPr>
-      <w:bookmarkStart w:id="0" w:name="_GoBack"/>
       <w:r>
         <w:rPr>
           <w:rFonts w:ascii="CMSS10" w:hAnsi="CMSS10" w:cs="CMSS10"/>
@@ -655,7 +645,6 @@
         <w:t>why" goes here.</w:t>
       </w:r>
     </w:p>
-    <w:bookmarkEnd w:id="0"/>
     <w:p>
       <w:pPr>
         <w:autoSpaceDE w:val="0"/>
@@ -702,6 +691,15 @@
     </w:p>
     <w:sdt>
       <w:sdtPr>
+        <w:rPr>
+          <w:rFonts w:asciiTheme="minorHAnsi" w:eastAsiaTheme="minorHAnsi" w:hAnsiTheme="minorHAnsi" w:cstheme="minorBidi"/>
+          <w:b w:val="0"/>
+          <w:bCs w:val="0"/>
+          <w:color w:val="auto"/>
+          <w:sz w:val="22"/>
+          <w:szCs w:val="22"/>
+          <w:lang w:eastAsia="en-US"/>
+        </w:rPr>
         <w:id w:val="-402526919"/>
         <w:docPartObj>
           <w:docPartGallery w:val="Table of Contents"/>
@@ -710,12 +708,7 @@
       </w:sdtPr>
       <w:sdtEndPr>
         <w:rPr>
-          <w:rFonts w:asciiTheme="minorHAnsi" w:eastAsiaTheme="minorHAnsi" w:hAnsiTheme="minorHAnsi" w:cstheme="minorBidi"/>
           <w:noProof/>
-          <w:color w:val="auto"/>
-          <w:sz w:val="22"/>
-          <w:szCs w:val="22"/>
-          <w:lang w:eastAsia="en-US"/>
         </w:rPr>
       </w:sdtEndPr>
       <w:sdtContent>
@@ -726,10 +719,15 @@
           <w:r>
             <w:t>Table of Contents</w:t>
           </w:r>
+          <w:bookmarkStart w:id="0" w:name="_GoBack"/>
+          <w:bookmarkEnd w:id="0"/>
         </w:p>
         <w:p>
           <w:pPr>
             <w:pStyle w:val="TOC1"/>
+            <w:tabs>
+              <w:tab w:val="left" w:pos="440"/>
+            </w:tabs>
             <w:rPr>
               <w:rFonts w:eastAsiaTheme="minorEastAsia"/>
               <w:noProof/>
@@ -744,12 +742,26 @@
           <w:r>
             <w:fldChar w:fldCharType="separate"/>
           </w:r>
-          <w:hyperlink w:anchor="_Toc335901342" w:history="1">
+          <w:hyperlink w:anchor="_Toc335908947" w:history="1">
             <w:r>
               <w:rPr>
                 <w:rStyle w:val="Hyperlink"/>
                 <w:noProof/>
               </w:rPr>
+              <w:t>1.</w:t>
+            </w:r>
+            <w:r>
+              <w:rPr>
+                <w:rFonts w:eastAsiaTheme="minorEastAsia"/>
+                <w:noProof/>
+              </w:rPr>
+              <w:tab/>
+            </w:r>
+            <w:r>
+              <w:rPr>
+                <w:rStyle w:val="Hyperlink"/>
+                <w:noProof/>
+              </w:rPr>
               <w:t>Requirements</w:t>
             </w:r>
             <w:r>
@@ -771,7 +783,7 @@
                 <w:noProof/>
                 <w:webHidden/>
               </w:rPr>
-              <w:instrText xml:space="preserve"> PAGEREF _Toc335901342 \h </w:instrText>
+              <w:instrText xml:space="preserve"> PAGEREF _Toc335908947 \h </w:instrText>
             </w:r>
             <w:r>
               <w:rPr>
@@ -791,7 +803,7 @@
                 <w:noProof/>
                 <w:webHidden/>
               </w:rPr>
-              <w:t>1</w:t>
+              <w:t>3</w:t>
             </w:r>
             <w:r>
               <w:rPr>
@@ -806,6 +818,7 @@
           <w:pPr>
             <w:pStyle w:val="TOC2"/>
             <w:tabs>
+              <w:tab w:val="left" w:pos="880"/>
               <w:tab w:val="right" w:leader="dot" w:pos="9350"/>
             </w:tabs>
             <w:rPr>
@@ -813,12 +826,26 @@
               <w:noProof/>
             </w:rPr>
           </w:pPr>
-          <w:hyperlink w:anchor="_Toc335901343" w:history="1">
+          <w:hyperlink w:anchor="_Toc335908948" w:history="1">
             <w:r>
               <w:rPr>
                 <w:rStyle w:val="Hyperlink"/>
                 <w:noProof/>
               </w:rPr>
+              <w:t>1.1.</w:t>
+            </w:r>
+            <w:r>
+              <w:rPr>
+                <w:rFonts w:eastAsiaTheme="minorEastAsia"/>
+                <w:noProof/>
+              </w:rPr>
+              <w:tab/>
+            </w:r>
+            <w:r>
+              <w:rPr>
+                <w:rStyle w:val="Hyperlink"/>
+                <w:noProof/>
+              </w:rPr>
               <w:t>Scope</w:t>
             </w:r>
             <w:r>
@@ -840,7 +867,7 @@
                 <w:noProof/>
                 <w:webHidden/>
               </w:rPr>
-              <w:instrText xml:space="preserve"> PAGEREF _Toc335901343 \h </w:instrText>
+              <w:instrText xml:space="preserve"> PAGEREF _Toc335908948 \h </w:instrText>
             </w:r>
             <w:r>
               <w:rPr>
@@ -860,7 +887,7 @@
                 <w:noProof/>
                 <w:webHidden/>
               </w:rPr>
-              <w:t>1</w:t>
+              <w:t>3</w:t>
             </w:r>
             <w:r>
               <w:rPr>
@@ -875,6 +902,7 @@
           <w:pPr>
             <w:pStyle w:val="TOC2"/>
             <w:tabs>
+              <w:tab w:val="left" w:pos="880"/>
               <w:tab w:val="right" w:leader="dot" w:pos="9350"/>
             </w:tabs>
             <w:rPr>
@@ -882,12 +910,26 @@
               <w:noProof/>
             </w:rPr>
           </w:pPr>
-          <w:hyperlink w:anchor="_Toc335901344" w:history="1">
+          <w:hyperlink w:anchor="_Toc335908949" w:history="1">
             <w:r>
               <w:rPr>
                 <w:rStyle w:val="Hyperlink"/>
                 <w:noProof/>
               </w:rPr>
+              <w:t>1.2.</w:t>
+            </w:r>
+            <w:r>
+              <w:rPr>
+                <w:rFonts w:eastAsiaTheme="minorEastAsia"/>
+                <w:noProof/>
+              </w:rPr>
+              <w:tab/>
+            </w:r>
+            <w:r>
+              <w:rPr>
+                <w:rStyle w:val="Hyperlink"/>
+                <w:noProof/>
+              </w:rPr>
               <w:t>Purpose of the System</w:t>
             </w:r>
             <w:r>
@@ -909,7 +951,7 @@
                 <w:noProof/>
                 <w:webHidden/>
               </w:rPr>
-              <w:instrText xml:space="preserve"> PAGEREF _Toc335901344 \h </w:instrText>
+              <w:instrText xml:space="preserve"> PAGEREF _Toc335908949 \h </w:instrText>
             </w:r>
             <w:r>
               <w:rPr>
@@ -929,7 +971,7 @@
                 <w:noProof/>
                 <w:webHidden/>
               </w:rPr>
-              <w:t>1</w:t>
+              <w:t>3</w:t>
             </w:r>
             <w:r>
               <w:rPr>
@@ -943,17 +985,34 @@
         <w:p>
           <w:pPr>
             <w:pStyle w:val="TOC1"/>
+            <w:tabs>
+              <w:tab w:val="left" w:pos="440"/>
+            </w:tabs>
             <w:rPr>
               <w:rFonts w:eastAsiaTheme="minorEastAsia"/>
               <w:noProof/>
             </w:rPr>
           </w:pPr>
-          <w:hyperlink w:anchor="_Toc335901345" w:history="1">
+          <w:hyperlink w:anchor="_Toc335908950" w:history="1">
             <w:r>
               <w:rPr>
                 <w:rStyle w:val="Hyperlink"/>
                 <w:noProof/>
               </w:rPr>
+              <w:t>2.</w:t>
+            </w:r>
+            <w:r>
+              <w:rPr>
+                <w:rFonts w:eastAsiaTheme="minorEastAsia"/>
+                <w:noProof/>
+              </w:rPr>
+              <w:tab/>
+            </w:r>
+            <w:r>
+              <w:rPr>
+                <w:rStyle w:val="Hyperlink"/>
+                <w:noProof/>
+              </w:rPr>
               <w:t>Stakeholder Information</w:t>
             </w:r>
             <w:r>
@@ -975,7 +1034,7 @@
                 <w:noProof/>
                 <w:webHidden/>
               </w:rPr>
-              <w:instrText xml:space="preserve"> PAGEREF _Toc335901345 \h </w:instrText>
+              <w:instrText xml:space="preserve"> PAGEREF _Toc335908950 \h </w:instrText>
             </w:r>
             <w:r>
               <w:rPr>
@@ -995,7 +1054,7 @@
                 <w:noProof/>
                 <w:webHidden/>
               </w:rPr>
-              <w:t>1</w:t>
+              <w:t>3</w:t>
             </w:r>
             <w:r>
               <w:rPr>
@@ -1010,6 +1069,7 @@
           <w:pPr>
             <w:pStyle w:val="TOC2"/>
             <w:tabs>
+              <w:tab w:val="left" w:pos="880"/>
               <w:tab w:val="right" w:leader="dot" w:pos="9350"/>
             </w:tabs>
             <w:rPr>
@@ -1017,12 +1077,26 @@
               <w:noProof/>
             </w:rPr>
           </w:pPr>
-          <w:hyperlink w:anchor="_Toc335901346" w:history="1">
+          <w:hyperlink w:anchor="_Toc335908951" w:history="1">
             <w:r>
               <w:rPr>
                 <w:rStyle w:val="Hyperlink"/>
                 <w:noProof/>
               </w:rPr>
+              <w:t>2.1.</w:t>
+            </w:r>
+            <w:r>
+              <w:rPr>
+                <w:rFonts w:eastAsiaTheme="minorEastAsia"/>
+                <w:noProof/>
+              </w:rPr>
+              <w:tab/>
+            </w:r>
+            <w:r>
+              <w:rPr>
+                <w:rStyle w:val="Hyperlink"/>
+                <w:noProof/>
+              </w:rPr>
               <w:t>Customer or End User (Product Owner)</w:t>
             </w:r>
             <w:r>
@@ -1044,7 +1118,7 @@
                 <w:noProof/>
                 <w:webHidden/>
               </w:rPr>
-              <w:instrText xml:space="preserve"> PAGEREF _Toc335901346 \h </w:instrText>
+              <w:instrText xml:space="preserve"> PAGEREF _Toc335908951 \h </w:instrText>
             </w:r>
             <w:r>
               <w:rPr>
@@ -1064,7 +1138,7 @@
                 <w:noProof/>
                 <w:webHidden/>
               </w:rPr>
-              <w:t>1</w:t>
+              <w:t>3</w:t>
             </w:r>
             <w:r>
               <w:rPr>
@@ -1079,6 +1153,7 @@
           <w:pPr>
             <w:pStyle w:val="TOC2"/>
             <w:tabs>
+              <w:tab w:val="left" w:pos="880"/>
               <w:tab w:val="right" w:leader="dot" w:pos="9350"/>
             </w:tabs>
             <w:rPr>
@@ -1086,12 +1161,26 @@
               <w:noProof/>
             </w:rPr>
           </w:pPr>
-          <w:hyperlink w:anchor="_Toc335901347" w:history="1">
+          <w:hyperlink w:anchor="_Toc335908952" w:history="1">
             <w:r>
               <w:rPr>
                 <w:rStyle w:val="Hyperlink"/>
                 <w:noProof/>
               </w:rPr>
+              <w:t>2.2.</w:t>
+            </w:r>
+            <w:r>
+              <w:rPr>
+                <w:rFonts w:eastAsiaTheme="minorEastAsia"/>
+                <w:noProof/>
+              </w:rPr>
+              <w:tab/>
+            </w:r>
+            <w:r>
+              <w:rPr>
+                <w:rStyle w:val="Hyperlink"/>
+                <w:noProof/>
+              </w:rPr>
               <w:t>Management or Instructor (Scrum Master)</w:t>
             </w:r>
             <w:r>
@@ -1113,7 +1202,7 @@
                 <w:noProof/>
                 <w:webHidden/>
               </w:rPr>
-              <w:instrText xml:space="preserve"> PAGEREF _Toc335901347 \h </w:instrText>
+              <w:instrText xml:space="preserve"> PAGEREF _Toc335908952 \h </w:instrText>
             </w:r>
             <w:r>
               <w:rPr>
@@ -1133,7 +1222,7 @@
                 <w:noProof/>
                 <w:webHidden/>
               </w:rPr>
-              <w:t>1</w:t>
+              <w:t>3</w:t>
             </w:r>
             <w:r>
               <w:rPr>
@@ -1148,6 +1237,7 @@
           <w:pPr>
             <w:pStyle w:val="TOC2"/>
             <w:tabs>
+              <w:tab w:val="left" w:pos="880"/>
               <w:tab w:val="right" w:leader="dot" w:pos="9350"/>
             </w:tabs>
             <w:rPr>
@@ -1155,12 +1245,26 @@
               <w:noProof/>
             </w:rPr>
           </w:pPr>
-          <w:hyperlink w:anchor="_Toc335901348" w:history="1">
+          <w:hyperlink w:anchor="_Toc335908953" w:history="1">
             <w:r>
               <w:rPr>
                 <w:rStyle w:val="Hyperlink"/>
                 <w:noProof/>
               </w:rPr>
+              <w:t>2.3.</w:t>
+            </w:r>
+            <w:r>
+              <w:rPr>
+                <w:rFonts w:eastAsiaTheme="minorEastAsia"/>
+                <w:noProof/>
+              </w:rPr>
+              <w:tab/>
+            </w:r>
+            <w:r>
+              <w:rPr>
+                <w:rStyle w:val="Hyperlink"/>
+                <w:noProof/>
+              </w:rPr>
               <w:t>Investors</w:t>
             </w:r>
             <w:r>
@@ -1182,7 +1286,7 @@
                 <w:noProof/>
                 <w:webHidden/>
               </w:rPr>
-              <w:instrText xml:space="preserve"> PAGEREF _Toc335901348 \h </w:instrText>
+              <w:instrText xml:space="preserve"> PAGEREF _Toc335908953 \h </w:instrText>
             </w:r>
             <w:r>
               <w:rPr>
@@ -1202,7 +1306,7 @@
                 <w:noProof/>
                 <w:webHidden/>
               </w:rPr>
-              <w:t>1</w:t>
+              <w:t>3</w:t>
             </w:r>
             <w:r>
               <w:rPr>
@@ -1217,6 +1321,7 @@
           <w:pPr>
             <w:pStyle w:val="TOC2"/>
             <w:tabs>
+              <w:tab w:val="left" w:pos="880"/>
               <w:tab w:val="right" w:leader="dot" w:pos="9350"/>
             </w:tabs>
             <w:rPr>
@@ -1224,12 +1329,26 @@
               <w:noProof/>
             </w:rPr>
           </w:pPr>
-          <w:hyperlink w:anchor="_Toc335901349" w:history="1">
+          <w:hyperlink w:anchor="_Toc335908954" w:history="1">
             <w:r>
               <w:rPr>
                 <w:rStyle w:val="Hyperlink"/>
                 <w:noProof/>
               </w:rPr>
+              <w:t>2.4.</w:t>
+            </w:r>
+            <w:r>
+              <w:rPr>
+                <w:rFonts w:eastAsiaTheme="minorEastAsia"/>
+                <w:noProof/>
+              </w:rPr>
+              <w:tab/>
+            </w:r>
+            <w:r>
+              <w:rPr>
+                <w:rStyle w:val="Hyperlink"/>
+                <w:noProof/>
+              </w:rPr>
               <w:t>Developers, Testers</w:t>
             </w:r>
             <w:r>
@@ -1251,7 +1370,7 @@
                 <w:noProof/>
                 <w:webHidden/>
               </w:rPr>
-              <w:instrText xml:space="preserve"> PAGEREF _Toc335901349 \h </w:instrText>
+              <w:instrText xml:space="preserve"> PAGEREF _Toc335908954 \h </w:instrText>
             </w:r>
             <w:r>
               <w:rPr>
@@ -1271,7 +1390,7 @@
                 <w:noProof/>
                 <w:webHidden/>
               </w:rPr>
-              <w:t>1</w:t>
+              <w:t>3</w:t>
             </w:r>
             <w:r>
               <w:rPr>
@@ -1285,17 +1404,34 @@
         <w:p>
           <w:pPr>
             <w:pStyle w:val="TOC1"/>
+            <w:tabs>
+              <w:tab w:val="left" w:pos="440"/>
+            </w:tabs>
             <w:rPr>
               <w:rFonts w:eastAsiaTheme="minorEastAsia"/>
               <w:noProof/>
             </w:rPr>
           </w:pPr>
-          <w:hyperlink w:anchor="_Toc335901350" w:history="1">
+          <w:hyperlink w:anchor="_Toc335908955" w:history="1">
             <w:r>
               <w:rPr>
                 <w:rStyle w:val="Hyperlink"/>
                 <w:noProof/>
               </w:rPr>
+              <w:t>3.</w:t>
+            </w:r>
+            <w:r>
+              <w:rPr>
+                <w:rFonts w:eastAsiaTheme="minorEastAsia"/>
+                <w:noProof/>
+              </w:rPr>
+              <w:tab/>
+            </w:r>
+            <w:r>
+              <w:rPr>
+                <w:rStyle w:val="Hyperlink"/>
+                <w:noProof/>
+              </w:rPr>
               <w:t>Business Need</w:t>
             </w:r>
             <w:r>
@@ -1317,7 +1453,7 @@
                 <w:noProof/>
                 <w:webHidden/>
               </w:rPr>
-              <w:instrText xml:space="preserve"> PAGEREF _Toc335901350 \h </w:instrText>
+              <w:instrText xml:space="preserve"> PAGEREF _Toc335908955 \h </w:instrText>
             </w:r>
             <w:r>
               <w:rPr>
@@ -1337,7 +1473,7 @@
                 <w:noProof/>
                 <w:webHidden/>
               </w:rPr>
-              <w:t>1</w:t>
+              <w:t>3</w:t>
             </w:r>
             <w:r>
               <w:rPr>
@@ -1351,17 +1487,34 @@
         <w:p>
           <w:pPr>
             <w:pStyle w:val="TOC1"/>
+            <w:tabs>
+              <w:tab w:val="left" w:pos="440"/>
+            </w:tabs>
             <w:rPr>
               <w:rFonts w:eastAsiaTheme="minorEastAsia"/>
               <w:noProof/>
             </w:rPr>
           </w:pPr>
-          <w:hyperlink w:anchor="_Toc335901351" w:history="1">
+          <w:hyperlink w:anchor="_Toc335908956" w:history="1">
             <w:r>
               <w:rPr>
                 <w:rStyle w:val="Hyperlink"/>
                 <w:noProof/>
               </w:rPr>
+              <w:t>4.</w:t>
+            </w:r>
+            <w:r>
+              <w:rPr>
+                <w:rFonts w:eastAsiaTheme="minorEastAsia"/>
+                <w:noProof/>
+              </w:rPr>
+              <w:tab/>
+            </w:r>
+            <w:r>
+              <w:rPr>
+                <w:rStyle w:val="Hyperlink"/>
+                <w:noProof/>
+              </w:rPr>
               <w:t>Requirements and Design Constraints</w:t>
             </w:r>
             <w:r>
@@ -1383,7 +1536,7 @@
                 <w:noProof/>
                 <w:webHidden/>
               </w:rPr>
-              <w:instrText xml:space="preserve"> PAGEREF _Toc335901351 \h </w:instrText>
+              <w:instrText xml:space="preserve"> PAGEREF _Toc335908956 \h </w:instrText>
             </w:r>
             <w:r>
               <w:rPr>
@@ -1403,7 +1556,7 @@
                 <w:noProof/>
                 <w:webHidden/>
               </w:rPr>
-              <w:t>1</w:t>
+              <w:t>3</w:t>
             </w:r>
             <w:r>
               <w:rPr>
@@ -1418,6 +1571,7 @@
           <w:pPr>
             <w:pStyle w:val="TOC2"/>
             <w:tabs>
+              <w:tab w:val="left" w:pos="880"/>
               <w:tab w:val="right" w:leader="dot" w:pos="9350"/>
             </w:tabs>
             <w:rPr>
@@ -1425,12 +1579,26 @@
               <w:noProof/>
             </w:rPr>
           </w:pPr>
-          <w:hyperlink w:anchor="_Toc335901352" w:history="1">
+          <w:hyperlink w:anchor="_Toc335908957" w:history="1">
             <w:r>
               <w:rPr>
                 <w:rStyle w:val="Hyperlink"/>
                 <w:noProof/>
               </w:rPr>
+              <w:t>4.1.</w:t>
+            </w:r>
+            <w:r>
+              <w:rPr>
+                <w:rFonts w:eastAsiaTheme="minorEastAsia"/>
+                <w:noProof/>
+              </w:rPr>
+              <w:tab/>
+            </w:r>
+            <w:r>
+              <w:rPr>
+                <w:rStyle w:val="Hyperlink"/>
+                <w:noProof/>
+              </w:rPr>
               <w:t>System Requirements</w:t>
             </w:r>
             <w:r>
@@ -1452,7 +1620,7 @@
                 <w:noProof/>
                 <w:webHidden/>
               </w:rPr>
-              <w:instrText xml:space="preserve"> PAGEREF _Toc335901352 \h </w:instrText>
+              <w:instrText xml:space="preserve"> PAGEREF _Toc335908957 \h </w:instrText>
             </w:r>
             <w:r>
               <w:rPr>
@@ -1472,7 +1640,7 @@
                 <w:noProof/>
                 <w:webHidden/>
               </w:rPr>
-              <w:t>1</w:t>
+              <w:t>3</w:t>
             </w:r>
             <w:r>
               <w:rPr>
@@ -1487,6 +1655,7 @@
           <w:pPr>
             <w:pStyle w:val="TOC2"/>
             <w:tabs>
+              <w:tab w:val="left" w:pos="880"/>
               <w:tab w:val="right" w:leader="dot" w:pos="9350"/>
             </w:tabs>
             <w:rPr>
@@ -1494,12 +1663,26 @@
               <w:noProof/>
             </w:rPr>
           </w:pPr>
-          <w:hyperlink w:anchor="_Toc335901353" w:history="1">
+          <w:hyperlink w:anchor="_Toc335908958" w:history="1">
             <w:r>
               <w:rPr>
                 <w:rStyle w:val="Hyperlink"/>
                 <w:noProof/>
               </w:rPr>
+              <w:t>4.2.</w:t>
+            </w:r>
+            <w:r>
+              <w:rPr>
+                <w:rFonts w:eastAsiaTheme="minorEastAsia"/>
+                <w:noProof/>
+              </w:rPr>
+              <w:tab/>
+            </w:r>
+            <w:r>
+              <w:rPr>
+                <w:rStyle w:val="Hyperlink"/>
+                <w:noProof/>
+              </w:rPr>
               <w:t>Network Requirements</w:t>
             </w:r>
             <w:r>
@@ -1521,7 +1704,7 @@
                 <w:noProof/>
                 <w:webHidden/>
               </w:rPr>
-              <w:instrText xml:space="preserve"> PAGEREF _Toc335901353 \h </w:instrText>
+              <w:instrText xml:space="preserve"> PAGEREF _Toc335908958 \h </w:instrText>
             </w:r>
             <w:r>
               <w:rPr>
@@ -1541,7 +1724,7 @@
                 <w:noProof/>
                 <w:webHidden/>
               </w:rPr>
-              <w:t>1</w:t>
+              <w:t>3</w:t>
             </w:r>
             <w:r>
               <w:rPr>
@@ -1556,6 +1739,7 @@
           <w:pPr>
             <w:pStyle w:val="TOC2"/>
             <w:tabs>
+              <w:tab w:val="left" w:pos="880"/>
               <w:tab w:val="right" w:leader="dot" w:pos="9350"/>
             </w:tabs>
             <w:rPr>
@@ -1563,12 +1747,26 @@
               <w:noProof/>
             </w:rPr>
           </w:pPr>
-          <w:hyperlink w:anchor="_Toc335901354" w:history="1">
+          <w:hyperlink w:anchor="_Toc335908959" w:history="1">
             <w:r>
               <w:rPr>
                 <w:rStyle w:val="Hyperlink"/>
                 <w:noProof/>
               </w:rPr>
+              <w:t>4.3.</w:t>
+            </w:r>
+            <w:r>
+              <w:rPr>
+                <w:rFonts w:eastAsiaTheme="minorEastAsia"/>
+                <w:noProof/>
+              </w:rPr>
+              <w:tab/>
+            </w:r>
+            <w:r>
+              <w:rPr>
+                <w:rStyle w:val="Hyperlink"/>
+                <w:noProof/>
+              </w:rPr>
               <w:t>Development Environment Requirements</w:t>
             </w:r>
             <w:r>
@@ -1590,7 +1788,7 @@
                 <w:noProof/>
                 <w:webHidden/>
               </w:rPr>
-              <w:instrText xml:space="preserve"> PAGEREF _Toc335901354 \h </w:instrText>
+              <w:instrText xml:space="preserve"> PAGEREF _Toc335908959 \h </w:instrText>
             </w:r>
             <w:r>
               <w:rPr>
@@ -1610,7 +1808,7 @@
                 <w:noProof/>
                 <w:webHidden/>
               </w:rPr>
-              <w:t>1</w:t>
+              <w:t>3</w:t>
             </w:r>
             <w:r>
               <w:rPr>
@@ -1625,6 +1823,7 @@
           <w:pPr>
             <w:pStyle w:val="TOC2"/>
             <w:tabs>
+              <w:tab w:val="left" w:pos="880"/>
               <w:tab w:val="right" w:leader="dot" w:pos="9350"/>
             </w:tabs>
             <w:rPr>
@@ -1632,12 +1831,26 @@
               <w:noProof/>
             </w:rPr>
           </w:pPr>
-          <w:hyperlink w:anchor="_Toc335901355" w:history="1">
+          <w:hyperlink w:anchor="_Toc335908960" w:history="1">
             <w:r>
               <w:rPr>
                 <w:rStyle w:val="Hyperlink"/>
                 <w:noProof/>
               </w:rPr>
+              <w:t>4.4.</w:t>
+            </w:r>
+            <w:r>
+              <w:rPr>
+                <w:rFonts w:eastAsiaTheme="minorEastAsia"/>
+                <w:noProof/>
+              </w:rPr>
+              <w:tab/>
+            </w:r>
+            <w:r>
+              <w:rPr>
+                <w:rStyle w:val="Hyperlink"/>
+                <w:noProof/>
+              </w:rPr>
               <w:t>Project Management Methodology</w:t>
             </w:r>
             <w:r>
@@ -1659,7 +1872,7 @@
                 <w:noProof/>
                 <w:webHidden/>
               </w:rPr>
-              <w:instrText xml:space="preserve"> PAGEREF _Toc335901355 \h </w:instrText>
+              <w:instrText xml:space="preserve"> PAGEREF _Toc335908960 \h </w:instrText>
             </w:r>
             <w:r>
               <w:rPr>
@@ -1679,7 +1892,7 @@
                 <w:noProof/>
                 <w:webHidden/>
               </w:rPr>
-              <w:t>1</w:t>
+              <w:t>3</w:t>
             </w:r>
             <w:r>
               <w:rPr>
@@ -1693,17 +1906,34 @@
         <w:p>
           <w:pPr>
             <w:pStyle w:val="TOC1"/>
+            <w:tabs>
+              <w:tab w:val="left" w:pos="440"/>
+            </w:tabs>
             <w:rPr>
               <w:rFonts w:eastAsiaTheme="minorEastAsia"/>
               <w:noProof/>
             </w:rPr>
           </w:pPr>
-          <w:hyperlink w:anchor="_Toc335901356" w:history="1">
+          <w:hyperlink w:anchor="_Toc335908961" w:history="1">
             <w:r>
               <w:rPr>
                 <w:rStyle w:val="Hyperlink"/>
                 <w:noProof/>
               </w:rPr>
+              <w:t>5.</w:t>
+            </w:r>
+            <w:r>
+              <w:rPr>
+                <w:rFonts w:eastAsiaTheme="minorEastAsia"/>
+                <w:noProof/>
+              </w:rPr>
+              <w:tab/>
+            </w:r>
+            <w:r>
+              <w:rPr>
+                <w:rStyle w:val="Hyperlink"/>
+                <w:noProof/>
+              </w:rPr>
               <w:t>User Stories</w:t>
             </w:r>
             <w:r>
@@ -1725,7 +1955,7 @@
                 <w:noProof/>
                 <w:webHidden/>
               </w:rPr>
-              <w:instrText xml:space="preserve"> PAGEREF _Toc335901356 \h </w:instrText>
+              <w:instrText xml:space="preserve"> PAGEREF _Toc335908961 \h </w:instrText>
             </w:r>
             <w:r>
               <w:rPr>
@@ -1745,7 +1975,7 @@
                 <w:noProof/>
                 <w:webHidden/>
               </w:rPr>
-              <w:t>1</w:t>
+              <w:t>3</w:t>
             </w:r>
             <w:r>
               <w:rPr>
@@ -1760,6 +1990,7 @@
           <w:pPr>
             <w:pStyle w:val="TOC2"/>
             <w:tabs>
+              <w:tab w:val="left" w:pos="880"/>
               <w:tab w:val="right" w:leader="dot" w:pos="9350"/>
             </w:tabs>
             <w:rPr>
@@ -1767,12 +1998,26 @@
               <w:noProof/>
             </w:rPr>
           </w:pPr>
-          <w:hyperlink w:anchor="_Toc335901357" w:history="1">
+          <w:hyperlink w:anchor="_Toc335908962" w:history="1">
             <w:r>
               <w:rPr>
                 <w:rStyle w:val="Hyperlink"/>
                 <w:noProof/>
               </w:rPr>
+              <w:t>5.1.</w:t>
+            </w:r>
+            <w:r>
+              <w:rPr>
+                <w:rFonts w:eastAsiaTheme="minorEastAsia"/>
+                <w:noProof/>
+              </w:rPr>
+              <w:tab/>
+            </w:r>
+            <w:r>
+              <w:rPr>
+                <w:rStyle w:val="Hyperlink"/>
+                <w:noProof/>
+              </w:rPr>
               <w:t>User Story #1</w:t>
             </w:r>
             <w:r>
@@ -1794,7 +2039,7 @@
                 <w:noProof/>
                 <w:webHidden/>
               </w:rPr>
-              <w:instrText xml:space="preserve"> PAGEREF _Toc335901357 \h </w:instrText>
+              <w:instrText xml:space="preserve"> PAGEREF _Toc335908962 \h </w:instrText>
             </w:r>
             <w:r>
               <w:rPr>
@@ -1814,7 +2059,7 @@
                 <w:noProof/>
                 <w:webHidden/>
               </w:rPr>
-              <w:t>1</w:t>
+              <w:t>3</w:t>
             </w:r>
             <w:r>
               <w:rPr>
@@ -1829,6 +2074,7 @@
           <w:pPr>
             <w:pStyle w:val="TOC3"/>
             <w:tabs>
+              <w:tab w:val="left" w:pos="1320"/>
               <w:tab w:val="right" w:leader="dot" w:pos="9350"/>
             </w:tabs>
             <w:rPr>
@@ -1836,12 +2082,26 @@
               <w:noProof/>
             </w:rPr>
           </w:pPr>
-          <w:hyperlink w:anchor="_Toc335901358" w:history="1">
+          <w:hyperlink w:anchor="_Toc335908963" w:history="1">
             <w:r>
               <w:rPr>
                 <w:rStyle w:val="Hyperlink"/>
                 <w:noProof/>
               </w:rPr>
+              <w:t>5.1.1.</w:t>
+            </w:r>
+            <w:r>
+              <w:rPr>
+                <w:rFonts w:eastAsiaTheme="minorEastAsia"/>
+                <w:noProof/>
+              </w:rPr>
+              <w:tab/>
+            </w:r>
+            <w:r>
+              <w:rPr>
+                <w:rStyle w:val="Hyperlink"/>
+                <w:noProof/>
+              </w:rPr>
               <w:t>User Story #1 Breakdown</w:t>
             </w:r>
             <w:r>
@@ -1863,7 +2123,7 @@
                 <w:noProof/>
                 <w:webHidden/>
               </w:rPr>
-              <w:instrText xml:space="preserve"> PAGEREF _Toc335901358 \h </w:instrText>
+              <w:instrText xml:space="preserve"> PAGEREF _Toc335908963 \h </w:instrText>
             </w:r>
             <w:r>
               <w:rPr>
@@ -1883,7 +2143,7 @@
                 <w:noProof/>
                 <w:webHidden/>
               </w:rPr>
-              <w:t>1</w:t>
+              <w:t>3</w:t>
             </w:r>
             <w:r>
               <w:rPr>
@@ -1898,6 +2158,7 @@
           <w:pPr>
             <w:pStyle w:val="TOC2"/>
             <w:tabs>
+              <w:tab w:val="left" w:pos="880"/>
               <w:tab w:val="right" w:leader="dot" w:pos="9350"/>
             </w:tabs>
             <w:rPr>
@@ -1905,12 +2166,26 @@
               <w:noProof/>
             </w:rPr>
           </w:pPr>
-          <w:hyperlink w:anchor="_Toc335901359" w:history="1">
+          <w:hyperlink w:anchor="_Toc335908964" w:history="1">
             <w:r>
               <w:rPr>
                 <w:rStyle w:val="Hyperlink"/>
                 <w:noProof/>
               </w:rPr>
+              <w:t>5.2.</w:t>
+            </w:r>
+            <w:r>
+              <w:rPr>
+                <w:rFonts w:eastAsiaTheme="minorEastAsia"/>
+                <w:noProof/>
+              </w:rPr>
+              <w:tab/>
+            </w:r>
+            <w:r>
+              <w:rPr>
+                <w:rStyle w:val="Hyperlink"/>
+                <w:noProof/>
+              </w:rPr>
               <w:t>User Story #2</w:t>
             </w:r>
             <w:r>
@@ -1932,7 +2207,7 @@
                 <w:noProof/>
                 <w:webHidden/>
               </w:rPr>
-              <w:instrText xml:space="preserve"> PAGEREF _Toc335901359 \h </w:instrText>
+              <w:instrText xml:space="preserve"> PAGEREF _Toc335908964 \h </w:instrText>
             </w:r>
             <w:r>
               <w:rPr>
@@ -1952,7 +2227,7 @@
                 <w:noProof/>
                 <w:webHidden/>
               </w:rPr>
-              <w:t>1</w:t>
+              <w:t>3</w:t>
             </w:r>
             <w:r>
               <w:rPr>
@@ -1965,8 +2240,9 @@
         </w:p>
         <w:p>
           <w:pPr>
-            <w:pStyle w:val="TOC2"/>
+            <w:pStyle w:val="TOC3"/>
             <w:tabs>
+              <w:tab w:val="left" w:pos="1320"/>
               <w:tab w:val="right" w:leader="dot" w:pos="9350"/>
             </w:tabs>
             <w:rPr>
@@ -1974,12 +2250,110 @@
               <w:noProof/>
             </w:rPr>
           </w:pPr>
-          <w:hyperlink w:anchor="_Toc335901360" w:history="1">
+          <w:hyperlink w:anchor="_Toc335908965" w:history="1">
             <w:r>
               <w:rPr>
                 <w:rStyle w:val="Hyperlink"/>
                 <w:noProof/>
               </w:rPr>
+              <w:t>5.2.1.</w:t>
+            </w:r>
+            <w:r>
+              <w:rPr>
+                <w:rFonts w:eastAsiaTheme="minorEastAsia"/>
+                <w:noProof/>
+              </w:rPr>
+              <w:tab/>
+            </w:r>
+            <w:r>
+              <w:rPr>
+                <w:rStyle w:val="Hyperlink"/>
+                <w:noProof/>
+              </w:rPr>
+              <w:t>User Story #2 Breakdown</w:t>
+            </w:r>
+            <w:r>
+              <w:rPr>
+                <w:noProof/>
+                <w:webHidden/>
+              </w:rPr>
+              <w:tab/>
+            </w:r>
+            <w:r>
+              <w:rPr>
+                <w:noProof/>
+                <w:webHidden/>
+              </w:rPr>
+              <w:fldChar w:fldCharType="begin"/>
+            </w:r>
+            <w:r>
+              <w:rPr>
+                <w:noProof/>
+                <w:webHidden/>
+              </w:rPr>
+              <w:instrText xml:space="preserve"> PAGEREF _Toc335908965 \h </w:instrText>
+            </w:r>
+            <w:r>
+              <w:rPr>
+                <w:noProof/>
+                <w:webHidden/>
+              </w:rPr>
+            </w:r>
+            <w:r>
+              <w:rPr>
+                <w:noProof/>
+                <w:webHidden/>
+              </w:rPr>
+              <w:fldChar w:fldCharType="separate"/>
+            </w:r>
+            <w:r>
+              <w:rPr>
+                <w:noProof/>
+                <w:webHidden/>
+              </w:rPr>
+              <w:t>3</w:t>
+            </w:r>
+            <w:r>
+              <w:rPr>
+                <w:noProof/>
+                <w:webHidden/>
+              </w:rPr>
+              <w:fldChar w:fldCharType="end"/>
+            </w:r>
+          </w:hyperlink>
+        </w:p>
+        <w:p>
+          <w:pPr>
+            <w:pStyle w:val="TOC2"/>
+            <w:tabs>
+              <w:tab w:val="left" w:pos="880"/>
+              <w:tab w:val="right" w:leader="dot" w:pos="9350"/>
+            </w:tabs>
+            <w:rPr>
+              <w:rFonts w:eastAsiaTheme="minorEastAsia"/>
+              <w:noProof/>
+            </w:rPr>
+          </w:pPr>
+          <w:hyperlink w:anchor="_Toc335908966" w:history="1">
+            <w:r>
+              <w:rPr>
+                <w:rStyle w:val="Hyperlink"/>
+                <w:noProof/>
+              </w:rPr>
+              <w:t>5.3.</w:t>
+            </w:r>
+            <w:r>
+              <w:rPr>
+                <w:rFonts w:eastAsiaTheme="minorEastAsia"/>
+                <w:noProof/>
+              </w:rPr>
+              <w:tab/>
+            </w:r>
+            <w:r>
+              <w:rPr>
+                <w:rStyle w:val="Hyperlink"/>
+                <w:noProof/>
+              </w:rPr>
               <w:t>User Story #3</w:t>
             </w:r>
             <w:r>
@@ -2001,7 +2375,7 @@
                 <w:noProof/>
                 <w:webHidden/>
               </w:rPr>
-              <w:instrText xml:space="preserve"> PAGEREF _Toc335901360 \h </w:instrText>
+              <w:instrText xml:space="preserve"> PAGEREF _Toc335908966 \h </w:instrText>
             </w:r>
             <w:r>
               <w:rPr>
@@ -2021,7 +2395,91 @@
                 <w:noProof/>
                 <w:webHidden/>
               </w:rPr>
-              <w:t>1</w:t>
+              <w:t>3</w:t>
+            </w:r>
+            <w:r>
+              <w:rPr>
+                <w:noProof/>
+                <w:webHidden/>
+              </w:rPr>
+              <w:fldChar w:fldCharType="end"/>
+            </w:r>
+          </w:hyperlink>
+        </w:p>
+        <w:p>
+          <w:pPr>
+            <w:pStyle w:val="TOC3"/>
+            <w:tabs>
+              <w:tab w:val="left" w:pos="1320"/>
+              <w:tab w:val="right" w:leader="dot" w:pos="9350"/>
+            </w:tabs>
+            <w:rPr>
+              <w:rFonts w:eastAsiaTheme="minorEastAsia"/>
+              <w:noProof/>
+            </w:rPr>
+          </w:pPr>
+          <w:hyperlink w:anchor="_Toc335908967" w:history="1">
+            <w:r>
+              <w:rPr>
+                <w:rStyle w:val="Hyperlink"/>
+                <w:noProof/>
+              </w:rPr>
+              <w:t>5.3.1.</w:t>
+            </w:r>
+            <w:r>
+              <w:rPr>
+                <w:rFonts w:eastAsiaTheme="minorEastAsia"/>
+                <w:noProof/>
+              </w:rPr>
+              <w:tab/>
+            </w:r>
+            <w:r>
+              <w:rPr>
+                <w:rStyle w:val="Hyperlink"/>
+                <w:noProof/>
+              </w:rPr>
+              <w:t>User Story #3 Breakdown</w:t>
+            </w:r>
+            <w:r>
+              <w:rPr>
+                <w:noProof/>
+                <w:webHidden/>
+              </w:rPr>
+              <w:tab/>
+            </w:r>
+            <w:r>
+              <w:rPr>
+                <w:noProof/>
+                <w:webHidden/>
+              </w:rPr>
+              <w:fldChar w:fldCharType="begin"/>
+            </w:r>
+            <w:r>
+              <w:rPr>
+                <w:noProof/>
+                <w:webHidden/>
+              </w:rPr>
+              <w:instrText xml:space="preserve"> PAGEREF _Toc335908967 \h </w:instrText>
+            </w:r>
+            <w:r>
+              <w:rPr>
+                <w:noProof/>
+                <w:webHidden/>
+              </w:rPr>
+            </w:r>
+            <w:r>
+              <w:rPr>
+                <w:noProof/>
+                <w:webHidden/>
+              </w:rPr>
+              <w:fldChar w:fldCharType="separate"/>
+            </w:r>
+            <w:r>
+              <w:rPr>
+                <w:noProof/>
+                <w:webHidden/>
+              </w:rPr>
+              <w:t>3</w:t>
             </w:r>
             <w:r>
               <w:rPr>
@@ -2035,17 +2493,34 @@
         <w:p>
           <w:pPr>
             <w:pStyle w:val="TOC1"/>
+            <w:tabs>
+              <w:tab w:val="left" w:pos="440"/>
+            </w:tabs>
             <w:rPr>
               <w:rFonts w:eastAsiaTheme="minorEastAsia"/>
               <w:noProof/>
             </w:rPr>
           </w:pPr>
-          <w:hyperlink w:anchor="_Toc335901361" w:history="1">
+          <w:hyperlink w:anchor="_Toc335908968" w:history="1">
             <w:r>
               <w:rPr>
                 <w:rStyle w:val="Hyperlink"/>
                 <w:noProof/>
               </w:rPr>
+              <w:t>6.</w:t>
+            </w:r>
+            <w:r>
+              <w:rPr>
+                <w:rFonts w:eastAsiaTheme="minorEastAsia"/>
+                <w:noProof/>
+              </w:rPr>
+              <w:tab/>
+            </w:r>
+            <w:r>
+              <w:rPr>
+                <w:rStyle w:val="Hyperlink"/>
+                <w:noProof/>
+              </w:rPr>
               <w:t>Research or Proof of Concept Results</w:t>
             </w:r>
             <w:r>
@@ -2067,7 +2542,7 @@
                 <w:noProof/>
                 <w:webHidden/>
               </w:rPr>
-              <w:instrText xml:space="preserve"> PAGEREF _Toc335901361 \h </w:instrText>
+              <w:instrText xml:space="preserve"> PAGEREF _Toc335908968 \h </w:instrText>
             </w:r>
             <w:r>
               <w:rPr>
@@ -2087,7 +2562,7 @@
                 <w:noProof/>
                 <w:webHidden/>
               </w:rPr>
-              <w:t>1</w:t>
+              <w:t>4</w:t>
             </w:r>
             <w:r>
               <w:rPr>
@@ -2113,8 +2588,12 @@
     <w:p>
       <w:pPr>
         <w:pStyle w:val="Heading1"/>
-      </w:pPr>
-      <w:bookmarkStart w:id="1" w:name="_Toc335901342"/>
+        <w:numPr>
+          <w:ilvl w:val="0"/>
+          <w:numId w:val="10"/>
+        </w:numPr>
+      </w:pPr>
+      <w:bookmarkStart w:id="1" w:name="_Toc335908947"/>
       <w:r>
         <w:lastRenderedPageBreak/>
         <w:t>Requirements</w:t>
@@ -2124,8 +2603,12 @@
     <w:p>
       <w:pPr>
         <w:pStyle w:val="Heading2"/>
-      </w:pPr>
-      <w:bookmarkStart w:id="2" w:name="_Toc335901343"/>
+        <w:numPr>
+          <w:ilvl w:val="1"/>
+          <w:numId w:val="10"/>
+        </w:numPr>
+      </w:pPr>
+      <w:bookmarkStart w:id="2" w:name="_Toc335908948"/>
       <w:r>
         <w:t>Scope</w:t>
       </w:r>
@@ -2134,8 +2617,12 @@
     <w:p>
       <w:pPr>
         <w:pStyle w:val="Heading2"/>
-      </w:pPr>
-      <w:bookmarkStart w:id="3" w:name="_Toc335901344"/>
+        <w:numPr>
+          <w:ilvl w:val="1"/>
+          <w:numId w:val="10"/>
+        </w:numPr>
+      </w:pPr>
+      <w:bookmarkStart w:id="3" w:name="_Toc335908949"/>
       <w:r>
         <w:t>Purpose of the System</w:t>
       </w:r>
@@ -2144,8 +2631,12 @@
     <w:p>
       <w:pPr>
         <w:pStyle w:val="Heading1"/>
-      </w:pPr>
-      <w:bookmarkStart w:id="4" w:name="_Toc335901345"/>
+        <w:numPr>
+          <w:ilvl w:val="0"/>
+          <w:numId w:val="10"/>
+        </w:numPr>
+      </w:pPr>
+      <w:bookmarkStart w:id="4" w:name="_Toc335908950"/>
       <w:r>
         <w:t>Stakeholder Information</w:t>
       </w:r>
@@ -2154,8 +2645,12 @@
     <w:p>
       <w:pPr>
         <w:pStyle w:val="Heading2"/>
-      </w:pPr>
-      <w:bookmarkStart w:id="5" w:name="_Toc335901346"/>
+        <w:numPr>
+          <w:ilvl w:val="1"/>
+          <w:numId w:val="10"/>
+        </w:numPr>
+      </w:pPr>
+      <w:bookmarkStart w:id="5" w:name="_Toc335908951"/>
       <w:r>
         <w:t>Customer or End User (Product Owner)</w:t>
       </w:r>
@@ -2164,8 +2659,12 @@
     <w:p>
       <w:pPr>
         <w:pStyle w:val="Heading2"/>
-      </w:pPr>
-      <w:bookmarkStart w:id="6" w:name="_Toc335901347"/>
+        <w:numPr>
+          <w:ilvl w:val="1"/>
+          <w:numId w:val="10"/>
+        </w:numPr>
+      </w:pPr>
+      <w:bookmarkStart w:id="6" w:name="_Toc335908952"/>
       <w:r>
         <w:t>Management or Instructor (Scrum Master)</w:t>
       </w:r>
@@ -2174,8 +2673,12 @@
     <w:p>
       <w:pPr>
         <w:pStyle w:val="Heading2"/>
-      </w:pPr>
-      <w:bookmarkStart w:id="7" w:name="_Toc335901348"/>
+        <w:numPr>
+          <w:ilvl w:val="1"/>
+          <w:numId w:val="10"/>
+        </w:numPr>
+      </w:pPr>
+      <w:bookmarkStart w:id="7" w:name="_Toc335908953"/>
       <w:r>
         <w:t>Investors</w:t>
       </w:r>
@@ -2184,8 +2687,12 @@
     <w:p>
       <w:pPr>
         <w:pStyle w:val="Heading2"/>
-      </w:pPr>
-      <w:bookmarkStart w:id="8" w:name="_Toc335901349"/>
+        <w:numPr>
+          <w:ilvl w:val="1"/>
+          <w:numId w:val="10"/>
+        </w:numPr>
+      </w:pPr>
+      <w:bookmarkStart w:id="8" w:name="_Toc335908954"/>
       <w:r>
         <w:t>Developers, Testers</w:t>
       </w:r>
@@ -2194,8 +2701,12 @@
     <w:p>
       <w:pPr>
         <w:pStyle w:val="Heading1"/>
-      </w:pPr>
-      <w:bookmarkStart w:id="9" w:name="_Toc335901350"/>
+        <w:numPr>
+          <w:ilvl w:val="0"/>
+          <w:numId w:val="10"/>
+        </w:numPr>
+      </w:pPr>
+      <w:bookmarkStart w:id="9" w:name="_Toc335908955"/>
       <w:r>
         <w:t>Business Need</w:t>
       </w:r>
@@ -2204,8 +2715,12 @@
     <w:p>
       <w:pPr>
         <w:pStyle w:val="Heading1"/>
-      </w:pPr>
-      <w:bookmarkStart w:id="10" w:name="_Toc335901351"/>
+        <w:numPr>
+          <w:ilvl w:val="0"/>
+          <w:numId w:val="10"/>
+        </w:numPr>
+      </w:pPr>
+      <w:bookmarkStart w:id="10" w:name="_Toc335908956"/>
       <w:r>
         <w:t>Requirements and Design Constraints</w:t>
       </w:r>
@@ -2214,8 +2729,12 @@
     <w:p>
       <w:pPr>
         <w:pStyle w:val="Heading2"/>
-      </w:pPr>
-      <w:bookmarkStart w:id="11" w:name="_Toc335901352"/>
+        <w:numPr>
+          <w:ilvl w:val="1"/>
+          <w:numId w:val="10"/>
+        </w:numPr>
+      </w:pPr>
+      <w:bookmarkStart w:id="11" w:name="_Toc335908957"/>
       <w:r>
         <w:t>System Requirements</w:t>
       </w:r>
@@ -2224,8 +2743,12 @@
     <w:p>
       <w:pPr>
         <w:pStyle w:val="Heading2"/>
-      </w:pPr>
-      <w:bookmarkStart w:id="12" w:name="_Toc335901353"/>
+        <w:numPr>
+          <w:ilvl w:val="1"/>
+          <w:numId w:val="10"/>
+        </w:numPr>
+      </w:pPr>
+      <w:bookmarkStart w:id="12" w:name="_Toc335908958"/>
       <w:r>
         <w:t>Network Requirements</w:t>
       </w:r>
@@ -2234,8 +2757,12 @@
     <w:p>
       <w:pPr>
         <w:pStyle w:val="Heading2"/>
-      </w:pPr>
-      <w:bookmarkStart w:id="13" w:name="_Toc335901354"/>
+        <w:numPr>
+          <w:ilvl w:val="1"/>
+          <w:numId w:val="10"/>
+        </w:numPr>
+      </w:pPr>
+      <w:bookmarkStart w:id="13" w:name="_Toc335908959"/>
       <w:r>
         <w:t>Development Environment Requirements</w:t>
       </w:r>
@@ -2244,8 +2771,12 @@
     <w:p>
       <w:pPr>
         <w:pStyle w:val="Heading2"/>
-      </w:pPr>
-      <w:bookmarkStart w:id="14" w:name="_Toc335901355"/>
+        <w:numPr>
+          <w:ilvl w:val="1"/>
+          <w:numId w:val="10"/>
+        </w:numPr>
+      </w:pPr>
+      <w:bookmarkStart w:id="14" w:name="_Toc335908960"/>
       <w:r>
         <w:t>Project Management Methodology</w:t>
       </w:r>
@@ -2254,8 +2785,12 @@
     <w:p>
       <w:pPr>
         <w:pStyle w:val="Heading1"/>
-      </w:pPr>
-      <w:bookmarkStart w:id="15" w:name="_Toc335901356"/>
+        <w:numPr>
+          <w:ilvl w:val="0"/>
+          <w:numId w:val="10"/>
+        </w:numPr>
+      </w:pPr>
+      <w:bookmarkStart w:id="15" w:name="_Toc335908961"/>
       <w:r>
         <w:t>User Stories</w:t>
       </w:r>
@@ -2264,8 +2799,12 @@
     <w:p>
       <w:pPr>
         <w:pStyle w:val="Heading2"/>
-      </w:pPr>
-      <w:bookmarkStart w:id="16" w:name="_Toc335901357"/>
+        <w:numPr>
+          <w:ilvl w:val="1"/>
+          <w:numId w:val="10"/>
+        </w:numPr>
+      </w:pPr>
+      <w:bookmarkStart w:id="16" w:name="_Toc335908962"/>
       <w:r>
         <w:t>User Story #1</w:t>
       </w:r>
@@ -2274,8 +2813,12 @@
     <w:p>
       <w:pPr>
         <w:pStyle w:val="Heading3"/>
-      </w:pPr>
-      <w:bookmarkStart w:id="17" w:name="_Toc335901358"/>
+        <w:numPr>
+          <w:ilvl w:val="2"/>
+          <w:numId w:val="10"/>
+        </w:numPr>
+      </w:pPr>
+      <w:bookmarkStart w:id="17" w:name="_Toc335908963"/>
       <w:r>
         <w:t>User Story #1 Breakdown</w:t>
       </w:r>
@@ -2284,8 +2827,12 @@
     <w:p>
       <w:pPr>
         <w:pStyle w:val="Heading2"/>
-      </w:pPr>
-      <w:bookmarkStart w:id="18" w:name="_Toc335901359"/>
+        <w:numPr>
+          <w:ilvl w:val="1"/>
+          <w:numId w:val="10"/>
+        </w:numPr>
+      </w:pPr>
+      <w:bookmarkStart w:id="18" w:name="_Toc335908964"/>
       <w:r>
         <w:t>User Story #2</w:t>
       </w:r>
@@ -2293,23 +2840,60 @@
     </w:p>
     <w:p>
       <w:pPr>
+        <w:pStyle w:val="Heading3"/>
+        <w:numPr>
+          <w:ilvl w:val="2"/>
+          <w:numId w:val="10"/>
+        </w:numPr>
+      </w:pPr>
+      <w:bookmarkStart w:id="19" w:name="_Toc335908965"/>
+      <w:r>
+        <w:t>User Story #2 Breakdown</w:t>
+      </w:r>
+      <w:bookmarkEnd w:id="19"/>
+    </w:p>
+    <w:p>
+      <w:pPr>
         <w:pStyle w:val="Heading2"/>
-      </w:pPr>
-      <w:bookmarkStart w:id="19" w:name="_Toc335901360"/>
+        <w:numPr>
+          <w:ilvl w:val="1"/>
+          <w:numId w:val="10"/>
+        </w:numPr>
+      </w:pPr>
+      <w:bookmarkStart w:id="20" w:name="_Toc335908966"/>
       <w:r>
         <w:t>User Story #3</w:t>
       </w:r>
-      <w:bookmarkEnd w:id="19"/>
+      <w:bookmarkEnd w:id="20"/>
+    </w:p>
+    <w:p>
+      <w:pPr>
+        <w:pStyle w:val="Heading3"/>
+        <w:numPr>
+          <w:ilvl w:val="2"/>
+          <w:numId w:val="10"/>
+        </w:numPr>
+      </w:pPr>
+      <w:bookmarkStart w:id="21" w:name="_Toc335908967"/>
+      <w:r>
+        <w:t>User Story #3 Breakdown</w:t>
+      </w:r>
+      <w:bookmarkEnd w:id="21"/>
     </w:p>
     <w:p>
       <w:pPr>
         <w:pStyle w:val="Heading1"/>
-      </w:pPr>
-      <w:bookmarkStart w:id="20" w:name="_Toc335901361"/>
+        <w:numPr>
+          <w:ilvl w:val="0"/>
+          <w:numId w:val="10"/>
+        </w:numPr>
+      </w:pPr>
+      <w:bookmarkStart w:id="22" w:name="_Toc335908968"/>
       <w:r>
+        <w:lastRenderedPageBreak/>
         <w:t>Research or Proof of Concept Results</w:t>
       </w:r>
-      <w:bookmarkEnd w:id="20"/>
+      <w:bookmarkEnd w:id="22"/>
     </w:p>
     <w:sectPr>
       <w:pgSz w:w="12240" w:h="15840"/>
@@ -2496,6 +3080,92 @@
     </w:lvl>
   </w:abstractNum>
   <w:abstractNum w:abstractNumId="2">
+    <w:nsid w:val="0F136E2C"/>
+    <w:multiLevelType w:val="multilevel"/>
+    <w:tmpl w:val="0409001F"/>
+    <w:lvl w:ilvl="0">
+      <w:start w:val="1"/>
+      <w:numFmt w:val="decimal"/>
+      <w:lvlText w:val="%1."/>
+      <w:lvlJc w:val="left"/>
+      <w:pPr>
+        <w:ind w:left="360" w:hanging="360"/>
+      </w:pPr>
+    </w:lvl>
+    <w:lvl w:ilvl="1">
+      <w:start w:val="1"/>
+      <w:numFmt w:val="decimal"/>
+      <w:lvlText w:val="%1.%2."/>
+      <w:lvlJc w:val="left"/>
+      <w:pPr>
+        <w:ind w:left="792" w:hanging="432"/>
+      </w:pPr>
+    </w:lvl>
+    <w:lvl w:ilvl="2">
+      <w:start w:val="1"/>
+      <w:numFmt w:val="decimal"/>
+      <w:lvlText w:val="%1.%2.%3."/>
+      <w:lvlJc w:val="left"/>
+      <w:pPr>
+        <w:ind w:left="1224" w:hanging="504"/>
+      </w:pPr>
+    </w:lvl>
+    <w:lvl w:ilvl="3">
+      <w:start w:val="1"/>
+      <w:numFmt w:val="decimal"/>
+      <w:lvlText w:val="%1.%2.%3.%4."/>
+      <w:lvlJc w:val="left"/>
+      <w:pPr>
+        <w:ind w:left="1728" w:hanging="648"/>
+      </w:pPr>
+    </w:lvl>
+    <w:lvl w:ilvl="4">
+      <w:start w:val="1"/>
+      <w:numFmt w:val="decimal"/>
+      <w:lvlText w:val="%1.%2.%3.%4.%5."/>
+      <w:lvlJc w:val="left"/>
+      <w:pPr>
+        <w:ind w:left="2232" w:hanging="792"/>
+      </w:pPr>
+    </w:lvl>
+    <w:lvl w:ilvl="5">
+      <w:start w:val="1"/>
+      <w:numFmt w:val="decimal"/>
+      <w:lvlText w:val="%1.%2.%3.%4.%5.%6."/>
+      <w:lvlJc w:val="left"/>
+      <w:pPr>
+        <w:ind w:left="2736" w:hanging="936"/>
+      </w:pPr>
+    </w:lvl>
+    <w:lvl w:ilvl="6">
+      <w:start w:val="1"/>
+      <w:numFmt w:val="decimal"/>
+      <w:lvlText w:val="%1.%2.%3.%4.%5.%6.%7."/>
+      <w:lvlJc w:val="left"/>
+      <w:pPr>
+        <w:ind w:left="3240" w:hanging="1080"/>
+      </w:pPr>
+    </w:lvl>
+    <w:lvl w:ilvl="7">
+      <w:start w:val="1"/>
+      <w:numFmt w:val="decimal"/>
+      <w:lvlText w:val="%1.%2.%3.%4.%5.%6.%7.%8."/>
+      <w:lvlJc w:val="left"/>
+      <w:pPr>
+        <w:ind w:left="3744" w:hanging="1224"/>
+      </w:pPr>
+    </w:lvl>
+    <w:lvl w:ilvl="8">
+      <w:start w:val="1"/>
+      <w:numFmt w:val="decimal"/>
+      <w:lvlText w:val="%1.%2.%3.%4.%5.%6.%7.%8.%9."/>
+      <w:lvlJc w:val="left"/>
+      <w:pPr>
+        <w:ind w:left="4320" w:hanging="1440"/>
+      </w:pPr>
+    </w:lvl>
+  </w:abstractNum>
+  <w:abstractNum w:abstractNumId="3">
     <w:nsid w:val="12CB222B"/>
     <w:multiLevelType w:val="multilevel"/>
     <w:tmpl w:val="0ED8DB86"/>
@@ -2608,7 +3278,7 @@
       </w:rPr>
     </w:lvl>
   </w:abstractNum>
-  <w:abstractNum w:abstractNumId="3">
+  <w:abstractNum w:abstractNumId="4">
     <w:nsid w:val="308C32EE"/>
     <w:multiLevelType w:val="multilevel"/>
     <w:tmpl w:val="0409001F"/>
@@ -2694,7 +3364,7 @@
       </w:pPr>
     </w:lvl>
   </w:abstractNum>
-  <w:abstractNum w:abstractNumId="4">
+  <w:abstractNum w:abstractNumId="5">
     <w:nsid w:val="371152F4"/>
     <w:multiLevelType w:val="multilevel"/>
     <w:tmpl w:val="4190BC74"/>
@@ -2807,7 +3477,7 @@
       </w:rPr>
     </w:lvl>
   </w:abstractNum>
-  <w:abstractNum w:abstractNumId="5">
+  <w:abstractNum w:abstractNumId="6">
     <w:nsid w:val="39040C9D"/>
     <w:multiLevelType w:val="hybridMultilevel"/>
     <w:tmpl w:val="470871FC"/>
@@ -2920,7 +3590,7 @@
       </w:rPr>
     </w:lvl>
   </w:abstractNum>
-  <w:abstractNum w:abstractNumId="6">
+  <w:abstractNum w:abstractNumId="7">
     <w:nsid w:val="3E4D5CE2"/>
     <w:multiLevelType w:val="multilevel"/>
     <w:tmpl w:val="0409001F"/>
@@ -3006,7 +3676,7 @@
       </w:pPr>
     </w:lvl>
   </w:abstractNum>
-  <w:abstractNum w:abstractNumId="7">
+  <w:abstractNum w:abstractNumId="8">
     <w:nsid w:val="44F6564A"/>
     <w:multiLevelType w:val="multilevel"/>
     <w:tmpl w:val="0409001F"/>
@@ -3092,7 +3762,7 @@
       </w:pPr>
     </w:lvl>
   </w:abstractNum>
-  <w:abstractNum w:abstractNumId="8">
+  <w:abstractNum w:abstractNumId="9">
     <w:nsid w:val="69A23998"/>
     <w:multiLevelType w:val="multilevel"/>
     <w:tmpl w:val="0409001F"/>
@@ -3178,32 +3848,124 @@
       </w:pPr>
     </w:lvl>
   </w:abstractNum>
+  <w:abstractNum w:abstractNumId="10">
+    <w:nsid w:val="76FC72F2"/>
+    <w:multiLevelType w:val="multilevel"/>
+    <w:tmpl w:val="0409001F"/>
+    <w:lvl w:ilvl="0">
+      <w:start w:val="1"/>
+      <w:numFmt w:val="decimal"/>
+      <w:lvlText w:val="%1."/>
+      <w:lvlJc w:val="left"/>
+      <w:pPr>
+        <w:ind w:left="720" w:hanging="360"/>
+      </w:pPr>
+    </w:lvl>
+    <w:lvl w:ilvl="1">
+      <w:start w:val="1"/>
+      <w:numFmt w:val="decimal"/>
+      <w:lvlText w:val="%1.%2."/>
+      <w:lvlJc w:val="left"/>
+      <w:pPr>
+        <w:ind w:left="1152" w:hanging="432"/>
+      </w:pPr>
+    </w:lvl>
+    <w:lvl w:ilvl="2">
+      <w:start w:val="1"/>
+      <w:numFmt w:val="decimal"/>
+      <w:lvlText w:val="%1.%2.%3."/>
+      <w:lvlJc w:val="left"/>
+      <w:pPr>
+        <w:ind w:left="1584" w:hanging="504"/>
+      </w:pPr>
+    </w:lvl>
+    <w:lvl w:ilvl="3">
+      <w:start w:val="1"/>
+      <w:numFmt w:val="decimal"/>
+      <w:lvlText w:val="%1.%2.%3.%4."/>
+      <w:lvlJc w:val="left"/>
+      <w:pPr>
+        <w:ind w:left="2088" w:hanging="648"/>
+      </w:pPr>
+    </w:lvl>
+    <w:lvl w:ilvl="4">
+      <w:start w:val="1"/>
+      <w:numFmt w:val="decimal"/>
+      <w:lvlText w:val="%1.%2.%3.%4.%5."/>
+      <w:lvlJc w:val="left"/>
+      <w:pPr>
+        <w:ind w:left="2592" w:hanging="792"/>
+      </w:pPr>
+    </w:lvl>
+    <w:lvl w:ilvl="5">
+      <w:start w:val="1"/>
+      <w:numFmt w:val="decimal"/>
+      <w:lvlText w:val="%1.%2.%3.%4.%5.%6."/>
+      <w:lvlJc w:val="left"/>
+      <w:pPr>
+        <w:ind w:left="3096" w:hanging="936"/>
+      </w:pPr>
+    </w:lvl>
+    <w:lvl w:ilvl="6">
+      <w:start w:val="1"/>
+      <w:numFmt w:val="decimal"/>
+      <w:lvlText w:val="%1.%2.%3.%4.%5.%6.%7."/>
+      <w:lvlJc w:val="left"/>
+      <w:pPr>
+        <w:ind w:left="3600" w:hanging="1080"/>
+      </w:pPr>
+    </w:lvl>
+    <w:lvl w:ilvl="7">
+      <w:start w:val="1"/>
+      <w:numFmt w:val="decimal"/>
+      <w:lvlText w:val="%1.%2.%3.%4.%5.%6.%7.%8."/>
+      <w:lvlJc w:val="left"/>
+      <w:pPr>
+        <w:ind w:left="4104" w:hanging="1224"/>
+      </w:pPr>
+    </w:lvl>
+    <w:lvl w:ilvl="8">
+      <w:start w:val="1"/>
+      <w:numFmt w:val="decimal"/>
+      <w:lvlText w:val="%1.%2.%3.%4.%5.%6.%7.%8.%9."/>
+      <w:lvlJc w:val="left"/>
+      <w:pPr>
+        <w:ind w:left="4680" w:hanging="1440"/>
+      </w:pPr>
+    </w:lvl>
+  </w:abstractNum>
   <w:num w:numId="1">
+    <w:abstractNumId w:val="4"/>
+  </w:num>
+  <w:num w:numId="2">
     <w:abstractNumId w:val="3"/>
   </w:num>
-  <w:num w:numId="2">
-    <w:abstractNumId w:val="2"/>
-  </w:num>
   <w:num w:numId="3">
-    <w:abstractNumId w:val="5"/>
+    <w:abstractNumId w:val="6"/>
   </w:num>
   <w:num w:numId="4">
     <w:abstractNumId w:val="1"/>
   </w:num>
   <w:num w:numId="5">
-    <w:abstractNumId w:val="7"/>
+    <w:abstractNumId w:val="8"/>
   </w:num>
   <w:num w:numId="6">
-    <w:abstractNumId w:val="8"/>
+    <w:abstractNumId w:val="9"/>
   </w:num>
   <w:num w:numId="7">
-    <w:abstractNumId w:val="4"/>
+    <w:abstractNumId w:val="5"/>
   </w:num>
   <w:num w:numId="8">
     <w:abstractNumId w:val="0"/>
   </w:num>
   <w:num w:numId="9">
-    <w:abstractNumId w:val="6"/>
+    <w:abstractNumId w:val="7"/>
+  </w:num>
+  <w:num w:numId="10">
+    <w:abstractNumId w:val="2"/>
+  </w:num>
+  <w:num w:numId="11">
+    <w:abstractNumId w:val="10"/>
   </w:num>
 </w:numbering>
 </file>
@@ -4504,7 +5266,7 @@
 </file>
 
 <file path=customXml/itemProps1.xml><?xml version="1.0" encoding="utf-8"?>
-<ds:datastoreItem xmlns:ds="http://schemas.openxmlformats.org/officeDocument/2006/customXml" ds:itemID="{0B8DD0DB-4286-4486-9B51-9186664735DB}">
+<ds:datastoreItem xmlns:ds="http://schemas.openxmlformats.org/officeDocument/2006/customXml" ds:itemID="{ED4FFA9B-E099-475D-9F74-CEB95D8B8F37}">
   <ds:schemaRefs>
     <ds:schemaRef ds:uri="http://schemas.openxmlformats.org/officeDocument/2006/bibliography"/>
   </ds:schemaRefs>

--- a/srDesign_Requirements.docx
+++ b/srDesign_Requirements.docx
@@ -116,18 +116,8 @@
           <w:b w:val="0"/>
           <w:bCs w:val="0"/>
         </w:rPr>
-        <w:t xml:space="preserve">David </w:t>
+        <w:t>David Jarman</w:t>
       </w:r>
-      <w:proofErr w:type="spellStart"/>
-      <w:r>
-        <w:rPr>
-          <w:rStyle w:val="IntenseEmphasis"/>
-          <w:b w:val="0"/>
-          <w:bCs w:val="0"/>
-        </w:rPr>
-        <w:t>Jarman</w:t>
-      </w:r>
-      <w:proofErr w:type="spellEnd"/>
     </w:p>
     <w:p>
       <w:pPr>
@@ -145,18 +135,8 @@
           <w:b w:val="0"/>
           <w:bCs w:val="0"/>
         </w:rPr>
-        <w:t xml:space="preserve">Kevin </w:t>
+        <w:t>Kevin Worner</w:t>
       </w:r>
-      <w:proofErr w:type="spellStart"/>
-      <w:r>
-        <w:rPr>
-          <w:rStyle w:val="IntenseEmphasis"/>
-          <w:b w:val="0"/>
-          <w:bCs w:val="0"/>
-        </w:rPr>
-        <w:t>Worner</w:t>
-      </w:r>
-      <w:proofErr w:type="spellEnd"/>
     </w:p>
     <w:p>
       <w:pPr>
@@ -719,8 +699,6 @@
           <w:r>
             <w:t>Table of Contents</w:t>
           </w:r>
-          <w:bookmarkStart w:id="0" w:name="_GoBack"/>
-          <w:bookmarkEnd w:id="0"/>
         </w:p>
         <w:p>
           <w:pPr>
@@ -2593,12 +2571,12 @@
           <w:numId w:val="10"/>
         </w:numPr>
       </w:pPr>
-      <w:bookmarkStart w:id="1" w:name="_Toc335908947"/>
+      <w:bookmarkStart w:id="0" w:name="_Toc335908947"/>
       <w:r>
         <w:lastRenderedPageBreak/>
         <w:t>Requirements</w:t>
       </w:r>
-      <w:bookmarkEnd w:id="1"/>
+      <w:bookmarkEnd w:id="0"/>
     </w:p>
     <w:p>
       <w:pPr>
@@ -2608,11 +2586,11 @@
           <w:numId w:val="10"/>
         </w:numPr>
       </w:pPr>
-      <w:bookmarkStart w:id="2" w:name="_Toc335908948"/>
+      <w:bookmarkStart w:id="1" w:name="_Toc335908948"/>
       <w:r>
         <w:t>Scope</w:t>
       </w:r>
-      <w:bookmarkEnd w:id="2"/>
+      <w:bookmarkEnd w:id="1"/>
     </w:p>
     <w:p>
       <w:pPr>
@@ -2622,11 +2600,11 @@
           <w:numId w:val="10"/>
         </w:numPr>
       </w:pPr>
-      <w:bookmarkStart w:id="3" w:name="_Toc335908949"/>
+      <w:bookmarkStart w:id="2" w:name="_Toc335908949"/>
       <w:r>
         <w:t>Purpose of the System</w:t>
       </w:r>
-      <w:bookmarkEnd w:id="3"/>
+      <w:bookmarkEnd w:id="2"/>
     </w:p>
     <w:p>
       <w:pPr>
@@ -2636,11 +2614,11 @@
           <w:numId w:val="10"/>
         </w:numPr>
       </w:pPr>
-      <w:bookmarkStart w:id="4" w:name="_Toc335908950"/>
+      <w:bookmarkStart w:id="3" w:name="_Toc335908950"/>
       <w:r>
         <w:t>Stakeholder Information</w:t>
       </w:r>
-      <w:bookmarkEnd w:id="4"/>
+      <w:bookmarkEnd w:id="3"/>
     </w:p>
     <w:p>
       <w:pPr>
@@ -2650,11 +2628,19 @@
           <w:numId w:val="10"/>
         </w:numPr>
       </w:pPr>
-      <w:bookmarkStart w:id="5" w:name="_Toc335908951"/>
+      <w:bookmarkStart w:id="4" w:name="_Toc335908951"/>
       <w:r>
         <w:t>Customer or End User (Product Owner)</w:t>
       </w:r>
-      <w:bookmarkEnd w:id="5"/>
+      <w:bookmarkEnd w:id="4"/>
+    </w:p>
+    <w:p>
+      <w:pPr>
+        <w:ind w:left="720"/>
+      </w:pPr>
+      <w:r>
+        <w:t>Innovative Systems LLC</w:t>
+      </w:r>
     </w:p>
     <w:p>
       <w:pPr>
@@ -2664,11 +2650,19 @@
           <w:numId w:val="10"/>
         </w:numPr>
       </w:pPr>
-      <w:bookmarkStart w:id="6" w:name="_Toc335908952"/>
+      <w:bookmarkStart w:id="5" w:name="_Toc335908952"/>
       <w:r>
         <w:t>Management or Instructor (Scrum Master)</w:t>
       </w:r>
-      <w:bookmarkEnd w:id="6"/>
+      <w:bookmarkEnd w:id="5"/>
+    </w:p>
+    <w:p>
+      <w:pPr>
+        <w:ind w:left="720"/>
+      </w:pPr>
+      <w:r>
+        <w:t>Brian Butterfield</w:t>
+      </w:r>
     </w:p>
     <w:p>
       <w:pPr>
@@ -2678,11 +2672,11 @@
           <w:numId w:val="10"/>
         </w:numPr>
       </w:pPr>
-      <w:bookmarkStart w:id="7" w:name="_Toc335908953"/>
+      <w:bookmarkStart w:id="6" w:name="_Toc335908953"/>
       <w:r>
         <w:t>Investors</w:t>
       </w:r>
-      <w:bookmarkEnd w:id="7"/>
+      <w:bookmarkEnd w:id="6"/>
     </w:p>
     <w:p>
       <w:pPr>
@@ -2692,11 +2686,19 @@
           <w:numId w:val="10"/>
         </w:numPr>
       </w:pPr>
-      <w:bookmarkStart w:id="8" w:name="_Toc335908954"/>
+      <w:bookmarkStart w:id="7" w:name="_Toc335908954"/>
       <w:r>
         <w:t>Developers, Testers</w:t>
       </w:r>
-      <w:bookmarkEnd w:id="8"/>
+      <w:bookmarkEnd w:id="7"/>
+    </w:p>
+    <w:p>
+      <w:pPr>
+        <w:ind w:left="720"/>
+      </w:pPr>
+      <w:r>
+        <w:t xml:space="preserve">Marshall Gaucher, David Jarman, Kevin Worner. </w:t>
+      </w:r>
     </w:p>
     <w:p>
       <w:pPr>
@@ -2706,11 +2708,11 @@
           <w:numId w:val="10"/>
         </w:numPr>
       </w:pPr>
-      <w:bookmarkStart w:id="9" w:name="_Toc335908955"/>
+      <w:bookmarkStart w:id="8" w:name="_Toc335908955"/>
       <w:r>
         <w:t>Business Need</w:t>
       </w:r>
-      <w:bookmarkEnd w:id="9"/>
+      <w:bookmarkEnd w:id="8"/>
     </w:p>
     <w:p>
       <w:pPr>
@@ -2720,11 +2722,11 @@
           <w:numId w:val="10"/>
         </w:numPr>
       </w:pPr>
-      <w:bookmarkStart w:id="10" w:name="_Toc335908956"/>
+      <w:bookmarkStart w:id="9" w:name="_Toc335908956"/>
       <w:r>
         <w:t>Requirements and Design Constraints</w:t>
       </w:r>
-      <w:bookmarkEnd w:id="10"/>
+      <w:bookmarkEnd w:id="9"/>
     </w:p>
     <w:p>
       <w:pPr>
@@ -2734,11 +2736,11 @@
           <w:numId w:val="10"/>
         </w:numPr>
       </w:pPr>
-      <w:bookmarkStart w:id="11" w:name="_Toc335908957"/>
+      <w:bookmarkStart w:id="10" w:name="_Toc335908957"/>
       <w:r>
         <w:t>System Requirements</w:t>
       </w:r>
-      <w:bookmarkEnd w:id="11"/>
+      <w:bookmarkEnd w:id="10"/>
     </w:p>
     <w:p>
       <w:pPr>
@@ -2748,11 +2750,25 @@
           <w:numId w:val="10"/>
         </w:numPr>
       </w:pPr>
-      <w:bookmarkStart w:id="12" w:name="_Toc335908958"/>
+      <w:bookmarkStart w:id="11" w:name="_Toc335908958"/>
       <w:r>
         <w:t>Network Requirements</w:t>
       </w:r>
-      <w:bookmarkEnd w:id="12"/>
+      <w:bookmarkEnd w:id="11"/>
+    </w:p>
+    <w:p>
+      <w:pPr>
+        <w:ind w:left="720"/>
+      </w:pPr>
+      <w:r>
+        <w:t xml:space="preserve">The project needs to be able to </w:t>
+      </w:r>
+      <w:r>
+        <w:t xml:space="preserve">handle from 100’s to 1000’s of </w:t>
+      </w:r>
+      <w:r>
+        <w:t>concurrent users connecting to the server using TCP(probably).</w:t>
+      </w:r>
     </w:p>
     <w:p>
       <w:pPr>
@@ -2762,11 +2778,20 @@
           <w:numId w:val="10"/>
         </w:numPr>
       </w:pPr>
-      <w:bookmarkStart w:id="13" w:name="_Toc335908959"/>
+      <w:bookmarkStart w:id="12" w:name="_Toc335908959"/>
       <w:r>
         <w:t>Development Environment Requirements</w:t>
       </w:r>
-      <w:bookmarkEnd w:id="13"/>
+      <w:bookmarkStart w:id="13" w:name="_Toc335908960"/>
+      <w:bookmarkEnd w:id="12"/>
+    </w:p>
+    <w:p>
+      <w:pPr>
+        <w:ind w:left="720"/>
+      </w:pPr>
+      <w:r>
+        <w:t>We will be using Windows and Visual Studio 2012 to create the server, and QT to create the generic games page for the STB. QT will need to be run in a linux environment, of which we already have a image.</w:t>
+      </w:r>
     </w:p>
     <w:p>
       <w:pPr>
@@ -2776,10 +2801,50 @@
           <w:numId w:val="10"/>
         </w:numPr>
       </w:pPr>
-      <w:bookmarkStart w:id="14" w:name="_Toc335908960"/>
       <w:r>
-        <w:t>Project Management Methodology</w:t>
+        <w:t>Project Management Methodolog</w:t>
       </w:r>
+      <w:bookmarkEnd w:id="13"/>
+      <w:r>
+        <w:t>y</w:t>
+      </w:r>
+    </w:p>
+    <w:p>
+      <w:pPr>
+        <w:ind w:left="720"/>
+      </w:pPr>
+      <w:r>
+        <w:t>We are using Trello (</w:t>
+      </w:r>
+      <w:hyperlink r:id="rId8" w:history="1">
+        <w:r>
+          <w:rPr>
+            <w:rStyle w:val="Hyperlink"/>
+          </w:rPr>
+          <w:t>https://trello.com/board/stbmf/504e02192177bda83e2fab82</w:t>
+        </w:r>
+      </w:hyperlink>
+      <w:r>
+        <w:t xml:space="preserve">) to keep track of, prioritize, and groom our backlog and sprints. Everyone on the team has access to Trello and is able to edit the tasks. </w:t>
+      </w:r>
+    </w:p>
+    <w:p>
+      <w:pPr>
+        <w:ind w:left="720"/>
+      </w:pPr>
+      <w:r>
+        <w:t>We will have 3 sprints in the fall, and 3 sprints in the spring for this project. Sprint lengths will be varying, with an average length of 3.5 weeks.</w:t>
+      </w:r>
+    </w:p>
+    <w:p>
+      <w:pPr>
+        <w:ind w:left="720"/>
+      </w:pPr>
+      <w:r>
+        <w:lastRenderedPageBreak/>
+        <w:t>Our code will be hosted and controlled by Innovative Systems LLC, with only team members and employees having access. Our documents will be hosted on Github.com, in a public repository. Only team members have push access to the documents however, so there is no worry of a stranger editing our docs.</w:t>
+      </w:r>
+      <w:bookmarkStart w:id="14" w:name="_GoBack"/>
       <w:bookmarkEnd w:id="14"/>
     </w:p>
     <w:p>
@@ -2890,7 +2955,6 @@
       </w:pPr>
       <w:bookmarkStart w:id="22" w:name="_Toc335908968"/>
       <w:r>
-        <w:lastRenderedPageBreak/>
         <w:t>Research or Proof of Concept Results</w:t>
       </w:r>
       <w:bookmarkEnd w:id="22"/>
@@ -5266,7 +5330,7 @@
 </file>
 
 <file path=customXml/itemProps1.xml><?xml version="1.0" encoding="utf-8"?>
-<ds:datastoreItem xmlns:ds="http://schemas.openxmlformats.org/officeDocument/2006/customXml" ds:itemID="{ED4FFA9B-E099-475D-9F74-CEB95D8B8F37}">
+<ds:datastoreItem xmlns:ds="http://schemas.openxmlformats.org/officeDocument/2006/customXml" ds:itemID="{0D9D5B5C-E897-4F9A-BCE6-854AE4B533CF}">
   <ds:schemaRefs>
     <ds:schemaRef ds:uri="http://schemas.openxmlformats.org/officeDocument/2006/bibliography"/>
   </ds:schemaRefs>

--- a/srDesign_Requirements.docx
+++ b/srDesign_Requirements.docx
@@ -2767,7 +2767,15 @@
         <w:t xml:space="preserve">handle from 100’s to 1000’s of </w:t>
       </w:r>
       <w:r>
-        <w:t>concurrent users connecting to the server using TCP(probably).</w:t>
+        <w:t xml:space="preserve">concurrent users connecting to the server using </w:t>
+      </w:r>
+      <w:proofErr w:type="gramStart"/>
+      <w:r>
+        <w:t>TCP(</w:t>
+      </w:r>
+      <w:proofErr w:type="gramEnd"/>
+      <w:r>
+        <w:t>probably).</w:t>
       </w:r>
     </w:p>
     <w:p>
@@ -2790,7 +2798,19 @@
         <w:ind w:left="720"/>
       </w:pPr>
       <w:r>
-        <w:t>We will be using Windows and Visual Studio 2012 to create the server, and QT to create the generic games page for the STB. QT will need to be run in a linux environment, of which we already have a image.</w:t>
+        <w:t xml:space="preserve">We will be using Windows and Visual Studio 2012 to create the server, and QT to create the generic games page for the STB. QT will need to be run in a </w:t>
+      </w:r>
+      <w:r>
+        <w:t>Linux</w:t>
+      </w:r>
+      <w:r>
+        <w:t xml:space="preserve"> environment, of which we already have a</w:t>
+      </w:r>
+      <w:r>
+        <w:t>n</w:t>
+      </w:r>
+      <w:r>
+        <w:t xml:space="preserve"> image.</w:t>
       </w:r>
     </w:p>
     <w:p>
@@ -2821,7 +2841,21 @@
           <w:rPr>
             <w:rStyle w:val="Hyperlink"/>
           </w:rPr>
-          <w:t>https://trello.com/board/stbmf/504e02192177bda83e2fab82</w:t>
+          <w:t>https://trello.com/board/stbmf/504e02192177bda</w:t>
+        </w:r>
+        <w:bookmarkStart w:id="14" w:name="_GoBack"/>
+        <w:bookmarkEnd w:id="14"/>
+        <w:r>
+          <w:rPr>
+            <w:rStyle w:val="Hyperlink"/>
+          </w:rPr>
+          <w:t>8</w:t>
+        </w:r>
+        <w:r>
+          <w:rPr>
+            <w:rStyle w:val="Hyperlink"/>
+          </w:rPr>
+          <w:t>3e2fab82</w:t>
         </w:r>
       </w:hyperlink>
       <w:r>
@@ -2833,7 +2867,15 @@
         <w:ind w:left="720"/>
       </w:pPr>
       <w:r>
-        <w:t>We will have 3 sprints in the fall, and 3 sprints in the spring for this project. Sprint lengths will be varying, with an average length of 3.5 weeks.</w:t>
+        <w:t xml:space="preserve">We will have 3 sprints in the </w:t>
+      </w:r>
+      <w:proofErr w:type="gramStart"/>
+      <w:r>
+        <w:t>fall,</w:t>
+      </w:r>
+      <w:proofErr w:type="gramEnd"/>
+      <w:r>
+        <w:t xml:space="preserve"> and 3 sprints in the spring for this project. Sprint lengths will be varying, with an average length of 3.5 weeks.</w:t>
       </w:r>
     </w:p>
     <w:p>
@@ -2844,8 +2886,6 @@
         <w:lastRenderedPageBreak/>
         <w:t>Our code will be hosted and controlled by Innovative Systems LLC, with only team members and employees having access. Our documents will be hosted on Github.com, in a public repository. Only team members have push access to the documents however, so there is no worry of a stranger editing our docs.</w:t>
       </w:r>
-      <w:bookmarkStart w:id="14" w:name="_GoBack"/>
-      <w:bookmarkEnd w:id="14"/>
     </w:p>
     <w:p>
       <w:pPr>
@@ -4534,6 +4574,18 @@
       <w:szCs w:val="24"/>
     </w:rPr>
   </w:style>
+  <w:style w:type="character" w:styleId="FollowedHyperlink">
+    <w:name w:val="FollowedHyperlink"/>
+    <w:basedOn w:val="DefaultParagraphFont"/>
+    <w:uiPriority w:val="99"/>
+    <w:semiHidden/>
+    <w:unhideWhenUsed/>
+    <w:rsid w:val="00645B1D"/>
+    <w:rPr>
+      <w:color w:val="800080" w:themeColor="followedHyperlink"/>
+      <w:u w:val="single"/>
+    </w:rPr>
+  </w:style>
 </w:styles>
 </file>
 
@@ -5037,6 +5089,18 @@
       <w:szCs w:val="24"/>
     </w:rPr>
   </w:style>
+  <w:style w:type="character" w:styleId="FollowedHyperlink">
+    <w:name w:val="FollowedHyperlink"/>
+    <w:basedOn w:val="DefaultParagraphFont"/>
+    <w:uiPriority w:val="99"/>
+    <w:semiHidden/>
+    <w:unhideWhenUsed/>
+    <w:rsid w:val="00645B1D"/>
+    <w:rPr>
+      <w:color w:val="800080" w:themeColor="followedHyperlink"/>
+      <w:u w:val="single"/>
+    </w:rPr>
+  </w:style>
 </w:styles>
 </file>
 
@@ -5330,7 +5394,7 @@
 </file>
 
 <file path=customXml/itemProps1.xml><?xml version="1.0" encoding="utf-8"?>
-<ds:datastoreItem xmlns:ds="http://schemas.openxmlformats.org/officeDocument/2006/customXml" ds:itemID="{0D9D5B5C-E897-4F9A-BCE6-854AE4B533CF}">
+<ds:datastoreItem xmlns:ds="http://schemas.openxmlformats.org/officeDocument/2006/customXml" ds:itemID="{9BC48BED-2D70-4C96-96A6-74A4DFF6A801}">
   <ds:schemaRefs>
     <ds:schemaRef ds:uri="http://schemas.openxmlformats.org/officeDocument/2006/bibliography"/>
   </ds:schemaRefs>

--- a/srDesign_Requirements.docx
+++ b/srDesign_Requirements.docx
@@ -2573,7 +2573,6 @@
       </w:pPr>
       <w:bookmarkStart w:id="0" w:name="_Toc335908947"/>
       <w:r>
-        <w:lastRenderedPageBreak/>
         <w:t>Requirements</w:t>
       </w:r>
       <w:bookmarkEnd w:id="0"/>
@@ -2594,6 +2593,14 @@
     </w:p>
     <w:p>
       <w:pPr>
+        <w:ind w:left="360"/>
+      </w:pPr>
+      <w:r>
+        <w:t>This document contains stakeholder information, user stories, requirements and design constrains, and various research task results.</w:t>
+      </w:r>
+    </w:p>
+    <w:p>
+      <w:pPr>
         <w:pStyle w:val="Heading2"/>
         <w:numPr>
           <w:ilvl w:val="1"/>
@@ -2602,9 +2609,34 @@
       </w:pPr>
       <w:bookmarkStart w:id="2" w:name="_Toc335908949"/>
       <w:r>
+        <w:lastRenderedPageBreak/>
         <w:t>Purpose of the System</w:t>
       </w:r>
       <w:bookmarkEnd w:id="2"/>
+    </w:p>
+    <w:p>
+      <w:pPr>
+        <w:ind w:left="360"/>
+      </w:pPr>
+      <w:r>
+        <w:t xml:space="preserve">The purpose of this </w:t>
+      </w:r>
+      <w:proofErr w:type="gramStart"/>
+      <w:r>
+        <w:t>system  is</w:t>
+      </w:r>
+      <w:proofErr w:type="gramEnd"/>
+      <w:r>
+        <w:t xml:space="preserve"> to create a common STB display interface that can communicate with the game server to provide </w:t>
+      </w:r>
+      <w:proofErr w:type="spellStart"/>
+      <w:r>
+        <w:t>user’s</w:t>
+      </w:r>
+      <w:proofErr w:type="spellEnd"/>
+      <w:r>
+        <w:t xml:space="preserve"> with a multiplayer environment. Additionally, it will provide a system that future can games can be easily added to the server and updated on the STB at run time.  </w:t>
+      </w:r>
     </w:p>
     <w:p>
       <w:pPr>
@@ -2841,26 +2873,14 @@
           <w:rPr>
             <w:rStyle w:val="Hyperlink"/>
           </w:rPr>
-          <w:t>https://trello.com/board/stbmf/504e02192177bda</w:t>
-        </w:r>
-        <w:bookmarkStart w:id="14" w:name="_GoBack"/>
-        <w:bookmarkEnd w:id="14"/>
-        <w:r>
-          <w:rPr>
-            <w:rStyle w:val="Hyperlink"/>
-          </w:rPr>
-          <w:t>8</w:t>
-        </w:r>
-        <w:r>
-          <w:rPr>
-            <w:rStyle w:val="Hyperlink"/>
-          </w:rPr>
-          <w:t>3e2fab82</w:t>
+          <w:t>https://trello.com/board/stbmf/504e02192177bda83e2fab82</w:t>
         </w:r>
       </w:hyperlink>
       <w:r>
         <w:t xml:space="preserve">) to keep track of, prioritize, and groom our backlog and sprints. Everyone on the team has access to Trello and is able to edit the tasks. </w:t>
       </w:r>
+      <w:bookmarkStart w:id="14" w:name="_GoBack"/>
+      <w:bookmarkEnd w:id="14"/>
     </w:p>
     <w:p>
       <w:pPr>
@@ -5394,7 +5414,7 @@
 </file>
 
 <file path=customXml/itemProps1.xml><?xml version="1.0" encoding="utf-8"?>
-<ds:datastoreItem xmlns:ds="http://schemas.openxmlformats.org/officeDocument/2006/customXml" ds:itemID="{9BC48BED-2D70-4C96-96A6-74A4DFF6A801}">
+<ds:datastoreItem xmlns:ds="http://schemas.openxmlformats.org/officeDocument/2006/customXml" ds:itemID="{DB9EC8C9-60BA-4248-B1B8-0FED674E1392}">
   <ds:schemaRefs>
     <ds:schemaRef ds:uri="http://schemas.openxmlformats.org/officeDocument/2006/bibliography"/>
   </ds:schemaRefs>

--- a/srDesign_Requirements.docx
+++ b/srDesign_Requirements.docx
@@ -669,6 +669,1201 @@
         </w:rPr>
       </w:pPr>
     </w:p>
+    <w:p>
+      <w:pPr>
+        <w:pStyle w:val="Heading1"/>
+      </w:pPr>
+      <w:r>
+        <w:lastRenderedPageBreak/>
+        <w:t>Revision History</w:t>
+      </w:r>
+    </w:p>
+    <w:tbl>
+      <w:tblPr>
+        <w:tblStyle w:val="MediumShading1-Accent1"/>
+        <w:tblW w:w="0" w:type="auto"/>
+        <w:tblLook w:val="04A0" w:firstRow="1" w:lastRow="0" w:firstColumn="1" w:lastColumn="0" w:noHBand="0" w:noVBand="1"/>
+      </w:tblPr>
+      <w:tblGrid>
+        <w:gridCol w:w="2394"/>
+        <w:gridCol w:w="2394"/>
+        <w:gridCol w:w="2394"/>
+        <w:gridCol w:w="2394"/>
+      </w:tblGrid>
+      <w:tr>
+        <w:trPr>
+          <w:cnfStyle w:val="100000000000" w:firstRow="1" w:lastRow="0" w:firstColumn="0" w:lastColumn="0" w:oddVBand="0" w:evenVBand="0" w:oddHBand="0" w:evenHBand="0" w:firstRowFirstColumn="0" w:firstRowLastColumn="0" w:lastRowFirstColumn="0" w:lastRowLastColumn="0"/>
+        </w:trPr>
+        <w:tc>
+          <w:tcPr>
+            <w:cnfStyle w:val="001000000000" w:firstRow="0" w:lastRow="0" w:firstColumn="1" w:lastColumn="0" w:oddVBand="0" w:evenVBand="0" w:oddHBand="0" w:evenHBand="0" w:firstRowFirstColumn="0" w:firstRowLastColumn="0" w:lastRowFirstColumn="0" w:lastRowLastColumn="0"/>
+            <w:tcW w:w="2394" w:type="dxa"/>
+          </w:tcPr>
+          <w:p>
+            <w:pPr>
+              <w:autoSpaceDE w:val="0"/>
+              <w:autoSpaceDN w:val="0"/>
+              <w:adjustRightInd w:val="0"/>
+              <w:rPr>
+                <w:rFonts w:ascii="CMSS10" w:hAnsi="CMSS10" w:cs="CMSS10"/>
+                <w:color w:val="000000"/>
+                <w:sz w:val="20"/>
+                <w:szCs w:val="20"/>
+              </w:rPr>
+            </w:pPr>
+            <w:r>
+              <w:rPr>
+                <w:rFonts w:ascii="CMSS10" w:hAnsi="CMSS10" w:cs="CMSS10"/>
+                <w:color w:val="000000"/>
+                <w:sz w:val="20"/>
+                <w:szCs w:val="20"/>
+              </w:rPr>
+              <w:t>Date</w:t>
+            </w:r>
+          </w:p>
+        </w:tc>
+        <w:tc>
+          <w:tcPr>
+            <w:tcW w:w="2394" w:type="dxa"/>
+          </w:tcPr>
+          <w:p>
+            <w:pPr>
+              <w:autoSpaceDE w:val="0"/>
+              <w:autoSpaceDN w:val="0"/>
+              <w:adjustRightInd w:val="0"/>
+              <w:cnfStyle w:val="100000000000" w:firstRow="1" w:lastRow="0" w:firstColumn="0" w:lastColumn="0" w:oddVBand="0" w:evenVBand="0" w:oddHBand="0" w:evenHBand="0" w:firstRowFirstColumn="0" w:firstRowLastColumn="0" w:lastRowFirstColumn="0" w:lastRowLastColumn="0"/>
+              <w:rPr>
+                <w:rFonts w:ascii="CMSS10" w:hAnsi="CMSS10" w:cs="CMSS10"/>
+                <w:color w:val="000000"/>
+                <w:sz w:val="20"/>
+                <w:szCs w:val="20"/>
+              </w:rPr>
+            </w:pPr>
+            <w:r>
+              <w:rPr>
+                <w:rFonts w:ascii="CMSS10" w:hAnsi="CMSS10" w:cs="CMSS10"/>
+                <w:color w:val="000000"/>
+                <w:sz w:val="20"/>
+                <w:szCs w:val="20"/>
+              </w:rPr>
+              <w:t>Author</w:t>
+            </w:r>
+          </w:p>
+        </w:tc>
+        <w:tc>
+          <w:tcPr>
+            <w:tcW w:w="2394" w:type="dxa"/>
+          </w:tcPr>
+          <w:p>
+            <w:pPr>
+              <w:autoSpaceDE w:val="0"/>
+              <w:autoSpaceDN w:val="0"/>
+              <w:adjustRightInd w:val="0"/>
+              <w:cnfStyle w:val="100000000000" w:firstRow="1" w:lastRow="0" w:firstColumn="0" w:lastColumn="0" w:oddVBand="0" w:evenVBand="0" w:oddHBand="0" w:evenHBand="0" w:firstRowFirstColumn="0" w:firstRowLastColumn="0" w:lastRowFirstColumn="0" w:lastRowLastColumn="0"/>
+              <w:rPr>
+                <w:rFonts w:ascii="CMSS10" w:hAnsi="CMSS10" w:cs="CMSS10"/>
+                <w:color w:val="000000"/>
+                <w:sz w:val="20"/>
+                <w:szCs w:val="20"/>
+              </w:rPr>
+            </w:pPr>
+            <w:r>
+              <w:rPr>
+                <w:rFonts w:ascii="CMSS10" w:hAnsi="CMSS10" w:cs="CMSS10"/>
+                <w:color w:val="000000"/>
+                <w:sz w:val="20"/>
+                <w:szCs w:val="20"/>
+              </w:rPr>
+              <w:t>Version</w:t>
+            </w:r>
+          </w:p>
+        </w:tc>
+        <w:tc>
+          <w:tcPr>
+            <w:tcW w:w="2394" w:type="dxa"/>
+          </w:tcPr>
+          <w:p>
+            <w:pPr>
+              <w:autoSpaceDE w:val="0"/>
+              <w:autoSpaceDN w:val="0"/>
+              <w:adjustRightInd w:val="0"/>
+              <w:cnfStyle w:val="100000000000" w:firstRow="1" w:lastRow="0" w:firstColumn="0" w:lastColumn="0" w:oddVBand="0" w:evenVBand="0" w:oddHBand="0" w:evenHBand="0" w:firstRowFirstColumn="0" w:firstRowLastColumn="0" w:lastRowFirstColumn="0" w:lastRowLastColumn="0"/>
+              <w:rPr>
+                <w:rFonts w:ascii="CMSS10" w:hAnsi="CMSS10" w:cs="CMSS10"/>
+                <w:color w:val="000000"/>
+                <w:sz w:val="20"/>
+                <w:szCs w:val="20"/>
+              </w:rPr>
+            </w:pPr>
+            <w:r>
+              <w:rPr>
+                <w:rFonts w:ascii="CMSS10" w:hAnsi="CMSS10" w:cs="CMSS10"/>
+                <w:color w:val="000000"/>
+                <w:sz w:val="20"/>
+                <w:szCs w:val="20"/>
+              </w:rPr>
+              <w:t>Comments</w:t>
+            </w:r>
+          </w:p>
+        </w:tc>
+      </w:tr>
+      <w:tr>
+        <w:trPr>
+          <w:cnfStyle w:val="000000100000" w:firstRow="0" w:lastRow="0" w:firstColumn="0" w:lastColumn="0" w:oddVBand="0" w:evenVBand="0" w:oddHBand="1" w:evenHBand="0" w:firstRowFirstColumn="0" w:firstRowLastColumn="0" w:lastRowFirstColumn="0" w:lastRowLastColumn="0"/>
+        </w:trPr>
+        <w:tc>
+          <w:tcPr>
+            <w:cnfStyle w:val="001000000000" w:firstRow="0" w:lastRow="0" w:firstColumn="1" w:lastColumn="0" w:oddVBand="0" w:evenVBand="0" w:oddHBand="0" w:evenHBand="0" w:firstRowFirstColumn="0" w:firstRowLastColumn="0" w:lastRowFirstColumn="0" w:lastRowLastColumn="0"/>
+            <w:tcW w:w="2394" w:type="dxa"/>
+          </w:tcPr>
+          <w:p>
+            <w:pPr>
+              <w:autoSpaceDE w:val="0"/>
+              <w:autoSpaceDN w:val="0"/>
+              <w:adjustRightInd w:val="0"/>
+              <w:rPr>
+                <w:rFonts w:ascii="CMSS10" w:hAnsi="CMSS10" w:cs="CMSS10"/>
+                <w:color w:val="000000"/>
+                <w:sz w:val="20"/>
+                <w:szCs w:val="20"/>
+              </w:rPr>
+            </w:pPr>
+            <w:r>
+              <w:rPr>
+                <w:rFonts w:ascii="CMSS10" w:hAnsi="CMSS10" w:cs="CMSS10"/>
+                <w:sz w:val="20"/>
+                <w:szCs w:val="20"/>
+              </w:rPr>
+              <w:t>9/28/12</w:t>
+            </w:r>
+          </w:p>
+        </w:tc>
+        <w:tc>
+          <w:tcPr>
+            <w:tcW w:w="2394" w:type="dxa"/>
+          </w:tcPr>
+          <w:p>
+            <w:pPr>
+              <w:autoSpaceDE w:val="0"/>
+              <w:autoSpaceDN w:val="0"/>
+              <w:adjustRightInd w:val="0"/>
+              <w:cnfStyle w:val="000000100000" w:firstRow="0" w:lastRow="0" w:firstColumn="0" w:lastColumn="0" w:oddVBand="0" w:evenVBand="0" w:oddHBand="1" w:evenHBand="0" w:firstRowFirstColumn="0" w:firstRowLastColumn="0" w:lastRowFirstColumn="0" w:lastRowLastColumn="0"/>
+              <w:rPr>
+                <w:rFonts w:ascii="CMSS10" w:hAnsi="CMSS10" w:cs="CMSS10"/>
+                <w:color w:val="000000"/>
+                <w:sz w:val="20"/>
+                <w:szCs w:val="20"/>
+              </w:rPr>
+            </w:pPr>
+            <w:r>
+              <w:rPr>
+                <w:rFonts w:ascii="CMSS10" w:hAnsi="CMSS10" w:cs="CMSS10"/>
+                <w:color w:val="000000"/>
+                <w:sz w:val="20"/>
+                <w:szCs w:val="20"/>
+              </w:rPr>
+              <w:t>Marshall Gaucher</w:t>
+            </w:r>
+          </w:p>
+        </w:tc>
+        <w:tc>
+          <w:tcPr>
+            <w:tcW w:w="2394" w:type="dxa"/>
+          </w:tcPr>
+          <w:p>
+            <w:pPr>
+              <w:autoSpaceDE w:val="0"/>
+              <w:autoSpaceDN w:val="0"/>
+              <w:adjustRightInd w:val="0"/>
+              <w:cnfStyle w:val="000000100000" w:firstRow="0" w:lastRow="0" w:firstColumn="0" w:lastColumn="0" w:oddVBand="0" w:evenVBand="0" w:oddHBand="1" w:evenHBand="0" w:firstRowFirstColumn="0" w:firstRowLastColumn="0" w:lastRowFirstColumn="0" w:lastRowLastColumn="0"/>
+              <w:rPr>
+                <w:rFonts w:ascii="CMSS10" w:hAnsi="CMSS10" w:cs="CMSS10"/>
+                <w:color w:val="000000"/>
+                <w:sz w:val="20"/>
+                <w:szCs w:val="20"/>
+              </w:rPr>
+            </w:pPr>
+            <w:r>
+              <w:rPr>
+                <w:rFonts w:ascii="CMSS10" w:hAnsi="CMSS10" w:cs="CMSS10"/>
+                <w:color w:val="000000"/>
+                <w:sz w:val="20"/>
+                <w:szCs w:val="20"/>
+              </w:rPr>
+              <w:t>1.0.0</w:t>
+            </w:r>
+          </w:p>
+        </w:tc>
+        <w:tc>
+          <w:tcPr>
+            <w:tcW w:w="2394" w:type="dxa"/>
+          </w:tcPr>
+          <w:p>
+            <w:pPr>
+              <w:autoSpaceDE w:val="0"/>
+              <w:autoSpaceDN w:val="0"/>
+              <w:adjustRightInd w:val="0"/>
+              <w:cnfStyle w:val="000000100000" w:firstRow="0" w:lastRow="0" w:firstColumn="0" w:lastColumn="0" w:oddVBand="0" w:evenVBand="0" w:oddHBand="1" w:evenHBand="0" w:firstRowFirstColumn="0" w:firstRowLastColumn="0" w:lastRowFirstColumn="0" w:lastRowLastColumn="0"/>
+              <w:rPr>
+                <w:rFonts w:ascii="CMSS10" w:hAnsi="CMSS10" w:cs="CMSS10"/>
+                <w:color w:val="000000"/>
+                <w:sz w:val="20"/>
+                <w:szCs w:val="20"/>
+              </w:rPr>
+            </w:pPr>
+            <w:r>
+              <w:rPr>
+                <w:rFonts w:ascii="CMSS10" w:hAnsi="CMSS10" w:cs="CMSS10"/>
+                <w:color w:val="000000"/>
+                <w:sz w:val="20"/>
+                <w:szCs w:val="20"/>
+              </w:rPr>
+              <w:t>Initial Version</w:t>
+            </w:r>
+          </w:p>
+        </w:tc>
+      </w:tr>
+      <w:tr>
+        <w:trPr>
+          <w:cnfStyle w:val="000000010000" w:firstRow="0" w:lastRow="0" w:firstColumn="0" w:lastColumn="0" w:oddVBand="0" w:evenVBand="0" w:oddHBand="0" w:evenHBand="1" w:firstRowFirstColumn="0" w:firstRowLastColumn="0" w:lastRowFirstColumn="0" w:lastRowLastColumn="0"/>
+        </w:trPr>
+        <w:tc>
+          <w:tcPr>
+            <w:cnfStyle w:val="001000000000" w:firstRow="0" w:lastRow="0" w:firstColumn="1" w:lastColumn="0" w:oddVBand="0" w:evenVBand="0" w:oddHBand="0" w:evenHBand="0" w:firstRowFirstColumn="0" w:firstRowLastColumn="0" w:lastRowFirstColumn="0" w:lastRowLastColumn="0"/>
+            <w:tcW w:w="2394" w:type="dxa"/>
+          </w:tcPr>
+          <w:p>
+            <w:pPr>
+              <w:autoSpaceDE w:val="0"/>
+              <w:autoSpaceDN w:val="0"/>
+              <w:adjustRightInd w:val="0"/>
+              <w:rPr>
+                <w:rFonts w:ascii="CMSS10" w:hAnsi="CMSS10" w:cs="CMSS10"/>
+                <w:color w:val="000000"/>
+                <w:sz w:val="20"/>
+                <w:szCs w:val="20"/>
+              </w:rPr>
+            </w:pPr>
+          </w:p>
+        </w:tc>
+        <w:tc>
+          <w:tcPr>
+            <w:tcW w:w="2394" w:type="dxa"/>
+          </w:tcPr>
+          <w:p>
+            <w:pPr>
+              <w:autoSpaceDE w:val="0"/>
+              <w:autoSpaceDN w:val="0"/>
+              <w:adjustRightInd w:val="0"/>
+              <w:cnfStyle w:val="000000010000" w:firstRow="0" w:lastRow="0" w:firstColumn="0" w:lastColumn="0" w:oddVBand="0" w:evenVBand="0" w:oddHBand="0" w:evenHBand="1" w:firstRowFirstColumn="0" w:firstRowLastColumn="0" w:lastRowFirstColumn="0" w:lastRowLastColumn="0"/>
+              <w:rPr>
+                <w:rFonts w:ascii="CMSS10" w:hAnsi="CMSS10" w:cs="CMSS10"/>
+                <w:color w:val="000000"/>
+                <w:sz w:val="20"/>
+                <w:szCs w:val="20"/>
+              </w:rPr>
+            </w:pPr>
+          </w:p>
+        </w:tc>
+        <w:tc>
+          <w:tcPr>
+            <w:tcW w:w="2394" w:type="dxa"/>
+          </w:tcPr>
+          <w:p>
+            <w:pPr>
+              <w:autoSpaceDE w:val="0"/>
+              <w:autoSpaceDN w:val="0"/>
+              <w:adjustRightInd w:val="0"/>
+              <w:cnfStyle w:val="000000010000" w:firstRow="0" w:lastRow="0" w:firstColumn="0" w:lastColumn="0" w:oddVBand="0" w:evenVBand="0" w:oddHBand="0" w:evenHBand="1" w:firstRowFirstColumn="0" w:firstRowLastColumn="0" w:lastRowFirstColumn="0" w:lastRowLastColumn="0"/>
+              <w:rPr>
+                <w:rFonts w:ascii="CMSS10" w:hAnsi="CMSS10" w:cs="CMSS10"/>
+                <w:color w:val="000000"/>
+                <w:sz w:val="20"/>
+                <w:szCs w:val="20"/>
+              </w:rPr>
+            </w:pPr>
+          </w:p>
+        </w:tc>
+        <w:tc>
+          <w:tcPr>
+            <w:tcW w:w="2394" w:type="dxa"/>
+          </w:tcPr>
+          <w:p>
+            <w:pPr>
+              <w:autoSpaceDE w:val="0"/>
+              <w:autoSpaceDN w:val="0"/>
+              <w:adjustRightInd w:val="0"/>
+              <w:cnfStyle w:val="000000010000" w:firstRow="0" w:lastRow="0" w:firstColumn="0" w:lastColumn="0" w:oddVBand="0" w:evenVBand="0" w:oddHBand="0" w:evenHBand="1" w:firstRowFirstColumn="0" w:firstRowLastColumn="0" w:lastRowFirstColumn="0" w:lastRowLastColumn="0"/>
+              <w:rPr>
+                <w:rFonts w:ascii="CMSS10" w:hAnsi="CMSS10" w:cs="CMSS10"/>
+                <w:color w:val="000000"/>
+                <w:sz w:val="20"/>
+                <w:szCs w:val="20"/>
+              </w:rPr>
+            </w:pPr>
+          </w:p>
+        </w:tc>
+      </w:tr>
+      <w:tr>
+        <w:trPr>
+          <w:cnfStyle w:val="000000100000" w:firstRow="0" w:lastRow="0" w:firstColumn="0" w:lastColumn="0" w:oddVBand="0" w:evenVBand="0" w:oddHBand="1" w:evenHBand="0" w:firstRowFirstColumn="0" w:firstRowLastColumn="0" w:lastRowFirstColumn="0" w:lastRowLastColumn="0"/>
+        </w:trPr>
+        <w:tc>
+          <w:tcPr>
+            <w:cnfStyle w:val="001000000000" w:firstRow="0" w:lastRow="0" w:firstColumn="1" w:lastColumn="0" w:oddVBand="0" w:evenVBand="0" w:oddHBand="0" w:evenHBand="0" w:firstRowFirstColumn="0" w:firstRowLastColumn="0" w:lastRowFirstColumn="0" w:lastRowLastColumn="0"/>
+            <w:tcW w:w="2394" w:type="dxa"/>
+          </w:tcPr>
+          <w:p>
+            <w:pPr>
+              <w:autoSpaceDE w:val="0"/>
+              <w:autoSpaceDN w:val="0"/>
+              <w:adjustRightInd w:val="0"/>
+              <w:rPr>
+                <w:rFonts w:ascii="CMSS10" w:hAnsi="CMSS10" w:cs="CMSS10"/>
+                <w:color w:val="000000"/>
+                <w:sz w:val="20"/>
+                <w:szCs w:val="20"/>
+              </w:rPr>
+            </w:pPr>
+          </w:p>
+        </w:tc>
+        <w:tc>
+          <w:tcPr>
+            <w:tcW w:w="2394" w:type="dxa"/>
+          </w:tcPr>
+          <w:p>
+            <w:pPr>
+              <w:autoSpaceDE w:val="0"/>
+              <w:autoSpaceDN w:val="0"/>
+              <w:adjustRightInd w:val="0"/>
+              <w:cnfStyle w:val="000000100000" w:firstRow="0" w:lastRow="0" w:firstColumn="0" w:lastColumn="0" w:oddVBand="0" w:evenVBand="0" w:oddHBand="1" w:evenHBand="0" w:firstRowFirstColumn="0" w:firstRowLastColumn="0" w:lastRowFirstColumn="0" w:lastRowLastColumn="0"/>
+              <w:rPr>
+                <w:rFonts w:ascii="CMSS10" w:hAnsi="CMSS10" w:cs="CMSS10"/>
+                <w:color w:val="000000"/>
+                <w:sz w:val="20"/>
+                <w:szCs w:val="20"/>
+              </w:rPr>
+            </w:pPr>
+          </w:p>
+        </w:tc>
+        <w:tc>
+          <w:tcPr>
+            <w:tcW w:w="2394" w:type="dxa"/>
+          </w:tcPr>
+          <w:p>
+            <w:pPr>
+              <w:autoSpaceDE w:val="0"/>
+              <w:autoSpaceDN w:val="0"/>
+              <w:adjustRightInd w:val="0"/>
+              <w:cnfStyle w:val="000000100000" w:firstRow="0" w:lastRow="0" w:firstColumn="0" w:lastColumn="0" w:oddVBand="0" w:evenVBand="0" w:oddHBand="1" w:evenHBand="0" w:firstRowFirstColumn="0" w:firstRowLastColumn="0" w:lastRowFirstColumn="0" w:lastRowLastColumn="0"/>
+              <w:rPr>
+                <w:rFonts w:ascii="CMSS10" w:hAnsi="CMSS10" w:cs="CMSS10"/>
+                <w:color w:val="000000"/>
+                <w:sz w:val="20"/>
+                <w:szCs w:val="20"/>
+              </w:rPr>
+            </w:pPr>
+          </w:p>
+        </w:tc>
+        <w:tc>
+          <w:tcPr>
+            <w:tcW w:w="2394" w:type="dxa"/>
+          </w:tcPr>
+          <w:p>
+            <w:pPr>
+              <w:autoSpaceDE w:val="0"/>
+              <w:autoSpaceDN w:val="0"/>
+              <w:adjustRightInd w:val="0"/>
+              <w:cnfStyle w:val="000000100000" w:firstRow="0" w:lastRow="0" w:firstColumn="0" w:lastColumn="0" w:oddVBand="0" w:evenVBand="0" w:oddHBand="1" w:evenHBand="0" w:firstRowFirstColumn="0" w:firstRowLastColumn="0" w:lastRowFirstColumn="0" w:lastRowLastColumn="0"/>
+              <w:rPr>
+                <w:rFonts w:ascii="CMSS10" w:hAnsi="CMSS10" w:cs="CMSS10"/>
+                <w:color w:val="000000"/>
+                <w:sz w:val="20"/>
+                <w:szCs w:val="20"/>
+              </w:rPr>
+            </w:pPr>
+          </w:p>
+        </w:tc>
+      </w:tr>
+      <w:tr>
+        <w:trPr>
+          <w:cnfStyle w:val="000000010000" w:firstRow="0" w:lastRow="0" w:firstColumn="0" w:lastColumn="0" w:oddVBand="0" w:evenVBand="0" w:oddHBand="0" w:evenHBand="1" w:firstRowFirstColumn="0" w:firstRowLastColumn="0" w:lastRowFirstColumn="0" w:lastRowLastColumn="0"/>
+        </w:trPr>
+        <w:tc>
+          <w:tcPr>
+            <w:cnfStyle w:val="001000000000" w:firstRow="0" w:lastRow="0" w:firstColumn="1" w:lastColumn="0" w:oddVBand="0" w:evenVBand="0" w:oddHBand="0" w:evenHBand="0" w:firstRowFirstColumn="0" w:firstRowLastColumn="0" w:lastRowFirstColumn="0" w:lastRowLastColumn="0"/>
+            <w:tcW w:w="2394" w:type="dxa"/>
+          </w:tcPr>
+          <w:p>
+            <w:pPr>
+              <w:autoSpaceDE w:val="0"/>
+              <w:autoSpaceDN w:val="0"/>
+              <w:adjustRightInd w:val="0"/>
+              <w:rPr>
+                <w:rFonts w:ascii="CMSS10" w:hAnsi="CMSS10" w:cs="CMSS10"/>
+                <w:color w:val="000000"/>
+                <w:sz w:val="20"/>
+                <w:szCs w:val="20"/>
+              </w:rPr>
+            </w:pPr>
+          </w:p>
+        </w:tc>
+        <w:tc>
+          <w:tcPr>
+            <w:tcW w:w="2394" w:type="dxa"/>
+          </w:tcPr>
+          <w:p>
+            <w:pPr>
+              <w:autoSpaceDE w:val="0"/>
+              <w:autoSpaceDN w:val="0"/>
+              <w:adjustRightInd w:val="0"/>
+              <w:cnfStyle w:val="000000010000" w:firstRow="0" w:lastRow="0" w:firstColumn="0" w:lastColumn="0" w:oddVBand="0" w:evenVBand="0" w:oddHBand="0" w:evenHBand="1" w:firstRowFirstColumn="0" w:firstRowLastColumn="0" w:lastRowFirstColumn="0" w:lastRowLastColumn="0"/>
+              <w:rPr>
+                <w:rFonts w:ascii="CMSS10" w:hAnsi="CMSS10" w:cs="CMSS10"/>
+                <w:color w:val="000000"/>
+                <w:sz w:val="20"/>
+                <w:szCs w:val="20"/>
+              </w:rPr>
+            </w:pPr>
+          </w:p>
+        </w:tc>
+        <w:tc>
+          <w:tcPr>
+            <w:tcW w:w="2394" w:type="dxa"/>
+          </w:tcPr>
+          <w:p>
+            <w:pPr>
+              <w:autoSpaceDE w:val="0"/>
+              <w:autoSpaceDN w:val="0"/>
+              <w:adjustRightInd w:val="0"/>
+              <w:cnfStyle w:val="000000010000" w:firstRow="0" w:lastRow="0" w:firstColumn="0" w:lastColumn="0" w:oddVBand="0" w:evenVBand="0" w:oddHBand="0" w:evenHBand="1" w:firstRowFirstColumn="0" w:firstRowLastColumn="0" w:lastRowFirstColumn="0" w:lastRowLastColumn="0"/>
+              <w:rPr>
+                <w:rFonts w:ascii="CMSS10" w:hAnsi="CMSS10" w:cs="CMSS10"/>
+                <w:color w:val="000000"/>
+                <w:sz w:val="20"/>
+                <w:szCs w:val="20"/>
+              </w:rPr>
+            </w:pPr>
+          </w:p>
+        </w:tc>
+        <w:tc>
+          <w:tcPr>
+            <w:tcW w:w="2394" w:type="dxa"/>
+          </w:tcPr>
+          <w:p>
+            <w:pPr>
+              <w:autoSpaceDE w:val="0"/>
+              <w:autoSpaceDN w:val="0"/>
+              <w:adjustRightInd w:val="0"/>
+              <w:cnfStyle w:val="000000010000" w:firstRow="0" w:lastRow="0" w:firstColumn="0" w:lastColumn="0" w:oddVBand="0" w:evenVBand="0" w:oddHBand="0" w:evenHBand="1" w:firstRowFirstColumn="0" w:firstRowLastColumn="0" w:lastRowFirstColumn="0" w:lastRowLastColumn="0"/>
+              <w:rPr>
+                <w:rFonts w:ascii="CMSS10" w:hAnsi="CMSS10" w:cs="CMSS10"/>
+                <w:color w:val="000000"/>
+                <w:sz w:val="20"/>
+                <w:szCs w:val="20"/>
+              </w:rPr>
+            </w:pPr>
+          </w:p>
+        </w:tc>
+      </w:tr>
+      <w:tr>
+        <w:trPr>
+          <w:cnfStyle w:val="000000100000" w:firstRow="0" w:lastRow="0" w:firstColumn="0" w:lastColumn="0" w:oddVBand="0" w:evenVBand="0" w:oddHBand="1" w:evenHBand="0" w:firstRowFirstColumn="0" w:firstRowLastColumn="0" w:lastRowFirstColumn="0" w:lastRowLastColumn="0"/>
+        </w:trPr>
+        <w:tc>
+          <w:tcPr>
+            <w:cnfStyle w:val="001000000000" w:firstRow="0" w:lastRow="0" w:firstColumn="1" w:lastColumn="0" w:oddVBand="0" w:evenVBand="0" w:oddHBand="0" w:evenHBand="0" w:firstRowFirstColumn="0" w:firstRowLastColumn="0" w:lastRowFirstColumn="0" w:lastRowLastColumn="0"/>
+            <w:tcW w:w="2394" w:type="dxa"/>
+          </w:tcPr>
+          <w:p>
+            <w:pPr>
+              <w:autoSpaceDE w:val="0"/>
+              <w:autoSpaceDN w:val="0"/>
+              <w:adjustRightInd w:val="0"/>
+              <w:rPr>
+                <w:rFonts w:ascii="CMSS10" w:hAnsi="CMSS10" w:cs="CMSS10"/>
+                <w:color w:val="000000"/>
+                <w:sz w:val="20"/>
+                <w:szCs w:val="20"/>
+              </w:rPr>
+            </w:pPr>
+          </w:p>
+        </w:tc>
+        <w:tc>
+          <w:tcPr>
+            <w:tcW w:w="2394" w:type="dxa"/>
+          </w:tcPr>
+          <w:p>
+            <w:pPr>
+              <w:autoSpaceDE w:val="0"/>
+              <w:autoSpaceDN w:val="0"/>
+              <w:adjustRightInd w:val="0"/>
+              <w:cnfStyle w:val="000000100000" w:firstRow="0" w:lastRow="0" w:firstColumn="0" w:lastColumn="0" w:oddVBand="0" w:evenVBand="0" w:oddHBand="1" w:evenHBand="0" w:firstRowFirstColumn="0" w:firstRowLastColumn="0" w:lastRowFirstColumn="0" w:lastRowLastColumn="0"/>
+              <w:rPr>
+                <w:rFonts w:ascii="CMSS10" w:hAnsi="CMSS10" w:cs="CMSS10"/>
+                <w:color w:val="000000"/>
+                <w:sz w:val="20"/>
+                <w:szCs w:val="20"/>
+              </w:rPr>
+            </w:pPr>
+          </w:p>
+        </w:tc>
+        <w:tc>
+          <w:tcPr>
+            <w:tcW w:w="2394" w:type="dxa"/>
+          </w:tcPr>
+          <w:p>
+            <w:pPr>
+              <w:autoSpaceDE w:val="0"/>
+              <w:autoSpaceDN w:val="0"/>
+              <w:adjustRightInd w:val="0"/>
+              <w:cnfStyle w:val="000000100000" w:firstRow="0" w:lastRow="0" w:firstColumn="0" w:lastColumn="0" w:oddVBand="0" w:evenVBand="0" w:oddHBand="1" w:evenHBand="0" w:firstRowFirstColumn="0" w:firstRowLastColumn="0" w:lastRowFirstColumn="0" w:lastRowLastColumn="0"/>
+              <w:rPr>
+                <w:rFonts w:ascii="CMSS10" w:hAnsi="CMSS10" w:cs="CMSS10"/>
+                <w:color w:val="000000"/>
+                <w:sz w:val="20"/>
+                <w:szCs w:val="20"/>
+              </w:rPr>
+            </w:pPr>
+          </w:p>
+        </w:tc>
+        <w:tc>
+          <w:tcPr>
+            <w:tcW w:w="2394" w:type="dxa"/>
+          </w:tcPr>
+          <w:p>
+            <w:pPr>
+              <w:autoSpaceDE w:val="0"/>
+              <w:autoSpaceDN w:val="0"/>
+              <w:adjustRightInd w:val="0"/>
+              <w:cnfStyle w:val="000000100000" w:firstRow="0" w:lastRow="0" w:firstColumn="0" w:lastColumn="0" w:oddVBand="0" w:evenVBand="0" w:oddHBand="1" w:evenHBand="0" w:firstRowFirstColumn="0" w:firstRowLastColumn="0" w:lastRowFirstColumn="0" w:lastRowLastColumn="0"/>
+              <w:rPr>
+                <w:rFonts w:ascii="CMSS10" w:hAnsi="CMSS10" w:cs="CMSS10"/>
+                <w:color w:val="000000"/>
+                <w:sz w:val="20"/>
+                <w:szCs w:val="20"/>
+              </w:rPr>
+            </w:pPr>
+          </w:p>
+        </w:tc>
+      </w:tr>
+    </w:tbl>
+    <w:p>
+      <w:pPr>
+        <w:autoSpaceDE w:val="0"/>
+        <w:autoSpaceDN w:val="0"/>
+        <w:adjustRightInd w:val="0"/>
+        <w:spacing w:after="0" w:line="240" w:lineRule="auto"/>
+        <w:rPr>
+          <w:rFonts w:ascii="CMSS10" w:hAnsi="CMSS10" w:cs="CMSS10"/>
+          <w:color w:val="000000"/>
+          <w:sz w:val="20"/>
+          <w:szCs w:val="20"/>
+        </w:rPr>
+      </w:pPr>
+    </w:p>
+    <w:p>
+      <w:pPr>
+        <w:autoSpaceDE w:val="0"/>
+        <w:autoSpaceDN w:val="0"/>
+        <w:adjustRightInd w:val="0"/>
+        <w:spacing w:after="0" w:line="240" w:lineRule="auto"/>
+        <w:rPr>
+          <w:rFonts w:ascii="CMSS10" w:hAnsi="CMSS10" w:cs="CMSS10"/>
+          <w:color w:val="000000"/>
+          <w:sz w:val="20"/>
+          <w:szCs w:val="20"/>
+        </w:rPr>
+      </w:pPr>
+    </w:p>
+    <w:p>
+      <w:pPr>
+        <w:autoSpaceDE w:val="0"/>
+        <w:autoSpaceDN w:val="0"/>
+        <w:adjustRightInd w:val="0"/>
+        <w:spacing w:after="0" w:line="240" w:lineRule="auto"/>
+        <w:rPr>
+          <w:rFonts w:ascii="CMSS10" w:hAnsi="CMSS10" w:cs="CMSS10"/>
+          <w:color w:val="000000"/>
+          <w:sz w:val="20"/>
+          <w:szCs w:val="20"/>
+        </w:rPr>
+      </w:pPr>
+    </w:p>
+    <w:p>
+      <w:pPr>
+        <w:autoSpaceDE w:val="0"/>
+        <w:autoSpaceDN w:val="0"/>
+        <w:adjustRightInd w:val="0"/>
+        <w:spacing w:after="0" w:line="240" w:lineRule="auto"/>
+        <w:rPr>
+          <w:rFonts w:ascii="CMSS10" w:hAnsi="CMSS10" w:cs="CMSS10"/>
+          <w:color w:val="000000"/>
+          <w:sz w:val="20"/>
+          <w:szCs w:val="20"/>
+        </w:rPr>
+      </w:pPr>
+    </w:p>
+    <w:p>
+      <w:pPr>
+        <w:autoSpaceDE w:val="0"/>
+        <w:autoSpaceDN w:val="0"/>
+        <w:adjustRightInd w:val="0"/>
+        <w:spacing w:after="0" w:line="240" w:lineRule="auto"/>
+        <w:rPr>
+          <w:rFonts w:ascii="CMSS10" w:hAnsi="CMSS10" w:cs="CMSS10"/>
+          <w:color w:val="000000"/>
+          <w:sz w:val="20"/>
+          <w:szCs w:val="20"/>
+        </w:rPr>
+      </w:pPr>
+    </w:p>
+    <w:p>
+      <w:pPr>
+        <w:autoSpaceDE w:val="0"/>
+        <w:autoSpaceDN w:val="0"/>
+        <w:adjustRightInd w:val="0"/>
+        <w:spacing w:after="0" w:line="240" w:lineRule="auto"/>
+        <w:rPr>
+          <w:rFonts w:ascii="CMSS10" w:hAnsi="CMSS10" w:cs="CMSS10"/>
+          <w:color w:val="000000"/>
+          <w:sz w:val="20"/>
+          <w:szCs w:val="20"/>
+        </w:rPr>
+      </w:pPr>
+    </w:p>
+    <w:p>
+      <w:pPr>
+        <w:autoSpaceDE w:val="0"/>
+        <w:autoSpaceDN w:val="0"/>
+        <w:adjustRightInd w:val="0"/>
+        <w:spacing w:after="0" w:line="240" w:lineRule="auto"/>
+        <w:rPr>
+          <w:rFonts w:ascii="CMSS10" w:hAnsi="CMSS10" w:cs="CMSS10"/>
+          <w:color w:val="000000"/>
+          <w:sz w:val="20"/>
+          <w:szCs w:val="20"/>
+        </w:rPr>
+      </w:pPr>
+    </w:p>
+    <w:p>
+      <w:pPr>
+        <w:autoSpaceDE w:val="0"/>
+        <w:autoSpaceDN w:val="0"/>
+        <w:adjustRightInd w:val="0"/>
+        <w:spacing w:after="0" w:line="240" w:lineRule="auto"/>
+        <w:rPr>
+          <w:rFonts w:ascii="CMSS10" w:hAnsi="CMSS10" w:cs="CMSS10"/>
+          <w:color w:val="000000"/>
+          <w:sz w:val="20"/>
+          <w:szCs w:val="20"/>
+        </w:rPr>
+      </w:pPr>
+    </w:p>
+    <w:p>
+      <w:pPr>
+        <w:autoSpaceDE w:val="0"/>
+        <w:autoSpaceDN w:val="0"/>
+        <w:adjustRightInd w:val="0"/>
+        <w:spacing w:after="0" w:line="240" w:lineRule="auto"/>
+        <w:rPr>
+          <w:rFonts w:ascii="CMSS10" w:hAnsi="CMSS10" w:cs="CMSS10"/>
+          <w:color w:val="000000"/>
+          <w:sz w:val="20"/>
+          <w:szCs w:val="20"/>
+        </w:rPr>
+      </w:pPr>
+    </w:p>
+    <w:p>
+      <w:pPr>
+        <w:autoSpaceDE w:val="0"/>
+        <w:autoSpaceDN w:val="0"/>
+        <w:adjustRightInd w:val="0"/>
+        <w:spacing w:after="0" w:line="240" w:lineRule="auto"/>
+        <w:rPr>
+          <w:rFonts w:ascii="CMSS10" w:hAnsi="CMSS10" w:cs="CMSS10"/>
+          <w:color w:val="000000"/>
+          <w:sz w:val="20"/>
+          <w:szCs w:val="20"/>
+        </w:rPr>
+      </w:pPr>
+    </w:p>
+    <w:p>
+      <w:pPr>
+        <w:autoSpaceDE w:val="0"/>
+        <w:autoSpaceDN w:val="0"/>
+        <w:adjustRightInd w:val="0"/>
+        <w:spacing w:after="0" w:line="240" w:lineRule="auto"/>
+        <w:rPr>
+          <w:rFonts w:ascii="CMSS10" w:hAnsi="CMSS10" w:cs="CMSS10"/>
+          <w:color w:val="000000"/>
+          <w:sz w:val="20"/>
+          <w:szCs w:val="20"/>
+        </w:rPr>
+      </w:pPr>
+    </w:p>
+    <w:p>
+      <w:pPr>
+        <w:autoSpaceDE w:val="0"/>
+        <w:autoSpaceDN w:val="0"/>
+        <w:adjustRightInd w:val="0"/>
+        <w:spacing w:after="0" w:line="240" w:lineRule="auto"/>
+        <w:rPr>
+          <w:rFonts w:ascii="CMSS10" w:hAnsi="CMSS10" w:cs="CMSS10"/>
+          <w:color w:val="000000"/>
+          <w:sz w:val="20"/>
+          <w:szCs w:val="20"/>
+        </w:rPr>
+      </w:pPr>
+    </w:p>
+    <w:p>
+      <w:pPr>
+        <w:autoSpaceDE w:val="0"/>
+        <w:autoSpaceDN w:val="0"/>
+        <w:adjustRightInd w:val="0"/>
+        <w:spacing w:after="0" w:line="240" w:lineRule="auto"/>
+        <w:rPr>
+          <w:rFonts w:ascii="CMSS10" w:hAnsi="CMSS10" w:cs="CMSS10"/>
+          <w:color w:val="000000"/>
+          <w:sz w:val="20"/>
+          <w:szCs w:val="20"/>
+        </w:rPr>
+      </w:pPr>
+    </w:p>
+    <w:p>
+      <w:pPr>
+        <w:autoSpaceDE w:val="0"/>
+        <w:autoSpaceDN w:val="0"/>
+        <w:adjustRightInd w:val="0"/>
+        <w:spacing w:after="0" w:line="240" w:lineRule="auto"/>
+        <w:rPr>
+          <w:rFonts w:ascii="CMSS10" w:hAnsi="CMSS10" w:cs="CMSS10"/>
+          <w:color w:val="000000"/>
+          <w:sz w:val="20"/>
+          <w:szCs w:val="20"/>
+        </w:rPr>
+      </w:pPr>
+    </w:p>
+    <w:p>
+      <w:pPr>
+        <w:autoSpaceDE w:val="0"/>
+        <w:autoSpaceDN w:val="0"/>
+        <w:adjustRightInd w:val="0"/>
+        <w:spacing w:after="0" w:line="240" w:lineRule="auto"/>
+        <w:rPr>
+          <w:rFonts w:ascii="CMSS10" w:hAnsi="CMSS10" w:cs="CMSS10"/>
+          <w:color w:val="000000"/>
+          <w:sz w:val="20"/>
+          <w:szCs w:val="20"/>
+        </w:rPr>
+      </w:pPr>
+    </w:p>
+    <w:p>
+      <w:pPr>
+        <w:autoSpaceDE w:val="0"/>
+        <w:autoSpaceDN w:val="0"/>
+        <w:adjustRightInd w:val="0"/>
+        <w:spacing w:after="0" w:line="240" w:lineRule="auto"/>
+        <w:rPr>
+          <w:rFonts w:ascii="CMSS10" w:hAnsi="CMSS10" w:cs="CMSS10"/>
+          <w:color w:val="000000"/>
+          <w:sz w:val="20"/>
+          <w:szCs w:val="20"/>
+        </w:rPr>
+      </w:pPr>
+    </w:p>
+    <w:p>
+      <w:pPr>
+        <w:autoSpaceDE w:val="0"/>
+        <w:autoSpaceDN w:val="0"/>
+        <w:adjustRightInd w:val="0"/>
+        <w:spacing w:after="0" w:line="240" w:lineRule="auto"/>
+        <w:rPr>
+          <w:rFonts w:ascii="CMSS10" w:hAnsi="CMSS10" w:cs="CMSS10"/>
+          <w:color w:val="000000"/>
+          <w:sz w:val="20"/>
+          <w:szCs w:val="20"/>
+        </w:rPr>
+      </w:pPr>
+    </w:p>
+    <w:p>
+      <w:pPr>
+        <w:autoSpaceDE w:val="0"/>
+        <w:autoSpaceDN w:val="0"/>
+        <w:adjustRightInd w:val="0"/>
+        <w:spacing w:after="0" w:line="240" w:lineRule="auto"/>
+        <w:rPr>
+          <w:rFonts w:ascii="CMSS10" w:hAnsi="CMSS10" w:cs="CMSS10"/>
+          <w:color w:val="000000"/>
+          <w:sz w:val="20"/>
+          <w:szCs w:val="20"/>
+        </w:rPr>
+      </w:pPr>
+    </w:p>
+    <w:p>
+      <w:pPr>
+        <w:autoSpaceDE w:val="0"/>
+        <w:autoSpaceDN w:val="0"/>
+        <w:adjustRightInd w:val="0"/>
+        <w:spacing w:after="0" w:line="240" w:lineRule="auto"/>
+        <w:rPr>
+          <w:rFonts w:ascii="CMSS10" w:hAnsi="CMSS10" w:cs="CMSS10"/>
+          <w:color w:val="000000"/>
+          <w:sz w:val="20"/>
+          <w:szCs w:val="20"/>
+        </w:rPr>
+      </w:pPr>
+    </w:p>
+    <w:p>
+      <w:pPr>
+        <w:autoSpaceDE w:val="0"/>
+        <w:autoSpaceDN w:val="0"/>
+        <w:adjustRightInd w:val="0"/>
+        <w:spacing w:after="0" w:line="240" w:lineRule="auto"/>
+        <w:rPr>
+          <w:rFonts w:ascii="CMSS10" w:hAnsi="CMSS10" w:cs="CMSS10"/>
+          <w:color w:val="000000"/>
+          <w:sz w:val="20"/>
+          <w:szCs w:val="20"/>
+        </w:rPr>
+      </w:pPr>
+    </w:p>
+    <w:p>
+      <w:pPr>
+        <w:autoSpaceDE w:val="0"/>
+        <w:autoSpaceDN w:val="0"/>
+        <w:adjustRightInd w:val="0"/>
+        <w:spacing w:after="0" w:line="240" w:lineRule="auto"/>
+        <w:rPr>
+          <w:rFonts w:ascii="CMSS10" w:hAnsi="CMSS10" w:cs="CMSS10"/>
+          <w:color w:val="000000"/>
+          <w:sz w:val="20"/>
+          <w:szCs w:val="20"/>
+        </w:rPr>
+      </w:pPr>
+    </w:p>
+    <w:p>
+      <w:pPr>
+        <w:autoSpaceDE w:val="0"/>
+        <w:autoSpaceDN w:val="0"/>
+        <w:adjustRightInd w:val="0"/>
+        <w:spacing w:after="0" w:line="240" w:lineRule="auto"/>
+        <w:rPr>
+          <w:rFonts w:ascii="CMSS10" w:hAnsi="CMSS10" w:cs="CMSS10"/>
+          <w:color w:val="000000"/>
+          <w:sz w:val="20"/>
+          <w:szCs w:val="20"/>
+        </w:rPr>
+      </w:pPr>
+    </w:p>
+    <w:p>
+      <w:pPr>
+        <w:autoSpaceDE w:val="0"/>
+        <w:autoSpaceDN w:val="0"/>
+        <w:adjustRightInd w:val="0"/>
+        <w:spacing w:after="0" w:line="240" w:lineRule="auto"/>
+        <w:rPr>
+          <w:rFonts w:ascii="CMSS10" w:hAnsi="CMSS10" w:cs="CMSS10"/>
+          <w:color w:val="000000"/>
+          <w:sz w:val="20"/>
+          <w:szCs w:val="20"/>
+        </w:rPr>
+      </w:pPr>
+    </w:p>
+    <w:p>
+      <w:pPr>
+        <w:autoSpaceDE w:val="0"/>
+        <w:autoSpaceDN w:val="0"/>
+        <w:adjustRightInd w:val="0"/>
+        <w:spacing w:after="0" w:line="240" w:lineRule="auto"/>
+        <w:rPr>
+          <w:rFonts w:ascii="CMSS10" w:hAnsi="CMSS10" w:cs="CMSS10"/>
+          <w:color w:val="000000"/>
+          <w:sz w:val="20"/>
+          <w:szCs w:val="20"/>
+        </w:rPr>
+      </w:pPr>
+    </w:p>
+    <w:p>
+      <w:pPr>
+        <w:autoSpaceDE w:val="0"/>
+        <w:autoSpaceDN w:val="0"/>
+        <w:adjustRightInd w:val="0"/>
+        <w:spacing w:after="0" w:line="240" w:lineRule="auto"/>
+        <w:rPr>
+          <w:rFonts w:ascii="CMSS10" w:hAnsi="CMSS10" w:cs="CMSS10"/>
+          <w:color w:val="000000"/>
+          <w:sz w:val="20"/>
+          <w:szCs w:val="20"/>
+        </w:rPr>
+      </w:pPr>
+    </w:p>
+    <w:p>
+      <w:pPr>
+        <w:autoSpaceDE w:val="0"/>
+        <w:autoSpaceDN w:val="0"/>
+        <w:adjustRightInd w:val="0"/>
+        <w:spacing w:after="0" w:line="240" w:lineRule="auto"/>
+        <w:rPr>
+          <w:rFonts w:ascii="CMSS10" w:hAnsi="CMSS10" w:cs="CMSS10"/>
+          <w:color w:val="000000"/>
+          <w:sz w:val="20"/>
+          <w:szCs w:val="20"/>
+        </w:rPr>
+      </w:pPr>
+    </w:p>
+    <w:p>
+      <w:pPr>
+        <w:autoSpaceDE w:val="0"/>
+        <w:autoSpaceDN w:val="0"/>
+        <w:adjustRightInd w:val="0"/>
+        <w:spacing w:after="0" w:line="240" w:lineRule="auto"/>
+        <w:rPr>
+          <w:rFonts w:ascii="CMSS10" w:hAnsi="CMSS10" w:cs="CMSS10"/>
+          <w:color w:val="000000"/>
+          <w:sz w:val="20"/>
+          <w:szCs w:val="20"/>
+        </w:rPr>
+      </w:pPr>
+    </w:p>
+    <w:p>
+      <w:pPr>
+        <w:autoSpaceDE w:val="0"/>
+        <w:autoSpaceDN w:val="0"/>
+        <w:adjustRightInd w:val="0"/>
+        <w:spacing w:after="0" w:line="240" w:lineRule="auto"/>
+        <w:rPr>
+          <w:rFonts w:ascii="CMSS10" w:hAnsi="CMSS10" w:cs="CMSS10"/>
+          <w:color w:val="000000"/>
+          <w:sz w:val="20"/>
+          <w:szCs w:val="20"/>
+        </w:rPr>
+      </w:pPr>
+    </w:p>
+    <w:p>
+      <w:pPr>
+        <w:autoSpaceDE w:val="0"/>
+        <w:autoSpaceDN w:val="0"/>
+        <w:adjustRightInd w:val="0"/>
+        <w:spacing w:after="0" w:line="240" w:lineRule="auto"/>
+        <w:rPr>
+          <w:rFonts w:ascii="CMSS10" w:hAnsi="CMSS10" w:cs="CMSS10"/>
+          <w:color w:val="000000"/>
+          <w:sz w:val="20"/>
+          <w:szCs w:val="20"/>
+        </w:rPr>
+      </w:pPr>
+    </w:p>
+    <w:p>
+      <w:pPr>
+        <w:autoSpaceDE w:val="0"/>
+        <w:autoSpaceDN w:val="0"/>
+        <w:adjustRightInd w:val="0"/>
+        <w:spacing w:after="0" w:line="240" w:lineRule="auto"/>
+        <w:rPr>
+          <w:rFonts w:ascii="CMSS10" w:hAnsi="CMSS10" w:cs="CMSS10"/>
+          <w:color w:val="000000"/>
+          <w:sz w:val="20"/>
+          <w:szCs w:val="20"/>
+        </w:rPr>
+      </w:pPr>
+    </w:p>
+    <w:p>
+      <w:pPr>
+        <w:autoSpaceDE w:val="0"/>
+        <w:autoSpaceDN w:val="0"/>
+        <w:adjustRightInd w:val="0"/>
+        <w:spacing w:after="0" w:line="240" w:lineRule="auto"/>
+        <w:rPr>
+          <w:rFonts w:ascii="CMSS10" w:hAnsi="CMSS10" w:cs="CMSS10"/>
+          <w:color w:val="000000"/>
+          <w:sz w:val="20"/>
+          <w:szCs w:val="20"/>
+        </w:rPr>
+      </w:pPr>
+    </w:p>
+    <w:p>
+      <w:pPr>
+        <w:autoSpaceDE w:val="0"/>
+        <w:autoSpaceDN w:val="0"/>
+        <w:adjustRightInd w:val="0"/>
+        <w:spacing w:after="0" w:line="240" w:lineRule="auto"/>
+        <w:rPr>
+          <w:rFonts w:ascii="CMSS10" w:hAnsi="CMSS10" w:cs="CMSS10"/>
+          <w:color w:val="000000"/>
+          <w:sz w:val="20"/>
+          <w:szCs w:val="20"/>
+        </w:rPr>
+      </w:pPr>
+    </w:p>
+    <w:p>
+      <w:pPr>
+        <w:autoSpaceDE w:val="0"/>
+        <w:autoSpaceDN w:val="0"/>
+        <w:adjustRightInd w:val="0"/>
+        <w:spacing w:after="0" w:line="240" w:lineRule="auto"/>
+        <w:rPr>
+          <w:rFonts w:ascii="CMSS10" w:hAnsi="CMSS10" w:cs="CMSS10"/>
+          <w:color w:val="000000"/>
+          <w:sz w:val="20"/>
+          <w:szCs w:val="20"/>
+        </w:rPr>
+      </w:pPr>
+    </w:p>
+    <w:p>
+      <w:pPr>
+        <w:autoSpaceDE w:val="0"/>
+        <w:autoSpaceDN w:val="0"/>
+        <w:adjustRightInd w:val="0"/>
+        <w:spacing w:after="0" w:line="240" w:lineRule="auto"/>
+        <w:rPr>
+          <w:rFonts w:ascii="CMSS10" w:hAnsi="CMSS10" w:cs="CMSS10"/>
+          <w:color w:val="000000"/>
+          <w:sz w:val="20"/>
+          <w:szCs w:val="20"/>
+        </w:rPr>
+      </w:pPr>
+    </w:p>
+    <w:p>
+      <w:pPr>
+        <w:autoSpaceDE w:val="0"/>
+        <w:autoSpaceDN w:val="0"/>
+        <w:adjustRightInd w:val="0"/>
+        <w:spacing w:after="0" w:line="240" w:lineRule="auto"/>
+        <w:rPr>
+          <w:rFonts w:ascii="CMSS10" w:hAnsi="CMSS10" w:cs="CMSS10"/>
+          <w:color w:val="000000"/>
+          <w:sz w:val="20"/>
+          <w:szCs w:val="20"/>
+        </w:rPr>
+      </w:pPr>
+    </w:p>
+    <w:p>
+      <w:pPr>
+        <w:autoSpaceDE w:val="0"/>
+        <w:autoSpaceDN w:val="0"/>
+        <w:adjustRightInd w:val="0"/>
+        <w:spacing w:after="0" w:line="240" w:lineRule="auto"/>
+        <w:rPr>
+          <w:rFonts w:ascii="CMSS10" w:hAnsi="CMSS10" w:cs="CMSS10"/>
+          <w:color w:val="000000"/>
+          <w:sz w:val="20"/>
+          <w:szCs w:val="20"/>
+        </w:rPr>
+      </w:pPr>
+    </w:p>
+    <w:p>
+      <w:pPr>
+        <w:autoSpaceDE w:val="0"/>
+        <w:autoSpaceDN w:val="0"/>
+        <w:adjustRightInd w:val="0"/>
+        <w:spacing w:after="0" w:line="240" w:lineRule="auto"/>
+        <w:rPr>
+          <w:rFonts w:ascii="CMSS10" w:hAnsi="CMSS10" w:cs="CMSS10"/>
+          <w:color w:val="000000"/>
+          <w:sz w:val="20"/>
+          <w:szCs w:val="20"/>
+        </w:rPr>
+      </w:pPr>
+    </w:p>
+    <w:p>
+      <w:pPr>
+        <w:autoSpaceDE w:val="0"/>
+        <w:autoSpaceDN w:val="0"/>
+        <w:adjustRightInd w:val="0"/>
+        <w:spacing w:after="0" w:line="240" w:lineRule="auto"/>
+        <w:rPr>
+          <w:rFonts w:ascii="CMSS10" w:hAnsi="CMSS10" w:cs="CMSS10"/>
+          <w:color w:val="000000"/>
+          <w:sz w:val="20"/>
+          <w:szCs w:val="20"/>
+        </w:rPr>
+      </w:pPr>
+    </w:p>
+    <w:p>
+      <w:pPr>
+        <w:autoSpaceDE w:val="0"/>
+        <w:autoSpaceDN w:val="0"/>
+        <w:adjustRightInd w:val="0"/>
+        <w:spacing w:after="0" w:line="240" w:lineRule="auto"/>
+        <w:rPr>
+          <w:rFonts w:ascii="CMSS10" w:hAnsi="CMSS10" w:cs="CMSS10"/>
+          <w:color w:val="000000"/>
+          <w:sz w:val="20"/>
+          <w:szCs w:val="20"/>
+        </w:rPr>
+      </w:pPr>
+    </w:p>
+    <w:p>
+      <w:pPr>
+        <w:autoSpaceDE w:val="0"/>
+        <w:autoSpaceDN w:val="0"/>
+        <w:adjustRightInd w:val="0"/>
+        <w:spacing w:after="0" w:line="240" w:lineRule="auto"/>
+        <w:rPr>
+          <w:rFonts w:ascii="CMSS10" w:hAnsi="CMSS10" w:cs="CMSS10"/>
+          <w:color w:val="000000"/>
+          <w:sz w:val="20"/>
+          <w:szCs w:val="20"/>
+        </w:rPr>
+      </w:pPr>
+    </w:p>
+    <w:p>
+      <w:pPr>
+        <w:autoSpaceDE w:val="0"/>
+        <w:autoSpaceDN w:val="0"/>
+        <w:adjustRightInd w:val="0"/>
+        <w:spacing w:after="0" w:line="240" w:lineRule="auto"/>
+        <w:rPr>
+          <w:rFonts w:ascii="CMSS10" w:hAnsi="CMSS10" w:cs="CMSS10"/>
+          <w:color w:val="000000"/>
+          <w:sz w:val="20"/>
+          <w:szCs w:val="20"/>
+        </w:rPr>
+      </w:pPr>
+    </w:p>
+    <w:p>
+      <w:pPr>
+        <w:autoSpaceDE w:val="0"/>
+        <w:autoSpaceDN w:val="0"/>
+        <w:adjustRightInd w:val="0"/>
+        <w:spacing w:after="0" w:line="240" w:lineRule="auto"/>
+        <w:rPr>
+          <w:rFonts w:ascii="CMSS10" w:hAnsi="CMSS10" w:cs="CMSS10"/>
+          <w:color w:val="000000"/>
+          <w:sz w:val="20"/>
+          <w:szCs w:val="20"/>
+        </w:rPr>
+      </w:pPr>
+    </w:p>
+    <w:p>
+      <w:pPr>
+        <w:autoSpaceDE w:val="0"/>
+        <w:autoSpaceDN w:val="0"/>
+        <w:adjustRightInd w:val="0"/>
+        <w:spacing w:after="0" w:line="240" w:lineRule="auto"/>
+        <w:rPr>
+          <w:rFonts w:ascii="CMSS10" w:hAnsi="CMSS10" w:cs="CMSS10"/>
+          <w:color w:val="000000"/>
+          <w:sz w:val="20"/>
+          <w:szCs w:val="20"/>
+        </w:rPr>
+      </w:pPr>
+    </w:p>
+    <w:p>
+      <w:pPr>
+        <w:autoSpaceDE w:val="0"/>
+        <w:autoSpaceDN w:val="0"/>
+        <w:adjustRightInd w:val="0"/>
+        <w:spacing w:after="0" w:line="240" w:lineRule="auto"/>
+        <w:rPr>
+          <w:rFonts w:ascii="CMSS10" w:hAnsi="CMSS10" w:cs="CMSS10"/>
+          <w:color w:val="000000"/>
+          <w:sz w:val="20"/>
+          <w:szCs w:val="20"/>
+        </w:rPr>
+      </w:pPr>
+    </w:p>
     <w:sdt>
       <w:sdtPr>
         <w:rPr>
@@ -2552,6 +3747,11 @@
           </w:hyperlink>
         </w:p>
         <w:p>
+          <w:pPr>
+            <w:rPr>
+              <w:noProof/>
+            </w:rPr>
+          </w:pPr>
           <w:r>
             <w:rPr>
               <w:b/>
@@ -2565,6 +3765,21 @@
     </w:sdt>
     <w:p>
       <w:pPr>
+        <w:rPr>
+          <w:noProof/>
+        </w:rPr>
+      </w:pPr>
+    </w:p>
+    <w:p>
+      <w:pPr>
+        <w:rPr>
+          <w:noProof/>
+        </w:rPr>
+      </w:pPr>
+    </w:p>
+    <w:p/>
+    <w:p>
+      <w:pPr>
         <w:pStyle w:val="Heading1"/>
         <w:numPr>
           <w:ilvl w:val="0"/>
@@ -2573,6 +3788,7 @@
       </w:pPr>
       <w:bookmarkStart w:id="0" w:name="_Toc335908947"/>
       <w:r>
+        <w:lastRenderedPageBreak/>
         <w:t>Requirements</w:t>
       </w:r>
       <w:bookmarkEnd w:id="0"/>
@@ -2596,7 +3812,19 @@
         <w:ind w:left="360"/>
       </w:pPr>
       <w:r>
-        <w:t>This document contains stakeholder information, user stories, requirements and design constrains, and various research task results.</w:t>
+        <w:t xml:space="preserve">This document contains stakeholder information, </w:t>
+      </w:r>
+      <w:r>
+        <w:t xml:space="preserve">business need, </w:t>
+      </w:r>
+      <w:r>
+        <w:t>user stories, require</w:t>
+      </w:r>
+      <w:r>
+        <w:t>ments and design constrains, user stories, and</w:t>
+      </w:r>
+      <w:r>
+        <w:t xml:space="preserve"> various research task results.</w:t>
       </w:r>
     </w:p>
     <w:p>
@@ -2609,7 +3837,6 @@
       </w:pPr>
       <w:bookmarkStart w:id="2" w:name="_Toc335908949"/>
       <w:r>
-        <w:lastRenderedPageBreak/>
         <w:t>Purpose of the System</w:t>
       </w:r>
       <w:bookmarkEnd w:id="2"/>
@@ -2619,23 +3846,13 @@
         <w:ind w:left="360"/>
       </w:pPr>
       <w:r>
-        <w:t xml:space="preserve">The purpose of this </w:t>
-      </w:r>
-      <w:proofErr w:type="gramStart"/>
-      <w:r>
-        <w:t>system  is</w:t>
-      </w:r>
-      <w:proofErr w:type="gramEnd"/>
-      <w:r>
-        <w:t xml:space="preserve"> to create a common STB display interface that can communicate with the game server to provide </w:t>
-      </w:r>
-      <w:proofErr w:type="spellStart"/>
-      <w:r>
-        <w:t>user’s</w:t>
-      </w:r>
-      <w:proofErr w:type="spellEnd"/>
-      <w:r>
-        <w:t xml:space="preserve"> with a multiplayer environment. Additionally, it will provide a system that future can games can be easily added to the server and updated on the STB at run time.  </w:t>
+        <w:t>The purpose</w:t>
+      </w:r>
+      <w:r>
+        <w:t xml:space="preserve"> of this system </w:t>
+      </w:r>
+      <w:r>
+        <w:t xml:space="preserve">is to create a common STB display interface that can communicate with the game server to provide user’s with a multiplayer environment. Additionally, it will provide a system that future can games can be easily added to the server and updated on the STB at run time.  </w:t>
       </w:r>
     </w:p>
     <w:p>
@@ -2653,6 +3870,35 @@
       <w:bookmarkEnd w:id="3"/>
     </w:p>
     <w:p>
+      <w:r>
+        <w:t xml:space="preserve">The stakeholders of this system include the customers, employees, and owners. The customers would benefit from a successful completion of this project because it provides them an additional feature that only an Innovative System product provides. Also from a larger standpoint, businesses </w:t>
+      </w:r>
+      <w:r>
+        <w:t>purchasing</w:t>
+      </w:r>
+      <w:r>
+        <w:t xml:space="preserve"> this service </w:t>
+      </w:r>
+      <w:r>
+        <w:t>for</w:t>
+      </w:r>
+      <w:r>
+        <w:t xml:space="preserve"> their customers will have additional financial leverage</w:t>
+      </w:r>
+      <w:r>
+        <w:t>,</w:t>
+      </w:r>
+      <w:r>
+        <w:t xml:space="preserve"> as their operating cost should remain the same but the uniqueness of the product in the market will increase their overall net income. </w:t>
+      </w:r>
+      <w:r>
+        <w:t xml:space="preserve"> Employees will have a simple dynamic system to maintain future implementations of games from the front and back end. The owners of this system will have an additional unique product to offer their customers which will increase their overall market appeal. Equally important, the owners cost of maintaining this product will remain low relative to the potential profit they can make. Finally, this system provides the owners growth as they can tap into new markets</w:t>
+      </w:r>
+      <w:r>
+        <w:t xml:space="preserve"> and expand their sources of income.</w:t>
+      </w:r>
+    </w:p>
+    <w:p>
       <w:pPr>
         <w:pStyle w:val="Heading2"/>
         <w:numPr>
@@ -2671,6 +3917,14 @@
         <w:ind w:left="720"/>
       </w:pPr>
       <w:r>
+        <w:t>**needs to be appended with similar information from above</w:t>
+      </w:r>
+    </w:p>
+    <w:p>
+      <w:pPr>
+        <w:ind w:left="720"/>
+      </w:pPr>
+      <w:r>
         <w:t>Innovative Systems LLC</w:t>
       </w:r>
     </w:p>
@@ -2693,7 +3947,22 @@
         <w:ind w:left="720"/>
       </w:pPr>
       <w:r>
-        <w:t>Brian Butterfield</w:t>
+        <w:t xml:space="preserve">The management for this product consists of Brian Butterfield and </w:t>
+      </w:r>
+      <w:r>
+        <w:t>David Springhetti</w:t>
+      </w:r>
+      <w:r>
+        <w:t>. Brian will be playing the role of</w:t>
+      </w:r>
+      <w:r>
+        <w:t xml:space="preserve"> </w:t>
+      </w:r>
+      <w:r>
+        <w:t xml:space="preserve">Scrum Master and David </w:t>
+      </w:r>
+      <w:r>
+        <w:t>will be the Manager.</w:t>
       </w:r>
     </w:p>
     <w:p>
@@ -2712,6 +3981,14 @@
     </w:p>
     <w:p>
       <w:pPr>
+        <w:ind w:left="720"/>
+      </w:pPr>
+      <w:r>
+        <w:t>N/A perhaps</w:t>
+      </w:r>
+    </w:p>
+    <w:p>
+      <w:pPr>
         <w:pStyle w:val="Heading2"/>
         <w:numPr>
           <w:ilvl w:val="1"/>
@@ -2729,7 +4006,41 @@
         <w:ind w:left="720"/>
       </w:pPr>
       <w:r>
-        <w:t xml:space="preserve">Marshall Gaucher, David Jarman, Kevin Worner. </w:t>
+        <w:t>**needs to be refined</w:t>
+      </w:r>
+    </w:p>
+    <w:p>
+      <w:pPr>
+        <w:ind w:left="720"/>
+      </w:pPr>
+      <w:r>
+        <w:t>Suggested Posistion</w:t>
+      </w:r>
+    </w:p>
+    <w:p>
+      <w:pPr>
+        <w:ind w:left="720"/>
+      </w:pPr>
+      <w:r>
+        <w:lastRenderedPageBreak/>
+        <w:t xml:space="preserve">Project Manager: </w:t>
+      </w:r>
+      <w:r>
+        <w:t>Marshall Gaucher</w:t>
+      </w:r>
+      <w:r>
+        <w:t xml:space="preserve"> (we are still consider self organizing but it would reduce the overhead of wondering who put what on trello. This way we can discuss and one person can set the ball rolling on trello and then as developers or testers we can groom the cards as needed).</w:t>
+      </w:r>
+    </w:p>
+    <w:p>
+      <w:pPr>
+        <w:ind w:left="720"/>
+      </w:pPr>
+      <w:r>
+        <w:t>Developers/Testers: Marshall Gaucher,</w:t>
+      </w:r>
+      <w:r>
+        <w:t xml:space="preserve"> David Jarman, Kevin Worner. </w:t>
       </w:r>
     </w:p>
     <w:p>
@@ -2748,6 +4059,97 @@
     </w:p>
     <w:p>
       <w:pPr>
+        <w:ind w:left="360"/>
+      </w:pPr>
+      <w:r>
+        <w:t xml:space="preserve">**can use information from stakeholder information section but refine to appeal to a business perspective. Focus on business terms not csc terms. Business people don’t care if our algorithms reduce blah blah by blah blah. </w:t>
+      </w:r>
+    </w:p>
+    <w:p>
+      <w:pPr>
+        <w:ind w:left="360"/>
+      </w:pPr>
+      <w:r>
+        <w:t>How this product will meet and exceed this businesses needs.</w:t>
+      </w:r>
+    </w:p>
+    <w:p>
+      <w:pPr>
+        <w:pStyle w:val="ListParagraph"/>
+        <w:numPr>
+          <w:ilvl w:val="0"/>
+          <w:numId w:val="12"/>
+        </w:numPr>
+      </w:pPr>
+      <w:r>
+        <w:t>Market appeal?</w:t>
+      </w:r>
+    </w:p>
+    <w:p>
+      <w:pPr>
+        <w:pStyle w:val="ListParagraph"/>
+        <w:numPr>
+          <w:ilvl w:val="0"/>
+          <w:numId w:val="12"/>
+        </w:numPr>
+      </w:pPr>
+      <w:r>
+        <w:t>Building customer rapport?</w:t>
+      </w:r>
+    </w:p>
+    <w:p>
+      <w:pPr>
+        <w:pStyle w:val="ListParagraph"/>
+        <w:numPr>
+          <w:ilvl w:val="1"/>
+          <w:numId w:val="12"/>
+        </w:numPr>
+      </w:pPr>
+      <w:r>
+        <w:t>Offers business growth</w:t>
+      </w:r>
+    </w:p>
+    <w:p>
+      <w:pPr>
+        <w:pStyle w:val="ListParagraph"/>
+        <w:numPr>
+          <w:ilvl w:val="0"/>
+          <w:numId w:val="12"/>
+        </w:numPr>
+      </w:pPr>
+      <w:r>
+        <w:t>Cost of maitnence to how much profit it provides to business</w:t>
+      </w:r>
+    </w:p>
+    <w:p>
+      <w:pPr>
+        <w:pStyle w:val="ListParagraph"/>
+        <w:numPr>
+          <w:ilvl w:val="0"/>
+          <w:numId w:val="12"/>
+        </w:numPr>
+      </w:pPr>
+    </w:p>
+    <w:p>
+      <w:pPr>
+        <w:ind w:left="360"/>
+      </w:pPr>
+      <w:r>
+        <w:tab/>
+      </w:r>
+    </w:p>
+    <w:p>
+      <w:pPr>
+        <w:ind w:left="360"/>
+      </w:pPr>
+    </w:p>
+    <w:p>
+      <w:pPr>
+        <w:ind w:left="360"/>
+      </w:pPr>
+    </w:p>
+    <w:p>
+      <w:pPr>
         <w:pStyle w:val="Heading1"/>
         <w:numPr>
           <w:ilvl w:val="0"/>
@@ -2799,15 +4201,7 @@
         <w:t xml:space="preserve">handle from 100’s to 1000’s of </w:t>
       </w:r>
       <w:r>
-        <w:t xml:space="preserve">concurrent users connecting to the server using </w:t>
-      </w:r>
-      <w:proofErr w:type="gramStart"/>
-      <w:r>
-        <w:t>TCP(</w:t>
-      </w:r>
-      <w:proofErr w:type="gramEnd"/>
-      <w:r>
-        <w:t>probably).</w:t>
+        <w:t>concurrent users connecting to the server using TCP(probably).</w:t>
       </w:r>
     </w:p>
     <w:p>
@@ -2879,23 +4273,14 @@
       <w:r>
         <w:t xml:space="preserve">) to keep track of, prioritize, and groom our backlog and sprints. Everyone on the team has access to Trello and is able to edit the tasks. </w:t>
       </w:r>
-      <w:bookmarkStart w:id="14" w:name="_GoBack"/>
-      <w:bookmarkEnd w:id="14"/>
     </w:p>
     <w:p>
       <w:pPr>
         <w:ind w:left="720"/>
       </w:pPr>
       <w:r>
-        <w:t xml:space="preserve">We will have 3 sprints in the </w:t>
-      </w:r>
-      <w:proofErr w:type="gramStart"/>
-      <w:r>
-        <w:t>fall,</w:t>
-      </w:r>
-      <w:proofErr w:type="gramEnd"/>
-      <w:r>
-        <w:t xml:space="preserve"> and 3 sprints in the spring for this project. Sprint lengths will be varying, with an average length of 3.5 weeks.</w:t>
+        <w:lastRenderedPageBreak/>
+        <w:t>We will have 3 sprints in the fall, and 3 sprints in the spring for this project. Sprint lengths will be varying, with an average length of 3.5 weeks.</w:t>
       </w:r>
     </w:p>
     <w:p>
@@ -2903,7 +4288,6 @@
         <w:ind w:left="720"/>
       </w:pPr>
       <w:r>
-        <w:lastRenderedPageBreak/>
         <w:t>Our code will be hosted and controlled by Innovative Systems LLC, with only team members and employees having access. Our documents will be hosted on Github.com, in a public repository. Only team members have push access to the documents however, so there is no worry of a stranger editing our docs.</w:t>
       </w:r>
     </w:p>
@@ -2915,11 +4299,11 @@
           <w:numId w:val="10"/>
         </w:numPr>
       </w:pPr>
-      <w:bookmarkStart w:id="15" w:name="_Toc335908961"/>
+      <w:bookmarkStart w:id="14" w:name="_Toc335908961"/>
       <w:r>
         <w:t>User Stories</w:t>
       </w:r>
-      <w:bookmarkEnd w:id="15"/>
+      <w:bookmarkEnd w:id="14"/>
     </w:p>
     <w:p>
       <w:pPr>
@@ -2929,11 +4313,11 @@
           <w:numId w:val="10"/>
         </w:numPr>
       </w:pPr>
-      <w:bookmarkStart w:id="16" w:name="_Toc335908962"/>
+      <w:bookmarkStart w:id="15" w:name="_Toc335908962"/>
       <w:r>
         <w:t>User Story #1</w:t>
       </w:r>
-      <w:bookmarkEnd w:id="16"/>
+      <w:bookmarkEnd w:id="15"/>
     </w:p>
     <w:p>
       <w:pPr>
@@ -2943,11 +4327,11 @@
           <w:numId w:val="10"/>
         </w:numPr>
       </w:pPr>
-      <w:bookmarkStart w:id="17" w:name="_Toc335908963"/>
+      <w:bookmarkStart w:id="16" w:name="_Toc335908963"/>
       <w:r>
         <w:t>User Story #1 Breakdown</w:t>
       </w:r>
-      <w:bookmarkEnd w:id="17"/>
+      <w:bookmarkEnd w:id="16"/>
     </w:p>
     <w:p>
       <w:pPr>
@@ -2957,11 +4341,11 @@
           <w:numId w:val="10"/>
         </w:numPr>
       </w:pPr>
-      <w:bookmarkStart w:id="18" w:name="_Toc335908964"/>
+      <w:bookmarkStart w:id="17" w:name="_Toc335908964"/>
       <w:r>
         <w:t>User Story #2</w:t>
       </w:r>
-      <w:bookmarkEnd w:id="18"/>
+      <w:bookmarkEnd w:id="17"/>
     </w:p>
     <w:p>
       <w:pPr>
@@ -2971,11 +4355,11 @@
           <w:numId w:val="10"/>
         </w:numPr>
       </w:pPr>
-      <w:bookmarkStart w:id="19" w:name="_Toc335908965"/>
+      <w:bookmarkStart w:id="18" w:name="_Toc335908965"/>
       <w:r>
         <w:t>User Story #2 Breakdown</w:t>
       </w:r>
-      <w:bookmarkEnd w:id="19"/>
+      <w:bookmarkEnd w:id="18"/>
     </w:p>
     <w:p>
       <w:pPr>
@@ -2985,11 +4369,11 @@
           <w:numId w:val="10"/>
         </w:numPr>
       </w:pPr>
-      <w:bookmarkStart w:id="20" w:name="_Toc335908966"/>
+      <w:bookmarkStart w:id="19" w:name="_Toc335908966"/>
       <w:r>
         <w:t>User Story #3</w:t>
       </w:r>
-      <w:bookmarkEnd w:id="20"/>
+      <w:bookmarkEnd w:id="19"/>
     </w:p>
     <w:p>
       <w:pPr>
@@ -2999,11 +4383,11 @@
           <w:numId w:val="10"/>
         </w:numPr>
       </w:pPr>
-      <w:bookmarkStart w:id="21" w:name="_Toc335908967"/>
+      <w:bookmarkStart w:id="20" w:name="_Toc335908967"/>
       <w:r>
         <w:t>User Story #3 Breakdown</w:t>
       </w:r>
-      <w:bookmarkEnd w:id="21"/>
+      <w:bookmarkEnd w:id="20"/>
     </w:p>
     <w:p>
       <w:pPr>
@@ -3013,12 +4397,51 @@
           <w:numId w:val="10"/>
         </w:numPr>
       </w:pPr>
-      <w:bookmarkStart w:id="22" w:name="_Toc335908968"/>
+      <w:bookmarkStart w:id="21" w:name="_Toc335908968"/>
       <w:r>
         <w:t>Research or Proof of Concept Results</w:t>
       </w:r>
+      <w:bookmarkEnd w:id="21"/>
+    </w:p>
+    <w:p>
+      <w:pPr>
+        <w:pStyle w:val="Heading2"/>
+        <w:numPr>
+          <w:ilvl w:val="1"/>
+          <w:numId w:val="10"/>
+        </w:numPr>
+      </w:pPr>
+      <w:r>
+        <w:t>Dynamic Runtime UI</w:t>
+      </w:r>
+    </w:p>
+    <w:p>
+      <w:pPr>
+        <w:pStyle w:val="ListParagraph"/>
+        <w:numPr>
+          <w:ilvl w:val="0"/>
+          <w:numId w:val="13"/>
+        </w:numPr>
+      </w:pPr>
+      <w:r>
+        <w:t>QtUiLoader</w:t>
+      </w:r>
+    </w:p>
+    <w:p>
+      <w:pPr>
+        <w:pStyle w:val="ListParagraph"/>
+        <w:numPr>
+          <w:ilvl w:val="0"/>
+          <w:numId w:val="13"/>
+        </w:numPr>
+      </w:pPr>
+      <w:r>
+        <w:t>QML</w:t>
+      </w:r>
+      <w:bookmarkStart w:id="22" w:name="_GoBack"/>
       <w:bookmarkEnd w:id="22"/>
     </w:p>
+    <w:p/>
     <w:sectPr>
       <w:pgSz w:w="12240" w:h="15840"/>
       <w:pgMar w:top="1440" w:right="1440" w:bottom="1440" w:left="1440" w:header="720" w:footer="720" w:gutter="0"/>
@@ -3887,6 +5310,232 @@
     </w:lvl>
   </w:abstractNum>
   <w:abstractNum w:abstractNumId="9">
+    <w:nsid w:val="47E427BD"/>
+    <w:multiLevelType w:val="hybridMultilevel"/>
+    <w:tmpl w:val="5F8E2154"/>
+    <w:lvl w:ilvl="0" w:tplc="04090001">
+      <w:start w:val="1"/>
+      <w:numFmt w:val="bullet"/>
+      <w:lvlText w:val=""/>
+      <w:lvlJc w:val="left"/>
+      <w:pPr>
+        <w:ind w:left="1080" w:hanging="360"/>
+      </w:pPr>
+      <w:rPr>
+        <w:rFonts w:ascii="Symbol" w:hAnsi="Symbol" w:hint="default"/>
+      </w:rPr>
+    </w:lvl>
+    <w:lvl w:ilvl="1" w:tplc="04090003">
+      <w:start w:val="1"/>
+      <w:numFmt w:val="bullet"/>
+      <w:lvlText w:val="o"/>
+      <w:lvlJc w:val="left"/>
+      <w:pPr>
+        <w:ind w:left="1800" w:hanging="360"/>
+      </w:pPr>
+      <w:rPr>
+        <w:rFonts w:ascii="Courier New" w:hAnsi="Courier New" w:cs="Courier New" w:hint="default"/>
+      </w:rPr>
+    </w:lvl>
+    <w:lvl w:ilvl="2" w:tplc="04090005" w:tentative="1">
+      <w:start w:val="1"/>
+      <w:numFmt w:val="bullet"/>
+      <w:lvlText w:val=""/>
+      <w:lvlJc w:val="left"/>
+      <w:pPr>
+        <w:ind w:left="2520" w:hanging="360"/>
+      </w:pPr>
+      <w:rPr>
+        <w:rFonts w:ascii="Wingdings" w:hAnsi="Wingdings" w:hint="default"/>
+      </w:rPr>
+    </w:lvl>
+    <w:lvl w:ilvl="3" w:tplc="04090001" w:tentative="1">
+      <w:start w:val="1"/>
+      <w:numFmt w:val="bullet"/>
+      <w:lvlText w:val=""/>
+      <w:lvlJc w:val="left"/>
+      <w:pPr>
+        <w:ind w:left="3240" w:hanging="360"/>
+      </w:pPr>
+      <w:rPr>
+        <w:rFonts w:ascii="Symbol" w:hAnsi="Symbol" w:hint="default"/>
+      </w:rPr>
+    </w:lvl>
+    <w:lvl w:ilvl="4" w:tplc="04090003" w:tentative="1">
+      <w:start w:val="1"/>
+      <w:numFmt w:val="bullet"/>
+      <w:lvlText w:val="o"/>
+      <w:lvlJc w:val="left"/>
+      <w:pPr>
+        <w:ind w:left="3960" w:hanging="360"/>
+      </w:pPr>
+      <w:rPr>
+        <w:rFonts w:ascii="Courier New" w:hAnsi="Courier New" w:cs="Courier New" w:hint="default"/>
+      </w:rPr>
+    </w:lvl>
+    <w:lvl w:ilvl="5" w:tplc="04090005" w:tentative="1">
+      <w:start w:val="1"/>
+      <w:numFmt w:val="bullet"/>
+      <w:lvlText w:val=""/>
+      <w:lvlJc w:val="left"/>
+      <w:pPr>
+        <w:ind w:left="4680" w:hanging="360"/>
+      </w:pPr>
+      <w:rPr>
+        <w:rFonts w:ascii="Wingdings" w:hAnsi="Wingdings" w:hint="default"/>
+      </w:rPr>
+    </w:lvl>
+    <w:lvl w:ilvl="6" w:tplc="04090001" w:tentative="1">
+      <w:start w:val="1"/>
+      <w:numFmt w:val="bullet"/>
+      <w:lvlText w:val=""/>
+      <w:lvlJc w:val="left"/>
+      <w:pPr>
+        <w:ind w:left="5400" w:hanging="360"/>
+      </w:pPr>
+      <w:rPr>
+        <w:rFonts w:ascii="Symbol" w:hAnsi="Symbol" w:hint="default"/>
+      </w:rPr>
+    </w:lvl>
+    <w:lvl w:ilvl="7" w:tplc="04090003" w:tentative="1">
+      <w:start w:val="1"/>
+      <w:numFmt w:val="bullet"/>
+      <w:lvlText w:val="o"/>
+      <w:lvlJc w:val="left"/>
+      <w:pPr>
+        <w:ind w:left="6120" w:hanging="360"/>
+      </w:pPr>
+      <w:rPr>
+        <w:rFonts w:ascii="Courier New" w:hAnsi="Courier New" w:cs="Courier New" w:hint="default"/>
+      </w:rPr>
+    </w:lvl>
+    <w:lvl w:ilvl="8" w:tplc="04090005" w:tentative="1">
+      <w:start w:val="1"/>
+      <w:numFmt w:val="bullet"/>
+      <w:lvlText w:val=""/>
+      <w:lvlJc w:val="left"/>
+      <w:pPr>
+        <w:ind w:left="6840" w:hanging="360"/>
+      </w:pPr>
+      <w:rPr>
+        <w:rFonts w:ascii="Wingdings" w:hAnsi="Wingdings" w:hint="default"/>
+      </w:rPr>
+    </w:lvl>
+  </w:abstractNum>
+  <w:abstractNum w:abstractNumId="10">
+    <w:nsid w:val="613570E7"/>
+    <w:multiLevelType w:val="hybridMultilevel"/>
+    <w:tmpl w:val="5600ABE8"/>
+    <w:lvl w:ilvl="0" w:tplc="04090001">
+      <w:start w:val="1"/>
+      <w:numFmt w:val="bullet"/>
+      <w:lvlText w:val=""/>
+      <w:lvlJc w:val="left"/>
+      <w:pPr>
+        <w:ind w:left="1440" w:hanging="360"/>
+      </w:pPr>
+      <w:rPr>
+        <w:rFonts w:ascii="Symbol" w:hAnsi="Symbol" w:hint="default"/>
+      </w:rPr>
+    </w:lvl>
+    <w:lvl w:ilvl="1" w:tplc="04090003" w:tentative="1">
+      <w:start w:val="1"/>
+      <w:numFmt w:val="bullet"/>
+      <w:lvlText w:val="o"/>
+      <w:lvlJc w:val="left"/>
+      <w:pPr>
+        <w:ind w:left="2160" w:hanging="360"/>
+      </w:pPr>
+      <w:rPr>
+        <w:rFonts w:ascii="Courier New" w:hAnsi="Courier New" w:cs="Courier New" w:hint="default"/>
+      </w:rPr>
+    </w:lvl>
+    <w:lvl w:ilvl="2" w:tplc="04090005" w:tentative="1">
+      <w:start w:val="1"/>
+      <w:numFmt w:val="bullet"/>
+      <w:lvlText w:val=""/>
+      <w:lvlJc w:val="left"/>
+      <w:pPr>
+        <w:ind w:left="2880" w:hanging="360"/>
+      </w:pPr>
+      <w:rPr>
+        <w:rFonts w:ascii="Wingdings" w:hAnsi="Wingdings" w:hint="default"/>
+      </w:rPr>
+    </w:lvl>
+    <w:lvl w:ilvl="3" w:tplc="04090001" w:tentative="1">
+      <w:start w:val="1"/>
+      <w:numFmt w:val="bullet"/>
+      <w:lvlText w:val=""/>
+      <w:lvlJc w:val="left"/>
+      <w:pPr>
+        <w:ind w:left="3600" w:hanging="360"/>
+      </w:pPr>
+      <w:rPr>
+        <w:rFonts w:ascii="Symbol" w:hAnsi="Symbol" w:hint="default"/>
+      </w:rPr>
+    </w:lvl>
+    <w:lvl w:ilvl="4" w:tplc="04090003" w:tentative="1">
+      <w:start w:val="1"/>
+      <w:numFmt w:val="bullet"/>
+      <w:lvlText w:val="o"/>
+      <w:lvlJc w:val="left"/>
+      <w:pPr>
+        <w:ind w:left="4320" w:hanging="360"/>
+      </w:pPr>
+      <w:rPr>
+        <w:rFonts w:ascii="Courier New" w:hAnsi="Courier New" w:cs="Courier New" w:hint="default"/>
+      </w:rPr>
+    </w:lvl>
+    <w:lvl w:ilvl="5" w:tplc="04090005" w:tentative="1">
+      <w:start w:val="1"/>
+      <w:numFmt w:val="bullet"/>
+      <w:lvlText w:val=""/>
+      <w:lvlJc w:val="left"/>
+      <w:pPr>
+        <w:ind w:left="5040" w:hanging="360"/>
+      </w:pPr>
+      <w:rPr>
+        <w:rFonts w:ascii="Wingdings" w:hAnsi="Wingdings" w:hint="default"/>
+      </w:rPr>
+    </w:lvl>
+    <w:lvl w:ilvl="6" w:tplc="04090001" w:tentative="1">
+      <w:start w:val="1"/>
+      <w:numFmt w:val="bullet"/>
+      <w:lvlText w:val=""/>
+      <w:lvlJc w:val="left"/>
+      <w:pPr>
+        <w:ind w:left="5760" w:hanging="360"/>
+      </w:pPr>
+      <w:rPr>
+        <w:rFonts w:ascii="Symbol" w:hAnsi="Symbol" w:hint="default"/>
+      </w:rPr>
+    </w:lvl>
+    <w:lvl w:ilvl="7" w:tplc="04090003" w:tentative="1">
+      <w:start w:val="1"/>
+      <w:numFmt w:val="bullet"/>
+      <w:lvlText w:val="o"/>
+      <w:lvlJc w:val="left"/>
+      <w:pPr>
+        <w:ind w:left="6480" w:hanging="360"/>
+      </w:pPr>
+      <w:rPr>
+        <w:rFonts w:ascii="Courier New" w:hAnsi="Courier New" w:cs="Courier New" w:hint="default"/>
+      </w:rPr>
+    </w:lvl>
+    <w:lvl w:ilvl="8" w:tplc="04090005" w:tentative="1">
+      <w:start w:val="1"/>
+      <w:numFmt w:val="bullet"/>
+      <w:lvlText w:val=""/>
+      <w:lvlJc w:val="left"/>
+      <w:pPr>
+        <w:ind w:left="7200" w:hanging="360"/>
+      </w:pPr>
+      <w:rPr>
+        <w:rFonts w:ascii="Wingdings" w:hAnsi="Wingdings" w:hint="default"/>
+      </w:rPr>
+    </w:lvl>
+  </w:abstractNum>
+  <w:abstractNum w:abstractNumId="11">
     <w:nsid w:val="69A23998"/>
     <w:multiLevelType w:val="multilevel"/>
     <w:tmpl w:val="0409001F"/>
@@ -3972,7 +5621,7 @@
       </w:pPr>
     </w:lvl>
   </w:abstractNum>
-  <w:abstractNum w:abstractNumId="10">
+  <w:abstractNum w:abstractNumId="12">
     <w:nsid w:val="76FC72F2"/>
     <w:multiLevelType w:val="multilevel"/>
     <w:tmpl w:val="0409001F"/>
@@ -4074,7 +5723,7 @@
     <w:abstractNumId w:val="8"/>
   </w:num>
   <w:num w:numId="6">
-    <w:abstractNumId w:val="9"/>
+    <w:abstractNumId w:val="11"/>
   </w:num>
   <w:num w:numId="7">
     <w:abstractNumId w:val="5"/>
@@ -4089,6 +5738,12 @@
     <w:abstractNumId w:val="2"/>
   </w:num>
   <w:num w:numId="11">
+    <w:abstractNumId w:val="12"/>
+  </w:num>
+  <w:num w:numId="12">
+    <w:abstractNumId w:val="9"/>
+  </w:num>
+  <w:num w:numId="13">
     <w:abstractNumId w:val="10"/>
   </w:num>
 </w:numbering>
@@ -4606,6 +6261,367 @@
       <w:u w:val="single"/>
     </w:rPr>
   </w:style>
+  <w:style w:type="table" w:styleId="TableGrid">
+    <w:name w:val="Table Grid"/>
+    <w:basedOn w:val="TableNormal"/>
+    <w:uiPriority w:val="59"/>
+    <w:rsid w:val="00B7004E"/>
+    <w:pPr>
+      <w:spacing w:after="0" w:line="240" w:lineRule="auto"/>
+    </w:pPr>
+    <w:tblPr>
+      <w:tblInd w:w="0" w:type="dxa"/>
+      <w:tblBorders>
+        <w:top w:val="single" w:sz="4" w:space="0" w:color="auto"/>
+        <w:left w:val="single" w:sz="4" w:space="0" w:color="auto"/>
+        <w:bottom w:val="single" w:sz="4" w:space="0" w:color="auto"/>
+        <w:right w:val="single" w:sz="4" w:space="0" w:color="auto"/>
+        <w:insideH w:val="single" w:sz="4" w:space="0" w:color="auto"/>
+        <w:insideV w:val="single" w:sz="4" w:space="0" w:color="auto"/>
+      </w:tblBorders>
+      <w:tblCellMar>
+        <w:top w:w="0" w:type="dxa"/>
+        <w:left w:w="108" w:type="dxa"/>
+        <w:bottom w:w="0" w:type="dxa"/>
+        <w:right w:w="108" w:type="dxa"/>
+      </w:tblCellMar>
+    </w:tblPr>
+  </w:style>
+  <w:style w:type="table" w:styleId="MediumShading1-Accent1">
+    <w:name w:val="Medium Shading 1 Accent 1"/>
+    <w:basedOn w:val="TableNormal"/>
+    <w:uiPriority w:val="63"/>
+    <w:rsid w:val="00B7004E"/>
+    <w:pPr>
+      <w:spacing w:after="0" w:line="240" w:lineRule="auto"/>
+    </w:pPr>
+    <w:tblPr>
+      <w:tblStyleRowBandSize w:val="1"/>
+      <w:tblStyleColBandSize w:val="1"/>
+      <w:tblInd w:w="0" w:type="dxa"/>
+      <w:tblBorders>
+        <w:top w:val="single" w:sz="8" w:space="0" w:color="7BA0CD" w:themeColor="accent1" w:themeTint="BF"/>
+        <w:left w:val="single" w:sz="8" w:space="0" w:color="7BA0CD" w:themeColor="accent1" w:themeTint="BF"/>
+        <w:bottom w:val="single" w:sz="8" w:space="0" w:color="7BA0CD" w:themeColor="accent1" w:themeTint="BF"/>
+        <w:right w:val="single" w:sz="8" w:space="0" w:color="7BA0CD" w:themeColor="accent1" w:themeTint="BF"/>
+        <w:insideH w:val="single" w:sz="8" w:space="0" w:color="7BA0CD" w:themeColor="accent1" w:themeTint="BF"/>
+      </w:tblBorders>
+      <w:tblCellMar>
+        <w:top w:w="0" w:type="dxa"/>
+        <w:left w:w="108" w:type="dxa"/>
+        <w:bottom w:w="0" w:type="dxa"/>
+        <w:right w:w="108" w:type="dxa"/>
+      </w:tblCellMar>
+    </w:tblPr>
+    <w:tblStylePr w:type="firstRow">
+      <w:pPr>
+        <w:spacing w:before="0" w:after="0" w:line="240" w:lineRule="auto"/>
+      </w:pPr>
+      <w:rPr>
+        <w:b/>
+        <w:bCs/>
+        <w:color w:val="FFFFFF" w:themeColor="background1"/>
+      </w:rPr>
+      <w:tblPr/>
+      <w:tcPr>
+        <w:tcBorders>
+          <w:top w:val="single" w:sz="8" w:space="0" w:color="7BA0CD" w:themeColor="accent1" w:themeTint="BF"/>
+          <w:left w:val="single" w:sz="8" w:space="0" w:color="7BA0CD" w:themeColor="accent1" w:themeTint="BF"/>
+          <w:bottom w:val="single" w:sz="8" w:space="0" w:color="7BA0CD" w:themeColor="accent1" w:themeTint="BF"/>
+          <w:right w:val="single" w:sz="8" w:space="0" w:color="7BA0CD" w:themeColor="accent1" w:themeTint="BF"/>
+          <w:insideH w:val="nil"/>
+          <w:insideV w:val="nil"/>
+        </w:tcBorders>
+        <w:shd w:val="clear" w:color="auto" w:fill="4F81BD" w:themeFill="accent1"/>
+      </w:tcPr>
+    </w:tblStylePr>
+    <w:tblStylePr w:type="lastRow">
+      <w:pPr>
+        <w:spacing w:before="0" w:after="0" w:line="240" w:lineRule="auto"/>
+      </w:pPr>
+      <w:rPr>
+        <w:b/>
+        <w:bCs/>
+      </w:rPr>
+      <w:tblPr/>
+      <w:tcPr>
+        <w:tcBorders>
+          <w:top w:val="double" w:sz="6" w:space="0" w:color="7BA0CD" w:themeColor="accent1" w:themeTint="BF"/>
+          <w:left w:val="single" w:sz="8" w:space="0" w:color="7BA0CD" w:themeColor="accent1" w:themeTint="BF"/>
+          <w:bottom w:val="single" w:sz="8" w:space="0" w:color="7BA0CD" w:themeColor="accent1" w:themeTint="BF"/>
+          <w:right w:val="single" w:sz="8" w:space="0" w:color="7BA0CD" w:themeColor="accent1" w:themeTint="BF"/>
+          <w:insideH w:val="nil"/>
+          <w:insideV w:val="nil"/>
+        </w:tcBorders>
+      </w:tcPr>
+    </w:tblStylePr>
+    <w:tblStylePr w:type="firstCol">
+      <w:rPr>
+        <w:b/>
+        <w:bCs/>
+      </w:rPr>
+    </w:tblStylePr>
+    <w:tblStylePr w:type="lastCol">
+      <w:rPr>
+        <w:b/>
+        <w:bCs/>
+      </w:rPr>
+    </w:tblStylePr>
+    <w:tblStylePr w:type="band1Vert">
+      <w:tblPr/>
+      <w:tcPr>
+        <w:shd w:val="clear" w:color="auto" w:fill="D3DFEE" w:themeFill="accent1" w:themeFillTint="3F"/>
+      </w:tcPr>
+    </w:tblStylePr>
+    <w:tblStylePr w:type="band1Horz">
+      <w:tblPr/>
+      <w:tcPr>
+        <w:tcBorders>
+          <w:insideH w:val="nil"/>
+          <w:insideV w:val="nil"/>
+        </w:tcBorders>
+        <w:shd w:val="clear" w:color="auto" w:fill="D3DFEE" w:themeFill="accent1" w:themeFillTint="3F"/>
+      </w:tcPr>
+    </w:tblStylePr>
+    <w:tblStylePr w:type="band2Horz">
+      <w:tblPr/>
+      <w:tcPr>
+        <w:tcBorders>
+          <w:insideH w:val="nil"/>
+          <w:insideV w:val="nil"/>
+        </w:tcBorders>
+      </w:tcPr>
+    </w:tblStylePr>
+  </w:style>
+  <w:style w:type="table" w:styleId="MediumShading2-Accent1">
+    <w:name w:val="Medium Shading 2 Accent 1"/>
+    <w:basedOn w:val="TableNormal"/>
+    <w:uiPriority w:val="64"/>
+    <w:rsid w:val="00B7004E"/>
+    <w:pPr>
+      <w:spacing w:after="0" w:line="240" w:lineRule="auto"/>
+    </w:pPr>
+    <w:tblPr>
+      <w:tblStyleRowBandSize w:val="1"/>
+      <w:tblStyleColBandSize w:val="1"/>
+      <w:tblInd w:w="0" w:type="dxa"/>
+      <w:tblBorders>
+        <w:top w:val="single" w:sz="18" w:space="0" w:color="auto"/>
+        <w:bottom w:val="single" w:sz="18" w:space="0" w:color="auto"/>
+      </w:tblBorders>
+      <w:tblCellMar>
+        <w:top w:w="0" w:type="dxa"/>
+        <w:left w:w="108" w:type="dxa"/>
+        <w:bottom w:w="0" w:type="dxa"/>
+        <w:right w:w="108" w:type="dxa"/>
+      </w:tblCellMar>
+    </w:tblPr>
+    <w:tblStylePr w:type="firstRow">
+      <w:pPr>
+        <w:spacing w:before="0" w:after="0" w:line="240" w:lineRule="auto"/>
+      </w:pPr>
+      <w:rPr>
+        <w:b/>
+        <w:bCs/>
+        <w:color w:val="FFFFFF" w:themeColor="background1"/>
+      </w:rPr>
+      <w:tblPr/>
+      <w:tcPr>
+        <w:tcBorders>
+          <w:top w:val="single" w:sz="18" w:space="0" w:color="auto"/>
+          <w:left w:val="nil"/>
+          <w:bottom w:val="single" w:sz="18" w:space="0" w:color="auto"/>
+          <w:right w:val="nil"/>
+          <w:insideH w:val="nil"/>
+          <w:insideV w:val="nil"/>
+        </w:tcBorders>
+        <w:shd w:val="clear" w:color="auto" w:fill="4F81BD" w:themeFill="accent1"/>
+      </w:tcPr>
+    </w:tblStylePr>
+    <w:tblStylePr w:type="lastRow">
+      <w:pPr>
+        <w:spacing w:before="0" w:after="0" w:line="240" w:lineRule="auto"/>
+      </w:pPr>
+      <w:rPr>
+        <w:color w:val="auto"/>
+      </w:rPr>
+      <w:tblPr/>
+      <w:tcPr>
+        <w:tcBorders>
+          <w:top w:val="double" w:sz="6" w:space="0" w:color="auto"/>
+          <w:left w:val="nil"/>
+          <w:bottom w:val="single" w:sz="18" w:space="0" w:color="auto"/>
+          <w:right w:val="nil"/>
+          <w:insideH w:val="nil"/>
+          <w:insideV w:val="nil"/>
+        </w:tcBorders>
+        <w:shd w:val="clear" w:color="auto" w:fill="FFFFFF" w:themeFill="background1"/>
+      </w:tcPr>
+    </w:tblStylePr>
+    <w:tblStylePr w:type="firstCol">
+      <w:rPr>
+        <w:b/>
+        <w:bCs/>
+        <w:color w:val="FFFFFF" w:themeColor="background1"/>
+      </w:rPr>
+      <w:tblPr/>
+      <w:tcPr>
+        <w:tcBorders>
+          <w:top w:val="nil"/>
+          <w:left w:val="nil"/>
+          <w:bottom w:val="single" w:sz="18" w:space="0" w:color="auto"/>
+          <w:right w:val="nil"/>
+          <w:insideH w:val="nil"/>
+          <w:insideV w:val="nil"/>
+        </w:tcBorders>
+        <w:shd w:val="clear" w:color="auto" w:fill="4F81BD" w:themeFill="accent1"/>
+      </w:tcPr>
+    </w:tblStylePr>
+    <w:tblStylePr w:type="lastCol">
+      <w:rPr>
+        <w:b/>
+        <w:bCs/>
+        <w:color w:val="FFFFFF" w:themeColor="background1"/>
+      </w:rPr>
+      <w:tblPr/>
+      <w:tcPr>
+        <w:tcBorders>
+          <w:left w:val="nil"/>
+          <w:right w:val="nil"/>
+          <w:insideH w:val="nil"/>
+          <w:insideV w:val="nil"/>
+        </w:tcBorders>
+        <w:shd w:val="clear" w:color="auto" w:fill="4F81BD" w:themeFill="accent1"/>
+      </w:tcPr>
+    </w:tblStylePr>
+    <w:tblStylePr w:type="band1Vert">
+      <w:tblPr/>
+      <w:tcPr>
+        <w:tcBorders>
+          <w:left w:val="nil"/>
+          <w:right w:val="nil"/>
+          <w:insideH w:val="nil"/>
+          <w:insideV w:val="nil"/>
+        </w:tcBorders>
+        <w:shd w:val="clear" w:color="auto" w:fill="D8D8D8" w:themeFill="background1" w:themeFillShade="D8"/>
+      </w:tcPr>
+    </w:tblStylePr>
+    <w:tblStylePr w:type="band1Horz">
+      <w:tblPr/>
+      <w:tcPr>
+        <w:shd w:val="clear" w:color="auto" w:fill="D8D8D8" w:themeFill="background1" w:themeFillShade="D8"/>
+      </w:tcPr>
+    </w:tblStylePr>
+    <w:tblStylePr w:type="neCell">
+      <w:tblPr/>
+      <w:tcPr>
+        <w:tcBorders>
+          <w:top w:val="single" w:sz="18" w:space="0" w:color="auto"/>
+          <w:left w:val="nil"/>
+          <w:bottom w:val="single" w:sz="18" w:space="0" w:color="auto"/>
+          <w:right w:val="nil"/>
+          <w:insideH w:val="nil"/>
+          <w:insideV w:val="nil"/>
+        </w:tcBorders>
+      </w:tcPr>
+    </w:tblStylePr>
+    <w:tblStylePr w:type="nwCell">
+      <w:rPr>
+        <w:color w:val="FFFFFF" w:themeColor="background1"/>
+      </w:rPr>
+      <w:tblPr/>
+      <w:tcPr>
+        <w:tcBorders>
+          <w:top w:val="single" w:sz="18" w:space="0" w:color="auto"/>
+          <w:left w:val="nil"/>
+          <w:bottom w:val="single" w:sz="18" w:space="0" w:color="auto"/>
+          <w:right w:val="nil"/>
+          <w:insideH w:val="nil"/>
+          <w:insideV w:val="nil"/>
+        </w:tcBorders>
+      </w:tcPr>
+    </w:tblStylePr>
+  </w:style>
+  <w:style w:type="table" w:styleId="ColorfulGrid-Accent1">
+    <w:name w:val="Colorful Grid Accent 1"/>
+    <w:basedOn w:val="TableNormal"/>
+    <w:uiPriority w:val="73"/>
+    <w:rsid w:val="00B7004E"/>
+    <w:pPr>
+      <w:spacing w:after="0" w:line="240" w:lineRule="auto"/>
+    </w:pPr>
+    <w:rPr>
+      <w:color w:val="000000" w:themeColor="text1"/>
+    </w:rPr>
+    <w:tblPr>
+      <w:tblStyleRowBandSize w:val="1"/>
+      <w:tblStyleColBandSize w:val="1"/>
+      <w:tblInd w:w="0" w:type="dxa"/>
+      <w:tblBorders>
+        <w:insideH w:val="single" w:sz="4" w:space="0" w:color="FFFFFF" w:themeColor="background1"/>
+      </w:tblBorders>
+      <w:tblCellMar>
+        <w:top w:w="0" w:type="dxa"/>
+        <w:left w:w="108" w:type="dxa"/>
+        <w:bottom w:w="0" w:type="dxa"/>
+        <w:right w:w="108" w:type="dxa"/>
+      </w:tblCellMar>
+    </w:tblPr>
+    <w:tcPr>
+      <w:shd w:val="clear" w:color="auto" w:fill="DBE5F1" w:themeFill="accent1" w:themeFillTint="33"/>
+    </w:tcPr>
+    <w:tblStylePr w:type="firstRow">
+      <w:rPr>
+        <w:b/>
+        <w:bCs/>
+      </w:rPr>
+      <w:tblPr/>
+      <w:tcPr>
+        <w:shd w:val="clear" w:color="auto" w:fill="B8CCE4" w:themeFill="accent1" w:themeFillTint="66"/>
+      </w:tcPr>
+    </w:tblStylePr>
+    <w:tblStylePr w:type="lastRow">
+      <w:rPr>
+        <w:b/>
+        <w:bCs/>
+        <w:color w:val="000000" w:themeColor="text1"/>
+      </w:rPr>
+      <w:tblPr/>
+      <w:tcPr>
+        <w:shd w:val="clear" w:color="auto" w:fill="B8CCE4" w:themeFill="accent1" w:themeFillTint="66"/>
+      </w:tcPr>
+    </w:tblStylePr>
+    <w:tblStylePr w:type="firstCol">
+      <w:rPr>
+        <w:color w:val="FFFFFF" w:themeColor="background1"/>
+      </w:rPr>
+      <w:tblPr/>
+      <w:tcPr>
+        <w:shd w:val="clear" w:color="auto" w:fill="365F91" w:themeFill="accent1" w:themeFillShade="BF"/>
+      </w:tcPr>
+    </w:tblStylePr>
+    <w:tblStylePr w:type="lastCol">
+      <w:rPr>
+        <w:color w:val="FFFFFF" w:themeColor="background1"/>
+      </w:rPr>
+      <w:tblPr/>
+      <w:tcPr>
+        <w:shd w:val="clear" w:color="auto" w:fill="365F91" w:themeFill="accent1" w:themeFillShade="BF"/>
+      </w:tcPr>
+    </w:tblStylePr>
+    <w:tblStylePr w:type="band1Vert">
+      <w:tblPr/>
+      <w:tcPr>
+        <w:shd w:val="clear" w:color="auto" w:fill="A7BFDE" w:themeFill="accent1" w:themeFillTint="7F"/>
+      </w:tcPr>
+    </w:tblStylePr>
+    <w:tblStylePr w:type="band1Horz">
+      <w:tblPr/>
+      <w:tcPr>
+        <w:shd w:val="clear" w:color="auto" w:fill="A7BFDE" w:themeFill="accent1" w:themeFillTint="7F"/>
+      </w:tcPr>
+    </w:tblStylePr>
+  </w:style>
 </w:styles>
 </file>
 
@@ -5121,6 +7137,367 @@
       <w:u w:val="single"/>
     </w:rPr>
   </w:style>
+  <w:style w:type="table" w:styleId="TableGrid">
+    <w:name w:val="Table Grid"/>
+    <w:basedOn w:val="TableNormal"/>
+    <w:uiPriority w:val="59"/>
+    <w:rsid w:val="00B7004E"/>
+    <w:pPr>
+      <w:spacing w:after="0" w:line="240" w:lineRule="auto"/>
+    </w:pPr>
+    <w:tblPr>
+      <w:tblInd w:w="0" w:type="dxa"/>
+      <w:tblBorders>
+        <w:top w:val="single" w:sz="4" w:space="0" w:color="auto"/>
+        <w:left w:val="single" w:sz="4" w:space="0" w:color="auto"/>
+        <w:bottom w:val="single" w:sz="4" w:space="0" w:color="auto"/>
+        <w:right w:val="single" w:sz="4" w:space="0" w:color="auto"/>
+        <w:insideH w:val="single" w:sz="4" w:space="0" w:color="auto"/>
+        <w:insideV w:val="single" w:sz="4" w:space="0" w:color="auto"/>
+      </w:tblBorders>
+      <w:tblCellMar>
+        <w:top w:w="0" w:type="dxa"/>
+        <w:left w:w="108" w:type="dxa"/>
+        <w:bottom w:w="0" w:type="dxa"/>
+        <w:right w:w="108" w:type="dxa"/>
+      </w:tblCellMar>
+    </w:tblPr>
+  </w:style>
+  <w:style w:type="table" w:styleId="MediumShading1-Accent1">
+    <w:name w:val="Medium Shading 1 Accent 1"/>
+    <w:basedOn w:val="TableNormal"/>
+    <w:uiPriority w:val="63"/>
+    <w:rsid w:val="00B7004E"/>
+    <w:pPr>
+      <w:spacing w:after="0" w:line="240" w:lineRule="auto"/>
+    </w:pPr>
+    <w:tblPr>
+      <w:tblStyleRowBandSize w:val="1"/>
+      <w:tblStyleColBandSize w:val="1"/>
+      <w:tblInd w:w="0" w:type="dxa"/>
+      <w:tblBorders>
+        <w:top w:val="single" w:sz="8" w:space="0" w:color="7BA0CD" w:themeColor="accent1" w:themeTint="BF"/>
+        <w:left w:val="single" w:sz="8" w:space="0" w:color="7BA0CD" w:themeColor="accent1" w:themeTint="BF"/>
+        <w:bottom w:val="single" w:sz="8" w:space="0" w:color="7BA0CD" w:themeColor="accent1" w:themeTint="BF"/>
+        <w:right w:val="single" w:sz="8" w:space="0" w:color="7BA0CD" w:themeColor="accent1" w:themeTint="BF"/>
+        <w:insideH w:val="single" w:sz="8" w:space="0" w:color="7BA0CD" w:themeColor="accent1" w:themeTint="BF"/>
+      </w:tblBorders>
+      <w:tblCellMar>
+        <w:top w:w="0" w:type="dxa"/>
+        <w:left w:w="108" w:type="dxa"/>
+        <w:bottom w:w="0" w:type="dxa"/>
+        <w:right w:w="108" w:type="dxa"/>
+      </w:tblCellMar>
+    </w:tblPr>
+    <w:tblStylePr w:type="firstRow">
+      <w:pPr>
+        <w:spacing w:before="0" w:after="0" w:line="240" w:lineRule="auto"/>
+      </w:pPr>
+      <w:rPr>
+        <w:b/>
+        <w:bCs/>
+        <w:color w:val="FFFFFF" w:themeColor="background1"/>
+      </w:rPr>
+      <w:tblPr/>
+      <w:tcPr>
+        <w:tcBorders>
+          <w:top w:val="single" w:sz="8" w:space="0" w:color="7BA0CD" w:themeColor="accent1" w:themeTint="BF"/>
+          <w:left w:val="single" w:sz="8" w:space="0" w:color="7BA0CD" w:themeColor="accent1" w:themeTint="BF"/>
+          <w:bottom w:val="single" w:sz="8" w:space="0" w:color="7BA0CD" w:themeColor="accent1" w:themeTint="BF"/>
+          <w:right w:val="single" w:sz="8" w:space="0" w:color="7BA0CD" w:themeColor="accent1" w:themeTint="BF"/>
+          <w:insideH w:val="nil"/>
+          <w:insideV w:val="nil"/>
+        </w:tcBorders>
+        <w:shd w:val="clear" w:color="auto" w:fill="4F81BD" w:themeFill="accent1"/>
+      </w:tcPr>
+    </w:tblStylePr>
+    <w:tblStylePr w:type="lastRow">
+      <w:pPr>
+        <w:spacing w:before="0" w:after="0" w:line="240" w:lineRule="auto"/>
+      </w:pPr>
+      <w:rPr>
+        <w:b/>
+        <w:bCs/>
+      </w:rPr>
+      <w:tblPr/>
+      <w:tcPr>
+        <w:tcBorders>
+          <w:top w:val="double" w:sz="6" w:space="0" w:color="7BA0CD" w:themeColor="accent1" w:themeTint="BF"/>
+          <w:left w:val="single" w:sz="8" w:space="0" w:color="7BA0CD" w:themeColor="accent1" w:themeTint="BF"/>
+          <w:bottom w:val="single" w:sz="8" w:space="0" w:color="7BA0CD" w:themeColor="accent1" w:themeTint="BF"/>
+          <w:right w:val="single" w:sz="8" w:space="0" w:color="7BA0CD" w:themeColor="accent1" w:themeTint="BF"/>
+          <w:insideH w:val="nil"/>
+          <w:insideV w:val="nil"/>
+        </w:tcBorders>
+      </w:tcPr>
+    </w:tblStylePr>
+    <w:tblStylePr w:type="firstCol">
+      <w:rPr>
+        <w:b/>
+        <w:bCs/>
+      </w:rPr>
+    </w:tblStylePr>
+    <w:tblStylePr w:type="lastCol">
+      <w:rPr>
+        <w:b/>
+        <w:bCs/>
+      </w:rPr>
+    </w:tblStylePr>
+    <w:tblStylePr w:type="band1Vert">
+      <w:tblPr/>
+      <w:tcPr>
+        <w:shd w:val="clear" w:color="auto" w:fill="D3DFEE" w:themeFill="accent1" w:themeFillTint="3F"/>
+      </w:tcPr>
+    </w:tblStylePr>
+    <w:tblStylePr w:type="band1Horz">
+      <w:tblPr/>
+      <w:tcPr>
+        <w:tcBorders>
+          <w:insideH w:val="nil"/>
+          <w:insideV w:val="nil"/>
+        </w:tcBorders>
+        <w:shd w:val="clear" w:color="auto" w:fill="D3DFEE" w:themeFill="accent1" w:themeFillTint="3F"/>
+      </w:tcPr>
+    </w:tblStylePr>
+    <w:tblStylePr w:type="band2Horz">
+      <w:tblPr/>
+      <w:tcPr>
+        <w:tcBorders>
+          <w:insideH w:val="nil"/>
+          <w:insideV w:val="nil"/>
+        </w:tcBorders>
+      </w:tcPr>
+    </w:tblStylePr>
+  </w:style>
+  <w:style w:type="table" w:styleId="MediumShading2-Accent1">
+    <w:name w:val="Medium Shading 2 Accent 1"/>
+    <w:basedOn w:val="TableNormal"/>
+    <w:uiPriority w:val="64"/>
+    <w:rsid w:val="00B7004E"/>
+    <w:pPr>
+      <w:spacing w:after="0" w:line="240" w:lineRule="auto"/>
+    </w:pPr>
+    <w:tblPr>
+      <w:tblStyleRowBandSize w:val="1"/>
+      <w:tblStyleColBandSize w:val="1"/>
+      <w:tblInd w:w="0" w:type="dxa"/>
+      <w:tblBorders>
+        <w:top w:val="single" w:sz="18" w:space="0" w:color="auto"/>
+        <w:bottom w:val="single" w:sz="18" w:space="0" w:color="auto"/>
+      </w:tblBorders>
+      <w:tblCellMar>
+        <w:top w:w="0" w:type="dxa"/>
+        <w:left w:w="108" w:type="dxa"/>
+        <w:bottom w:w="0" w:type="dxa"/>
+        <w:right w:w="108" w:type="dxa"/>
+      </w:tblCellMar>
+    </w:tblPr>
+    <w:tblStylePr w:type="firstRow">
+      <w:pPr>
+        <w:spacing w:before="0" w:after="0" w:line="240" w:lineRule="auto"/>
+      </w:pPr>
+      <w:rPr>
+        <w:b/>
+        <w:bCs/>
+        <w:color w:val="FFFFFF" w:themeColor="background1"/>
+      </w:rPr>
+      <w:tblPr/>
+      <w:tcPr>
+        <w:tcBorders>
+          <w:top w:val="single" w:sz="18" w:space="0" w:color="auto"/>
+          <w:left w:val="nil"/>
+          <w:bottom w:val="single" w:sz="18" w:space="0" w:color="auto"/>
+          <w:right w:val="nil"/>
+          <w:insideH w:val="nil"/>
+          <w:insideV w:val="nil"/>
+        </w:tcBorders>
+        <w:shd w:val="clear" w:color="auto" w:fill="4F81BD" w:themeFill="accent1"/>
+      </w:tcPr>
+    </w:tblStylePr>
+    <w:tblStylePr w:type="lastRow">
+      <w:pPr>
+        <w:spacing w:before="0" w:after="0" w:line="240" w:lineRule="auto"/>
+      </w:pPr>
+      <w:rPr>
+        <w:color w:val="auto"/>
+      </w:rPr>
+      <w:tblPr/>
+      <w:tcPr>
+        <w:tcBorders>
+          <w:top w:val="double" w:sz="6" w:space="0" w:color="auto"/>
+          <w:left w:val="nil"/>
+          <w:bottom w:val="single" w:sz="18" w:space="0" w:color="auto"/>
+          <w:right w:val="nil"/>
+          <w:insideH w:val="nil"/>
+          <w:insideV w:val="nil"/>
+        </w:tcBorders>
+        <w:shd w:val="clear" w:color="auto" w:fill="FFFFFF" w:themeFill="background1"/>
+      </w:tcPr>
+    </w:tblStylePr>
+    <w:tblStylePr w:type="firstCol">
+      <w:rPr>
+        <w:b/>
+        <w:bCs/>
+        <w:color w:val="FFFFFF" w:themeColor="background1"/>
+      </w:rPr>
+      <w:tblPr/>
+      <w:tcPr>
+        <w:tcBorders>
+          <w:top w:val="nil"/>
+          <w:left w:val="nil"/>
+          <w:bottom w:val="single" w:sz="18" w:space="0" w:color="auto"/>
+          <w:right w:val="nil"/>
+          <w:insideH w:val="nil"/>
+          <w:insideV w:val="nil"/>
+        </w:tcBorders>
+        <w:shd w:val="clear" w:color="auto" w:fill="4F81BD" w:themeFill="accent1"/>
+      </w:tcPr>
+    </w:tblStylePr>
+    <w:tblStylePr w:type="lastCol">
+      <w:rPr>
+        <w:b/>
+        <w:bCs/>
+        <w:color w:val="FFFFFF" w:themeColor="background1"/>
+      </w:rPr>
+      <w:tblPr/>
+      <w:tcPr>
+        <w:tcBorders>
+          <w:left w:val="nil"/>
+          <w:right w:val="nil"/>
+          <w:insideH w:val="nil"/>
+          <w:insideV w:val="nil"/>
+        </w:tcBorders>
+        <w:shd w:val="clear" w:color="auto" w:fill="4F81BD" w:themeFill="accent1"/>
+      </w:tcPr>
+    </w:tblStylePr>
+    <w:tblStylePr w:type="band1Vert">
+      <w:tblPr/>
+      <w:tcPr>
+        <w:tcBorders>
+          <w:left w:val="nil"/>
+          <w:right w:val="nil"/>
+          <w:insideH w:val="nil"/>
+          <w:insideV w:val="nil"/>
+        </w:tcBorders>
+        <w:shd w:val="clear" w:color="auto" w:fill="D8D8D8" w:themeFill="background1" w:themeFillShade="D8"/>
+      </w:tcPr>
+    </w:tblStylePr>
+    <w:tblStylePr w:type="band1Horz">
+      <w:tblPr/>
+      <w:tcPr>
+        <w:shd w:val="clear" w:color="auto" w:fill="D8D8D8" w:themeFill="background1" w:themeFillShade="D8"/>
+      </w:tcPr>
+    </w:tblStylePr>
+    <w:tblStylePr w:type="neCell">
+      <w:tblPr/>
+      <w:tcPr>
+        <w:tcBorders>
+          <w:top w:val="single" w:sz="18" w:space="0" w:color="auto"/>
+          <w:left w:val="nil"/>
+          <w:bottom w:val="single" w:sz="18" w:space="0" w:color="auto"/>
+          <w:right w:val="nil"/>
+          <w:insideH w:val="nil"/>
+          <w:insideV w:val="nil"/>
+        </w:tcBorders>
+      </w:tcPr>
+    </w:tblStylePr>
+    <w:tblStylePr w:type="nwCell">
+      <w:rPr>
+        <w:color w:val="FFFFFF" w:themeColor="background1"/>
+      </w:rPr>
+      <w:tblPr/>
+      <w:tcPr>
+        <w:tcBorders>
+          <w:top w:val="single" w:sz="18" w:space="0" w:color="auto"/>
+          <w:left w:val="nil"/>
+          <w:bottom w:val="single" w:sz="18" w:space="0" w:color="auto"/>
+          <w:right w:val="nil"/>
+          <w:insideH w:val="nil"/>
+          <w:insideV w:val="nil"/>
+        </w:tcBorders>
+      </w:tcPr>
+    </w:tblStylePr>
+  </w:style>
+  <w:style w:type="table" w:styleId="ColorfulGrid-Accent1">
+    <w:name w:val="Colorful Grid Accent 1"/>
+    <w:basedOn w:val="TableNormal"/>
+    <w:uiPriority w:val="73"/>
+    <w:rsid w:val="00B7004E"/>
+    <w:pPr>
+      <w:spacing w:after="0" w:line="240" w:lineRule="auto"/>
+    </w:pPr>
+    <w:rPr>
+      <w:color w:val="000000" w:themeColor="text1"/>
+    </w:rPr>
+    <w:tblPr>
+      <w:tblStyleRowBandSize w:val="1"/>
+      <w:tblStyleColBandSize w:val="1"/>
+      <w:tblInd w:w="0" w:type="dxa"/>
+      <w:tblBorders>
+        <w:insideH w:val="single" w:sz="4" w:space="0" w:color="FFFFFF" w:themeColor="background1"/>
+      </w:tblBorders>
+      <w:tblCellMar>
+        <w:top w:w="0" w:type="dxa"/>
+        <w:left w:w="108" w:type="dxa"/>
+        <w:bottom w:w="0" w:type="dxa"/>
+        <w:right w:w="108" w:type="dxa"/>
+      </w:tblCellMar>
+    </w:tblPr>
+    <w:tcPr>
+      <w:shd w:val="clear" w:color="auto" w:fill="DBE5F1" w:themeFill="accent1" w:themeFillTint="33"/>
+    </w:tcPr>
+    <w:tblStylePr w:type="firstRow">
+      <w:rPr>
+        <w:b/>
+        <w:bCs/>
+      </w:rPr>
+      <w:tblPr/>
+      <w:tcPr>
+        <w:shd w:val="clear" w:color="auto" w:fill="B8CCE4" w:themeFill="accent1" w:themeFillTint="66"/>
+      </w:tcPr>
+    </w:tblStylePr>
+    <w:tblStylePr w:type="lastRow">
+      <w:rPr>
+        <w:b/>
+        <w:bCs/>
+        <w:color w:val="000000" w:themeColor="text1"/>
+      </w:rPr>
+      <w:tblPr/>
+      <w:tcPr>
+        <w:shd w:val="clear" w:color="auto" w:fill="B8CCE4" w:themeFill="accent1" w:themeFillTint="66"/>
+      </w:tcPr>
+    </w:tblStylePr>
+    <w:tblStylePr w:type="firstCol">
+      <w:rPr>
+        <w:color w:val="FFFFFF" w:themeColor="background1"/>
+      </w:rPr>
+      <w:tblPr/>
+      <w:tcPr>
+        <w:shd w:val="clear" w:color="auto" w:fill="365F91" w:themeFill="accent1" w:themeFillShade="BF"/>
+      </w:tcPr>
+    </w:tblStylePr>
+    <w:tblStylePr w:type="lastCol">
+      <w:rPr>
+        <w:color w:val="FFFFFF" w:themeColor="background1"/>
+      </w:rPr>
+      <w:tblPr/>
+      <w:tcPr>
+        <w:shd w:val="clear" w:color="auto" w:fill="365F91" w:themeFill="accent1" w:themeFillShade="BF"/>
+      </w:tcPr>
+    </w:tblStylePr>
+    <w:tblStylePr w:type="band1Vert">
+      <w:tblPr/>
+      <w:tcPr>
+        <w:shd w:val="clear" w:color="auto" w:fill="A7BFDE" w:themeFill="accent1" w:themeFillTint="7F"/>
+      </w:tcPr>
+    </w:tblStylePr>
+    <w:tblStylePr w:type="band1Horz">
+      <w:tblPr/>
+      <w:tcPr>
+        <w:shd w:val="clear" w:color="auto" w:fill="A7BFDE" w:themeFill="accent1" w:themeFillTint="7F"/>
+      </w:tcPr>
+    </w:tblStylePr>
+  </w:style>
 </w:styles>
 </file>
 
@@ -5414,7 +7791,7 @@
 </file>
 
 <file path=customXml/itemProps1.xml><?xml version="1.0" encoding="utf-8"?>
-<ds:datastoreItem xmlns:ds="http://schemas.openxmlformats.org/officeDocument/2006/customXml" ds:itemID="{DB9EC8C9-60BA-4248-B1B8-0FED674E1392}">
+<ds:datastoreItem xmlns:ds="http://schemas.openxmlformats.org/officeDocument/2006/customXml" ds:itemID="{504B567E-DBDE-442E-910E-39D612BAA8C6}">
   <ds:schemaRefs>
     <ds:schemaRef ds:uri="http://schemas.openxmlformats.org/officeDocument/2006/bibliography"/>
   </ds:schemaRefs>

--- a/srDesign_Requirements.docx
+++ b/srDesign_Requirements.docx
@@ -3852,7 +3852,21 @@
         <w:t xml:space="preserve"> of this system </w:t>
       </w:r>
       <w:r>
-        <w:t xml:space="preserve">is to create a common STB display interface that can communicate with the game server to provide user’s with a multiplayer environment. Additionally, it will provide a system that future can games can be easily added to the server and updated on the STB at run time.  </w:t>
+        <w:t xml:space="preserve">is to create a common STB display interface that can communicate with the game server to provide </w:t>
+      </w:r>
+      <w:r>
+        <w:t>users</w:t>
+      </w:r>
+      <w:r>
+        <w:t xml:space="preserve"> with a multiplayer environment. Additionally, it will provide a system that future can games can be easily added to the server and updated on the STB at run time.  </w:t>
+      </w:r>
+    </w:p>
+    <w:p>
+      <w:pPr>
+        <w:ind w:left="360"/>
+      </w:pPr>
+      <w:r>
+        <w:t>The system will also provide a centralized server to manage and distribute the multiplayer games.</w:t>
       </w:r>
     </w:p>
     <w:p>
@@ -4014,8 +4028,13 @@
         <w:ind w:left="720"/>
       </w:pPr>
       <w:r>
-        <w:t>Suggested Posistion</w:t>
-      </w:r>
+        <w:t xml:space="preserve">Suggested </w:t>
+      </w:r>
+      <w:proofErr w:type="spellStart"/>
+      <w:r>
+        <w:t>Posistion</w:t>
+      </w:r>
+      <w:proofErr w:type="spellEnd"/>
     </w:p>
     <w:p>
       <w:pPr>
@@ -4029,7 +4048,55 @@
         <w:t>Marshall Gaucher</w:t>
       </w:r>
       <w:r>
-        <w:t xml:space="preserve"> (we are still consider self organizing but it would reduce the overhead of wondering who put what on trello. This way we can discuss and one person can set the ball rolling on trello and then as developers or testers we can groom the cards as needed).</w:t>
+        <w:t xml:space="preserve"> (we are still consider</w:t>
+      </w:r>
+      <w:r>
+        <w:t>ed</w:t>
+      </w:r>
+      <w:r>
+        <w:t xml:space="preserve"> self</w:t>
+      </w:r>
+      <w:r>
+        <w:t>-</w:t>
+      </w:r>
+      <w:r>
+        <w:t>organizing but</w:t>
+      </w:r>
+      <w:r>
+        <w:t>,</w:t>
+      </w:r>
+      <w:r>
+        <w:t xml:space="preserve"> it would reduce the overhead of wondering who put what on </w:t>
+      </w:r>
+      <w:r>
+        <w:t>Trello</w:t>
+      </w:r>
+      <w:r>
+        <w:t xml:space="preserve">. This way we can discuss and one person can </w:t>
+      </w:r>
+      <w:r>
+        <w:t>g</w:t>
+      </w:r>
+      <w:r>
+        <w:t xml:space="preserve">et the ball rolling on </w:t>
+      </w:r>
+      <w:r>
+        <w:t>Trello</w:t>
+      </w:r>
+      <w:r>
+        <w:t xml:space="preserve"> and then</w:t>
+      </w:r>
+      <w:r>
+        <w:t>,</w:t>
+      </w:r>
+      <w:r>
+        <w:t xml:space="preserve"> as developers or testers</w:t>
+      </w:r>
+      <w:r>
+        <w:t>,</w:t>
+      </w:r>
+      <w:r>
+        <w:t xml:space="preserve"> we can groom the cards as needed).</w:t>
       </w:r>
     </w:p>
     <w:p>
@@ -4062,15 +4129,29 @@
         <w:ind w:left="360"/>
       </w:pPr>
       <w:r>
-        <w:t xml:space="preserve">**can use information from stakeholder information section but refine to appeal to a business perspective. Focus on business terms not csc terms. Business people don’t care if our algorithms reduce blah blah by blah blah. </w:t>
-      </w:r>
+        <w:t xml:space="preserve">**can use information from stakeholder information section but refine to appeal to a business perspective. Focus on business terms not </w:t>
+      </w:r>
+      <w:r>
+        <w:t>CSC</w:t>
+      </w:r>
+      <w:r>
+        <w:t xml:space="preserve"> terms. Business people don’t care if our algorithms reduce blah by blah. </w:t>
+      </w:r>
+      <w:bookmarkStart w:id="9" w:name="_GoBack"/>
+      <w:bookmarkEnd w:id="9"/>
     </w:p>
     <w:p>
       <w:pPr>
         <w:ind w:left="360"/>
       </w:pPr>
       <w:r>
-        <w:t>How this product will meet and exceed this businesses needs.</w:t>
+        <w:t xml:space="preserve">How this product will meet and exceed this </w:t>
+      </w:r>
+      <w:r>
+        <w:t>business’s</w:t>
+      </w:r>
+      <w:r>
+        <w:t xml:space="preserve"> needs.</w:t>
       </w:r>
     </w:p>
     <w:p>
@@ -4118,7 +4199,13 @@
         </w:numPr>
       </w:pPr>
       <w:r>
-        <w:t>Cost of maitnence to how much profit it provides to business</w:t>
+        <w:t xml:space="preserve">Cost of </w:t>
+      </w:r>
+      <w:r>
+        <w:t>maintenance</w:t>
+      </w:r>
+      <w:r>
+        <w:t xml:space="preserve"> to how much profit it provides to business</w:t>
       </w:r>
     </w:p>
     <w:p>
@@ -4156,11 +4243,11 @@
           <w:numId w:val="10"/>
         </w:numPr>
       </w:pPr>
-      <w:bookmarkStart w:id="9" w:name="_Toc335908956"/>
+      <w:bookmarkStart w:id="10" w:name="_Toc335908956"/>
       <w:r>
         <w:t>Requirements and Design Constraints</w:t>
       </w:r>
-      <w:bookmarkEnd w:id="9"/>
+      <w:bookmarkEnd w:id="10"/>
     </w:p>
     <w:p>
       <w:pPr>
@@ -4170,11 +4257,11 @@
           <w:numId w:val="10"/>
         </w:numPr>
       </w:pPr>
-      <w:bookmarkStart w:id="10" w:name="_Toc335908957"/>
+      <w:bookmarkStart w:id="11" w:name="_Toc335908957"/>
       <w:r>
         <w:t>System Requirements</w:t>
       </w:r>
-      <w:bookmarkEnd w:id="10"/>
+      <w:bookmarkEnd w:id="11"/>
     </w:p>
     <w:p>
       <w:pPr>
@@ -4184,11 +4271,11 @@
           <w:numId w:val="10"/>
         </w:numPr>
       </w:pPr>
-      <w:bookmarkStart w:id="11" w:name="_Toc335908958"/>
+      <w:bookmarkStart w:id="12" w:name="_Toc335908958"/>
       <w:r>
         <w:t>Network Requirements</w:t>
       </w:r>
-      <w:bookmarkEnd w:id="11"/>
+      <w:bookmarkEnd w:id="12"/>
     </w:p>
     <w:p>
       <w:pPr>
@@ -4201,7 +4288,15 @@
         <w:t xml:space="preserve">handle from 100’s to 1000’s of </w:t>
       </w:r>
       <w:r>
-        <w:t>concurrent users connecting to the server using TCP(probably).</w:t>
+        <w:t xml:space="preserve">concurrent users connecting to the server using </w:t>
+      </w:r>
+      <w:proofErr w:type="gramStart"/>
+      <w:r>
+        <w:t>TCP(</w:t>
+      </w:r>
+      <w:proofErr w:type="gramEnd"/>
+      <w:r>
+        <w:t>probably).</w:t>
       </w:r>
     </w:p>
     <w:p>
@@ -4212,12 +4307,12 @@
           <w:numId w:val="10"/>
         </w:numPr>
       </w:pPr>
-      <w:bookmarkStart w:id="12" w:name="_Toc335908959"/>
+      <w:bookmarkStart w:id="13" w:name="_Toc335908959"/>
       <w:r>
         <w:t>Development Environment Requirements</w:t>
       </w:r>
-      <w:bookmarkStart w:id="13" w:name="_Toc335908960"/>
-      <w:bookmarkEnd w:id="12"/>
+      <w:bookmarkStart w:id="14" w:name="_Toc335908960"/>
+      <w:bookmarkEnd w:id="13"/>
     </w:p>
     <w:p>
       <w:pPr>
@@ -4250,7 +4345,7 @@
       <w:r>
         <w:t>Project Management Methodolog</w:t>
       </w:r>
-      <w:bookmarkEnd w:id="13"/>
+      <w:bookmarkEnd w:id="14"/>
       <w:r>
         <w:t>y</w:t>
       </w:r>
@@ -4280,7 +4375,15 @@
       </w:pPr>
       <w:r>
         <w:lastRenderedPageBreak/>
-        <w:t>We will have 3 sprints in the fall, and 3 sprints in the spring for this project. Sprint lengths will be varying, with an average length of 3.5 weeks.</w:t>
+        <w:t xml:space="preserve">We will have 3 sprints in the </w:t>
+      </w:r>
+      <w:proofErr w:type="gramStart"/>
+      <w:r>
+        <w:t>fall,</w:t>
+      </w:r>
+      <w:proofErr w:type="gramEnd"/>
+      <w:r>
+        <w:t xml:space="preserve"> and 3 sprints in the spring for this project. Sprint lengths will be varying, with an average length of 3.5 weeks.</w:t>
       </w:r>
     </w:p>
     <w:p>
@@ -4299,11 +4402,11 @@
           <w:numId w:val="10"/>
         </w:numPr>
       </w:pPr>
-      <w:bookmarkStart w:id="14" w:name="_Toc335908961"/>
+      <w:bookmarkStart w:id="15" w:name="_Toc335908961"/>
       <w:r>
         <w:t>User Stories</w:t>
       </w:r>
-      <w:bookmarkEnd w:id="14"/>
+      <w:bookmarkEnd w:id="15"/>
     </w:p>
     <w:p>
       <w:pPr>
@@ -4313,11 +4416,11 @@
           <w:numId w:val="10"/>
         </w:numPr>
       </w:pPr>
-      <w:bookmarkStart w:id="15" w:name="_Toc335908962"/>
+      <w:bookmarkStart w:id="16" w:name="_Toc335908962"/>
       <w:r>
         <w:t>User Story #1</w:t>
       </w:r>
-      <w:bookmarkEnd w:id="15"/>
+      <w:bookmarkEnd w:id="16"/>
     </w:p>
     <w:p>
       <w:pPr>
@@ -4327,11 +4430,11 @@
           <w:numId w:val="10"/>
         </w:numPr>
       </w:pPr>
-      <w:bookmarkStart w:id="16" w:name="_Toc335908963"/>
+      <w:bookmarkStart w:id="17" w:name="_Toc335908963"/>
       <w:r>
         <w:t>User Story #1 Breakdown</w:t>
       </w:r>
-      <w:bookmarkEnd w:id="16"/>
+      <w:bookmarkEnd w:id="17"/>
     </w:p>
     <w:p>
       <w:pPr>
@@ -4341,11 +4444,11 @@
           <w:numId w:val="10"/>
         </w:numPr>
       </w:pPr>
-      <w:bookmarkStart w:id="17" w:name="_Toc335908964"/>
+      <w:bookmarkStart w:id="18" w:name="_Toc335908964"/>
       <w:r>
         <w:t>User Story #2</w:t>
       </w:r>
-      <w:bookmarkEnd w:id="17"/>
+      <w:bookmarkEnd w:id="18"/>
     </w:p>
     <w:p>
       <w:pPr>
@@ -4355,11 +4458,11 @@
           <w:numId w:val="10"/>
         </w:numPr>
       </w:pPr>
-      <w:bookmarkStart w:id="18" w:name="_Toc335908965"/>
+      <w:bookmarkStart w:id="19" w:name="_Toc335908965"/>
       <w:r>
         <w:t>User Story #2 Breakdown</w:t>
       </w:r>
-      <w:bookmarkEnd w:id="18"/>
+      <w:bookmarkEnd w:id="19"/>
     </w:p>
     <w:p>
       <w:pPr>
@@ -4369,11 +4472,11 @@
           <w:numId w:val="10"/>
         </w:numPr>
       </w:pPr>
-      <w:bookmarkStart w:id="19" w:name="_Toc335908966"/>
+      <w:bookmarkStart w:id="20" w:name="_Toc335908966"/>
       <w:r>
         <w:t>User Story #3</w:t>
       </w:r>
-      <w:bookmarkEnd w:id="19"/>
+      <w:bookmarkEnd w:id="20"/>
     </w:p>
     <w:p>
       <w:pPr>
@@ -4383,11 +4486,11 @@
           <w:numId w:val="10"/>
         </w:numPr>
       </w:pPr>
-      <w:bookmarkStart w:id="20" w:name="_Toc335908967"/>
+      <w:bookmarkStart w:id="21" w:name="_Toc335908967"/>
       <w:r>
         <w:t>User Story #3 Breakdown</w:t>
       </w:r>
-      <w:bookmarkEnd w:id="20"/>
+      <w:bookmarkEnd w:id="21"/>
     </w:p>
     <w:p>
       <w:pPr>
@@ -4397,11 +4500,11 @@
           <w:numId w:val="10"/>
         </w:numPr>
       </w:pPr>
-      <w:bookmarkStart w:id="21" w:name="_Toc335908968"/>
+      <w:bookmarkStart w:id="22" w:name="_Toc335908968"/>
       <w:r>
         <w:t>Research or Proof of Concept Results</w:t>
       </w:r>
-      <w:bookmarkEnd w:id="21"/>
+      <w:bookmarkEnd w:id="22"/>
     </w:p>
     <w:p>
       <w:pPr>
@@ -4423,9 +4526,11 @@
           <w:numId w:val="13"/>
         </w:numPr>
       </w:pPr>
+      <w:proofErr w:type="spellStart"/>
       <w:r>
         <w:t>QtUiLoader</w:t>
       </w:r>
+      <w:proofErr w:type="spellEnd"/>
     </w:p>
     <w:p>
       <w:pPr>
@@ -4438,8 +4543,6 @@
       <w:r>
         <w:t>QML</w:t>
       </w:r>
-      <w:bookmarkStart w:id="22" w:name="_GoBack"/>
-      <w:bookmarkEnd w:id="22"/>
     </w:p>
     <w:p/>
     <w:sectPr>
@@ -7791,7 +7894,7 @@
 </file>
 
 <file path=customXml/itemProps1.xml><?xml version="1.0" encoding="utf-8"?>
-<ds:datastoreItem xmlns:ds="http://schemas.openxmlformats.org/officeDocument/2006/customXml" ds:itemID="{504B567E-DBDE-442E-910E-39D612BAA8C6}">
+<ds:datastoreItem xmlns:ds="http://schemas.openxmlformats.org/officeDocument/2006/customXml" ds:itemID="{728BAF4B-F0ED-4A68-9D8E-05F244230883}">
   <ds:schemaRefs>
     <ds:schemaRef ds:uri="http://schemas.openxmlformats.org/officeDocument/2006/bibliography"/>
   </ds:schemaRefs>

--- a/srDesign_Requirements.docx
+++ b/srDesign_Requirements.docx
@@ -3845,20 +3845,9 @@
       <w:pPr>
         <w:ind w:left="360"/>
       </w:pPr>
-      <w:r>
-        <w:t>The purpose</w:t>
-      </w:r>
-      <w:r>
-        <w:t xml:space="preserve"> of this system </w:t>
-      </w:r>
-      <w:r>
-        <w:t xml:space="preserve">is to create a common STB display interface that can communicate with the game server to provide </w:t>
-      </w:r>
-      <w:r>
-        <w:t>users</w:t>
-      </w:r>
-      <w:r>
-        <w:t xml:space="preserve"> with a multiplayer environment. Additionally, it will provide a system that future can games can be easily added to the server and updated on the STB at run time.  </w:t>
+      <w:bookmarkStart w:id="3" w:name="_Toc335908950"/>
+      <w:r>
+        <w:t>The purpose of this system is twofold:</w:t>
       </w:r>
     </w:p>
     <w:p>
@@ -3866,7 +3855,15 @@
         <w:ind w:left="360"/>
       </w:pPr>
       <w:r>
-        <w:t>The system will also provide a centralized server to manage and distribute the multiplayer games.</w:t>
+        <w:t xml:space="preserve">First, is to create a common STB display interface that will communicate with a game server and provide users with a multiplayer environment. Additionally, it will provide a system so that future games can be easily added to the server and updated on the STB at run time. </w:t>
+      </w:r>
+    </w:p>
+    <w:p>
+      <w:pPr>
+        <w:ind w:left="360"/>
+      </w:pPr>
+      <w:r>
+        <w:t>Second, is to provide a stable centralized server for all multiplayer game traffic to be routed through, and provide game instances that keep track of connected users and their game-states. This server is to host and control all available plugin-games.</w:t>
       </w:r>
     </w:p>
     <w:p>
@@ -3877,7 +3874,6 @@
           <w:numId w:val="10"/>
         </w:numPr>
       </w:pPr>
-      <w:bookmarkStart w:id="3" w:name="_Toc335908950"/>
       <w:r>
         <w:t>Stakeholder Information</w:t>
       </w:r>
@@ -4011,6 +4007,7 @@
       </w:pPr>
       <w:bookmarkStart w:id="7" w:name="_Toc335908954"/>
       <w:r>
+        <w:lastRenderedPageBreak/>
         <w:t>Developers, Testers</w:t>
       </w:r>
       <w:bookmarkEnd w:id="7"/>
@@ -4041,7 +4038,6 @@
         <w:ind w:left="720"/>
       </w:pPr>
       <w:r>
-        <w:lastRenderedPageBreak/>
         <w:t xml:space="preserve">Project Manager: </w:t>
       </w:r>
       <w:r>
@@ -4137,8 +4133,6 @@
       <w:r>
         <w:t xml:space="preserve"> terms. Business people don’t care if our algorithms reduce blah by blah. </w:t>
       </w:r>
-      <w:bookmarkStart w:id="9" w:name="_GoBack"/>
-      <w:bookmarkEnd w:id="9"/>
     </w:p>
     <w:p>
       <w:pPr>
@@ -4243,11 +4237,11 @@
           <w:numId w:val="10"/>
         </w:numPr>
       </w:pPr>
-      <w:bookmarkStart w:id="10" w:name="_Toc335908956"/>
+      <w:bookmarkStart w:id="9" w:name="_Toc335908956"/>
       <w:r>
         <w:t>Requirements and Design Constraints</w:t>
       </w:r>
-      <w:bookmarkEnd w:id="10"/>
+      <w:bookmarkEnd w:id="9"/>
     </w:p>
     <w:p>
       <w:pPr>
@@ -4257,11 +4251,11 @@
           <w:numId w:val="10"/>
         </w:numPr>
       </w:pPr>
-      <w:bookmarkStart w:id="11" w:name="_Toc335908957"/>
+      <w:bookmarkStart w:id="10" w:name="_Toc335908957"/>
       <w:r>
         <w:t>System Requirements</w:t>
       </w:r>
-      <w:bookmarkEnd w:id="11"/>
+      <w:bookmarkEnd w:id="10"/>
     </w:p>
     <w:p>
       <w:pPr>
@@ -4271,11 +4265,11 @@
           <w:numId w:val="10"/>
         </w:numPr>
       </w:pPr>
-      <w:bookmarkStart w:id="12" w:name="_Toc335908958"/>
+      <w:bookmarkStart w:id="11" w:name="_Toc335908958"/>
       <w:r>
         <w:t>Network Requirements</w:t>
       </w:r>
-      <w:bookmarkEnd w:id="12"/>
+      <w:bookmarkEnd w:id="11"/>
     </w:p>
     <w:p>
       <w:pPr>
@@ -4307,12 +4301,12 @@
           <w:numId w:val="10"/>
         </w:numPr>
       </w:pPr>
-      <w:bookmarkStart w:id="13" w:name="_Toc335908959"/>
+      <w:bookmarkStart w:id="12" w:name="_Toc335908959"/>
       <w:r>
         <w:t>Development Environment Requirements</w:t>
       </w:r>
-      <w:bookmarkStart w:id="14" w:name="_Toc335908960"/>
-      <w:bookmarkEnd w:id="13"/>
+      <w:bookmarkStart w:id="13" w:name="_Toc335908960"/>
+      <w:bookmarkEnd w:id="12"/>
     </w:p>
     <w:p>
       <w:pPr>
@@ -4343,9 +4337,10 @@
         </w:numPr>
       </w:pPr>
       <w:r>
+        <w:lastRenderedPageBreak/>
         <w:t>Project Management Methodolog</w:t>
       </w:r>
-      <w:bookmarkEnd w:id="14"/>
+      <w:bookmarkEnd w:id="13"/>
       <w:r>
         <w:t>y</w:t>
       </w:r>
@@ -4374,7 +4369,6 @@
         <w:ind w:left="720"/>
       </w:pPr>
       <w:r>
-        <w:lastRenderedPageBreak/>
         <w:t xml:space="preserve">We will have 3 sprints in the </w:t>
       </w:r>
       <w:proofErr w:type="gramStart"/>
@@ -4402,11 +4396,11 @@
           <w:numId w:val="10"/>
         </w:numPr>
       </w:pPr>
-      <w:bookmarkStart w:id="15" w:name="_Toc335908961"/>
+      <w:bookmarkStart w:id="14" w:name="_Toc335908961"/>
       <w:r>
         <w:t>User Stories</w:t>
       </w:r>
-      <w:bookmarkEnd w:id="15"/>
+      <w:bookmarkEnd w:id="14"/>
     </w:p>
     <w:p>
       <w:pPr>
@@ -4416,11 +4410,19 @@
           <w:numId w:val="10"/>
         </w:numPr>
       </w:pPr>
-      <w:bookmarkStart w:id="16" w:name="_Toc335908962"/>
+      <w:bookmarkStart w:id="15" w:name="_Toc335908962"/>
       <w:r>
         <w:t>User Story #1</w:t>
       </w:r>
-      <w:bookmarkEnd w:id="16"/>
+      <w:bookmarkEnd w:id="15"/>
+    </w:p>
+    <w:p>
+      <w:pPr>
+        <w:ind w:left="360"/>
+      </w:pPr>
+      <w:r>
+        <w:t>If a game crashes, notify the server. The server will then remove the game from the active game list so no one else will crash.</w:t>
+      </w:r>
     </w:p>
     <w:p>
       <w:pPr>
@@ -4430,12 +4432,45 @@
           <w:numId w:val="10"/>
         </w:numPr>
       </w:pPr>
-      <w:bookmarkStart w:id="17" w:name="_Toc335908963"/>
+      <w:bookmarkStart w:id="16" w:name="_Toc335908963"/>
       <w:r>
         <w:t>User Story #1 Breakdown</w:t>
       </w:r>
-      <w:bookmarkEnd w:id="17"/>
-    </w:p>
+      <w:bookmarkEnd w:id="16"/>
+    </w:p>
+    <w:p>
+      <w:pPr>
+        <w:ind w:left="720"/>
+      </w:pPr>
+      <w:r>
+        <w:t>Catch fatal exceptions</w:t>
+      </w:r>
+    </w:p>
+    <w:p>
+      <w:pPr>
+        <w:ind w:left="720"/>
+      </w:pPr>
+      <w:r>
+        <w:t>Send message to server to shutter the game</w:t>
+      </w:r>
+    </w:p>
+    <w:p>
+      <w:pPr>
+        <w:ind w:left="720"/>
+      </w:pPr>
+      <w:r>
+        <w:t>Server de-activates game</w:t>
+      </w:r>
+    </w:p>
+    <w:p>
+      <w:pPr>
+        <w:ind w:left="720"/>
+      </w:pPr>
+      <w:r>
+        <w:t>Server marks game as causing crashes.</w:t>
+      </w:r>
+    </w:p>
+    <w:p/>
     <w:p>
       <w:pPr>
         <w:pStyle w:val="Heading2"/>
@@ -4444,10 +4479,20 @@
           <w:numId w:val="10"/>
         </w:numPr>
       </w:pPr>
-      <w:bookmarkStart w:id="18" w:name="_Toc335908964"/>
+      <w:bookmarkStart w:id="17" w:name="_Toc335908964"/>
       <w:r>
         <w:t>User Story #2</w:t>
       </w:r>
+      <w:bookmarkEnd w:id="17"/>
+    </w:p>
+    <w:p>
+      <w:pPr>
+        <w:ind w:firstLine="360"/>
+      </w:pPr>
+      <w:r>
+        <w:t>Server hosts and loads plugin based games.</w:t>
+      </w:r>
+      <w:bookmarkStart w:id="18" w:name="_GoBack"/>
       <w:bookmarkEnd w:id="18"/>
     </w:p>
     <w:p>
@@ -4466,6 +4511,47 @@
     </w:p>
     <w:p>
       <w:pPr>
+        <w:ind w:left="720"/>
+      </w:pPr>
+      <w:r>
+        <w:t>Display active/activated games</w:t>
+      </w:r>
+    </w:p>
+    <w:p>
+      <w:pPr>
+        <w:ind w:left="720"/>
+      </w:pPr>
+      <w:r>
+        <w:t>Display inactive games</w:t>
+      </w:r>
+    </w:p>
+    <w:p>
+      <w:pPr>
+        <w:ind w:left="720"/>
+      </w:pPr>
+      <w:r>
+        <w:t>Allow browsing to locate and add games to server app</w:t>
+      </w:r>
+    </w:p>
+    <w:p>
+      <w:pPr>
+        <w:ind w:left="720"/>
+      </w:pPr>
+      <w:r>
+        <w:t>Instance the game per user/group</w:t>
+      </w:r>
+    </w:p>
+    <w:p>
+      <w:pPr>
+        <w:ind w:left="720"/>
+      </w:pPr>
+      <w:r>
+        <w:t>Supports 100’s – 1000’s of users</w:t>
+      </w:r>
+    </w:p>
+    <w:p/>
+    <w:p>
+      <w:pPr>
         <w:pStyle w:val="Heading2"/>
         <w:numPr>
           <w:ilvl w:val="1"/>
@@ -4474,6 +4560,7 @@
       </w:pPr>
       <w:bookmarkStart w:id="20" w:name="_Toc335908966"/>
       <w:r>
+        <w:lastRenderedPageBreak/>
         <w:t>User Story #3</w:t>
       </w:r>
       <w:bookmarkEnd w:id="20"/>
@@ -7894,7 +7981,7 @@
 </file>
 
 <file path=customXml/itemProps1.xml><?xml version="1.0" encoding="utf-8"?>
-<ds:datastoreItem xmlns:ds="http://schemas.openxmlformats.org/officeDocument/2006/customXml" ds:itemID="{728BAF4B-F0ED-4A68-9D8E-05F244230883}">
+<ds:datastoreItem xmlns:ds="http://schemas.openxmlformats.org/officeDocument/2006/customXml" ds:itemID="{AD0288A5-89B8-4017-BEF2-C822F59122FE}">
   <ds:schemaRefs>
     <ds:schemaRef ds:uri="http://schemas.openxmlformats.org/officeDocument/2006/bibliography"/>
   </ds:schemaRefs>

--- a/srDesign_Requirements.docx
+++ b/srDesign_Requirements.docx
@@ -3881,7 +3881,40 @@
     </w:p>
     <w:p>
       <w:r>
-        <w:t xml:space="preserve">The stakeholders of this system include the customers, employees, and owners. The customers would benefit from a successful completion of this project because it provides them an additional feature that only an Innovative System product provides. Also from a larger standpoint, businesses </w:t>
+        <w:t>The stakeholders of this system include</w:t>
+      </w:r>
+      <w:r>
+        <w:t xml:space="preserve"> </w:t>
+      </w:r>
+      <w:r>
+        <w:t>the customers, employees, and owners</w:t>
+      </w:r>
+      <w:r>
+        <w:t xml:space="preserve"> of </w:t>
+      </w:r>
+      <w:r>
+        <w:t>Innovative System</w:t>
+      </w:r>
+      <w:r>
+        <w:t xml:space="preserve">. </w:t>
+      </w:r>
+      <w:r>
+        <w:t>C</w:t>
+      </w:r>
+      <w:r>
+        <w:t>ustomers would have an interest in the completion of this product because it would add value to the current product existing</w:t>
+      </w:r>
+      <w:r>
+        <w:t xml:space="preserve"> on the STB and add a unique feature that interests all demographics of customers. Additionally, current and future employees would have a simple tool to add additional games to the STB while reducing additional overhead stored locally on the current STB game environment.</w:t>
+      </w:r>
+      <w:r>
+        <w:t xml:space="preserve"> More importantly, the owners of this project would gain a scalable tool that would minimize the development time to what was actually produced and add another product that would appeal to current and future customers.</w:t>
+      </w:r>
+    </w:p>
+    <w:p/>
+    <w:p>
+      <w:r>
+        <w:t xml:space="preserve">The customers would benefit from a successful completion of this project because it provides them an additional feature that only an Innovative System product provides. Also from a larger standpoint, businesses </w:t>
       </w:r>
       <w:r>
         <w:t>purchasing</w:t>
@@ -3918,6 +3951,7 @@
       </w:pPr>
       <w:bookmarkStart w:id="4" w:name="_Toc335908951"/>
       <w:r>
+        <w:lastRenderedPageBreak/>
         <w:t>Customer or End User (Product Owner)</w:t>
       </w:r>
       <w:bookmarkEnd w:id="4"/>
@@ -3927,15 +3961,10 @@
         <w:ind w:left="720"/>
       </w:pPr>
       <w:r>
-        <w:t>**needs to be appended with similar information from above</w:t>
-      </w:r>
-    </w:p>
-    <w:p>
-      <w:pPr>
-        <w:ind w:left="720"/>
-      </w:pPr>
-      <w:r>
         <w:t>Innovative Systems LLC</w:t>
+      </w:r>
+      <w:r>
+        <w:t xml:space="preserve"> will speak from two user viewpoints, since they describe features to implement on Game Server and STB general display mechanism. They will interact with our SCRUM Master, Brian Butterfield,  to drive and prioritize our overall product backlog.</w:t>
       </w:r>
     </w:p>
     <w:p>
@@ -3994,7 +4023,7 @@
         <w:ind w:left="720"/>
       </w:pPr>
       <w:r>
-        <w:t>N/A perhaps</w:t>
+        <w:t>Innovative Systems will be the primary investors of the STBMF product.</w:t>
       </w:r>
     </w:p>
     <w:p>
@@ -4007,8 +4036,13 @@
       </w:pPr>
       <w:bookmarkStart w:id="7" w:name="_Toc335908954"/>
       <w:r>
-        <w:lastRenderedPageBreak/>
-        <w:t>Developers, Testers</w:t>
+        <w:t>Develope</w:t>
+      </w:r>
+      <w:r>
+        <w:t>rs /</w:t>
+      </w:r>
+      <w:r>
+        <w:t xml:space="preserve"> Testers</w:t>
       </w:r>
       <w:bookmarkEnd w:id="7"/>
     </w:p>
@@ -4017,7 +4051,7 @@
         <w:ind w:left="720"/>
       </w:pPr>
       <w:r>
-        <w:t>**needs to be refined</w:t>
+        <w:t>Project Manager: Marshall Gaucher</w:t>
       </w:r>
     </w:p>
     <w:p>
@@ -4025,74 +4059,15 @@
         <w:ind w:left="720"/>
       </w:pPr>
       <w:r>
-        <w:t xml:space="preserve">Suggested </w:t>
-      </w:r>
-      <w:proofErr w:type="spellStart"/>
-      <w:r>
-        <w:t>Posistion</w:t>
-      </w:r>
-      <w:proofErr w:type="spellEnd"/>
+        <w:t>Tester: Kevin Worner</w:t>
+      </w:r>
     </w:p>
     <w:p>
       <w:pPr>
         <w:ind w:left="720"/>
       </w:pPr>
       <w:r>
-        <w:t xml:space="preserve">Project Manager: </w:t>
-      </w:r>
-      <w:r>
-        <w:t>Marshall Gaucher</w:t>
-      </w:r>
-      <w:r>
-        <w:t xml:space="preserve"> (we are still consider</w:t>
-      </w:r>
-      <w:r>
-        <w:t>ed</w:t>
-      </w:r>
-      <w:r>
-        <w:t xml:space="preserve"> self</w:t>
-      </w:r>
-      <w:r>
-        <w:t>-</w:t>
-      </w:r>
-      <w:r>
-        <w:t>organizing but</w:t>
-      </w:r>
-      <w:r>
-        <w:t>,</w:t>
-      </w:r>
-      <w:r>
-        <w:t xml:space="preserve"> it would reduce the overhead of wondering who put what on </w:t>
-      </w:r>
-      <w:r>
-        <w:t>Trello</w:t>
-      </w:r>
-      <w:r>
-        <w:t xml:space="preserve">. This way we can discuss and one person can </w:t>
-      </w:r>
-      <w:r>
-        <w:t>g</w:t>
-      </w:r>
-      <w:r>
-        <w:t xml:space="preserve">et the ball rolling on </w:t>
-      </w:r>
-      <w:r>
-        <w:t>Trello</w:t>
-      </w:r>
-      <w:r>
-        <w:t xml:space="preserve"> and then</w:t>
-      </w:r>
-      <w:r>
-        <w:t>,</w:t>
-      </w:r>
-      <w:r>
-        <w:t xml:space="preserve"> as developers or testers</w:t>
-      </w:r>
-      <w:r>
-        <w:t>,</w:t>
-      </w:r>
-      <w:r>
-        <w:t xml:space="preserve"> we can groom the cards as needed).</w:t>
+        <w:t>Architect: Marshall Gaucher</w:t>
       </w:r>
     </w:p>
     <w:p>
@@ -4100,7 +4075,26 @@
         <w:ind w:left="720"/>
       </w:pPr>
       <w:r>
-        <w:t>Developers/Testers: Marshall Gaucher,</w:t>
+        <w:t>Game Server Designers:  David Jarman, Kevin Worner</w:t>
+      </w:r>
+    </w:p>
+    <w:p>
+      <w:pPr>
+        <w:ind w:left="720"/>
+      </w:pPr>
+      <w:r>
+        <w:t>STB Display Mechanism Designer: Marshall Gaucher</w:t>
+      </w:r>
+    </w:p>
+    <w:p>
+      <w:pPr>
+        <w:ind w:left="720"/>
+      </w:pPr>
+      <w:r>
+        <w:t>Developers</w:t>
+      </w:r>
+      <w:r>
+        <w:t>: Marshall Gaucher,</w:t>
       </w:r>
       <w:r>
         <w:t xml:space="preserve"> David Jarman, Kevin Worner. </w:t>
@@ -4125,109 +4119,10 @@
         <w:ind w:left="360"/>
       </w:pPr>
       <w:r>
-        <w:t xml:space="preserve">**can use information from stakeholder information section but refine to appeal to a business perspective. Focus on business terms not </w:t>
-      </w:r>
-      <w:r>
-        <w:t>CSC</w:t>
-      </w:r>
-      <w:r>
-        <w:t xml:space="preserve"> terms. Business people don’t care if our algorithms reduce blah by blah. </w:t>
-      </w:r>
-    </w:p>
-    <w:p>
-      <w:pPr>
-        <w:ind w:left="360"/>
-      </w:pPr>
-      <w:r>
-        <w:t xml:space="preserve">How this product will meet and exceed this </w:t>
-      </w:r>
-      <w:r>
-        <w:t>business’s</w:t>
-      </w:r>
-      <w:r>
-        <w:t xml:space="preserve"> needs.</w:t>
-      </w:r>
-    </w:p>
-    <w:p>
-      <w:pPr>
-        <w:pStyle w:val="ListParagraph"/>
-        <w:numPr>
-          <w:ilvl w:val="0"/>
-          <w:numId w:val="12"/>
-        </w:numPr>
-      </w:pPr>
-      <w:r>
-        <w:t>Market appeal?</w:t>
-      </w:r>
-    </w:p>
-    <w:p>
-      <w:pPr>
-        <w:pStyle w:val="ListParagraph"/>
-        <w:numPr>
-          <w:ilvl w:val="0"/>
-          <w:numId w:val="12"/>
-        </w:numPr>
-      </w:pPr>
-      <w:r>
-        <w:t>Building customer rapport?</w:t>
-      </w:r>
-    </w:p>
-    <w:p>
-      <w:pPr>
-        <w:pStyle w:val="ListParagraph"/>
-        <w:numPr>
-          <w:ilvl w:val="1"/>
-          <w:numId w:val="12"/>
-        </w:numPr>
-      </w:pPr>
-      <w:r>
-        <w:t>Offers business growth</w:t>
-      </w:r>
-    </w:p>
-    <w:p>
-      <w:pPr>
-        <w:pStyle w:val="ListParagraph"/>
-        <w:numPr>
-          <w:ilvl w:val="0"/>
-          <w:numId w:val="12"/>
-        </w:numPr>
-      </w:pPr>
-      <w:r>
-        <w:t xml:space="preserve">Cost of </w:t>
-      </w:r>
-      <w:r>
-        <w:t>maintenance</w:t>
-      </w:r>
-      <w:r>
-        <w:t xml:space="preserve"> to how much profit it provides to business</w:t>
-      </w:r>
-    </w:p>
-    <w:p>
-      <w:pPr>
-        <w:pStyle w:val="ListParagraph"/>
-        <w:numPr>
-          <w:ilvl w:val="0"/>
-          <w:numId w:val="12"/>
-        </w:numPr>
-      </w:pPr>
-    </w:p>
-    <w:p>
-      <w:pPr>
-        <w:ind w:left="360"/>
-      </w:pPr>
-      <w:r>
-        <w:tab/>
-      </w:r>
-    </w:p>
-    <w:p>
-      <w:pPr>
-        <w:ind w:left="360"/>
-      </w:pPr>
-    </w:p>
-    <w:p>
-      <w:pPr>
-        <w:ind w:left="360"/>
-      </w:pPr>
+        <w:t xml:space="preserve">The business need of this software is to simplify the development process of the STB games and create a scalable tool that can used by future STB game developers. Additionally it will reduce the overall overhead that the current and future game environment puts on the STB. Conceptually this product will be scalable to add any number of games along with all their corresponding resources that can realistically work on the STB. </w:t>
+      </w:r>
+      <w:bookmarkStart w:id="9" w:name="_GoBack"/>
+      <w:bookmarkEnd w:id="9"/>
     </w:p>
     <w:p>
       <w:pPr>
@@ -4237,11 +4132,11 @@
           <w:numId w:val="10"/>
         </w:numPr>
       </w:pPr>
-      <w:bookmarkStart w:id="9" w:name="_Toc335908956"/>
+      <w:bookmarkStart w:id="10" w:name="_Toc335908956"/>
       <w:r>
         <w:t>Requirements and Design Constraints</w:t>
       </w:r>
-      <w:bookmarkEnd w:id="9"/>
+      <w:bookmarkEnd w:id="10"/>
     </w:p>
     <w:p>
       <w:pPr>
@@ -4251,11 +4146,11 @@
           <w:numId w:val="10"/>
         </w:numPr>
       </w:pPr>
-      <w:bookmarkStart w:id="10" w:name="_Toc335908957"/>
+      <w:bookmarkStart w:id="11" w:name="_Toc335908957"/>
       <w:r>
         <w:t>System Requirements</w:t>
       </w:r>
-      <w:bookmarkEnd w:id="10"/>
+      <w:bookmarkEnd w:id="11"/>
     </w:p>
     <w:p>
       <w:pPr>
@@ -4265,11 +4160,11 @@
           <w:numId w:val="10"/>
         </w:numPr>
       </w:pPr>
-      <w:bookmarkStart w:id="11" w:name="_Toc335908958"/>
+      <w:bookmarkStart w:id="12" w:name="_Toc335908958"/>
       <w:r>
         <w:t>Network Requirements</w:t>
       </w:r>
-      <w:bookmarkEnd w:id="11"/>
+      <w:bookmarkEnd w:id="12"/>
     </w:p>
     <w:p>
       <w:pPr>
@@ -4282,15 +4177,7 @@
         <w:t xml:space="preserve">handle from 100’s to 1000’s of </w:t>
       </w:r>
       <w:r>
-        <w:t xml:space="preserve">concurrent users connecting to the server using </w:t>
-      </w:r>
-      <w:proofErr w:type="gramStart"/>
-      <w:r>
-        <w:t>TCP(</w:t>
-      </w:r>
-      <w:proofErr w:type="gramEnd"/>
-      <w:r>
-        <w:t>probably).</w:t>
+        <w:t>concurrent users connecting to the server using TCP(probably).</w:t>
       </w:r>
     </w:p>
     <w:p>
@@ -4301,12 +4188,13 @@
           <w:numId w:val="10"/>
         </w:numPr>
       </w:pPr>
-      <w:bookmarkStart w:id="12" w:name="_Toc335908959"/>
-      <w:r>
+      <w:bookmarkStart w:id="13" w:name="_Toc335908959"/>
+      <w:r>
+        <w:lastRenderedPageBreak/>
         <w:t>Development Environment Requirements</w:t>
       </w:r>
-      <w:bookmarkStart w:id="13" w:name="_Toc335908960"/>
-      <w:bookmarkEnd w:id="12"/>
+      <w:bookmarkStart w:id="14" w:name="_Toc335908960"/>
+      <w:bookmarkEnd w:id="13"/>
     </w:p>
     <w:p>
       <w:pPr>
@@ -4337,10 +4225,9 @@
         </w:numPr>
       </w:pPr>
       <w:r>
-        <w:lastRenderedPageBreak/>
         <w:t>Project Management Methodolog</w:t>
       </w:r>
-      <w:bookmarkEnd w:id="13"/>
+      <w:bookmarkEnd w:id="14"/>
       <w:r>
         <w:t>y</w:t>
       </w:r>
@@ -4369,15 +4256,7 @@
         <w:ind w:left="720"/>
       </w:pPr>
       <w:r>
-        <w:t xml:space="preserve">We will have 3 sprints in the </w:t>
-      </w:r>
-      <w:proofErr w:type="gramStart"/>
-      <w:r>
-        <w:t>fall,</w:t>
-      </w:r>
-      <w:proofErr w:type="gramEnd"/>
-      <w:r>
-        <w:t xml:space="preserve"> and 3 sprints in the spring for this project. Sprint lengths will be varying, with an average length of 3.5 weeks.</w:t>
+        <w:t>We will have 3 sprints in the fall, and 3 sprints in the spring for this project. Sprint lengths will be varying, with an average length of 3.5 weeks.</w:t>
       </w:r>
     </w:p>
     <w:p>
@@ -4396,11 +4275,11 @@
           <w:numId w:val="10"/>
         </w:numPr>
       </w:pPr>
-      <w:bookmarkStart w:id="14" w:name="_Toc335908961"/>
+      <w:bookmarkStart w:id="15" w:name="_Toc335908961"/>
       <w:r>
         <w:t>User Stories</w:t>
       </w:r>
-      <w:bookmarkEnd w:id="14"/>
+      <w:bookmarkEnd w:id="15"/>
     </w:p>
     <w:p>
       <w:pPr>
@@ -4410,11 +4289,11 @@
           <w:numId w:val="10"/>
         </w:numPr>
       </w:pPr>
-      <w:bookmarkStart w:id="15" w:name="_Toc335908962"/>
+      <w:bookmarkStart w:id="16" w:name="_Toc335908962"/>
       <w:r>
         <w:t>User Story #1</w:t>
       </w:r>
-      <w:bookmarkEnd w:id="15"/>
+      <w:bookmarkEnd w:id="16"/>
     </w:p>
     <w:p>
       <w:pPr>
@@ -4432,11 +4311,11 @@
           <w:numId w:val="10"/>
         </w:numPr>
       </w:pPr>
-      <w:bookmarkStart w:id="16" w:name="_Toc335908963"/>
+      <w:bookmarkStart w:id="17" w:name="_Toc335908963"/>
       <w:r>
         <w:t>User Story #1 Breakdown</w:t>
       </w:r>
-      <w:bookmarkEnd w:id="16"/>
+      <w:bookmarkEnd w:id="17"/>
     </w:p>
     <w:p>
       <w:pPr>
@@ -4479,11 +4358,11 @@
           <w:numId w:val="10"/>
         </w:numPr>
       </w:pPr>
-      <w:bookmarkStart w:id="17" w:name="_Toc335908964"/>
+      <w:bookmarkStart w:id="18" w:name="_Toc335908964"/>
       <w:r>
         <w:t>User Story #2</w:t>
       </w:r>
-      <w:bookmarkEnd w:id="17"/>
+      <w:bookmarkEnd w:id="18"/>
     </w:p>
     <w:p>
       <w:pPr>
@@ -4492,8 +4371,6 @@
       <w:r>
         <w:t>Server hosts and loads plugin based games.</w:t>
       </w:r>
-      <w:bookmarkStart w:id="18" w:name="_GoBack"/>
-      <w:bookmarkEnd w:id="18"/>
     </w:p>
     <w:p>
       <w:pPr>
@@ -4538,6 +4415,7 @@
         <w:ind w:left="720"/>
       </w:pPr>
       <w:r>
+        <w:lastRenderedPageBreak/>
         <w:t>Instance the game per user/group</w:t>
       </w:r>
     </w:p>
@@ -4560,7 +4438,6 @@
       </w:pPr>
       <w:bookmarkStart w:id="20" w:name="_Toc335908966"/>
       <w:r>
-        <w:lastRenderedPageBreak/>
         <w:t>User Story #3</w:t>
       </w:r>
       <w:bookmarkEnd w:id="20"/>
@@ -4613,11 +4490,9 @@
           <w:numId w:val="13"/>
         </w:numPr>
       </w:pPr>
-      <w:proofErr w:type="spellStart"/>
       <w:r>
         <w:t>QtUiLoader</w:t>
       </w:r>
-      <w:proofErr w:type="spellEnd"/>
     </w:p>
     <w:p>
       <w:pPr>
@@ -7981,7 +7856,7 @@
 </file>
 
 <file path=customXml/itemProps1.xml><?xml version="1.0" encoding="utf-8"?>
-<ds:datastoreItem xmlns:ds="http://schemas.openxmlformats.org/officeDocument/2006/customXml" ds:itemID="{AD0288A5-89B8-4017-BEF2-C822F59122FE}">
+<ds:datastoreItem xmlns:ds="http://schemas.openxmlformats.org/officeDocument/2006/customXml" ds:itemID="{0CD56056-BCAC-4778-ABD1-C4D0C99D5602}">
   <ds:schemaRefs>
     <ds:schemaRef ds:uri="http://schemas.openxmlformats.org/officeDocument/2006/bibliography"/>
   </ds:schemaRefs>
